--- a/SmartPark.docx
+++ b/SmartPark.docx
@@ -84,7 +84,7 @@
           <w:lang w:eastAsia="es-CL"/>
         </w:rPr>
       </w:pPr>
-      <w:bookmarkStart w:id="0" w:name="_Toc231846774"/>
+      <w:bookmarkStart w:id="0" w:name="_Toc231849789"/>
       <w:r>
         <w:rPr>
           <w:rFonts w:ascii="Arial" w:eastAsia="Times New Roman" w:hAnsi="Arial" w:cs="Arial"/>
@@ -393,23 +393,25 @@
           <w:lang w:eastAsia="es-CL"/>
         </w:rPr>
       </w:pPr>
-      <w:bookmarkStart w:id="1" w:name="_Toc231846775"/>
-      <w:r>
-        <w:rPr>
-          <w:rFonts w:ascii="Arial" w:eastAsia="Times New Roman" w:hAnsi="Arial" w:cs="Arial"/>
+      <w:bookmarkStart w:id="1" w:name="_Toc231849790"/>
+      <w:r>
+        <w:rPr>
+          <w:rFonts w:ascii="Arial" w:eastAsia="Times New Roman" w:hAnsi="Arial" w:cs="Arial"/>
+          <w:highlight w:val="darkRed"/>
           <w:lang w:eastAsia="es-CL"/>
         </w:rPr>
         <w:lastRenderedPageBreak/>
-        <w:t>2. Resumen Ejecutivo</w:t>
+        <w:t>2. R</w:t>
+      </w:r>
+      <w:r>
+        <w:rPr>
+          <w:rFonts w:ascii="Arial" w:eastAsia="Times New Roman" w:hAnsi="Arial" w:cs="Arial"/>
+          <w:highlight w:val="darkRed"/>
+          <w:lang w:eastAsia="es-CL"/>
+        </w:rPr>
+        <w:t>ESUMEN EJECUTIVO</w:t>
       </w:r>
       <w:bookmarkEnd w:id="1"/>
-      <w:r>
-        <w:rPr>
-          <w:rFonts w:ascii="Arial" w:eastAsia="Times New Roman" w:hAnsi="Arial" w:cs="Arial"/>
-          <w:lang w:eastAsia="es-CL"/>
-        </w:rPr>
-        <w:t xml:space="preserve"> </w:t>
-      </w:r>
     </w:p>
     <w:p>
       <w:pPr>
@@ -490,7 +492,7 @@
               <w:tab w:val="right" w:leader="dot" w:pos="8828"/>
             </w:tabs>
             <w:rPr>
-              <w:rFonts w:ascii="Arial" w:eastAsiaTheme="minorEastAsia" w:hAnsi="Arial" w:cs="Arial"/>
+              <w:rFonts w:eastAsiaTheme="minorEastAsia"/>
               <w:noProof/>
               <w:sz w:val="24"/>
               <w:szCs w:val="24"/>
@@ -515,7 +517,7 @@
             </w:rPr>
             <w:fldChar w:fldCharType="separate"/>
           </w:r>
-          <w:hyperlink w:anchor="_Toc231846774" w:history="1">
+          <w:hyperlink w:anchor="_Toc231849789" w:history="1">
             <w:r>
               <w:rPr>
                 <w:rStyle w:val="Hipervnculo"/>
@@ -527,7 +529,6 @@
             </w:r>
             <w:r>
               <w:rPr>
-                <w:rFonts w:ascii="Arial" w:hAnsi="Arial" w:cs="Arial"/>
                 <w:noProof/>
                 <w:webHidden/>
               </w:rPr>
@@ -535,7 +536,6 @@
             </w:r>
             <w:r>
               <w:rPr>
-                <w:rFonts w:ascii="Arial" w:hAnsi="Arial" w:cs="Arial"/>
                 <w:noProof/>
                 <w:webHidden/>
               </w:rPr>
@@ -543,22 +543,19 @@
             </w:r>
             <w:r>
               <w:rPr>
-                <w:rFonts w:ascii="Arial" w:hAnsi="Arial" w:cs="Arial"/>
-                <w:noProof/>
-                <w:webHidden/>
-              </w:rPr>
-              <w:instrText xml:space="preserve"> PAGEREF _Toc231846774 \h </w:instrText>
-            </w:r>
-            <w:r>
-              <w:rPr>
-                <w:rFonts w:ascii="Arial" w:hAnsi="Arial" w:cs="Arial"/>
-                <w:noProof/>
-                <w:webHidden/>
-              </w:rPr>
-            </w:r>
-            <w:r>
-              <w:rPr>
-                <w:rFonts w:ascii="Arial" w:hAnsi="Arial" w:cs="Arial"/>
+                <w:noProof/>
+                <w:webHidden/>
+              </w:rPr>
+              <w:instrText xml:space="preserve"> PAGEREF _Toc231849789 \h </w:instrText>
+            </w:r>
+            <w:r>
+              <w:rPr>
+                <w:noProof/>
+                <w:webHidden/>
+              </w:rPr>
+            </w:r>
+            <w:r>
+              <w:rPr>
                 <w:noProof/>
                 <w:webHidden/>
               </w:rPr>
@@ -566,7 +563,6 @@
             </w:r>
             <w:r>
               <w:rPr>
-                <w:rFonts w:ascii="Arial" w:hAnsi="Arial" w:cs="Arial"/>
                 <w:noProof/>
                 <w:webHidden/>
               </w:rPr>
@@ -574,7 +570,6 @@
             </w:r>
             <w:r>
               <w:rPr>
-                <w:rFonts w:ascii="Arial" w:hAnsi="Arial" w:cs="Arial"/>
                 <w:noProof/>
                 <w:webHidden/>
               </w:rPr>
@@ -589,26 +584,26 @@
               <w:tab w:val="right" w:leader="dot" w:pos="8828"/>
             </w:tabs>
             <w:rPr>
-              <w:rFonts w:ascii="Arial" w:eastAsiaTheme="minorEastAsia" w:hAnsi="Arial" w:cs="Arial"/>
+              <w:rFonts w:eastAsiaTheme="minorEastAsia"/>
               <w:noProof/>
               <w:sz w:val="24"/>
               <w:szCs w:val="24"/>
               <w:lang w:eastAsia="es-CL"/>
             </w:rPr>
           </w:pPr>
-          <w:hyperlink w:anchor="_Toc231846775" w:history="1">
+          <w:hyperlink w:anchor="_Toc231849790" w:history="1">
             <w:r>
               <w:rPr>
                 <w:rStyle w:val="Hipervnculo"/>
                 <w:rFonts w:ascii="Arial" w:eastAsia="Times New Roman" w:hAnsi="Arial" w:cs="Arial"/>
                 <w:noProof/>
+                <w:highlight w:val="darkRed"/>
                 <w:lang w:eastAsia="es-CL"/>
               </w:rPr>
-              <w:t>2. Resumen Ejecutivo</w:t>
-            </w:r>
-            <w:r>
-              <w:rPr>
-                <w:rFonts w:ascii="Arial" w:hAnsi="Arial" w:cs="Arial"/>
+              <w:t>2. RESUMEN EJECUTIVO</w:t>
+            </w:r>
+            <w:r>
+              <w:rPr>
                 <w:noProof/>
                 <w:webHidden/>
               </w:rPr>
@@ -616,7 +611,6 @@
             </w:r>
             <w:r>
               <w:rPr>
-                <w:rFonts w:ascii="Arial" w:hAnsi="Arial" w:cs="Arial"/>
                 <w:noProof/>
                 <w:webHidden/>
               </w:rPr>
@@ -624,22 +618,19 @@
             </w:r>
             <w:r>
               <w:rPr>
-                <w:rFonts w:ascii="Arial" w:hAnsi="Arial" w:cs="Arial"/>
-                <w:noProof/>
-                <w:webHidden/>
-              </w:rPr>
-              <w:instrText xml:space="preserve"> PAGEREF _Toc231846775 \h </w:instrText>
-            </w:r>
-            <w:r>
-              <w:rPr>
-                <w:rFonts w:ascii="Arial" w:hAnsi="Arial" w:cs="Arial"/>
-                <w:noProof/>
-                <w:webHidden/>
-              </w:rPr>
-            </w:r>
-            <w:r>
-              <w:rPr>
-                <w:rFonts w:ascii="Arial" w:hAnsi="Arial" w:cs="Arial"/>
+                <w:noProof/>
+                <w:webHidden/>
+              </w:rPr>
+              <w:instrText xml:space="preserve"> PAGEREF _Toc231849790 \h </w:instrText>
+            </w:r>
+            <w:r>
+              <w:rPr>
+                <w:noProof/>
+                <w:webHidden/>
+              </w:rPr>
+            </w:r>
+            <w:r>
+              <w:rPr>
                 <w:noProof/>
                 <w:webHidden/>
               </w:rPr>
@@ -647,7 +638,6 @@
             </w:r>
             <w:r>
               <w:rPr>
-                <w:rFonts w:ascii="Arial" w:hAnsi="Arial" w:cs="Arial"/>
                 <w:noProof/>
                 <w:webHidden/>
               </w:rPr>
@@ -655,7 +645,6 @@
             </w:r>
             <w:r>
               <w:rPr>
-                <w:rFonts w:ascii="Arial" w:hAnsi="Arial" w:cs="Arial"/>
                 <w:noProof/>
                 <w:webHidden/>
               </w:rPr>
@@ -670,14 +659,14 @@
               <w:tab w:val="right" w:leader="dot" w:pos="8828"/>
             </w:tabs>
             <w:rPr>
-              <w:rFonts w:ascii="Arial" w:eastAsiaTheme="minorEastAsia" w:hAnsi="Arial" w:cs="Arial"/>
+              <w:rFonts w:eastAsiaTheme="minorEastAsia"/>
               <w:noProof/>
               <w:sz w:val="24"/>
               <w:szCs w:val="24"/>
               <w:lang w:eastAsia="es-CL"/>
             </w:rPr>
           </w:pPr>
-          <w:hyperlink w:anchor="_Toc231846776" w:history="1">
+          <w:hyperlink w:anchor="_Toc231849791" w:history="1">
             <w:r>
               <w:rPr>
                 <w:rStyle w:val="Hipervnculo"/>
@@ -689,7 +678,6 @@
             </w:r>
             <w:r>
               <w:rPr>
-                <w:rFonts w:ascii="Arial" w:hAnsi="Arial" w:cs="Arial"/>
                 <w:noProof/>
                 <w:webHidden/>
               </w:rPr>
@@ -697,7 +685,6 @@
             </w:r>
             <w:r>
               <w:rPr>
-                <w:rFonts w:ascii="Arial" w:hAnsi="Arial" w:cs="Arial"/>
                 <w:noProof/>
                 <w:webHidden/>
               </w:rPr>
@@ -705,22 +692,19 @@
             </w:r>
             <w:r>
               <w:rPr>
-                <w:rFonts w:ascii="Arial" w:hAnsi="Arial" w:cs="Arial"/>
-                <w:noProof/>
-                <w:webHidden/>
-              </w:rPr>
-              <w:instrText xml:space="preserve"> PAGEREF _Toc231846776 \h </w:instrText>
-            </w:r>
-            <w:r>
-              <w:rPr>
-                <w:rFonts w:ascii="Arial" w:hAnsi="Arial" w:cs="Arial"/>
-                <w:noProof/>
-                <w:webHidden/>
-              </w:rPr>
-            </w:r>
-            <w:r>
-              <w:rPr>
-                <w:rFonts w:ascii="Arial" w:hAnsi="Arial" w:cs="Arial"/>
+                <w:noProof/>
+                <w:webHidden/>
+              </w:rPr>
+              <w:instrText xml:space="preserve"> PAGEREF _Toc231849791 \h </w:instrText>
+            </w:r>
+            <w:r>
+              <w:rPr>
+                <w:noProof/>
+                <w:webHidden/>
+              </w:rPr>
+            </w:r>
+            <w:r>
+              <w:rPr>
                 <w:noProof/>
                 <w:webHidden/>
               </w:rPr>
@@ -728,7 +712,6 @@
             </w:r>
             <w:r>
               <w:rPr>
-                <w:rFonts w:ascii="Arial" w:hAnsi="Arial" w:cs="Arial"/>
                 <w:noProof/>
                 <w:webHidden/>
               </w:rPr>
@@ -736,7 +719,6 @@
             </w:r>
             <w:r>
               <w:rPr>
-                <w:rFonts w:ascii="Arial" w:hAnsi="Arial" w:cs="Arial"/>
                 <w:noProof/>
                 <w:webHidden/>
               </w:rPr>
@@ -751,14 +733,14 @@
               <w:tab w:val="right" w:leader="dot" w:pos="8828"/>
             </w:tabs>
             <w:rPr>
-              <w:rFonts w:ascii="Arial" w:eastAsiaTheme="minorEastAsia" w:hAnsi="Arial" w:cs="Arial"/>
+              <w:rFonts w:eastAsiaTheme="minorEastAsia"/>
               <w:noProof/>
               <w:sz w:val="24"/>
               <w:szCs w:val="24"/>
               <w:lang w:eastAsia="es-CL"/>
             </w:rPr>
           </w:pPr>
-          <w:hyperlink w:anchor="_Toc231846777" w:history="1">
+          <w:hyperlink w:anchor="_Toc231849792" w:history="1">
             <w:r>
               <w:rPr>
                 <w:rStyle w:val="Hipervnculo"/>
@@ -770,7 +752,6 @@
             </w:r>
             <w:r>
               <w:rPr>
-                <w:rFonts w:ascii="Arial" w:hAnsi="Arial" w:cs="Arial"/>
                 <w:noProof/>
                 <w:webHidden/>
               </w:rPr>
@@ -778,7 +759,6 @@
             </w:r>
             <w:r>
               <w:rPr>
-                <w:rFonts w:ascii="Arial" w:hAnsi="Arial" w:cs="Arial"/>
                 <w:noProof/>
                 <w:webHidden/>
               </w:rPr>
@@ -786,22 +766,19 @@
             </w:r>
             <w:r>
               <w:rPr>
-                <w:rFonts w:ascii="Arial" w:hAnsi="Arial" w:cs="Arial"/>
-                <w:noProof/>
-                <w:webHidden/>
-              </w:rPr>
-              <w:instrText xml:space="preserve"> PAGEREF _Toc231846777 \h </w:instrText>
-            </w:r>
-            <w:r>
-              <w:rPr>
-                <w:rFonts w:ascii="Arial" w:hAnsi="Arial" w:cs="Arial"/>
-                <w:noProof/>
-                <w:webHidden/>
-              </w:rPr>
-            </w:r>
-            <w:r>
-              <w:rPr>
-                <w:rFonts w:ascii="Arial" w:hAnsi="Arial" w:cs="Arial"/>
+                <w:noProof/>
+                <w:webHidden/>
+              </w:rPr>
+              <w:instrText xml:space="preserve"> PAGEREF _Toc231849792 \h </w:instrText>
+            </w:r>
+            <w:r>
+              <w:rPr>
+                <w:noProof/>
+                <w:webHidden/>
+              </w:rPr>
+            </w:r>
+            <w:r>
+              <w:rPr>
                 <w:noProof/>
                 <w:webHidden/>
               </w:rPr>
@@ -809,7 +786,6 @@
             </w:r>
             <w:r>
               <w:rPr>
-                <w:rFonts w:ascii="Arial" w:hAnsi="Arial" w:cs="Arial"/>
                 <w:noProof/>
                 <w:webHidden/>
               </w:rPr>
@@ -817,7 +793,6 @@
             </w:r>
             <w:r>
               <w:rPr>
-                <w:rFonts w:ascii="Arial" w:hAnsi="Arial" w:cs="Arial"/>
                 <w:noProof/>
                 <w:webHidden/>
               </w:rPr>
@@ -832,14 +807,14 @@
               <w:tab w:val="right" w:leader="dot" w:pos="8828"/>
             </w:tabs>
             <w:rPr>
-              <w:rFonts w:ascii="Arial" w:eastAsiaTheme="minorEastAsia" w:hAnsi="Arial" w:cs="Arial"/>
+              <w:rFonts w:eastAsiaTheme="minorEastAsia"/>
               <w:noProof/>
               <w:sz w:val="24"/>
               <w:szCs w:val="24"/>
               <w:lang w:eastAsia="es-CL"/>
             </w:rPr>
           </w:pPr>
-          <w:hyperlink w:anchor="_Toc231846778" w:history="1">
+          <w:hyperlink w:anchor="_Toc231849793" w:history="1">
             <w:r>
               <w:rPr>
                 <w:rStyle w:val="Hipervnculo"/>
@@ -851,7 +826,6 @@
             </w:r>
             <w:r>
               <w:rPr>
-                <w:rFonts w:ascii="Arial" w:hAnsi="Arial" w:cs="Arial"/>
                 <w:noProof/>
                 <w:webHidden/>
               </w:rPr>
@@ -859,7 +833,6 @@
             </w:r>
             <w:r>
               <w:rPr>
-                <w:rFonts w:ascii="Arial" w:hAnsi="Arial" w:cs="Arial"/>
                 <w:noProof/>
                 <w:webHidden/>
               </w:rPr>
@@ -867,22 +840,19 @@
             </w:r>
             <w:r>
               <w:rPr>
-                <w:rFonts w:ascii="Arial" w:hAnsi="Arial" w:cs="Arial"/>
-                <w:noProof/>
-                <w:webHidden/>
-              </w:rPr>
-              <w:instrText xml:space="preserve"> PAGEREF _Toc231846778 \h </w:instrText>
-            </w:r>
-            <w:r>
-              <w:rPr>
-                <w:rFonts w:ascii="Arial" w:hAnsi="Arial" w:cs="Arial"/>
-                <w:noProof/>
-                <w:webHidden/>
-              </w:rPr>
-            </w:r>
-            <w:r>
-              <w:rPr>
-                <w:rFonts w:ascii="Arial" w:hAnsi="Arial" w:cs="Arial"/>
+                <w:noProof/>
+                <w:webHidden/>
+              </w:rPr>
+              <w:instrText xml:space="preserve"> PAGEREF _Toc231849793 \h </w:instrText>
+            </w:r>
+            <w:r>
+              <w:rPr>
+                <w:noProof/>
+                <w:webHidden/>
+              </w:rPr>
+            </w:r>
+            <w:r>
+              <w:rPr>
                 <w:noProof/>
                 <w:webHidden/>
               </w:rPr>
@@ -890,7 +860,6 @@
             </w:r>
             <w:r>
               <w:rPr>
-                <w:rFonts w:ascii="Arial" w:hAnsi="Arial" w:cs="Arial"/>
                 <w:noProof/>
                 <w:webHidden/>
               </w:rPr>
@@ -898,7 +867,6 @@
             </w:r>
             <w:r>
               <w:rPr>
-                <w:rFonts w:ascii="Arial" w:hAnsi="Arial" w:cs="Arial"/>
                 <w:noProof/>
                 <w:webHidden/>
               </w:rPr>
@@ -913,14 +881,14 @@
               <w:tab w:val="right" w:leader="dot" w:pos="8828"/>
             </w:tabs>
             <w:rPr>
-              <w:rFonts w:ascii="Arial" w:eastAsiaTheme="minorEastAsia" w:hAnsi="Arial" w:cs="Arial"/>
+              <w:rFonts w:eastAsiaTheme="minorEastAsia"/>
               <w:noProof/>
               <w:sz w:val="24"/>
               <w:szCs w:val="24"/>
               <w:lang w:eastAsia="es-CL"/>
             </w:rPr>
           </w:pPr>
-          <w:hyperlink w:anchor="_Toc231846779" w:history="1">
+          <w:hyperlink w:anchor="_Toc231849794" w:history="1">
             <w:r>
               <w:rPr>
                 <w:rStyle w:val="Hipervnculo"/>
@@ -932,7 +900,6 @@
             </w:r>
             <w:r>
               <w:rPr>
-                <w:rFonts w:ascii="Arial" w:hAnsi="Arial" w:cs="Arial"/>
                 <w:noProof/>
                 <w:webHidden/>
               </w:rPr>
@@ -940,7 +907,6 @@
             </w:r>
             <w:r>
               <w:rPr>
-                <w:rFonts w:ascii="Arial" w:hAnsi="Arial" w:cs="Arial"/>
                 <w:noProof/>
                 <w:webHidden/>
               </w:rPr>
@@ -948,22 +914,19 @@
             </w:r>
             <w:r>
               <w:rPr>
-                <w:rFonts w:ascii="Arial" w:hAnsi="Arial" w:cs="Arial"/>
-                <w:noProof/>
-                <w:webHidden/>
-              </w:rPr>
-              <w:instrText xml:space="preserve"> PAGEREF _Toc231846779 \h </w:instrText>
-            </w:r>
-            <w:r>
-              <w:rPr>
-                <w:rFonts w:ascii="Arial" w:hAnsi="Arial" w:cs="Arial"/>
-                <w:noProof/>
-                <w:webHidden/>
-              </w:rPr>
-            </w:r>
-            <w:r>
-              <w:rPr>
-                <w:rFonts w:ascii="Arial" w:hAnsi="Arial" w:cs="Arial"/>
+                <w:noProof/>
+                <w:webHidden/>
+              </w:rPr>
+              <w:instrText xml:space="preserve"> PAGEREF _Toc231849794 \h </w:instrText>
+            </w:r>
+            <w:r>
+              <w:rPr>
+                <w:noProof/>
+                <w:webHidden/>
+              </w:rPr>
+            </w:r>
+            <w:r>
+              <w:rPr>
                 <w:noProof/>
                 <w:webHidden/>
               </w:rPr>
@@ -971,7 +934,6 @@
             </w:r>
             <w:r>
               <w:rPr>
-                <w:rFonts w:ascii="Arial" w:hAnsi="Arial" w:cs="Arial"/>
                 <w:noProof/>
                 <w:webHidden/>
               </w:rPr>
@@ -979,7 +941,6 @@
             </w:r>
             <w:r>
               <w:rPr>
-                <w:rFonts w:ascii="Arial" w:hAnsi="Arial" w:cs="Arial"/>
                 <w:noProof/>
                 <w:webHidden/>
               </w:rPr>
@@ -994,14 +955,14 @@
               <w:tab w:val="right" w:leader="dot" w:pos="8828"/>
             </w:tabs>
             <w:rPr>
-              <w:rFonts w:ascii="Arial" w:eastAsiaTheme="minorEastAsia" w:hAnsi="Arial" w:cs="Arial"/>
+              <w:rFonts w:eastAsiaTheme="minorEastAsia"/>
               <w:noProof/>
               <w:sz w:val="24"/>
               <w:szCs w:val="24"/>
               <w:lang w:eastAsia="es-CL"/>
             </w:rPr>
           </w:pPr>
-          <w:hyperlink w:anchor="_Toc231846780" w:history="1">
+          <w:hyperlink w:anchor="_Toc231849795" w:history="1">
             <w:r>
               <w:rPr>
                 <w:rStyle w:val="Hipervnculo"/>
@@ -1013,7 +974,6 @@
             </w:r>
             <w:r>
               <w:rPr>
-                <w:rFonts w:ascii="Arial" w:hAnsi="Arial" w:cs="Arial"/>
                 <w:noProof/>
                 <w:webHidden/>
               </w:rPr>
@@ -1021,7 +981,6 @@
             </w:r>
             <w:r>
               <w:rPr>
-                <w:rFonts w:ascii="Arial" w:hAnsi="Arial" w:cs="Arial"/>
                 <w:noProof/>
                 <w:webHidden/>
               </w:rPr>
@@ -1029,22 +988,19 @@
             </w:r>
             <w:r>
               <w:rPr>
-                <w:rFonts w:ascii="Arial" w:hAnsi="Arial" w:cs="Arial"/>
-                <w:noProof/>
-                <w:webHidden/>
-              </w:rPr>
-              <w:instrText xml:space="preserve"> PAGEREF _Toc231846780 \h </w:instrText>
-            </w:r>
-            <w:r>
-              <w:rPr>
-                <w:rFonts w:ascii="Arial" w:hAnsi="Arial" w:cs="Arial"/>
-                <w:noProof/>
-                <w:webHidden/>
-              </w:rPr>
-            </w:r>
-            <w:r>
-              <w:rPr>
-                <w:rFonts w:ascii="Arial" w:hAnsi="Arial" w:cs="Arial"/>
+                <w:noProof/>
+                <w:webHidden/>
+              </w:rPr>
+              <w:instrText xml:space="preserve"> PAGEREF _Toc231849795 \h </w:instrText>
+            </w:r>
+            <w:r>
+              <w:rPr>
+                <w:noProof/>
+                <w:webHidden/>
+              </w:rPr>
+            </w:r>
+            <w:r>
+              <w:rPr>
                 <w:noProof/>
                 <w:webHidden/>
               </w:rPr>
@@ -1052,7 +1008,6 @@
             </w:r>
             <w:r>
               <w:rPr>
-                <w:rFonts w:ascii="Arial" w:hAnsi="Arial" w:cs="Arial"/>
                 <w:noProof/>
                 <w:webHidden/>
               </w:rPr>
@@ -1060,7 +1015,6 @@
             </w:r>
             <w:r>
               <w:rPr>
-                <w:rFonts w:ascii="Arial" w:hAnsi="Arial" w:cs="Arial"/>
                 <w:noProof/>
                 <w:webHidden/>
               </w:rPr>
@@ -1075,14 +1029,14 @@
               <w:tab w:val="right" w:leader="dot" w:pos="8828"/>
             </w:tabs>
             <w:rPr>
-              <w:rFonts w:ascii="Arial" w:eastAsiaTheme="minorEastAsia" w:hAnsi="Arial" w:cs="Arial"/>
+              <w:rFonts w:eastAsiaTheme="minorEastAsia"/>
               <w:noProof/>
               <w:sz w:val="24"/>
               <w:szCs w:val="24"/>
               <w:lang w:eastAsia="es-CL"/>
             </w:rPr>
           </w:pPr>
-          <w:hyperlink w:anchor="_Toc231846781" w:history="1">
+          <w:hyperlink w:anchor="_Toc231849796" w:history="1">
             <w:r>
               <w:rPr>
                 <w:rStyle w:val="Hipervnculo"/>
@@ -1094,7 +1048,6 @@
             </w:r>
             <w:r>
               <w:rPr>
-                <w:rFonts w:ascii="Arial" w:hAnsi="Arial" w:cs="Arial"/>
                 <w:noProof/>
                 <w:webHidden/>
               </w:rPr>
@@ -1102,7 +1055,6 @@
             </w:r>
             <w:r>
               <w:rPr>
-                <w:rFonts w:ascii="Arial" w:hAnsi="Arial" w:cs="Arial"/>
                 <w:noProof/>
                 <w:webHidden/>
               </w:rPr>
@@ -1110,22 +1062,19 @@
             </w:r>
             <w:r>
               <w:rPr>
-                <w:rFonts w:ascii="Arial" w:hAnsi="Arial" w:cs="Arial"/>
-                <w:noProof/>
-                <w:webHidden/>
-              </w:rPr>
-              <w:instrText xml:space="preserve"> PAGEREF _Toc231846781 \h </w:instrText>
-            </w:r>
-            <w:r>
-              <w:rPr>
-                <w:rFonts w:ascii="Arial" w:hAnsi="Arial" w:cs="Arial"/>
-                <w:noProof/>
-                <w:webHidden/>
-              </w:rPr>
-            </w:r>
-            <w:r>
-              <w:rPr>
-                <w:rFonts w:ascii="Arial" w:hAnsi="Arial" w:cs="Arial"/>
+                <w:noProof/>
+                <w:webHidden/>
+              </w:rPr>
+              <w:instrText xml:space="preserve"> PAGEREF _Toc231849796 \h </w:instrText>
+            </w:r>
+            <w:r>
+              <w:rPr>
+                <w:noProof/>
+                <w:webHidden/>
+              </w:rPr>
+            </w:r>
+            <w:r>
+              <w:rPr>
                 <w:noProof/>
                 <w:webHidden/>
               </w:rPr>
@@ -1133,7 +1082,6 @@
             </w:r>
             <w:r>
               <w:rPr>
-                <w:rFonts w:ascii="Arial" w:hAnsi="Arial" w:cs="Arial"/>
                 <w:noProof/>
                 <w:webHidden/>
               </w:rPr>
@@ -1141,7 +1089,6 @@
             </w:r>
             <w:r>
               <w:rPr>
-                <w:rFonts w:ascii="Arial" w:hAnsi="Arial" w:cs="Arial"/>
                 <w:noProof/>
                 <w:webHidden/>
               </w:rPr>
@@ -1156,14 +1103,14 @@
               <w:tab w:val="right" w:leader="dot" w:pos="8828"/>
             </w:tabs>
             <w:rPr>
-              <w:rFonts w:ascii="Arial" w:eastAsiaTheme="minorEastAsia" w:hAnsi="Arial" w:cs="Arial"/>
+              <w:rFonts w:eastAsiaTheme="minorEastAsia"/>
               <w:noProof/>
               <w:sz w:val="24"/>
               <w:szCs w:val="24"/>
               <w:lang w:eastAsia="es-CL"/>
             </w:rPr>
           </w:pPr>
-          <w:hyperlink w:anchor="_Toc231846782" w:history="1">
+          <w:hyperlink w:anchor="_Toc231849797" w:history="1">
             <w:r>
               <w:rPr>
                 <w:rStyle w:val="Hipervnculo"/>
@@ -1175,7 +1122,6 @@
             </w:r>
             <w:r>
               <w:rPr>
-                <w:rFonts w:ascii="Arial" w:hAnsi="Arial" w:cs="Arial"/>
                 <w:noProof/>
                 <w:webHidden/>
               </w:rPr>
@@ -1183,7 +1129,6 @@
             </w:r>
             <w:r>
               <w:rPr>
-                <w:rFonts w:ascii="Arial" w:hAnsi="Arial" w:cs="Arial"/>
                 <w:noProof/>
                 <w:webHidden/>
               </w:rPr>
@@ -1191,22 +1136,19 @@
             </w:r>
             <w:r>
               <w:rPr>
-                <w:rFonts w:ascii="Arial" w:hAnsi="Arial" w:cs="Arial"/>
-                <w:noProof/>
-                <w:webHidden/>
-              </w:rPr>
-              <w:instrText xml:space="preserve"> PAGEREF _Toc231846782 \h </w:instrText>
-            </w:r>
-            <w:r>
-              <w:rPr>
-                <w:rFonts w:ascii="Arial" w:hAnsi="Arial" w:cs="Arial"/>
-                <w:noProof/>
-                <w:webHidden/>
-              </w:rPr>
-            </w:r>
-            <w:r>
-              <w:rPr>
-                <w:rFonts w:ascii="Arial" w:hAnsi="Arial" w:cs="Arial"/>
+                <w:noProof/>
+                <w:webHidden/>
+              </w:rPr>
+              <w:instrText xml:space="preserve"> PAGEREF _Toc231849797 \h </w:instrText>
+            </w:r>
+            <w:r>
+              <w:rPr>
+                <w:noProof/>
+                <w:webHidden/>
+              </w:rPr>
+            </w:r>
+            <w:r>
+              <w:rPr>
                 <w:noProof/>
                 <w:webHidden/>
               </w:rPr>
@@ -1214,7 +1156,6 @@
             </w:r>
             <w:r>
               <w:rPr>
-                <w:rFonts w:ascii="Arial" w:hAnsi="Arial" w:cs="Arial"/>
                 <w:noProof/>
                 <w:webHidden/>
               </w:rPr>
@@ -1222,7 +1163,6 @@
             </w:r>
             <w:r>
               <w:rPr>
-                <w:rFonts w:ascii="Arial" w:hAnsi="Arial" w:cs="Arial"/>
                 <w:noProof/>
                 <w:webHidden/>
               </w:rPr>
@@ -1237,14 +1177,14 @@
               <w:tab w:val="right" w:leader="dot" w:pos="8828"/>
             </w:tabs>
             <w:rPr>
-              <w:rFonts w:ascii="Arial" w:eastAsiaTheme="minorEastAsia" w:hAnsi="Arial" w:cs="Arial"/>
+              <w:rFonts w:eastAsiaTheme="minorEastAsia"/>
               <w:noProof/>
               <w:sz w:val="24"/>
               <w:szCs w:val="24"/>
               <w:lang w:eastAsia="es-CL"/>
             </w:rPr>
           </w:pPr>
-          <w:hyperlink w:anchor="_Toc231846783" w:history="1">
+          <w:hyperlink w:anchor="_Toc231849798" w:history="1">
             <w:r>
               <w:rPr>
                 <w:rStyle w:val="Hipervnculo"/>
@@ -1263,29 +1203,10 @@
                 <w:noProof/>
                 <w:lang w:eastAsia="es-CL"/>
               </w:rPr>
-              <w:t xml:space="preserve">3 Descripción del producto </w:t>
-            </w:r>
-            <w:r>
-              <w:rPr>
-                <w:rStyle w:val="Hipervnculo"/>
-                <w:rFonts w:ascii="Arial" w:hAnsi="Arial" w:cs="Arial"/>
-                <w:noProof/>
-                <w:lang w:eastAsia="es-CL"/>
-              </w:rPr>
-              <w:t>o</w:t>
-            </w:r>
-            <w:r>
-              <w:rPr>
-                <w:rStyle w:val="Hipervnculo"/>
-                <w:rFonts w:ascii="Arial" w:hAnsi="Arial" w:cs="Arial"/>
-                <w:noProof/>
-                <w:lang w:eastAsia="es-CL"/>
-              </w:rPr>
-              <w:t xml:space="preserve"> servicio</w:t>
-            </w:r>
-            <w:r>
-              <w:rPr>
-                <w:rFonts w:ascii="Arial" w:hAnsi="Arial" w:cs="Arial"/>
+              <w:t>3 Descripción del producto o servicio</w:t>
+            </w:r>
+            <w:r>
+              <w:rPr>
                 <w:noProof/>
                 <w:webHidden/>
               </w:rPr>
@@ -1293,7 +1214,6 @@
             </w:r>
             <w:r>
               <w:rPr>
-                <w:rFonts w:ascii="Arial" w:hAnsi="Arial" w:cs="Arial"/>
                 <w:noProof/>
                 <w:webHidden/>
               </w:rPr>
@@ -1301,22 +1221,19 @@
             </w:r>
             <w:r>
               <w:rPr>
-                <w:rFonts w:ascii="Arial" w:hAnsi="Arial" w:cs="Arial"/>
-                <w:noProof/>
-                <w:webHidden/>
-              </w:rPr>
-              <w:instrText xml:space="preserve"> PAGEREF _Toc231846783 \h </w:instrText>
-            </w:r>
-            <w:r>
-              <w:rPr>
-                <w:rFonts w:ascii="Arial" w:hAnsi="Arial" w:cs="Arial"/>
-                <w:noProof/>
-                <w:webHidden/>
-              </w:rPr>
-            </w:r>
-            <w:r>
-              <w:rPr>
-                <w:rFonts w:ascii="Arial" w:hAnsi="Arial" w:cs="Arial"/>
+                <w:noProof/>
+                <w:webHidden/>
+              </w:rPr>
+              <w:instrText xml:space="preserve"> PAGEREF _Toc231849798 \h </w:instrText>
+            </w:r>
+            <w:r>
+              <w:rPr>
+                <w:noProof/>
+                <w:webHidden/>
+              </w:rPr>
+            </w:r>
+            <w:r>
+              <w:rPr>
                 <w:noProof/>
                 <w:webHidden/>
               </w:rPr>
@@ -1324,7 +1241,6 @@
             </w:r>
             <w:r>
               <w:rPr>
-                <w:rFonts w:ascii="Arial" w:hAnsi="Arial" w:cs="Arial"/>
                 <w:noProof/>
                 <w:webHidden/>
               </w:rPr>
@@ -1332,7 +1248,6 @@
             </w:r>
             <w:r>
               <w:rPr>
-                <w:rFonts w:ascii="Arial" w:hAnsi="Arial" w:cs="Arial"/>
                 <w:noProof/>
                 <w:webHidden/>
               </w:rPr>
@@ -1347,14 +1262,14 @@
               <w:tab w:val="right" w:leader="dot" w:pos="8828"/>
             </w:tabs>
             <w:rPr>
-              <w:rFonts w:ascii="Arial" w:eastAsiaTheme="minorEastAsia" w:hAnsi="Arial" w:cs="Arial"/>
+              <w:rFonts w:eastAsiaTheme="minorEastAsia"/>
               <w:noProof/>
               <w:sz w:val="24"/>
               <w:szCs w:val="24"/>
               <w:lang w:eastAsia="es-CL"/>
             </w:rPr>
           </w:pPr>
-          <w:hyperlink w:anchor="_Toc231846784" w:history="1">
+          <w:hyperlink w:anchor="_Toc231849799" w:history="1">
             <w:r>
               <w:rPr>
                 <w:rStyle w:val="Hipervnculo"/>
@@ -1366,7 +1281,6 @@
             </w:r>
             <w:r>
               <w:rPr>
-                <w:rFonts w:ascii="Arial" w:hAnsi="Arial" w:cs="Arial"/>
                 <w:noProof/>
                 <w:webHidden/>
               </w:rPr>
@@ -1374,7 +1288,6 @@
             </w:r>
             <w:r>
               <w:rPr>
-                <w:rFonts w:ascii="Arial" w:hAnsi="Arial" w:cs="Arial"/>
                 <w:noProof/>
                 <w:webHidden/>
               </w:rPr>
@@ -1382,22 +1295,19 @@
             </w:r>
             <w:r>
               <w:rPr>
-                <w:rFonts w:ascii="Arial" w:hAnsi="Arial" w:cs="Arial"/>
-                <w:noProof/>
-                <w:webHidden/>
-              </w:rPr>
-              <w:instrText xml:space="preserve"> PAGEREF _Toc231846784 \h </w:instrText>
-            </w:r>
-            <w:r>
-              <w:rPr>
-                <w:rFonts w:ascii="Arial" w:hAnsi="Arial" w:cs="Arial"/>
-                <w:noProof/>
-                <w:webHidden/>
-              </w:rPr>
-            </w:r>
-            <w:r>
-              <w:rPr>
-                <w:rFonts w:ascii="Arial" w:hAnsi="Arial" w:cs="Arial"/>
+                <w:noProof/>
+                <w:webHidden/>
+              </w:rPr>
+              <w:instrText xml:space="preserve"> PAGEREF _Toc231849799 \h </w:instrText>
+            </w:r>
+            <w:r>
+              <w:rPr>
+                <w:noProof/>
+                <w:webHidden/>
+              </w:rPr>
+            </w:r>
+            <w:r>
+              <w:rPr>
                 <w:noProof/>
                 <w:webHidden/>
               </w:rPr>
@@ -1405,7 +1315,6 @@
             </w:r>
             <w:r>
               <w:rPr>
-                <w:rFonts w:ascii="Arial" w:hAnsi="Arial" w:cs="Arial"/>
                 <w:noProof/>
                 <w:webHidden/>
               </w:rPr>
@@ -1413,7 +1322,6 @@
             </w:r>
             <w:r>
               <w:rPr>
-                <w:rFonts w:ascii="Arial" w:hAnsi="Arial" w:cs="Arial"/>
                 <w:noProof/>
                 <w:webHidden/>
               </w:rPr>
@@ -1428,27 +1336,25 @@
               <w:tab w:val="right" w:leader="dot" w:pos="8828"/>
             </w:tabs>
             <w:rPr>
-              <w:rFonts w:ascii="Arial" w:eastAsiaTheme="minorEastAsia" w:hAnsi="Arial" w:cs="Arial"/>
+              <w:rFonts w:eastAsiaTheme="minorEastAsia"/>
               <w:noProof/>
               <w:sz w:val="24"/>
               <w:szCs w:val="24"/>
               <w:lang w:eastAsia="es-CL"/>
             </w:rPr>
           </w:pPr>
-          <w:hyperlink w:anchor="_Toc231846785" w:history="1">
+          <w:hyperlink w:anchor="_Toc231849800" w:history="1">
             <w:r>
               <w:rPr>
                 <w:rStyle w:val="Hipervnculo"/>
                 <w:rFonts w:ascii="Arial" w:eastAsia="Times New Roman" w:hAnsi="Arial" w:cs="Arial"/>
                 <w:noProof/>
-                <w:highlight w:val="yellow"/>
                 <w:lang w:eastAsia="es-CL"/>
               </w:rPr>
-              <w:t>6.1 Análisis de la situación y entorno (Rancagua)</w:t>
-            </w:r>
-            <w:r>
-              <w:rPr>
-                <w:rFonts w:ascii="Arial" w:hAnsi="Arial" w:cs="Arial"/>
+              <w:t>6.1 Identificación de la demanda</w:t>
+            </w:r>
+            <w:r>
+              <w:rPr>
                 <w:noProof/>
                 <w:webHidden/>
               </w:rPr>
@@ -1456,7 +1362,6 @@
             </w:r>
             <w:r>
               <w:rPr>
-                <w:rFonts w:ascii="Arial" w:hAnsi="Arial" w:cs="Arial"/>
                 <w:noProof/>
                 <w:webHidden/>
               </w:rPr>
@@ -1464,22 +1369,19 @@
             </w:r>
             <w:r>
               <w:rPr>
-                <w:rFonts w:ascii="Arial" w:hAnsi="Arial" w:cs="Arial"/>
-                <w:noProof/>
-                <w:webHidden/>
-              </w:rPr>
-              <w:instrText xml:space="preserve"> PAGEREF _Toc231846785 \h </w:instrText>
-            </w:r>
-            <w:r>
-              <w:rPr>
-                <w:rFonts w:ascii="Arial" w:hAnsi="Arial" w:cs="Arial"/>
-                <w:noProof/>
-                <w:webHidden/>
-              </w:rPr>
-            </w:r>
-            <w:r>
-              <w:rPr>
-                <w:rFonts w:ascii="Arial" w:hAnsi="Arial" w:cs="Arial"/>
+                <w:noProof/>
+                <w:webHidden/>
+              </w:rPr>
+              <w:instrText xml:space="preserve"> PAGEREF _Toc231849800 \h </w:instrText>
+            </w:r>
+            <w:r>
+              <w:rPr>
+                <w:noProof/>
+                <w:webHidden/>
+              </w:rPr>
+            </w:r>
+            <w:r>
+              <w:rPr>
                 <w:noProof/>
                 <w:webHidden/>
               </w:rPr>
@@ -1487,7 +1389,6 @@
             </w:r>
             <w:r>
               <w:rPr>
-                <w:rFonts w:ascii="Arial" w:hAnsi="Arial" w:cs="Arial"/>
                 <w:noProof/>
                 <w:webHidden/>
               </w:rPr>
@@ -1495,7 +1396,6 @@
             </w:r>
             <w:r>
               <w:rPr>
-                <w:rFonts w:ascii="Arial" w:hAnsi="Arial" w:cs="Arial"/>
                 <w:noProof/>
                 <w:webHidden/>
               </w:rPr>
@@ -1510,27 +1410,25 @@
               <w:tab w:val="right" w:leader="dot" w:pos="8828"/>
             </w:tabs>
             <w:rPr>
-              <w:rFonts w:ascii="Arial" w:eastAsiaTheme="minorEastAsia" w:hAnsi="Arial" w:cs="Arial"/>
+              <w:rFonts w:eastAsiaTheme="minorEastAsia"/>
               <w:noProof/>
               <w:sz w:val="24"/>
               <w:szCs w:val="24"/>
               <w:lang w:eastAsia="es-CL"/>
             </w:rPr>
           </w:pPr>
-          <w:hyperlink w:anchor="_Toc231846786" w:history="1">
+          <w:hyperlink w:anchor="_Toc231849801" w:history="1">
             <w:r>
               <w:rPr>
                 <w:rStyle w:val="Hipervnculo"/>
                 <w:rFonts w:ascii="Arial" w:eastAsia="Times New Roman" w:hAnsi="Arial" w:cs="Arial"/>
                 <w:noProof/>
-                <w:highlight w:val="yellow"/>
                 <w:lang w:eastAsia="es-CL"/>
               </w:rPr>
-              <w:t>6.2 Estudio de Mercado y Demanda</w:t>
-            </w:r>
-            <w:r>
-              <w:rPr>
-                <w:rFonts w:ascii="Arial" w:hAnsi="Arial" w:cs="Arial"/>
+              <w:t>6.2 Alineación estratégica del proyecto</w:t>
+            </w:r>
+            <w:r>
+              <w:rPr>
                 <w:noProof/>
                 <w:webHidden/>
               </w:rPr>
@@ -1538,7 +1436,6 @@
             </w:r>
             <w:r>
               <w:rPr>
-                <w:rFonts w:ascii="Arial" w:hAnsi="Arial" w:cs="Arial"/>
                 <w:noProof/>
                 <w:webHidden/>
               </w:rPr>
@@ -1546,22 +1443,19 @@
             </w:r>
             <w:r>
               <w:rPr>
-                <w:rFonts w:ascii="Arial" w:hAnsi="Arial" w:cs="Arial"/>
-                <w:noProof/>
-                <w:webHidden/>
-              </w:rPr>
-              <w:instrText xml:space="preserve"> PAGEREF _Toc231846786 \h </w:instrText>
-            </w:r>
-            <w:r>
-              <w:rPr>
-                <w:rFonts w:ascii="Arial" w:hAnsi="Arial" w:cs="Arial"/>
-                <w:noProof/>
-                <w:webHidden/>
-              </w:rPr>
-            </w:r>
-            <w:r>
-              <w:rPr>
-                <w:rFonts w:ascii="Arial" w:hAnsi="Arial" w:cs="Arial"/>
+                <w:noProof/>
+                <w:webHidden/>
+              </w:rPr>
+              <w:instrText xml:space="preserve"> PAGEREF _Toc231849801 \h </w:instrText>
+            </w:r>
+            <w:r>
+              <w:rPr>
+                <w:noProof/>
+                <w:webHidden/>
+              </w:rPr>
+            </w:r>
+            <w:r>
+              <w:rPr>
                 <w:noProof/>
                 <w:webHidden/>
               </w:rPr>
@@ -1569,15 +1463,13 @@
             </w:r>
             <w:r>
               <w:rPr>
-                <w:rFonts w:ascii="Arial" w:hAnsi="Arial" w:cs="Arial"/>
-                <w:noProof/>
-                <w:webHidden/>
-              </w:rPr>
-              <w:t>9</w:t>
-            </w:r>
-            <w:r>
-              <w:rPr>
-                <w:rFonts w:ascii="Arial" w:hAnsi="Arial" w:cs="Arial"/>
+                <w:noProof/>
+                <w:webHidden/>
+              </w:rPr>
+              <w:t>10</w:t>
+            </w:r>
+            <w:r>
+              <w:rPr>
                 <w:noProof/>
                 <w:webHidden/>
               </w:rPr>
@@ -1592,26 +1484,24 @@
               <w:tab w:val="right" w:leader="dot" w:pos="8828"/>
             </w:tabs>
             <w:rPr>
-              <w:rFonts w:ascii="Arial" w:eastAsiaTheme="minorEastAsia" w:hAnsi="Arial" w:cs="Arial"/>
+              <w:rFonts w:eastAsiaTheme="minorEastAsia"/>
               <w:noProof/>
               <w:sz w:val="24"/>
               <w:szCs w:val="24"/>
               <w:lang w:eastAsia="es-CL"/>
             </w:rPr>
           </w:pPr>
-          <w:hyperlink w:anchor="_Toc231846787" w:history="1">
+          <w:hyperlink w:anchor="_Toc231849802" w:history="1">
             <w:r>
               <w:rPr>
                 <w:rStyle w:val="Hipervnculo"/>
                 <w:rFonts w:ascii="Arial" w:hAnsi="Arial" w:cs="Arial"/>
                 <w:noProof/>
-                <w:highlight w:val="yellow"/>
-              </w:rPr>
-              <w:t>6.3 Análisis de la Competencia Directa (Estacionamientos de los Lados)</w:t>
-            </w:r>
-            <w:r>
-              <w:rPr>
-                <w:rFonts w:ascii="Arial" w:hAnsi="Arial" w:cs="Arial"/>
+              </w:rPr>
+              <w:t>6.3 análisis del entorno</w:t>
+            </w:r>
+            <w:r>
+              <w:rPr>
                 <w:noProof/>
                 <w:webHidden/>
               </w:rPr>
@@ -1619,7 +1509,6 @@
             </w:r>
             <w:r>
               <w:rPr>
-                <w:rFonts w:ascii="Arial" w:hAnsi="Arial" w:cs="Arial"/>
                 <w:noProof/>
                 <w:webHidden/>
               </w:rPr>
@@ -1627,22 +1516,19 @@
             </w:r>
             <w:r>
               <w:rPr>
-                <w:rFonts w:ascii="Arial" w:hAnsi="Arial" w:cs="Arial"/>
-                <w:noProof/>
-                <w:webHidden/>
-              </w:rPr>
-              <w:instrText xml:space="preserve"> PAGEREF _Toc231846787 \h </w:instrText>
-            </w:r>
-            <w:r>
-              <w:rPr>
-                <w:rFonts w:ascii="Arial" w:hAnsi="Arial" w:cs="Arial"/>
-                <w:noProof/>
-                <w:webHidden/>
-              </w:rPr>
-            </w:r>
-            <w:r>
-              <w:rPr>
-                <w:rFonts w:ascii="Arial" w:hAnsi="Arial" w:cs="Arial"/>
+                <w:noProof/>
+                <w:webHidden/>
+              </w:rPr>
+              <w:instrText xml:space="preserve"> PAGEREF _Toc231849802 \h </w:instrText>
+            </w:r>
+            <w:r>
+              <w:rPr>
+                <w:noProof/>
+                <w:webHidden/>
+              </w:rPr>
+            </w:r>
+            <w:r>
+              <w:rPr>
                 <w:noProof/>
                 <w:webHidden/>
               </w:rPr>
@@ -1650,7 +1536,6 @@
             </w:r>
             <w:r>
               <w:rPr>
-                <w:rFonts w:ascii="Arial" w:hAnsi="Arial" w:cs="Arial"/>
                 <w:noProof/>
                 <w:webHidden/>
               </w:rPr>
@@ -1658,7 +1543,6 @@
             </w:r>
             <w:r>
               <w:rPr>
-                <w:rFonts w:ascii="Arial" w:hAnsi="Arial" w:cs="Arial"/>
                 <w:noProof/>
                 <w:webHidden/>
               </w:rPr>
@@ -1673,26 +1557,24 @@
               <w:tab w:val="right" w:leader="dot" w:pos="8828"/>
             </w:tabs>
             <w:rPr>
-              <w:rFonts w:ascii="Arial" w:eastAsiaTheme="minorEastAsia" w:hAnsi="Arial" w:cs="Arial"/>
+              <w:rFonts w:eastAsiaTheme="minorEastAsia"/>
               <w:noProof/>
               <w:sz w:val="24"/>
               <w:szCs w:val="24"/>
               <w:lang w:eastAsia="es-CL"/>
             </w:rPr>
           </w:pPr>
-          <w:hyperlink w:anchor="_Toc231846788" w:history="1">
+          <w:hyperlink w:anchor="_Toc231849803" w:history="1">
             <w:r>
               <w:rPr>
                 <w:rStyle w:val="Hipervnculo"/>
                 <w:rFonts w:ascii="Arial" w:hAnsi="Arial" w:cs="Arial"/>
                 <w:noProof/>
-                <w:highlight w:val="yellow"/>
-              </w:rPr>
-              <w:t>6.4 Viabilidad Técnica</w:t>
-            </w:r>
-            <w:r>
-              <w:rPr>
-                <w:rFonts w:ascii="Arial" w:hAnsi="Arial" w:cs="Arial"/>
+              </w:rPr>
+              <w:t>6.4 investigación de mercado</w:t>
+            </w:r>
+            <w:r>
+              <w:rPr>
                 <w:noProof/>
                 <w:webHidden/>
               </w:rPr>
@@ -1700,7 +1582,6 @@
             </w:r>
             <w:r>
               <w:rPr>
-                <w:rFonts w:ascii="Arial" w:hAnsi="Arial" w:cs="Arial"/>
                 <w:noProof/>
                 <w:webHidden/>
               </w:rPr>
@@ -1708,22 +1589,19 @@
             </w:r>
             <w:r>
               <w:rPr>
-                <w:rFonts w:ascii="Arial" w:hAnsi="Arial" w:cs="Arial"/>
-                <w:noProof/>
-                <w:webHidden/>
-              </w:rPr>
-              <w:instrText xml:space="preserve"> PAGEREF _Toc231846788 \h </w:instrText>
-            </w:r>
-            <w:r>
-              <w:rPr>
-                <w:rFonts w:ascii="Arial" w:hAnsi="Arial" w:cs="Arial"/>
-                <w:noProof/>
-                <w:webHidden/>
-              </w:rPr>
-            </w:r>
-            <w:r>
-              <w:rPr>
-                <w:rFonts w:ascii="Arial" w:hAnsi="Arial" w:cs="Arial"/>
+                <w:noProof/>
+                <w:webHidden/>
+              </w:rPr>
+              <w:instrText xml:space="preserve"> PAGEREF _Toc231849803 \h </w:instrText>
+            </w:r>
+            <w:r>
+              <w:rPr>
+                <w:noProof/>
+                <w:webHidden/>
+              </w:rPr>
+            </w:r>
+            <w:r>
+              <w:rPr>
                 <w:noProof/>
                 <w:webHidden/>
               </w:rPr>
@@ -1731,15 +1609,13 @@
             </w:r>
             <w:r>
               <w:rPr>
-                <w:rFonts w:ascii="Arial" w:hAnsi="Arial" w:cs="Arial"/>
-                <w:noProof/>
-                <w:webHidden/>
-              </w:rPr>
-              <w:t>12</w:t>
-            </w:r>
-            <w:r>
-              <w:rPr>
-                <w:rFonts w:ascii="Arial" w:hAnsi="Arial" w:cs="Arial"/>
+                <w:noProof/>
+                <w:webHidden/>
+              </w:rPr>
+              <w:t>14</w:t>
+            </w:r>
+            <w:r>
+              <w:rPr>
                 <w:noProof/>
                 <w:webHidden/>
               </w:rPr>
@@ -1754,35 +1630,105 @@
               <w:tab w:val="right" w:leader="dot" w:pos="8828"/>
             </w:tabs>
             <w:rPr>
-              <w:rFonts w:ascii="Arial" w:eastAsiaTheme="minorEastAsia" w:hAnsi="Arial" w:cs="Arial"/>
+              <w:rFonts w:eastAsiaTheme="minorEastAsia"/>
               <w:noProof/>
               <w:sz w:val="24"/>
               <w:szCs w:val="24"/>
               <w:lang w:eastAsia="es-CL"/>
             </w:rPr>
           </w:pPr>
-          <w:hyperlink w:anchor="_Toc231846789" w:history="1">
+          <w:hyperlink w:anchor="_Toc231849804" w:history="1">
             <w:r>
               <w:rPr>
                 <w:rStyle w:val="Hipervnculo"/>
                 <w:rFonts w:ascii="Arial" w:eastAsia="Times New Roman" w:hAnsi="Arial" w:cs="Arial"/>
                 <w:noProof/>
-                <w:highlight w:val="yellow"/>
                 <w:lang w:eastAsia="es-CL"/>
               </w:rPr>
-              <w:t>6.5 Técnicas de Análisis: Diagrama de Ishikawa</w:t>
-            </w:r>
-            <w:r>
-              <w:rPr>
+              <w:t>6.5 Análisis de la competencia</w:t>
+            </w:r>
+            <w:r>
+              <w:rPr>
+                <w:noProof/>
+                <w:webHidden/>
+              </w:rPr>
+              <w:tab/>
+            </w:r>
+            <w:r>
+              <w:rPr>
+                <w:noProof/>
+                <w:webHidden/>
+              </w:rPr>
+              <w:fldChar w:fldCharType="begin"/>
+            </w:r>
+            <w:r>
+              <w:rPr>
+                <w:noProof/>
+                <w:webHidden/>
+              </w:rPr>
+              <w:instrText xml:space="preserve"> PAGEREF _Toc231849804 \h </w:instrText>
+            </w:r>
+            <w:r>
+              <w:rPr>
+                <w:noProof/>
+                <w:webHidden/>
+              </w:rPr>
+            </w:r>
+            <w:r>
+              <w:rPr>
+                <w:noProof/>
+                <w:webHidden/>
+              </w:rPr>
+              <w:fldChar w:fldCharType="separate"/>
+            </w:r>
+            <w:r>
+              <w:rPr>
+                <w:noProof/>
+                <w:webHidden/>
+              </w:rPr>
+              <w:t>16</w:t>
+            </w:r>
+            <w:r>
+              <w:rPr>
+                <w:noProof/>
+                <w:webHidden/>
+              </w:rPr>
+              <w:fldChar w:fldCharType="end"/>
+            </w:r>
+          </w:hyperlink>
+        </w:p>
+        <w:p>
+          <w:pPr>
+            <w:pStyle w:val="TDC3"/>
+            <w:tabs>
+              <w:tab w:val="right" w:leader="dot" w:pos="8828"/>
+            </w:tabs>
+            <w:rPr>
+              <w:rFonts w:eastAsiaTheme="minorEastAsia"/>
+              <w:noProof/>
+              <w:sz w:val="24"/>
+              <w:szCs w:val="24"/>
+              <w:lang w:eastAsia="es-CL"/>
+            </w:rPr>
+          </w:pPr>
+          <w:hyperlink w:anchor="_Toc231849805" w:history="1">
+            <w:r>
+              <w:rPr>
+                <w:rStyle w:val="Hipervnculo"/>
                 <w:rFonts w:ascii="Arial" w:hAnsi="Arial" w:cs="Arial"/>
                 <w:noProof/>
+              </w:rPr>
+              <w:t>6.6 Recopilación y análisis de datos</w:t>
+            </w:r>
+            <w:r>
+              <w:rPr>
+                <w:noProof/>
                 <w:webHidden/>
               </w:rPr>
               <w:tab/>
             </w:r>
             <w:r>
               <w:rPr>
-                <w:rFonts w:ascii="Arial" w:hAnsi="Arial" w:cs="Arial"/>
                 <w:noProof/>
                 <w:webHidden/>
               </w:rPr>
@@ -1790,22 +1736,19 @@
             </w:r>
             <w:r>
               <w:rPr>
-                <w:rFonts w:ascii="Arial" w:hAnsi="Arial" w:cs="Arial"/>
-                <w:noProof/>
-                <w:webHidden/>
-              </w:rPr>
-              <w:instrText xml:space="preserve"> PAGEREF _Toc231846789 \h </w:instrText>
-            </w:r>
-            <w:r>
-              <w:rPr>
-                <w:rFonts w:ascii="Arial" w:hAnsi="Arial" w:cs="Arial"/>
-                <w:noProof/>
-                <w:webHidden/>
-              </w:rPr>
-            </w:r>
-            <w:r>
-              <w:rPr>
-                <w:rFonts w:ascii="Arial" w:hAnsi="Arial" w:cs="Arial"/>
+                <w:noProof/>
+                <w:webHidden/>
+              </w:rPr>
+              <w:instrText xml:space="preserve"> PAGEREF _Toc231849805 \h </w:instrText>
+            </w:r>
+            <w:r>
+              <w:rPr>
+                <w:noProof/>
+                <w:webHidden/>
+              </w:rPr>
+            </w:r>
+            <w:r>
+              <w:rPr>
                 <w:noProof/>
                 <w:webHidden/>
               </w:rPr>
@@ -1813,15 +1756,87 @@
             </w:r>
             <w:r>
               <w:rPr>
-                <w:rFonts w:ascii="Arial" w:hAnsi="Arial" w:cs="Arial"/>
-                <w:noProof/>
-                <w:webHidden/>
-              </w:rPr>
-              <w:t>13</w:t>
-            </w:r>
-            <w:r>
-              <w:rPr>
-                <w:rFonts w:ascii="Arial" w:hAnsi="Arial" w:cs="Arial"/>
+                <w:noProof/>
+                <w:webHidden/>
+              </w:rPr>
+              <w:t>17</w:t>
+            </w:r>
+            <w:r>
+              <w:rPr>
+                <w:noProof/>
+                <w:webHidden/>
+              </w:rPr>
+              <w:fldChar w:fldCharType="end"/>
+            </w:r>
+          </w:hyperlink>
+        </w:p>
+        <w:p>
+          <w:pPr>
+            <w:pStyle w:val="TDC3"/>
+            <w:tabs>
+              <w:tab w:val="right" w:leader="dot" w:pos="8828"/>
+            </w:tabs>
+            <w:rPr>
+              <w:rFonts w:eastAsiaTheme="minorEastAsia"/>
+              <w:noProof/>
+              <w:sz w:val="24"/>
+              <w:szCs w:val="24"/>
+              <w:lang w:eastAsia="es-CL"/>
+            </w:rPr>
+          </w:pPr>
+          <w:hyperlink w:anchor="_Toc231849806" w:history="1">
+            <w:r>
+              <w:rPr>
+                <w:rStyle w:val="Hipervnculo"/>
+                <w:rFonts w:ascii="Arial" w:eastAsia="Times New Roman" w:hAnsi="Arial" w:cs="Arial"/>
+                <w:noProof/>
+                <w:lang w:eastAsia="es-CL"/>
+              </w:rPr>
+              <w:t>6.7 Conclusiones del estudio de mercado</w:t>
+            </w:r>
+            <w:r>
+              <w:rPr>
+                <w:noProof/>
+                <w:webHidden/>
+              </w:rPr>
+              <w:tab/>
+            </w:r>
+            <w:r>
+              <w:rPr>
+                <w:noProof/>
+                <w:webHidden/>
+              </w:rPr>
+              <w:fldChar w:fldCharType="begin"/>
+            </w:r>
+            <w:r>
+              <w:rPr>
+                <w:noProof/>
+                <w:webHidden/>
+              </w:rPr>
+              <w:instrText xml:space="preserve"> PAGEREF _Toc231849806 \h </w:instrText>
+            </w:r>
+            <w:r>
+              <w:rPr>
+                <w:noProof/>
+                <w:webHidden/>
+              </w:rPr>
+            </w:r>
+            <w:r>
+              <w:rPr>
+                <w:noProof/>
+                <w:webHidden/>
+              </w:rPr>
+              <w:fldChar w:fldCharType="separate"/>
+            </w:r>
+            <w:r>
+              <w:rPr>
+                <w:noProof/>
+                <w:webHidden/>
+              </w:rPr>
+              <w:t>21</w:t>
+            </w:r>
+            <w:r>
+              <w:rPr>
                 <w:noProof/>
                 <w:webHidden/>
               </w:rPr>
@@ -1836,26 +1851,25 @@
               <w:tab w:val="right" w:leader="dot" w:pos="8828"/>
             </w:tabs>
             <w:rPr>
-              <w:rFonts w:ascii="Arial" w:eastAsiaTheme="minorEastAsia" w:hAnsi="Arial" w:cs="Arial"/>
+              <w:rFonts w:eastAsiaTheme="minorEastAsia"/>
               <w:noProof/>
               <w:sz w:val="24"/>
               <w:szCs w:val="24"/>
               <w:lang w:eastAsia="es-CL"/>
             </w:rPr>
           </w:pPr>
-          <w:hyperlink w:anchor="_Toc231846790" w:history="1">
+          <w:hyperlink w:anchor="_Toc231849807" w:history="1">
             <w:r>
               <w:rPr>
                 <w:rStyle w:val="Hipervnculo"/>
-                <w:rFonts w:ascii="Arial" w:hAnsi="Arial" w:cs="Arial"/>
-                <w:noProof/>
-                <w:highlight w:val="yellow"/>
-              </w:rPr>
-              <w:t>7. Factibilidad técnica</w:t>
-            </w:r>
-            <w:r>
-              <w:rPr>
-                <w:rFonts w:ascii="Arial" w:hAnsi="Arial" w:cs="Arial"/>
+                <w:rFonts w:ascii="Arial" w:eastAsia="Times New Roman" w:hAnsi="Arial" w:cs="Arial"/>
+                <w:noProof/>
+                <w:lang w:eastAsia="es-CL"/>
+              </w:rPr>
+              <w:t>7. SOLUCIÓN PROPUESTA</w:t>
+            </w:r>
+            <w:r>
+              <w:rPr>
                 <w:noProof/>
                 <w:webHidden/>
               </w:rPr>
@@ -1863,7 +1877,6 @@
             </w:r>
             <w:r>
               <w:rPr>
-                <w:rFonts w:ascii="Arial" w:hAnsi="Arial" w:cs="Arial"/>
                 <w:noProof/>
                 <w:webHidden/>
               </w:rPr>
@@ -1871,22 +1884,19 @@
             </w:r>
             <w:r>
               <w:rPr>
-                <w:rFonts w:ascii="Arial" w:hAnsi="Arial" w:cs="Arial"/>
-                <w:noProof/>
-                <w:webHidden/>
-              </w:rPr>
-              <w:instrText xml:space="preserve"> PAGEREF _Toc231846790 \h </w:instrText>
-            </w:r>
-            <w:r>
-              <w:rPr>
-                <w:rFonts w:ascii="Arial" w:hAnsi="Arial" w:cs="Arial"/>
-                <w:noProof/>
-                <w:webHidden/>
-              </w:rPr>
-            </w:r>
-            <w:r>
-              <w:rPr>
-                <w:rFonts w:ascii="Arial" w:hAnsi="Arial" w:cs="Arial"/>
+                <w:noProof/>
+                <w:webHidden/>
+              </w:rPr>
+              <w:instrText xml:space="preserve"> PAGEREF _Toc231849807 \h </w:instrText>
+            </w:r>
+            <w:r>
+              <w:rPr>
+                <w:noProof/>
+                <w:webHidden/>
+              </w:rPr>
+            </w:r>
+            <w:r>
+              <w:rPr>
                 <w:noProof/>
                 <w:webHidden/>
               </w:rPr>
@@ -1894,15 +1904,13 @@
             </w:r>
             <w:r>
               <w:rPr>
-                <w:rFonts w:ascii="Arial" w:hAnsi="Arial" w:cs="Arial"/>
-                <w:noProof/>
-                <w:webHidden/>
-              </w:rPr>
-              <w:t>14</w:t>
-            </w:r>
-            <w:r>
-              <w:rPr>
-                <w:rFonts w:ascii="Arial" w:hAnsi="Arial" w:cs="Arial"/>
+                <w:noProof/>
+                <w:webHidden/>
+              </w:rPr>
+              <w:t>23</w:t>
+            </w:r>
+            <w:r>
+              <w:rPr>
                 <w:noProof/>
                 <w:webHidden/>
               </w:rPr>
@@ -1917,26 +1925,25 @@
               <w:tab w:val="right" w:leader="dot" w:pos="8828"/>
             </w:tabs>
             <w:rPr>
-              <w:rFonts w:ascii="Arial" w:eastAsiaTheme="minorEastAsia" w:hAnsi="Arial" w:cs="Arial"/>
+              <w:rFonts w:eastAsiaTheme="minorEastAsia"/>
               <w:noProof/>
               <w:sz w:val="24"/>
               <w:szCs w:val="24"/>
               <w:lang w:eastAsia="es-CL"/>
             </w:rPr>
           </w:pPr>
-          <w:hyperlink w:anchor="_Toc231846791" w:history="1">
+          <w:hyperlink w:anchor="_Toc231849808" w:history="1">
             <w:r>
               <w:rPr>
                 <w:rStyle w:val="Hipervnculo"/>
-                <w:rFonts w:ascii="Arial" w:hAnsi="Arial" w:cs="Arial"/>
-                <w:noProof/>
-                <w:highlight w:val="yellow"/>
-              </w:rPr>
-              <w:t>7.1 Levantamiento de Requerimientos</w:t>
-            </w:r>
-            <w:r>
-              <w:rPr>
-                <w:rFonts w:ascii="Arial" w:hAnsi="Arial" w:cs="Arial"/>
+                <w:rFonts w:ascii="Arial" w:eastAsia="Times New Roman" w:hAnsi="Arial" w:cs="Arial"/>
+                <w:noProof/>
+                <w:lang w:eastAsia="es-CL"/>
+              </w:rPr>
+              <w:t>7.1 Descripción de la solución</w:t>
+            </w:r>
+            <w:r>
+              <w:rPr>
                 <w:noProof/>
                 <w:webHidden/>
               </w:rPr>
@@ -1944,7 +1951,6 @@
             </w:r>
             <w:r>
               <w:rPr>
-                <w:rFonts w:ascii="Arial" w:hAnsi="Arial" w:cs="Arial"/>
                 <w:noProof/>
                 <w:webHidden/>
               </w:rPr>
@@ -1952,22 +1958,19 @@
             </w:r>
             <w:r>
               <w:rPr>
-                <w:rFonts w:ascii="Arial" w:hAnsi="Arial" w:cs="Arial"/>
-                <w:noProof/>
-                <w:webHidden/>
-              </w:rPr>
-              <w:instrText xml:space="preserve"> PAGEREF _Toc231846791 \h </w:instrText>
-            </w:r>
-            <w:r>
-              <w:rPr>
-                <w:rFonts w:ascii="Arial" w:hAnsi="Arial" w:cs="Arial"/>
-                <w:noProof/>
-                <w:webHidden/>
-              </w:rPr>
-            </w:r>
-            <w:r>
-              <w:rPr>
-                <w:rFonts w:ascii="Arial" w:hAnsi="Arial" w:cs="Arial"/>
+                <w:noProof/>
+                <w:webHidden/>
+              </w:rPr>
+              <w:instrText xml:space="preserve"> PAGEREF _Toc231849808 \h </w:instrText>
+            </w:r>
+            <w:r>
+              <w:rPr>
+                <w:noProof/>
+                <w:webHidden/>
+              </w:rPr>
+            </w:r>
+            <w:r>
+              <w:rPr>
                 <w:noProof/>
                 <w:webHidden/>
               </w:rPr>
@@ -1975,15 +1978,13 @@
             </w:r>
             <w:r>
               <w:rPr>
-                <w:rFonts w:ascii="Arial" w:hAnsi="Arial" w:cs="Arial"/>
-                <w:noProof/>
-                <w:webHidden/>
-              </w:rPr>
-              <w:t>14</w:t>
-            </w:r>
-            <w:r>
-              <w:rPr>
-                <w:rFonts w:ascii="Arial" w:hAnsi="Arial" w:cs="Arial"/>
+                <w:noProof/>
+                <w:webHidden/>
+              </w:rPr>
+              <w:t>23</w:t>
+            </w:r>
+            <w:r>
+              <w:rPr>
                 <w:noProof/>
                 <w:webHidden/>
               </w:rPr>
@@ -1998,26 +1999,25 @@
               <w:tab w:val="right" w:leader="dot" w:pos="8828"/>
             </w:tabs>
             <w:rPr>
-              <w:rFonts w:ascii="Arial" w:eastAsiaTheme="minorEastAsia" w:hAnsi="Arial" w:cs="Arial"/>
+              <w:rFonts w:eastAsiaTheme="minorEastAsia"/>
               <w:noProof/>
               <w:sz w:val="24"/>
               <w:szCs w:val="24"/>
               <w:lang w:eastAsia="es-CL"/>
             </w:rPr>
           </w:pPr>
-          <w:hyperlink w:anchor="_Toc231846792" w:history="1">
+          <w:hyperlink w:anchor="_Toc231849809" w:history="1">
             <w:r>
               <w:rPr>
                 <w:rStyle w:val="Hipervnculo"/>
-                <w:rFonts w:ascii="Arial" w:hAnsi="Arial" w:cs="Arial"/>
-                <w:noProof/>
-                <w:highlight w:val="yellow"/>
-              </w:rPr>
-              <w:t>7.2 Análisis de la Situación Actual</w:t>
-            </w:r>
-            <w:r>
-              <w:rPr>
-                <w:rFonts w:ascii="Arial" w:hAnsi="Arial" w:cs="Arial"/>
+                <w:rFonts w:ascii="Arial" w:eastAsia="Times New Roman" w:hAnsi="Arial" w:cs="Arial"/>
+                <w:noProof/>
+                <w:lang w:eastAsia="es-CL"/>
+              </w:rPr>
+              <w:t>7.2 Funcionalidades principales</w:t>
+            </w:r>
+            <w:r>
+              <w:rPr>
                 <w:noProof/>
                 <w:webHidden/>
               </w:rPr>
@@ -2025,7 +2025,6 @@
             </w:r>
             <w:r>
               <w:rPr>
-                <w:rFonts w:ascii="Arial" w:hAnsi="Arial" w:cs="Arial"/>
                 <w:noProof/>
                 <w:webHidden/>
               </w:rPr>
@@ -2033,22 +2032,19 @@
             </w:r>
             <w:r>
               <w:rPr>
-                <w:rFonts w:ascii="Arial" w:hAnsi="Arial" w:cs="Arial"/>
-                <w:noProof/>
-                <w:webHidden/>
-              </w:rPr>
-              <w:instrText xml:space="preserve"> PAGEREF _Toc231846792 \h </w:instrText>
-            </w:r>
-            <w:r>
-              <w:rPr>
-                <w:rFonts w:ascii="Arial" w:hAnsi="Arial" w:cs="Arial"/>
-                <w:noProof/>
-                <w:webHidden/>
-              </w:rPr>
-            </w:r>
-            <w:r>
-              <w:rPr>
-                <w:rFonts w:ascii="Arial" w:hAnsi="Arial" w:cs="Arial"/>
+                <w:noProof/>
+                <w:webHidden/>
+              </w:rPr>
+              <w:instrText xml:space="preserve"> PAGEREF _Toc231849809 \h </w:instrText>
+            </w:r>
+            <w:r>
+              <w:rPr>
+                <w:noProof/>
+                <w:webHidden/>
+              </w:rPr>
+            </w:r>
+            <w:r>
+              <w:rPr>
                 <w:noProof/>
                 <w:webHidden/>
               </w:rPr>
@@ -2056,15 +2052,13 @@
             </w:r>
             <w:r>
               <w:rPr>
-                <w:rFonts w:ascii="Arial" w:hAnsi="Arial" w:cs="Arial"/>
-                <w:noProof/>
-                <w:webHidden/>
-              </w:rPr>
-              <w:t>16</w:t>
-            </w:r>
-            <w:r>
-              <w:rPr>
-                <w:rFonts w:ascii="Arial" w:hAnsi="Arial" w:cs="Arial"/>
+                <w:noProof/>
+                <w:webHidden/>
+              </w:rPr>
+              <w:t>24</w:t>
+            </w:r>
+            <w:r>
+              <w:rPr>
                 <w:noProof/>
                 <w:webHidden/>
               </w:rPr>
@@ -2079,26 +2073,25 @@
               <w:tab w:val="right" w:leader="dot" w:pos="8828"/>
             </w:tabs>
             <w:rPr>
-              <w:rFonts w:ascii="Arial" w:eastAsiaTheme="minorEastAsia" w:hAnsi="Arial" w:cs="Arial"/>
+              <w:rFonts w:eastAsiaTheme="minorEastAsia"/>
               <w:noProof/>
               <w:sz w:val="24"/>
               <w:szCs w:val="24"/>
               <w:lang w:eastAsia="es-CL"/>
             </w:rPr>
           </w:pPr>
-          <w:hyperlink w:anchor="_Toc231846793" w:history="1">
+          <w:hyperlink w:anchor="_Toc231849810" w:history="1">
             <w:r>
               <w:rPr>
                 <w:rStyle w:val="Hipervnculo"/>
-                <w:rFonts w:ascii="Arial" w:hAnsi="Arial" w:cs="Arial"/>
-                <w:noProof/>
-                <w:highlight w:val="yellow"/>
-              </w:rPr>
-              <w:t>7.3 Identificación de Alternativas Tecnológicas</w:t>
-            </w:r>
-            <w:r>
-              <w:rPr>
-                <w:rFonts w:ascii="Arial" w:hAnsi="Arial" w:cs="Arial"/>
+                <w:rFonts w:ascii="Arial" w:eastAsia="Times New Roman" w:hAnsi="Arial" w:cs="Arial"/>
+                <w:noProof/>
+                <w:lang w:eastAsia="es-CL"/>
+              </w:rPr>
+              <w:t>7.3 Beneficios esperados</w:t>
+            </w:r>
+            <w:r>
+              <w:rPr>
                 <w:noProof/>
                 <w:webHidden/>
               </w:rPr>
@@ -2106,7 +2099,6 @@
             </w:r>
             <w:r>
               <w:rPr>
-                <w:rFonts w:ascii="Arial" w:hAnsi="Arial" w:cs="Arial"/>
                 <w:noProof/>
                 <w:webHidden/>
               </w:rPr>
@@ -2114,22 +2106,19 @@
             </w:r>
             <w:r>
               <w:rPr>
-                <w:rFonts w:ascii="Arial" w:hAnsi="Arial" w:cs="Arial"/>
-                <w:noProof/>
-                <w:webHidden/>
-              </w:rPr>
-              <w:instrText xml:space="preserve"> PAGEREF _Toc231846793 \h </w:instrText>
-            </w:r>
-            <w:r>
-              <w:rPr>
-                <w:rFonts w:ascii="Arial" w:hAnsi="Arial" w:cs="Arial"/>
-                <w:noProof/>
-                <w:webHidden/>
-              </w:rPr>
-            </w:r>
-            <w:r>
-              <w:rPr>
-                <w:rFonts w:ascii="Arial" w:hAnsi="Arial" w:cs="Arial"/>
+                <w:noProof/>
+                <w:webHidden/>
+              </w:rPr>
+              <w:instrText xml:space="preserve"> PAGEREF _Toc231849810 \h </w:instrText>
+            </w:r>
+            <w:r>
+              <w:rPr>
+                <w:noProof/>
+                <w:webHidden/>
+              </w:rPr>
+            </w:r>
+            <w:r>
+              <w:rPr>
                 <w:noProof/>
                 <w:webHidden/>
               </w:rPr>
@@ -2137,15 +2126,13 @@
             </w:r>
             <w:r>
               <w:rPr>
-                <w:rFonts w:ascii="Arial" w:hAnsi="Arial" w:cs="Arial"/>
-                <w:noProof/>
-                <w:webHidden/>
-              </w:rPr>
-              <w:t>18</w:t>
-            </w:r>
-            <w:r>
-              <w:rPr>
-                <w:rFonts w:ascii="Arial" w:hAnsi="Arial" w:cs="Arial"/>
+                <w:noProof/>
+                <w:webHidden/>
+              </w:rPr>
+              <w:t>25</w:t>
+            </w:r>
+            <w:r>
+              <w:rPr>
                 <w:noProof/>
                 <w:webHidden/>
               </w:rPr>
@@ -2160,14 +2147,88 @@
               <w:tab w:val="right" w:leader="dot" w:pos="8828"/>
             </w:tabs>
             <w:rPr>
-              <w:rFonts w:ascii="Arial" w:eastAsiaTheme="minorEastAsia" w:hAnsi="Arial" w:cs="Arial"/>
+              <w:rFonts w:eastAsiaTheme="minorEastAsia"/>
               <w:noProof/>
               <w:sz w:val="24"/>
               <w:szCs w:val="24"/>
               <w:lang w:eastAsia="es-CL"/>
             </w:rPr>
           </w:pPr>
-          <w:hyperlink w:anchor="_Toc231846794" w:history="1">
+          <w:hyperlink w:anchor="_Toc231849811" w:history="1">
+            <w:r>
+              <w:rPr>
+                <w:rStyle w:val="Hipervnculo"/>
+                <w:rFonts w:ascii="Arial" w:eastAsia="Times New Roman" w:hAnsi="Arial" w:cs="Arial"/>
+                <w:noProof/>
+                <w:lang w:eastAsia="es-CL"/>
+              </w:rPr>
+              <w:t>7.4 Impacto esperado</w:t>
+            </w:r>
+            <w:r>
+              <w:rPr>
+                <w:noProof/>
+                <w:webHidden/>
+              </w:rPr>
+              <w:tab/>
+            </w:r>
+            <w:r>
+              <w:rPr>
+                <w:noProof/>
+                <w:webHidden/>
+              </w:rPr>
+              <w:fldChar w:fldCharType="begin"/>
+            </w:r>
+            <w:r>
+              <w:rPr>
+                <w:noProof/>
+                <w:webHidden/>
+              </w:rPr>
+              <w:instrText xml:space="preserve"> PAGEREF _Toc231849811 \h </w:instrText>
+            </w:r>
+            <w:r>
+              <w:rPr>
+                <w:noProof/>
+                <w:webHidden/>
+              </w:rPr>
+            </w:r>
+            <w:r>
+              <w:rPr>
+                <w:noProof/>
+                <w:webHidden/>
+              </w:rPr>
+              <w:fldChar w:fldCharType="separate"/>
+            </w:r>
+            <w:r>
+              <w:rPr>
+                <w:noProof/>
+                <w:webHidden/>
+              </w:rPr>
+              <w:t>26</w:t>
+            </w:r>
+            <w:r>
+              <w:rPr>
+                <w:noProof/>
+                <w:webHidden/>
+              </w:rPr>
+              <w:fldChar w:fldCharType="end"/>
+            </w:r>
+          </w:hyperlink>
+        </w:p>
+        <w:p>
+          <w:pPr>
+            <w:pStyle w:val="TDC2"/>
+            <w:tabs>
+              <w:tab w:val="right" w:leader="dot" w:pos="8828"/>
+            </w:tabs>
+            <w:rPr>
+              <w:rFonts w:eastAsiaTheme="minorEastAsia"/>
+              <w:noProof/>
+              <w:sz w:val="24"/>
+              <w:szCs w:val="24"/>
+              <w:lang w:eastAsia="es-CL"/>
+            </w:rPr>
+          </w:pPr>
+          <w:hyperlink w:anchor="_Toc231849812" w:history="1">
             <w:r>
               <w:rPr>
                 <w:rStyle w:val="Hipervnculo"/>
@@ -2175,11 +2236,10 @@
                 <w:noProof/>
                 <w:highlight w:val="yellow"/>
               </w:rPr>
-              <w:t>7.4 Comparación de Alternativas</w:t>
-            </w:r>
-            <w:r>
-              <w:rPr>
-                <w:rFonts w:ascii="Arial" w:hAnsi="Arial" w:cs="Arial"/>
+              <w:t>8. Factibilidad técnica</w:t>
+            </w:r>
+            <w:r>
+              <w:rPr>
                 <w:noProof/>
                 <w:webHidden/>
               </w:rPr>
@@ -2187,7 +2247,6 @@
             </w:r>
             <w:r>
               <w:rPr>
-                <w:rFonts w:ascii="Arial" w:hAnsi="Arial" w:cs="Arial"/>
                 <w:noProof/>
                 <w:webHidden/>
               </w:rPr>
@@ -2195,22 +2254,19 @@
             </w:r>
             <w:r>
               <w:rPr>
-                <w:rFonts w:ascii="Arial" w:hAnsi="Arial" w:cs="Arial"/>
-                <w:noProof/>
-                <w:webHidden/>
-              </w:rPr>
-              <w:instrText xml:space="preserve"> PAGEREF _Toc231846794 \h </w:instrText>
-            </w:r>
-            <w:r>
-              <w:rPr>
-                <w:rFonts w:ascii="Arial" w:hAnsi="Arial" w:cs="Arial"/>
-                <w:noProof/>
-                <w:webHidden/>
-              </w:rPr>
-            </w:r>
-            <w:r>
-              <w:rPr>
-                <w:rFonts w:ascii="Arial" w:hAnsi="Arial" w:cs="Arial"/>
+                <w:noProof/>
+                <w:webHidden/>
+              </w:rPr>
+              <w:instrText xml:space="preserve"> PAGEREF _Toc231849812 \h </w:instrText>
+            </w:r>
+            <w:r>
+              <w:rPr>
+                <w:noProof/>
+                <w:webHidden/>
+              </w:rPr>
+            </w:r>
+            <w:r>
+              <w:rPr>
                 <w:noProof/>
                 <w:webHidden/>
               </w:rPr>
@@ -2218,15 +2274,13 @@
             </w:r>
             <w:r>
               <w:rPr>
-                <w:rFonts w:ascii="Arial" w:hAnsi="Arial" w:cs="Arial"/>
-                <w:noProof/>
-                <w:webHidden/>
-              </w:rPr>
-              <w:t>20</w:t>
-            </w:r>
-            <w:r>
-              <w:rPr>
-                <w:rFonts w:ascii="Arial" w:hAnsi="Arial" w:cs="Arial"/>
+                <w:noProof/>
+                <w:webHidden/>
+              </w:rPr>
+              <w:t>27</w:t>
+            </w:r>
+            <w:r>
+              <w:rPr>
                 <w:noProof/>
                 <w:webHidden/>
               </w:rPr>
@@ -2241,14 +2295,14 @@
               <w:tab w:val="right" w:leader="dot" w:pos="8828"/>
             </w:tabs>
             <w:rPr>
-              <w:rFonts w:ascii="Arial" w:eastAsiaTheme="minorEastAsia" w:hAnsi="Arial" w:cs="Arial"/>
+              <w:rFonts w:eastAsiaTheme="minorEastAsia"/>
               <w:noProof/>
               <w:sz w:val="24"/>
               <w:szCs w:val="24"/>
               <w:lang w:eastAsia="es-CL"/>
             </w:rPr>
           </w:pPr>
-          <w:hyperlink w:anchor="_Toc231846795" w:history="1">
+          <w:hyperlink w:anchor="_Toc231849813" w:history="1">
             <w:r>
               <w:rPr>
                 <w:rStyle w:val="Hipervnculo"/>
@@ -2256,11 +2310,10 @@
                 <w:noProof/>
                 <w:highlight w:val="yellow"/>
               </w:rPr>
-              <w:t>7.5 Criterios de Selección</w:t>
-            </w:r>
-            <w:r>
-              <w:rPr>
-                <w:rFonts w:ascii="Arial" w:hAnsi="Arial" w:cs="Arial"/>
+              <w:t>8.1 Levantamiento de Requerimientos</w:t>
+            </w:r>
+            <w:r>
+              <w:rPr>
                 <w:noProof/>
                 <w:webHidden/>
               </w:rPr>
@@ -2268,7 +2321,6 @@
             </w:r>
             <w:r>
               <w:rPr>
-                <w:rFonts w:ascii="Arial" w:hAnsi="Arial" w:cs="Arial"/>
                 <w:noProof/>
                 <w:webHidden/>
               </w:rPr>
@@ -2276,22 +2328,19 @@
             </w:r>
             <w:r>
               <w:rPr>
-                <w:rFonts w:ascii="Arial" w:hAnsi="Arial" w:cs="Arial"/>
-                <w:noProof/>
-                <w:webHidden/>
-              </w:rPr>
-              <w:instrText xml:space="preserve"> PAGEREF _Toc231846795 \h </w:instrText>
-            </w:r>
-            <w:r>
-              <w:rPr>
-                <w:rFonts w:ascii="Arial" w:hAnsi="Arial" w:cs="Arial"/>
-                <w:noProof/>
-                <w:webHidden/>
-              </w:rPr>
-            </w:r>
-            <w:r>
-              <w:rPr>
-                <w:rFonts w:ascii="Arial" w:hAnsi="Arial" w:cs="Arial"/>
+                <w:noProof/>
+                <w:webHidden/>
+              </w:rPr>
+              <w:instrText xml:space="preserve"> PAGEREF _Toc231849813 \h </w:instrText>
+            </w:r>
+            <w:r>
+              <w:rPr>
+                <w:noProof/>
+                <w:webHidden/>
+              </w:rPr>
+            </w:r>
+            <w:r>
+              <w:rPr>
                 <w:noProof/>
                 <w:webHidden/>
               </w:rPr>
@@ -2299,15 +2348,13 @@
             </w:r>
             <w:r>
               <w:rPr>
-                <w:rFonts w:ascii="Arial" w:hAnsi="Arial" w:cs="Arial"/>
-                <w:noProof/>
-                <w:webHidden/>
-              </w:rPr>
-              <w:t>23</w:t>
-            </w:r>
-            <w:r>
-              <w:rPr>
-                <w:rFonts w:ascii="Arial" w:hAnsi="Arial" w:cs="Arial"/>
+                <w:noProof/>
+                <w:webHidden/>
+              </w:rPr>
+              <w:t>27</w:t>
+            </w:r>
+            <w:r>
+              <w:rPr>
                 <w:noProof/>
                 <w:webHidden/>
               </w:rPr>
@@ -2322,14 +2369,14 @@
               <w:tab w:val="right" w:leader="dot" w:pos="8828"/>
             </w:tabs>
             <w:rPr>
-              <w:rFonts w:ascii="Arial" w:eastAsiaTheme="minorEastAsia" w:hAnsi="Arial" w:cs="Arial"/>
+              <w:rFonts w:eastAsiaTheme="minorEastAsia"/>
               <w:noProof/>
               <w:sz w:val="24"/>
               <w:szCs w:val="24"/>
               <w:lang w:eastAsia="es-CL"/>
             </w:rPr>
           </w:pPr>
-          <w:hyperlink w:anchor="_Toc231846796" w:history="1">
+          <w:hyperlink w:anchor="_Toc231849814" w:history="1">
             <w:r>
               <w:rPr>
                 <w:rStyle w:val="Hipervnculo"/>
@@ -2337,42 +2384,333 @@
                 <w:noProof/>
                 <w:highlight w:val="yellow"/>
               </w:rPr>
-              <w:t>7.6 Recomendación Técnica Final</w:t>
-            </w:r>
-            <w:r>
-              <w:rPr>
+              <w:t>8.2 Análisis de la Situación Actual</w:t>
+            </w:r>
+            <w:r>
+              <w:rPr>
+                <w:noProof/>
+                <w:webHidden/>
+              </w:rPr>
+              <w:tab/>
+            </w:r>
+            <w:r>
+              <w:rPr>
+                <w:noProof/>
+                <w:webHidden/>
+              </w:rPr>
+              <w:fldChar w:fldCharType="begin"/>
+            </w:r>
+            <w:r>
+              <w:rPr>
+                <w:noProof/>
+                <w:webHidden/>
+              </w:rPr>
+              <w:instrText xml:space="preserve"> PAGEREF _Toc231849814 \h </w:instrText>
+            </w:r>
+            <w:r>
+              <w:rPr>
+                <w:noProof/>
+                <w:webHidden/>
+              </w:rPr>
+            </w:r>
+            <w:r>
+              <w:rPr>
+                <w:noProof/>
+                <w:webHidden/>
+              </w:rPr>
+              <w:fldChar w:fldCharType="separate"/>
+            </w:r>
+            <w:r>
+              <w:rPr>
+                <w:noProof/>
+                <w:webHidden/>
+              </w:rPr>
+              <w:t>29</w:t>
+            </w:r>
+            <w:r>
+              <w:rPr>
+                <w:noProof/>
+                <w:webHidden/>
+              </w:rPr>
+              <w:fldChar w:fldCharType="end"/>
+            </w:r>
+          </w:hyperlink>
+        </w:p>
+        <w:p>
+          <w:pPr>
+            <w:pStyle w:val="TDC3"/>
+            <w:tabs>
+              <w:tab w:val="right" w:leader="dot" w:pos="8828"/>
+            </w:tabs>
+            <w:rPr>
+              <w:rFonts w:eastAsiaTheme="minorEastAsia"/>
+              <w:noProof/>
+              <w:sz w:val="24"/>
+              <w:szCs w:val="24"/>
+              <w:lang w:eastAsia="es-CL"/>
+            </w:rPr>
+          </w:pPr>
+          <w:hyperlink w:anchor="_Toc231849815" w:history="1">
+            <w:r>
+              <w:rPr>
+                <w:rStyle w:val="Hipervnculo"/>
                 <w:rFonts w:ascii="Arial" w:hAnsi="Arial" w:cs="Arial"/>
                 <w:noProof/>
+                <w:highlight w:val="yellow"/>
+              </w:rPr>
+              <w:t>8.3 Identificación de Alternativas Tecnológicas</w:t>
+            </w:r>
+            <w:r>
+              <w:rPr>
+                <w:noProof/>
                 <w:webHidden/>
               </w:rPr>
               <w:tab/>
             </w:r>
             <w:r>
               <w:rPr>
+                <w:noProof/>
+                <w:webHidden/>
+              </w:rPr>
+              <w:fldChar w:fldCharType="begin"/>
+            </w:r>
+            <w:r>
+              <w:rPr>
+                <w:noProof/>
+                <w:webHidden/>
+              </w:rPr>
+              <w:instrText xml:space="preserve"> PAGEREF _Toc231849815 \h </w:instrText>
+            </w:r>
+            <w:r>
+              <w:rPr>
+                <w:noProof/>
+                <w:webHidden/>
+              </w:rPr>
+            </w:r>
+            <w:r>
+              <w:rPr>
+                <w:noProof/>
+                <w:webHidden/>
+              </w:rPr>
+              <w:fldChar w:fldCharType="separate"/>
+            </w:r>
+            <w:r>
+              <w:rPr>
+                <w:noProof/>
+                <w:webHidden/>
+              </w:rPr>
+              <w:t>31</w:t>
+            </w:r>
+            <w:r>
+              <w:rPr>
+                <w:noProof/>
+                <w:webHidden/>
+              </w:rPr>
+              <w:fldChar w:fldCharType="end"/>
+            </w:r>
+          </w:hyperlink>
+        </w:p>
+        <w:p>
+          <w:pPr>
+            <w:pStyle w:val="TDC3"/>
+            <w:tabs>
+              <w:tab w:val="right" w:leader="dot" w:pos="8828"/>
+            </w:tabs>
+            <w:rPr>
+              <w:rFonts w:eastAsiaTheme="minorEastAsia"/>
+              <w:noProof/>
+              <w:sz w:val="24"/>
+              <w:szCs w:val="24"/>
+              <w:lang w:eastAsia="es-CL"/>
+            </w:rPr>
+          </w:pPr>
+          <w:hyperlink w:anchor="_Toc231849816" w:history="1">
+            <w:r>
+              <w:rPr>
+                <w:rStyle w:val="Hipervnculo"/>
                 <w:rFonts w:ascii="Arial" w:hAnsi="Arial" w:cs="Arial"/>
                 <w:noProof/>
+                <w:highlight w:val="yellow"/>
+              </w:rPr>
+              <w:t>8.4 Comparación de Alternativas</w:t>
+            </w:r>
+            <w:r>
+              <w:rPr>
+                <w:noProof/>
+                <w:webHidden/>
+              </w:rPr>
+              <w:tab/>
+            </w:r>
+            <w:r>
+              <w:rPr>
+                <w:noProof/>
                 <w:webHidden/>
               </w:rPr>
               <w:fldChar w:fldCharType="begin"/>
             </w:r>
             <w:r>
               <w:rPr>
+                <w:noProof/>
+                <w:webHidden/>
+              </w:rPr>
+              <w:instrText xml:space="preserve"> PAGEREF _Toc231849816 \h </w:instrText>
+            </w:r>
+            <w:r>
+              <w:rPr>
+                <w:noProof/>
+                <w:webHidden/>
+              </w:rPr>
+            </w:r>
+            <w:r>
+              <w:rPr>
+                <w:noProof/>
+                <w:webHidden/>
+              </w:rPr>
+              <w:fldChar w:fldCharType="separate"/>
+            </w:r>
+            <w:r>
+              <w:rPr>
+                <w:noProof/>
+                <w:webHidden/>
+              </w:rPr>
+              <w:t>33</w:t>
+            </w:r>
+            <w:r>
+              <w:rPr>
+                <w:noProof/>
+                <w:webHidden/>
+              </w:rPr>
+              <w:fldChar w:fldCharType="end"/>
+            </w:r>
+          </w:hyperlink>
+        </w:p>
+        <w:p>
+          <w:pPr>
+            <w:pStyle w:val="TDC3"/>
+            <w:tabs>
+              <w:tab w:val="right" w:leader="dot" w:pos="8828"/>
+            </w:tabs>
+            <w:rPr>
+              <w:rFonts w:eastAsiaTheme="minorEastAsia"/>
+              <w:noProof/>
+              <w:sz w:val="24"/>
+              <w:szCs w:val="24"/>
+              <w:lang w:eastAsia="es-CL"/>
+            </w:rPr>
+          </w:pPr>
+          <w:hyperlink w:anchor="_Toc231849817" w:history="1">
+            <w:r>
+              <w:rPr>
+                <w:rStyle w:val="Hipervnculo"/>
                 <w:rFonts w:ascii="Arial" w:hAnsi="Arial" w:cs="Arial"/>
                 <w:noProof/>
-                <w:webHidden/>
-              </w:rPr>
-              <w:instrText xml:space="preserve"> PAGEREF _Toc231846796 \h </w:instrText>
-            </w:r>
-            <w:r>
-              <w:rPr>
+                <w:highlight w:val="yellow"/>
+              </w:rPr>
+              <w:t>8.5 Criterios de Selección</w:t>
+            </w:r>
+            <w:r>
+              <w:rPr>
+                <w:noProof/>
+                <w:webHidden/>
+              </w:rPr>
+              <w:tab/>
+            </w:r>
+            <w:r>
+              <w:rPr>
+                <w:noProof/>
+                <w:webHidden/>
+              </w:rPr>
+              <w:fldChar w:fldCharType="begin"/>
+            </w:r>
+            <w:r>
+              <w:rPr>
+                <w:noProof/>
+                <w:webHidden/>
+              </w:rPr>
+              <w:instrText xml:space="preserve"> PAGEREF _Toc231849817 \h </w:instrText>
+            </w:r>
+            <w:r>
+              <w:rPr>
+                <w:noProof/>
+                <w:webHidden/>
+              </w:rPr>
+            </w:r>
+            <w:r>
+              <w:rPr>
+                <w:noProof/>
+                <w:webHidden/>
+              </w:rPr>
+              <w:fldChar w:fldCharType="separate"/>
+            </w:r>
+            <w:r>
+              <w:rPr>
+                <w:noProof/>
+                <w:webHidden/>
+              </w:rPr>
+              <w:t>36</w:t>
+            </w:r>
+            <w:r>
+              <w:rPr>
+                <w:noProof/>
+                <w:webHidden/>
+              </w:rPr>
+              <w:fldChar w:fldCharType="end"/>
+            </w:r>
+          </w:hyperlink>
+        </w:p>
+        <w:p>
+          <w:pPr>
+            <w:pStyle w:val="TDC3"/>
+            <w:tabs>
+              <w:tab w:val="right" w:leader="dot" w:pos="8828"/>
+            </w:tabs>
+            <w:rPr>
+              <w:rFonts w:eastAsiaTheme="minorEastAsia"/>
+              <w:noProof/>
+              <w:sz w:val="24"/>
+              <w:szCs w:val="24"/>
+              <w:lang w:eastAsia="es-CL"/>
+            </w:rPr>
+          </w:pPr>
+          <w:hyperlink w:anchor="_Toc231849818" w:history="1">
+            <w:r>
+              <w:rPr>
+                <w:rStyle w:val="Hipervnculo"/>
                 <w:rFonts w:ascii="Arial" w:hAnsi="Arial" w:cs="Arial"/>
                 <w:noProof/>
-                <w:webHidden/>
-              </w:rPr>
-            </w:r>
-            <w:r>
-              <w:rPr>
-                <w:rFonts w:ascii="Arial" w:hAnsi="Arial" w:cs="Arial"/>
+                <w:highlight w:val="yellow"/>
+              </w:rPr>
+              <w:t>8.6 Recomendación Técnica Final</w:t>
+            </w:r>
+            <w:r>
+              <w:rPr>
+                <w:noProof/>
+                <w:webHidden/>
+              </w:rPr>
+              <w:tab/>
+            </w:r>
+            <w:r>
+              <w:rPr>
+                <w:noProof/>
+                <w:webHidden/>
+              </w:rPr>
+              <w:fldChar w:fldCharType="begin"/>
+            </w:r>
+            <w:r>
+              <w:rPr>
+                <w:noProof/>
+                <w:webHidden/>
+              </w:rPr>
+              <w:instrText xml:space="preserve"> PAGEREF _Toc231849818 \h </w:instrText>
+            </w:r>
+            <w:r>
+              <w:rPr>
+                <w:noProof/>
+                <w:webHidden/>
+              </w:rPr>
+            </w:r>
+            <w:r>
+              <w:rPr>
                 <w:noProof/>
                 <w:webHidden/>
               </w:rPr>
@@ -2380,15 +2718,13 @@
             </w:r>
             <w:r>
               <w:rPr>
-                <w:rFonts w:ascii="Arial" w:hAnsi="Arial" w:cs="Arial"/>
-                <w:noProof/>
-                <w:webHidden/>
-              </w:rPr>
-              <w:t>25</w:t>
-            </w:r>
-            <w:r>
-              <w:rPr>
-                <w:rFonts w:ascii="Arial" w:hAnsi="Arial" w:cs="Arial"/>
+                <w:noProof/>
+                <w:webHidden/>
+              </w:rPr>
+              <w:t>38</w:t>
+            </w:r>
+            <w:r>
+              <w:rPr>
                 <w:noProof/>
                 <w:webHidden/>
               </w:rPr>
@@ -2403,25 +2739,24 @@
               <w:tab w:val="right" w:leader="dot" w:pos="8828"/>
             </w:tabs>
             <w:rPr>
-              <w:rFonts w:ascii="Arial" w:eastAsiaTheme="minorEastAsia" w:hAnsi="Arial" w:cs="Arial"/>
+              <w:rFonts w:eastAsiaTheme="minorEastAsia"/>
               <w:noProof/>
               <w:sz w:val="24"/>
               <w:szCs w:val="24"/>
               <w:lang w:eastAsia="es-CL"/>
             </w:rPr>
           </w:pPr>
-          <w:hyperlink w:anchor="_Toc231846797" w:history="1">
+          <w:hyperlink w:anchor="_Toc231849819" w:history="1">
             <w:r>
               <w:rPr>
                 <w:rStyle w:val="Hipervnculo"/>
                 <w:rFonts w:ascii="Arial" w:hAnsi="Arial" w:cs="Arial"/>
                 <w:noProof/>
               </w:rPr>
-              <w:t>8. Factibilidad operativa u Operacional</w:t>
-            </w:r>
-            <w:r>
-              <w:rPr>
-                <w:rFonts w:ascii="Arial" w:hAnsi="Arial" w:cs="Arial"/>
+              <w:t>9. Factibilidad operativa u Operacional</w:t>
+            </w:r>
+            <w:r>
+              <w:rPr>
                 <w:noProof/>
                 <w:webHidden/>
               </w:rPr>
@@ -2429,7 +2764,6 @@
             </w:r>
             <w:r>
               <w:rPr>
-                <w:rFonts w:ascii="Arial" w:hAnsi="Arial" w:cs="Arial"/>
                 <w:noProof/>
                 <w:webHidden/>
               </w:rPr>
@@ -2437,22 +2771,19 @@
             </w:r>
             <w:r>
               <w:rPr>
-                <w:rFonts w:ascii="Arial" w:hAnsi="Arial" w:cs="Arial"/>
-                <w:noProof/>
-                <w:webHidden/>
-              </w:rPr>
-              <w:instrText xml:space="preserve"> PAGEREF _Toc231846797 \h </w:instrText>
-            </w:r>
-            <w:r>
-              <w:rPr>
-                <w:rFonts w:ascii="Arial" w:hAnsi="Arial" w:cs="Arial"/>
-                <w:noProof/>
-                <w:webHidden/>
-              </w:rPr>
-            </w:r>
-            <w:r>
-              <w:rPr>
-                <w:rFonts w:ascii="Arial" w:hAnsi="Arial" w:cs="Arial"/>
+                <w:noProof/>
+                <w:webHidden/>
+              </w:rPr>
+              <w:instrText xml:space="preserve"> PAGEREF _Toc231849819 \h </w:instrText>
+            </w:r>
+            <w:r>
+              <w:rPr>
+                <w:noProof/>
+                <w:webHidden/>
+              </w:rPr>
+            </w:r>
+            <w:r>
+              <w:rPr>
                 <w:noProof/>
                 <w:webHidden/>
               </w:rPr>
@@ -2460,15 +2791,13 @@
             </w:r>
             <w:r>
               <w:rPr>
-                <w:rFonts w:ascii="Arial" w:hAnsi="Arial" w:cs="Arial"/>
-                <w:noProof/>
-                <w:webHidden/>
-              </w:rPr>
-              <w:t>28</w:t>
-            </w:r>
-            <w:r>
-              <w:rPr>
-                <w:rFonts w:ascii="Arial" w:hAnsi="Arial" w:cs="Arial"/>
+                <w:noProof/>
+                <w:webHidden/>
+              </w:rPr>
+              <w:t>41</w:t>
+            </w:r>
+            <w:r>
+              <w:rPr>
                 <w:noProof/>
                 <w:webHidden/>
               </w:rPr>
@@ -2483,25 +2812,24 @@
               <w:tab w:val="right" w:leader="dot" w:pos="8828"/>
             </w:tabs>
             <w:rPr>
-              <w:rFonts w:ascii="Arial" w:eastAsiaTheme="minorEastAsia" w:hAnsi="Arial" w:cs="Arial"/>
+              <w:rFonts w:eastAsiaTheme="minorEastAsia"/>
               <w:noProof/>
               <w:sz w:val="24"/>
               <w:szCs w:val="24"/>
               <w:lang w:eastAsia="es-CL"/>
             </w:rPr>
           </w:pPr>
-          <w:hyperlink w:anchor="_Toc231846798" w:history="1">
+          <w:hyperlink w:anchor="_Toc231849820" w:history="1">
             <w:r>
               <w:rPr>
                 <w:rStyle w:val="Hipervnculo"/>
                 <w:rFonts w:ascii="Arial" w:hAnsi="Arial" w:cs="Arial"/>
                 <w:noProof/>
               </w:rPr>
-              <w:t>8.1 Alineación Estratégica</w:t>
-            </w:r>
-            <w:r>
-              <w:rPr>
-                <w:rFonts w:ascii="Arial" w:hAnsi="Arial" w:cs="Arial"/>
+              <w:t>9.1 Alineación Estratégica</w:t>
+            </w:r>
+            <w:r>
+              <w:rPr>
                 <w:noProof/>
                 <w:webHidden/>
               </w:rPr>
@@ -2509,7 +2837,6 @@
             </w:r>
             <w:r>
               <w:rPr>
-                <w:rFonts w:ascii="Arial" w:hAnsi="Arial" w:cs="Arial"/>
                 <w:noProof/>
                 <w:webHidden/>
               </w:rPr>
@@ -2517,22 +2844,19 @@
             </w:r>
             <w:r>
               <w:rPr>
-                <w:rFonts w:ascii="Arial" w:hAnsi="Arial" w:cs="Arial"/>
-                <w:noProof/>
-                <w:webHidden/>
-              </w:rPr>
-              <w:instrText xml:space="preserve"> PAGEREF _Toc231846798 \h </w:instrText>
-            </w:r>
-            <w:r>
-              <w:rPr>
-                <w:rFonts w:ascii="Arial" w:hAnsi="Arial" w:cs="Arial"/>
-                <w:noProof/>
-                <w:webHidden/>
-              </w:rPr>
-            </w:r>
-            <w:r>
-              <w:rPr>
-                <w:rFonts w:ascii="Arial" w:hAnsi="Arial" w:cs="Arial"/>
+                <w:noProof/>
+                <w:webHidden/>
+              </w:rPr>
+              <w:instrText xml:space="preserve"> PAGEREF _Toc231849820 \h </w:instrText>
+            </w:r>
+            <w:r>
+              <w:rPr>
+                <w:noProof/>
+                <w:webHidden/>
+              </w:rPr>
+            </w:r>
+            <w:r>
+              <w:rPr>
                 <w:noProof/>
                 <w:webHidden/>
               </w:rPr>
@@ -2540,15 +2864,13 @@
             </w:r>
             <w:r>
               <w:rPr>
-                <w:rFonts w:ascii="Arial" w:hAnsi="Arial" w:cs="Arial"/>
-                <w:noProof/>
-                <w:webHidden/>
-              </w:rPr>
-              <w:t>28</w:t>
-            </w:r>
-            <w:r>
-              <w:rPr>
-                <w:rFonts w:ascii="Arial" w:hAnsi="Arial" w:cs="Arial"/>
+                <w:noProof/>
+                <w:webHidden/>
+              </w:rPr>
+              <w:t>41</w:t>
+            </w:r>
+            <w:r>
+              <w:rPr>
                 <w:noProof/>
                 <w:webHidden/>
               </w:rPr>
@@ -2563,25 +2885,24 @@
               <w:tab w:val="right" w:leader="dot" w:pos="8828"/>
             </w:tabs>
             <w:rPr>
-              <w:rFonts w:ascii="Arial" w:eastAsiaTheme="minorEastAsia" w:hAnsi="Arial" w:cs="Arial"/>
+              <w:rFonts w:eastAsiaTheme="minorEastAsia"/>
               <w:noProof/>
               <w:sz w:val="24"/>
               <w:szCs w:val="24"/>
               <w:lang w:eastAsia="es-CL"/>
             </w:rPr>
           </w:pPr>
-          <w:hyperlink w:anchor="_Toc231846799" w:history="1">
+          <w:hyperlink w:anchor="_Toc231849821" w:history="1">
             <w:r>
               <w:rPr>
                 <w:rStyle w:val="Hipervnculo"/>
                 <w:rFonts w:ascii="Arial" w:hAnsi="Arial" w:cs="Arial"/>
                 <w:noProof/>
               </w:rPr>
-              <w:t>8.2 Procesos de Negocio</w:t>
-            </w:r>
-            <w:r>
-              <w:rPr>
-                <w:rFonts w:ascii="Arial" w:hAnsi="Arial" w:cs="Arial"/>
+              <w:t>9.2 Procesos de Negocio</w:t>
+            </w:r>
+            <w:r>
+              <w:rPr>
                 <w:noProof/>
                 <w:webHidden/>
               </w:rPr>
@@ -2589,7 +2910,6 @@
             </w:r>
             <w:r>
               <w:rPr>
-                <w:rFonts w:ascii="Arial" w:hAnsi="Arial" w:cs="Arial"/>
                 <w:noProof/>
                 <w:webHidden/>
               </w:rPr>
@@ -2597,22 +2917,19 @@
             </w:r>
             <w:r>
               <w:rPr>
-                <w:rFonts w:ascii="Arial" w:hAnsi="Arial" w:cs="Arial"/>
-                <w:noProof/>
-                <w:webHidden/>
-              </w:rPr>
-              <w:instrText xml:space="preserve"> PAGEREF _Toc231846799 \h </w:instrText>
-            </w:r>
-            <w:r>
-              <w:rPr>
-                <w:rFonts w:ascii="Arial" w:hAnsi="Arial" w:cs="Arial"/>
-                <w:noProof/>
-                <w:webHidden/>
-              </w:rPr>
-            </w:r>
-            <w:r>
-              <w:rPr>
-                <w:rFonts w:ascii="Arial" w:hAnsi="Arial" w:cs="Arial"/>
+                <w:noProof/>
+                <w:webHidden/>
+              </w:rPr>
+              <w:instrText xml:space="preserve"> PAGEREF _Toc231849821 \h </w:instrText>
+            </w:r>
+            <w:r>
+              <w:rPr>
+                <w:noProof/>
+                <w:webHidden/>
+              </w:rPr>
+            </w:r>
+            <w:r>
+              <w:rPr>
                 <w:noProof/>
                 <w:webHidden/>
               </w:rPr>
@@ -2620,15 +2937,13 @@
             </w:r>
             <w:r>
               <w:rPr>
-                <w:rFonts w:ascii="Arial" w:hAnsi="Arial" w:cs="Arial"/>
-                <w:noProof/>
-                <w:webHidden/>
-              </w:rPr>
-              <w:t>30</w:t>
-            </w:r>
-            <w:r>
-              <w:rPr>
-                <w:rFonts w:ascii="Arial" w:hAnsi="Arial" w:cs="Arial"/>
+                <w:noProof/>
+                <w:webHidden/>
+              </w:rPr>
+              <w:t>43</w:t>
+            </w:r>
+            <w:r>
+              <w:rPr>
                 <w:noProof/>
                 <w:webHidden/>
               </w:rPr>
@@ -2643,25 +2958,24 @@
               <w:tab w:val="right" w:leader="dot" w:pos="8828"/>
             </w:tabs>
             <w:rPr>
-              <w:rFonts w:ascii="Arial" w:eastAsiaTheme="minorEastAsia" w:hAnsi="Arial" w:cs="Arial"/>
+              <w:rFonts w:eastAsiaTheme="minorEastAsia"/>
               <w:noProof/>
               <w:sz w:val="24"/>
               <w:szCs w:val="24"/>
               <w:lang w:eastAsia="es-CL"/>
             </w:rPr>
           </w:pPr>
-          <w:hyperlink w:anchor="_Toc231846800" w:history="1">
+          <w:hyperlink w:anchor="_Toc231849822" w:history="1">
             <w:r>
               <w:rPr>
                 <w:rStyle w:val="Hipervnculo"/>
                 <w:rFonts w:ascii="Arial" w:hAnsi="Arial" w:cs="Arial"/>
                 <w:noProof/>
               </w:rPr>
-              <w:t>8.3 Cultura Organizacional</w:t>
-            </w:r>
-            <w:r>
-              <w:rPr>
-                <w:rFonts w:ascii="Arial" w:hAnsi="Arial" w:cs="Arial"/>
+              <w:t>9.3 Cultura Organizacional</w:t>
+            </w:r>
+            <w:r>
+              <w:rPr>
                 <w:noProof/>
                 <w:webHidden/>
               </w:rPr>
@@ -2669,7 +2983,6 @@
             </w:r>
             <w:r>
               <w:rPr>
-                <w:rFonts w:ascii="Arial" w:hAnsi="Arial" w:cs="Arial"/>
                 <w:noProof/>
                 <w:webHidden/>
               </w:rPr>
@@ -2677,22 +2990,19 @@
             </w:r>
             <w:r>
               <w:rPr>
-                <w:rFonts w:ascii="Arial" w:hAnsi="Arial" w:cs="Arial"/>
-                <w:noProof/>
-                <w:webHidden/>
-              </w:rPr>
-              <w:instrText xml:space="preserve"> PAGEREF _Toc231846800 \h </w:instrText>
-            </w:r>
-            <w:r>
-              <w:rPr>
-                <w:rFonts w:ascii="Arial" w:hAnsi="Arial" w:cs="Arial"/>
-                <w:noProof/>
-                <w:webHidden/>
-              </w:rPr>
-            </w:r>
-            <w:r>
-              <w:rPr>
-                <w:rFonts w:ascii="Arial" w:hAnsi="Arial" w:cs="Arial"/>
+                <w:noProof/>
+                <w:webHidden/>
+              </w:rPr>
+              <w:instrText xml:space="preserve"> PAGEREF _Toc231849822 \h </w:instrText>
+            </w:r>
+            <w:r>
+              <w:rPr>
+                <w:noProof/>
+                <w:webHidden/>
+              </w:rPr>
+            </w:r>
+            <w:r>
+              <w:rPr>
                 <w:noProof/>
                 <w:webHidden/>
               </w:rPr>
@@ -2700,15 +3010,13 @@
             </w:r>
             <w:r>
               <w:rPr>
-                <w:rFonts w:ascii="Arial" w:hAnsi="Arial" w:cs="Arial"/>
-                <w:noProof/>
-                <w:webHidden/>
-              </w:rPr>
-              <w:t>33</w:t>
-            </w:r>
-            <w:r>
-              <w:rPr>
-                <w:rFonts w:ascii="Arial" w:hAnsi="Arial" w:cs="Arial"/>
+                <w:noProof/>
+                <w:webHidden/>
+              </w:rPr>
+              <w:t>46</w:t>
+            </w:r>
+            <w:r>
+              <w:rPr>
                 <w:noProof/>
                 <w:webHidden/>
               </w:rPr>
@@ -2723,25 +3031,24 @@
               <w:tab w:val="right" w:leader="dot" w:pos="8828"/>
             </w:tabs>
             <w:rPr>
-              <w:rFonts w:ascii="Arial" w:eastAsiaTheme="minorEastAsia" w:hAnsi="Arial" w:cs="Arial"/>
+              <w:rFonts w:eastAsiaTheme="minorEastAsia"/>
               <w:noProof/>
               <w:sz w:val="24"/>
               <w:szCs w:val="24"/>
               <w:lang w:eastAsia="es-CL"/>
             </w:rPr>
           </w:pPr>
-          <w:hyperlink w:anchor="_Toc231846801" w:history="1">
+          <w:hyperlink w:anchor="_Toc231849823" w:history="1">
             <w:r>
               <w:rPr>
                 <w:rStyle w:val="Hipervnculo"/>
                 <w:rFonts w:ascii="Arial" w:hAnsi="Arial" w:cs="Arial"/>
                 <w:noProof/>
               </w:rPr>
-              <w:t>8.4 Cronograma y Tiempos</w:t>
-            </w:r>
-            <w:r>
-              <w:rPr>
-                <w:rFonts w:ascii="Arial" w:hAnsi="Arial" w:cs="Arial"/>
+              <w:t>9.4 Cronograma y Tiempos</w:t>
+            </w:r>
+            <w:r>
+              <w:rPr>
                 <w:noProof/>
                 <w:webHidden/>
               </w:rPr>
@@ -2749,7 +3056,6 @@
             </w:r>
             <w:r>
               <w:rPr>
-                <w:rFonts w:ascii="Arial" w:hAnsi="Arial" w:cs="Arial"/>
                 <w:noProof/>
                 <w:webHidden/>
               </w:rPr>
@@ -2757,22 +3063,19 @@
             </w:r>
             <w:r>
               <w:rPr>
-                <w:rFonts w:ascii="Arial" w:hAnsi="Arial" w:cs="Arial"/>
-                <w:noProof/>
-                <w:webHidden/>
-              </w:rPr>
-              <w:instrText xml:space="preserve"> PAGEREF _Toc231846801 \h </w:instrText>
-            </w:r>
-            <w:r>
-              <w:rPr>
-                <w:rFonts w:ascii="Arial" w:hAnsi="Arial" w:cs="Arial"/>
-                <w:noProof/>
-                <w:webHidden/>
-              </w:rPr>
-            </w:r>
-            <w:r>
-              <w:rPr>
-                <w:rFonts w:ascii="Arial" w:hAnsi="Arial" w:cs="Arial"/>
+                <w:noProof/>
+                <w:webHidden/>
+              </w:rPr>
+              <w:instrText xml:space="preserve"> PAGEREF _Toc231849823 \h </w:instrText>
+            </w:r>
+            <w:r>
+              <w:rPr>
+                <w:noProof/>
+                <w:webHidden/>
+              </w:rPr>
+            </w:r>
+            <w:r>
+              <w:rPr>
                 <w:noProof/>
                 <w:webHidden/>
               </w:rPr>
@@ -2780,15 +3083,13 @@
             </w:r>
             <w:r>
               <w:rPr>
-                <w:rFonts w:ascii="Arial" w:hAnsi="Arial" w:cs="Arial"/>
-                <w:noProof/>
-                <w:webHidden/>
-              </w:rPr>
-              <w:t>35</w:t>
-            </w:r>
-            <w:r>
-              <w:rPr>
-                <w:rFonts w:ascii="Arial" w:hAnsi="Arial" w:cs="Arial"/>
+                <w:noProof/>
+                <w:webHidden/>
+              </w:rPr>
+              <w:t>48</w:t>
+            </w:r>
+            <w:r>
+              <w:rPr>
                 <w:noProof/>
                 <w:webHidden/>
               </w:rPr>
@@ -2803,25 +3104,24 @@
               <w:tab w:val="right" w:leader="dot" w:pos="8828"/>
             </w:tabs>
             <w:rPr>
-              <w:rFonts w:ascii="Arial" w:eastAsiaTheme="minorEastAsia" w:hAnsi="Arial" w:cs="Arial"/>
+              <w:rFonts w:eastAsiaTheme="minorEastAsia"/>
               <w:noProof/>
               <w:sz w:val="24"/>
               <w:szCs w:val="24"/>
               <w:lang w:eastAsia="es-CL"/>
             </w:rPr>
           </w:pPr>
-          <w:hyperlink w:anchor="_Toc231846802" w:history="1">
+          <w:hyperlink w:anchor="_Toc231849824" w:history="1">
             <w:r>
               <w:rPr>
                 <w:rStyle w:val="Hipervnculo"/>
                 <w:rFonts w:ascii="Arial" w:hAnsi="Arial" w:cs="Arial"/>
                 <w:noProof/>
               </w:rPr>
-              <w:t>8.5 Aceptación y Adopción</w:t>
-            </w:r>
-            <w:r>
-              <w:rPr>
-                <w:rFonts w:ascii="Arial" w:hAnsi="Arial" w:cs="Arial"/>
+              <w:t>9.5 Aceptación y Adopción</w:t>
+            </w:r>
+            <w:r>
+              <w:rPr>
                 <w:noProof/>
                 <w:webHidden/>
               </w:rPr>
@@ -2829,7 +3129,6 @@
             </w:r>
             <w:r>
               <w:rPr>
-                <w:rFonts w:ascii="Arial" w:hAnsi="Arial" w:cs="Arial"/>
                 <w:noProof/>
                 <w:webHidden/>
               </w:rPr>
@@ -2837,22 +3136,19 @@
             </w:r>
             <w:r>
               <w:rPr>
-                <w:rFonts w:ascii="Arial" w:hAnsi="Arial" w:cs="Arial"/>
-                <w:noProof/>
-                <w:webHidden/>
-              </w:rPr>
-              <w:instrText xml:space="preserve"> PAGEREF _Toc231846802 \h </w:instrText>
-            </w:r>
-            <w:r>
-              <w:rPr>
-                <w:rFonts w:ascii="Arial" w:hAnsi="Arial" w:cs="Arial"/>
-                <w:noProof/>
-                <w:webHidden/>
-              </w:rPr>
-            </w:r>
-            <w:r>
-              <w:rPr>
-                <w:rFonts w:ascii="Arial" w:hAnsi="Arial" w:cs="Arial"/>
+                <w:noProof/>
+                <w:webHidden/>
+              </w:rPr>
+              <w:instrText xml:space="preserve"> PAGEREF _Toc231849824 \h </w:instrText>
+            </w:r>
+            <w:r>
+              <w:rPr>
+                <w:noProof/>
+                <w:webHidden/>
+              </w:rPr>
+            </w:r>
+            <w:r>
+              <w:rPr>
                 <w:noProof/>
                 <w:webHidden/>
               </w:rPr>
@@ -2860,15 +3156,13 @@
             </w:r>
             <w:r>
               <w:rPr>
-                <w:rFonts w:ascii="Arial" w:hAnsi="Arial" w:cs="Arial"/>
-                <w:noProof/>
-                <w:webHidden/>
-              </w:rPr>
-              <w:t>37</w:t>
-            </w:r>
-            <w:r>
-              <w:rPr>
-                <w:rFonts w:ascii="Arial" w:hAnsi="Arial" w:cs="Arial"/>
+                <w:noProof/>
+                <w:webHidden/>
+              </w:rPr>
+              <w:t>50</w:t>
+            </w:r>
+            <w:r>
+              <w:rPr>
                 <w:noProof/>
                 <w:webHidden/>
               </w:rPr>
@@ -2883,25 +3177,24 @@
               <w:tab w:val="right" w:leader="dot" w:pos="8828"/>
             </w:tabs>
             <w:rPr>
-              <w:rFonts w:ascii="Arial" w:eastAsiaTheme="minorEastAsia" w:hAnsi="Arial" w:cs="Arial"/>
+              <w:rFonts w:eastAsiaTheme="minorEastAsia"/>
               <w:noProof/>
               <w:sz w:val="24"/>
               <w:szCs w:val="24"/>
               <w:lang w:eastAsia="es-CL"/>
             </w:rPr>
           </w:pPr>
-          <w:hyperlink w:anchor="_Toc231846803" w:history="1">
+          <w:hyperlink w:anchor="_Toc231849825" w:history="1">
             <w:r>
               <w:rPr>
                 <w:rStyle w:val="Hipervnculo"/>
                 <w:rFonts w:ascii="Arial" w:hAnsi="Arial" w:cs="Arial"/>
                 <w:noProof/>
               </w:rPr>
-              <w:t>8.6 Riesgos Operacionales</w:t>
-            </w:r>
-            <w:r>
-              <w:rPr>
-                <w:rFonts w:ascii="Arial" w:hAnsi="Arial" w:cs="Arial"/>
+              <w:t>9.6 Riesgos Operacionales</w:t>
+            </w:r>
+            <w:r>
+              <w:rPr>
                 <w:noProof/>
                 <w:webHidden/>
               </w:rPr>
@@ -2909,7 +3202,6 @@
             </w:r>
             <w:r>
               <w:rPr>
-                <w:rFonts w:ascii="Arial" w:hAnsi="Arial" w:cs="Arial"/>
                 <w:noProof/>
                 <w:webHidden/>
               </w:rPr>
@@ -2917,22 +3209,19 @@
             </w:r>
             <w:r>
               <w:rPr>
-                <w:rFonts w:ascii="Arial" w:hAnsi="Arial" w:cs="Arial"/>
-                <w:noProof/>
-                <w:webHidden/>
-              </w:rPr>
-              <w:instrText xml:space="preserve"> PAGEREF _Toc231846803 \h </w:instrText>
-            </w:r>
-            <w:r>
-              <w:rPr>
-                <w:rFonts w:ascii="Arial" w:hAnsi="Arial" w:cs="Arial"/>
-                <w:noProof/>
-                <w:webHidden/>
-              </w:rPr>
-            </w:r>
-            <w:r>
-              <w:rPr>
-                <w:rFonts w:ascii="Arial" w:hAnsi="Arial" w:cs="Arial"/>
+                <w:noProof/>
+                <w:webHidden/>
+              </w:rPr>
+              <w:instrText xml:space="preserve"> PAGEREF _Toc231849825 \h </w:instrText>
+            </w:r>
+            <w:r>
+              <w:rPr>
+                <w:noProof/>
+                <w:webHidden/>
+              </w:rPr>
+            </w:r>
+            <w:r>
+              <w:rPr>
                 <w:noProof/>
                 <w:webHidden/>
               </w:rPr>
@@ -2940,15 +3229,13 @@
             </w:r>
             <w:r>
               <w:rPr>
-                <w:rFonts w:ascii="Arial" w:hAnsi="Arial" w:cs="Arial"/>
-                <w:noProof/>
-                <w:webHidden/>
-              </w:rPr>
-              <w:t>39</w:t>
-            </w:r>
-            <w:r>
-              <w:rPr>
-                <w:rFonts w:ascii="Arial" w:hAnsi="Arial" w:cs="Arial"/>
+                <w:noProof/>
+                <w:webHidden/>
+              </w:rPr>
+              <w:t>52</w:t>
+            </w:r>
+            <w:r>
+              <w:rPr>
                 <w:noProof/>
                 <w:webHidden/>
               </w:rPr>
@@ -2963,25 +3250,25 @@
               <w:tab w:val="right" w:leader="dot" w:pos="8828"/>
             </w:tabs>
             <w:rPr>
-              <w:rFonts w:ascii="Arial" w:eastAsiaTheme="minorEastAsia" w:hAnsi="Arial" w:cs="Arial"/>
+              <w:rFonts w:eastAsiaTheme="minorEastAsia"/>
               <w:noProof/>
               <w:sz w:val="24"/>
               <w:szCs w:val="24"/>
               <w:lang w:eastAsia="es-CL"/>
             </w:rPr>
           </w:pPr>
-          <w:hyperlink w:anchor="_Toc231846804" w:history="1">
+          <w:hyperlink w:anchor="_Toc231849826" w:history="1">
             <w:r>
               <w:rPr>
                 <w:rStyle w:val="Hipervnculo"/>
                 <w:rFonts w:ascii="Arial" w:hAnsi="Arial" w:cs="Arial"/>
                 <w:noProof/>
-              </w:rPr>
-              <w:t>9.Factibilidad Legal</w:t>
-            </w:r>
-            <w:r>
-              <w:rPr>
-                <w:rFonts w:ascii="Arial" w:hAnsi="Arial" w:cs="Arial"/>
+                <w:highlight w:val="magenta"/>
+              </w:rPr>
+              <w:t>10.Factibilidad Legal</w:t>
+            </w:r>
+            <w:r>
+              <w:rPr>
                 <w:noProof/>
                 <w:webHidden/>
               </w:rPr>
@@ -2989,7 +3276,6 @@
             </w:r>
             <w:r>
               <w:rPr>
-                <w:rFonts w:ascii="Arial" w:hAnsi="Arial" w:cs="Arial"/>
                 <w:noProof/>
                 <w:webHidden/>
               </w:rPr>
@@ -2997,22 +3283,19 @@
             </w:r>
             <w:r>
               <w:rPr>
-                <w:rFonts w:ascii="Arial" w:hAnsi="Arial" w:cs="Arial"/>
-                <w:noProof/>
-                <w:webHidden/>
-              </w:rPr>
-              <w:instrText xml:space="preserve"> PAGEREF _Toc231846804 \h </w:instrText>
-            </w:r>
-            <w:r>
-              <w:rPr>
-                <w:rFonts w:ascii="Arial" w:hAnsi="Arial" w:cs="Arial"/>
-                <w:noProof/>
-                <w:webHidden/>
-              </w:rPr>
-            </w:r>
-            <w:r>
-              <w:rPr>
-                <w:rFonts w:ascii="Arial" w:hAnsi="Arial" w:cs="Arial"/>
+                <w:noProof/>
+                <w:webHidden/>
+              </w:rPr>
+              <w:instrText xml:space="preserve"> PAGEREF _Toc231849826 \h </w:instrText>
+            </w:r>
+            <w:r>
+              <w:rPr>
+                <w:noProof/>
+                <w:webHidden/>
+              </w:rPr>
+            </w:r>
+            <w:r>
+              <w:rPr>
                 <w:noProof/>
                 <w:webHidden/>
               </w:rPr>
@@ -3020,15 +3303,13 @@
             </w:r>
             <w:r>
               <w:rPr>
-                <w:rFonts w:ascii="Arial" w:hAnsi="Arial" w:cs="Arial"/>
-                <w:noProof/>
-                <w:webHidden/>
-              </w:rPr>
-              <w:t>41</w:t>
-            </w:r>
-            <w:r>
-              <w:rPr>
-                <w:rFonts w:ascii="Arial" w:hAnsi="Arial" w:cs="Arial"/>
+                <w:noProof/>
+                <w:webHidden/>
+              </w:rPr>
+              <w:t>54</w:t>
+            </w:r>
+            <w:r>
+              <w:rPr>
                 <w:noProof/>
                 <w:webHidden/>
               </w:rPr>
@@ -3043,25 +3324,25 @@
               <w:tab w:val="right" w:leader="dot" w:pos="8828"/>
             </w:tabs>
             <w:rPr>
-              <w:rFonts w:ascii="Arial" w:eastAsiaTheme="minorEastAsia" w:hAnsi="Arial" w:cs="Arial"/>
+              <w:rFonts w:eastAsiaTheme="minorEastAsia"/>
               <w:noProof/>
               <w:sz w:val="24"/>
               <w:szCs w:val="24"/>
               <w:lang w:eastAsia="es-CL"/>
             </w:rPr>
           </w:pPr>
-          <w:hyperlink w:anchor="_Toc231846805" w:history="1">
+          <w:hyperlink w:anchor="_Toc231849827" w:history="1">
             <w:r>
               <w:rPr>
                 <w:rStyle w:val="Hipervnculo"/>
                 <w:rFonts w:ascii="Arial" w:hAnsi="Arial" w:cs="Arial"/>
                 <w:noProof/>
-              </w:rPr>
-              <w:t>9.1 Cumplimiento Legal</w:t>
-            </w:r>
-            <w:r>
-              <w:rPr>
-                <w:rFonts w:ascii="Arial" w:hAnsi="Arial" w:cs="Arial"/>
+                <w:highlight w:val="magenta"/>
+              </w:rPr>
+              <w:t>10.1 Cumplimiento Legal</w:t>
+            </w:r>
+            <w:r>
+              <w:rPr>
                 <w:noProof/>
                 <w:webHidden/>
               </w:rPr>
@@ -3069,7 +3350,6 @@
             </w:r>
             <w:r>
               <w:rPr>
-                <w:rFonts w:ascii="Arial" w:hAnsi="Arial" w:cs="Arial"/>
                 <w:noProof/>
                 <w:webHidden/>
               </w:rPr>
@@ -3077,22 +3357,19 @@
             </w:r>
             <w:r>
               <w:rPr>
-                <w:rFonts w:ascii="Arial" w:hAnsi="Arial" w:cs="Arial"/>
-                <w:noProof/>
-                <w:webHidden/>
-              </w:rPr>
-              <w:instrText xml:space="preserve"> PAGEREF _Toc231846805 \h </w:instrText>
-            </w:r>
-            <w:r>
-              <w:rPr>
-                <w:rFonts w:ascii="Arial" w:hAnsi="Arial" w:cs="Arial"/>
-                <w:noProof/>
-                <w:webHidden/>
-              </w:rPr>
-            </w:r>
-            <w:r>
-              <w:rPr>
-                <w:rFonts w:ascii="Arial" w:hAnsi="Arial" w:cs="Arial"/>
+                <w:noProof/>
+                <w:webHidden/>
+              </w:rPr>
+              <w:instrText xml:space="preserve"> PAGEREF _Toc231849827 \h </w:instrText>
+            </w:r>
+            <w:r>
+              <w:rPr>
+                <w:noProof/>
+                <w:webHidden/>
+              </w:rPr>
+            </w:r>
+            <w:r>
+              <w:rPr>
                 <w:noProof/>
                 <w:webHidden/>
               </w:rPr>
@@ -3100,15 +3377,13 @@
             </w:r>
             <w:r>
               <w:rPr>
-                <w:rFonts w:ascii="Arial" w:hAnsi="Arial" w:cs="Arial"/>
-                <w:noProof/>
-                <w:webHidden/>
-              </w:rPr>
-              <w:t>41</w:t>
-            </w:r>
-            <w:r>
-              <w:rPr>
-                <w:rFonts w:ascii="Arial" w:hAnsi="Arial" w:cs="Arial"/>
+                <w:noProof/>
+                <w:webHidden/>
+              </w:rPr>
+              <w:t>54</w:t>
+            </w:r>
+            <w:r>
+              <w:rPr>
                 <w:noProof/>
                 <w:webHidden/>
               </w:rPr>
@@ -3123,25 +3398,25 @@
               <w:tab w:val="right" w:leader="dot" w:pos="8828"/>
             </w:tabs>
             <w:rPr>
-              <w:rFonts w:ascii="Arial" w:eastAsiaTheme="minorEastAsia" w:hAnsi="Arial" w:cs="Arial"/>
+              <w:rFonts w:eastAsiaTheme="minorEastAsia"/>
               <w:noProof/>
               <w:sz w:val="24"/>
               <w:szCs w:val="24"/>
               <w:lang w:eastAsia="es-CL"/>
             </w:rPr>
           </w:pPr>
-          <w:hyperlink w:anchor="_Toc231846806" w:history="1">
+          <w:hyperlink w:anchor="_Toc231849828" w:history="1">
             <w:r>
               <w:rPr>
                 <w:rStyle w:val="Hipervnculo"/>
                 <w:rFonts w:ascii="Arial" w:hAnsi="Arial" w:cs="Arial"/>
                 <w:noProof/>
-              </w:rPr>
-              <w:t>9.2 Protección de Datos y Privacidad</w:t>
-            </w:r>
-            <w:r>
-              <w:rPr>
-                <w:rFonts w:ascii="Arial" w:hAnsi="Arial" w:cs="Arial"/>
+                <w:highlight w:val="magenta"/>
+              </w:rPr>
+              <w:t>10.2 Protección de Datos y Privacidad</w:t>
+            </w:r>
+            <w:r>
+              <w:rPr>
                 <w:noProof/>
                 <w:webHidden/>
               </w:rPr>
@@ -3149,7 +3424,6 @@
             </w:r>
             <w:r>
               <w:rPr>
-                <w:rFonts w:ascii="Arial" w:hAnsi="Arial" w:cs="Arial"/>
                 <w:noProof/>
                 <w:webHidden/>
               </w:rPr>
@@ -3157,22 +3431,19 @@
             </w:r>
             <w:r>
               <w:rPr>
-                <w:rFonts w:ascii="Arial" w:hAnsi="Arial" w:cs="Arial"/>
-                <w:noProof/>
-                <w:webHidden/>
-              </w:rPr>
-              <w:instrText xml:space="preserve"> PAGEREF _Toc231846806 \h </w:instrText>
-            </w:r>
-            <w:r>
-              <w:rPr>
-                <w:rFonts w:ascii="Arial" w:hAnsi="Arial" w:cs="Arial"/>
-                <w:noProof/>
-                <w:webHidden/>
-              </w:rPr>
-            </w:r>
-            <w:r>
-              <w:rPr>
-                <w:rFonts w:ascii="Arial" w:hAnsi="Arial" w:cs="Arial"/>
+                <w:noProof/>
+                <w:webHidden/>
+              </w:rPr>
+              <w:instrText xml:space="preserve"> PAGEREF _Toc231849828 \h </w:instrText>
+            </w:r>
+            <w:r>
+              <w:rPr>
+                <w:noProof/>
+                <w:webHidden/>
+              </w:rPr>
+            </w:r>
+            <w:r>
+              <w:rPr>
                 <w:noProof/>
                 <w:webHidden/>
               </w:rPr>
@@ -3180,15 +3451,13 @@
             </w:r>
             <w:r>
               <w:rPr>
-                <w:rFonts w:ascii="Arial" w:hAnsi="Arial" w:cs="Arial"/>
-                <w:noProof/>
-                <w:webHidden/>
-              </w:rPr>
-              <w:t>44</w:t>
-            </w:r>
-            <w:r>
-              <w:rPr>
-                <w:rFonts w:ascii="Arial" w:hAnsi="Arial" w:cs="Arial"/>
+                <w:noProof/>
+                <w:webHidden/>
+              </w:rPr>
+              <w:t>57</w:t>
+            </w:r>
+            <w:r>
+              <w:rPr>
                 <w:noProof/>
                 <w:webHidden/>
               </w:rPr>
@@ -3203,25 +3472,25 @@
               <w:tab w:val="right" w:leader="dot" w:pos="8828"/>
             </w:tabs>
             <w:rPr>
-              <w:rFonts w:ascii="Arial" w:eastAsiaTheme="minorEastAsia" w:hAnsi="Arial" w:cs="Arial"/>
+              <w:rFonts w:eastAsiaTheme="minorEastAsia"/>
               <w:noProof/>
               <w:sz w:val="24"/>
               <w:szCs w:val="24"/>
               <w:lang w:eastAsia="es-CL"/>
             </w:rPr>
           </w:pPr>
-          <w:hyperlink w:anchor="_Toc231846807" w:history="1">
+          <w:hyperlink w:anchor="_Toc231849829" w:history="1">
             <w:r>
               <w:rPr>
                 <w:rStyle w:val="Hipervnculo"/>
                 <w:rFonts w:ascii="Arial" w:hAnsi="Arial" w:cs="Arial"/>
                 <w:noProof/>
-              </w:rPr>
-              <w:t>9.3 Restricciones Legales</w:t>
-            </w:r>
-            <w:r>
-              <w:rPr>
-                <w:rFonts w:ascii="Arial" w:hAnsi="Arial" w:cs="Arial"/>
+                <w:highlight w:val="magenta"/>
+              </w:rPr>
+              <w:t>10.3 Restricciones Legales</w:t>
+            </w:r>
+            <w:r>
+              <w:rPr>
                 <w:noProof/>
                 <w:webHidden/>
               </w:rPr>
@@ -3229,7 +3498,6 @@
             </w:r>
             <w:r>
               <w:rPr>
-                <w:rFonts w:ascii="Arial" w:hAnsi="Arial" w:cs="Arial"/>
                 <w:noProof/>
                 <w:webHidden/>
               </w:rPr>
@@ -3237,22 +3505,19 @@
             </w:r>
             <w:r>
               <w:rPr>
-                <w:rFonts w:ascii="Arial" w:hAnsi="Arial" w:cs="Arial"/>
-                <w:noProof/>
-                <w:webHidden/>
-              </w:rPr>
-              <w:instrText xml:space="preserve"> PAGEREF _Toc231846807 \h </w:instrText>
-            </w:r>
-            <w:r>
-              <w:rPr>
-                <w:rFonts w:ascii="Arial" w:hAnsi="Arial" w:cs="Arial"/>
-                <w:noProof/>
-                <w:webHidden/>
-              </w:rPr>
-            </w:r>
-            <w:r>
-              <w:rPr>
-                <w:rFonts w:ascii="Arial" w:hAnsi="Arial" w:cs="Arial"/>
+                <w:noProof/>
+                <w:webHidden/>
+              </w:rPr>
+              <w:instrText xml:space="preserve"> PAGEREF _Toc231849829 \h </w:instrText>
+            </w:r>
+            <w:r>
+              <w:rPr>
+                <w:noProof/>
+                <w:webHidden/>
+              </w:rPr>
+            </w:r>
+            <w:r>
+              <w:rPr>
                 <w:noProof/>
                 <w:webHidden/>
               </w:rPr>
@@ -3260,15 +3525,13 @@
             </w:r>
             <w:r>
               <w:rPr>
-                <w:rFonts w:ascii="Arial" w:hAnsi="Arial" w:cs="Arial"/>
-                <w:noProof/>
-                <w:webHidden/>
-              </w:rPr>
-              <w:t>47</w:t>
-            </w:r>
-            <w:r>
-              <w:rPr>
-                <w:rFonts w:ascii="Arial" w:hAnsi="Arial" w:cs="Arial"/>
+                <w:noProof/>
+                <w:webHidden/>
+              </w:rPr>
+              <w:t>60</w:t>
+            </w:r>
+            <w:r>
+              <w:rPr>
                 <w:noProof/>
                 <w:webHidden/>
               </w:rPr>
@@ -3283,25 +3546,25 @@
               <w:tab w:val="right" w:leader="dot" w:pos="8828"/>
             </w:tabs>
             <w:rPr>
-              <w:rFonts w:ascii="Arial" w:eastAsiaTheme="minorEastAsia" w:hAnsi="Arial" w:cs="Arial"/>
+              <w:rFonts w:eastAsiaTheme="minorEastAsia"/>
               <w:noProof/>
               <w:sz w:val="24"/>
               <w:szCs w:val="24"/>
               <w:lang w:eastAsia="es-CL"/>
             </w:rPr>
           </w:pPr>
-          <w:hyperlink w:anchor="_Toc231846808" w:history="1">
+          <w:hyperlink w:anchor="_Toc231849830" w:history="1">
             <w:r>
               <w:rPr>
                 <w:rStyle w:val="Hipervnculo"/>
                 <w:rFonts w:ascii="Arial" w:hAnsi="Arial" w:cs="Arial"/>
                 <w:noProof/>
-              </w:rPr>
-              <w:t>9.4 Estándares y Regulaciones</w:t>
-            </w:r>
-            <w:r>
-              <w:rPr>
-                <w:rFonts w:ascii="Arial" w:hAnsi="Arial" w:cs="Arial"/>
+                <w:highlight w:val="magenta"/>
+              </w:rPr>
+              <w:t>10.4 Estándares y Regulaciones</w:t>
+            </w:r>
+            <w:r>
+              <w:rPr>
                 <w:noProof/>
                 <w:webHidden/>
               </w:rPr>
@@ -3309,7 +3572,6 @@
             </w:r>
             <w:r>
               <w:rPr>
-                <w:rFonts w:ascii="Arial" w:hAnsi="Arial" w:cs="Arial"/>
                 <w:noProof/>
                 <w:webHidden/>
               </w:rPr>
@@ -3317,22 +3579,19 @@
             </w:r>
             <w:r>
               <w:rPr>
-                <w:rFonts w:ascii="Arial" w:hAnsi="Arial" w:cs="Arial"/>
-                <w:noProof/>
-                <w:webHidden/>
-              </w:rPr>
-              <w:instrText xml:space="preserve"> PAGEREF _Toc231846808 \h </w:instrText>
-            </w:r>
-            <w:r>
-              <w:rPr>
-                <w:rFonts w:ascii="Arial" w:hAnsi="Arial" w:cs="Arial"/>
-                <w:noProof/>
-                <w:webHidden/>
-              </w:rPr>
-            </w:r>
-            <w:r>
-              <w:rPr>
-                <w:rFonts w:ascii="Arial" w:hAnsi="Arial" w:cs="Arial"/>
+                <w:noProof/>
+                <w:webHidden/>
+              </w:rPr>
+              <w:instrText xml:space="preserve"> PAGEREF _Toc231849830 \h </w:instrText>
+            </w:r>
+            <w:r>
+              <w:rPr>
+                <w:noProof/>
+                <w:webHidden/>
+              </w:rPr>
+            </w:r>
+            <w:r>
+              <w:rPr>
                 <w:noProof/>
                 <w:webHidden/>
               </w:rPr>
@@ -3340,15 +3599,13 @@
             </w:r>
             <w:r>
               <w:rPr>
-                <w:rFonts w:ascii="Arial" w:hAnsi="Arial" w:cs="Arial"/>
-                <w:noProof/>
-                <w:webHidden/>
-              </w:rPr>
-              <w:t>50</w:t>
-            </w:r>
-            <w:r>
-              <w:rPr>
-                <w:rFonts w:ascii="Arial" w:hAnsi="Arial" w:cs="Arial"/>
+                <w:noProof/>
+                <w:webHidden/>
+              </w:rPr>
+              <w:t>63</w:t>
+            </w:r>
+            <w:r>
+              <w:rPr>
                 <w:noProof/>
                 <w:webHidden/>
               </w:rPr>
@@ -3363,25 +3620,25 @@
               <w:tab w:val="right" w:leader="dot" w:pos="8828"/>
             </w:tabs>
             <w:rPr>
-              <w:rFonts w:ascii="Arial" w:eastAsiaTheme="minorEastAsia" w:hAnsi="Arial" w:cs="Arial"/>
+              <w:rFonts w:eastAsiaTheme="minorEastAsia"/>
               <w:noProof/>
               <w:sz w:val="24"/>
               <w:szCs w:val="24"/>
               <w:lang w:eastAsia="es-CL"/>
             </w:rPr>
           </w:pPr>
-          <w:hyperlink w:anchor="_Toc231846809" w:history="1">
+          <w:hyperlink w:anchor="_Toc231849831" w:history="1">
             <w:r>
               <w:rPr>
                 <w:rStyle w:val="Hipervnculo"/>
                 <w:rFonts w:ascii="Arial" w:hAnsi="Arial" w:cs="Arial"/>
                 <w:noProof/>
-              </w:rPr>
-              <w:t>9.5 Contratos y Acuerdos</w:t>
-            </w:r>
-            <w:r>
-              <w:rPr>
-                <w:rFonts w:ascii="Arial" w:hAnsi="Arial" w:cs="Arial"/>
+                <w:highlight w:val="magenta"/>
+              </w:rPr>
+              <w:t>10.5 Contratos y Acuerdos</w:t>
+            </w:r>
+            <w:r>
+              <w:rPr>
                 <w:noProof/>
                 <w:webHidden/>
               </w:rPr>
@@ -3389,7 +3646,6 @@
             </w:r>
             <w:r>
               <w:rPr>
-                <w:rFonts w:ascii="Arial" w:hAnsi="Arial" w:cs="Arial"/>
                 <w:noProof/>
                 <w:webHidden/>
               </w:rPr>
@@ -3397,22 +3653,19 @@
             </w:r>
             <w:r>
               <w:rPr>
-                <w:rFonts w:ascii="Arial" w:hAnsi="Arial" w:cs="Arial"/>
-                <w:noProof/>
-                <w:webHidden/>
-              </w:rPr>
-              <w:instrText xml:space="preserve"> PAGEREF _Toc231846809 \h </w:instrText>
-            </w:r>
-            <w:r>
-              <w:rPr>
-                <w:rFonts w:ascii="Arial" w:hAnsi="Arial" w:cs="Arial"/>
-                <w:noProof/>
-                <w:webHidden/>
-              </w:rPr>
-            </w:r>
-            <w:r>
-              <w:rPr>
-                <w:rFonts w:ascii="Arial" w:hAnsi="Arial" w:cs="Arial"/>
+                <w:noProof/>
+                <w:webHidden/>
+              </w:rPr>
+              <w:instrText xml:space="preserve"> PAGEREF _Toc231849831 \h </w:instrText>
+            </w:r>
+            <w:r>
+              <w:rPr>
+                <w:noProof/>
+                <w:webHidden/>
+              </w:rPr>
+            </w:r>
+            <w:r>
+              <w:rPr>
                 <w:noProof/>
                 <w:webHidden/>
               </w:rPr>
@@ -3420,15 +3673,13 @@
             </w:r>
             <w:r>
               <w:rPr>
-                <w:rFonts w:ascii="Arial" w:hAnsi="Arial" w:cs="Arial"/>
-                <w:noProof/>
-                <w:webHidden/>
-              </w:rPr>
-              <w:t>53</w:t>
-            </w:r>
-            <w:r>
-              <w:rPr>
-                <w:rFonts w:ascii="Arial" w:hAnsi="Arial" w:cs="Arial"/>
+                <w:noProof/>
+                <w:webHidden/>
+              </w:rPr>
+              <w:t>66</w:t>
+            </w:r>
+            <w:r>
+              <w:rPr>
                 <w:noProof/>
                 <w:webHidden/>
               </w:rPr>
@@ -3443,56 +3694,343 @@
               <w:tab w:val="right" w:leader="dot" w:pos="8828"/>
             </w:tabs>
             <w:rPr>
-              <w:rFonts w:ascii="Arial" w:eastAsiaTheme="minorEastAsia" w:hAnsi="Arial" w:cs="Arial"/>
+              <w:rFonts w:eastAsiaTheme="minorEastAsia"/>
               <w:noProof/>
               <w:sz w:val="24"/>
               <w:szCs w:val="24"/>
               <w:lang w:eastAsia="es-CL"/>
             </w:rPr>
           </w:pPr>
-          <w:hyperlink w:anchor="_Toc231846810" w:history="1">
+          <w:hyperlink w:anchor="_Toc231849832" w:history="1">
             <w:r>
               <w:rPr>
                 <w:rStyle w:val="Hipervnculo"/>
                 <w:rFonts w:ascii="Arial" w:hAnsi="Arial" w:cs="Arial"/>
                 <w:noProof/>
               </w:rPr>
-              <w:t>10. Referencias</w:t>
-            </w:r>
-            <w:r>
-              <w:rPr>
+              <w:t>10. CONCLUSIONES</w:t>
+            </w:r>
+            <w:r>
+              <w:rPr>
+                <w:noProof/>
+                <w:webHidden/>
+              </w:rPr>
+              <w:tab/>
+            </w:r>
+            <w:r>
+              <w:rPr>
+                <w:noProof/>
+                <w:webHidden/>
+              </w:rPr>
+              <w:fldChar w:fldCharType="begin"/>
+            </w:r>
+            <w:r>
+              <w:rPr>
+                <w:noProof/>
+                <w:webHidden/>
+              </w:rPr>
+              <w:instrText xml:space="preserve"> PAGEREF _Toc231849832 \h </w:instrText>
+            </w:r>
+            <w:r>
+              <w:rPr>
+                <w:noProof/>
+                <w:webHidden/>
+              </w:rPr>
+            </w:r>
+            <w:r>
+              <w:rPr>
+                <w:noProof/>
+                <w:webHidden/>
+              </w:rPr>
+              <w:fldChar w:fldCharType="separate"/>
+            </w:r>
+            <w:r>
+              <w:rPr>
+                <w:noProof/>
+                <w:webHidden/>
+              </w:rPr>
+              <w:t>68</w:t>
+            </w:r>
+            <w:r>
+              <w:rPr>
+                <w:noProof/>
+                <w:webHidden/>
+              </w:rPr>
+              <w:fldChar w:fldCharType="end"/>
+            </w:r>
+          </w:hyperlink>
+        </w:p>
+        <w:p>
+          <w:pPr>
+            <w:pStyle w:val="TDC2"/>
+            <w:tabs>
+              <w:tab w:val="right" w:leader="dot" w:pos="8828"/>
+            </w:tabs>
+            <w:rPr>
+              <w:rFonts w:eastAsiaTheme="minorEastAsia"/>
+              <w:noProof/>
+              <w:sz w:val="24"/>
+              <w:szCs w:val="24"/>
+              <w:lang w:eastAsia="es-CL"/>
+            </w:rPr>
+          </w:pPr>
+          <w:hyperlink w:anchor="_Toc231849833" w:history="1">
+            <w:r>
+              <w:rPr>
+                <w:rStyle w:val="Hipervnculo"/>
                 <w:rFonts w:ascii="Arial" w:hAnsi="Arial" w:cs="Arial"/>
                 <w:noProof/>
+              </w:rPr>
+              <w:t>11. Referencias</w:t>
+            </w:r>
+            <w:r>
+              <w:rPr>
+                <w:noProof/>
                 <w:webHidden/>
               </w:rPr>
               <w:tab/>
             </w:r>
             <w:r>
               <w:rPr>
+                <w:noProof/>
+                <w:webHidden/>
+              </w:rPr>
+              <w:fldChar w:fldCharType="begin"/>
+            </w:r>
+            <w:r>
+              <w:rPr>
+                <w:noProof/>
+                <w:webHidden/>
+              </w:rPr>
+              <w:instrText xml:space="preserve"> PAGEREF _Toc231849833 \h </w:instrText>
+            </w:r>
+            <w:r>
+              <w:rPr>
+                <w:noProof/>
+                <w:webHidden/>
+              </w:rPr>
+            </w:r>
+            <w:r>
+              <w:rPr>
+                <w:noProof/>
+                <w:webHidden/>
+              </w:rPr>
+              <w:fldChar w:fldCharType="separate"/>
+            </w:r>
+            <w:r>
+              <w:rPr>
+                <w:noProof/>
+                <w:webHidden/>
+              </w:rPr>
+              <w:t>69</w:t>
+            </w:r>
+            <w:r>
+              <w:rPr>
+                <w:noProof/>
+                <w:webHidden/>
+              </w:rPr>
+              <w:fldChar w:fldCharType="end"/>
+            </w:r>
+          </w:hyperlink>
+        </w:p>
+        <w:p>
+          <w:pPr>
+            <w:pStyle w:val="TDC2"/>
+            <w:tabs>
+              <w:tab w:val="right" w:leader="dot" w:pos="8828"/>
+            </w:tabs>
+            <w:rPr>
+              <w:rFonts w:eastAsiaTheme="minorEastAsia"/>
+              <w:noProof/>
+              <w:sz w:val="24"/>
+              <w:szCs w:val="24"/>
+              <w:lang w:eastAsia="es-CL"/>
+            </w:rPr>
+          </w:pPr>
+          <w:hyperlink w:anchor="_Toc231849834" w:history="1">
+            <w:r>
+              <w:rPr>
+                <w:rStyle w:val="Hipervnculo"/>
                 <w:rFonts w:ascii="Arial" w:hAnsi="Arial" w:cs="Arial"/>
                 <w:noProof/>
+              </w:rPr>
+              <w:t>12. ANEXOS</w:t>
+            </w:r>
+            <w:r>
+              <w:rPr>
+                <w:noProof/>
+                <w:webHidden/>
+              </w:rPr>
+              <w:tab/>
+            </w:r>
+            <w:r>
+              <w:rPr>
+                <w:noProof/>
                 <w:webHidden/>
               </w:rPr>
               <w:fldChar w:fldCharType="begin"/>
             </w:r>
             <w:r>
               <w:rPr>
+                <w:noProof/>
+                <w:webHidden/>
+              </w:rPr>
+              <w:instrText xml:space="preserve"> PAGEREF _Toc231849834 \h </w:instrText>
+            </w:r>
+            <w:r>
+              <w:rPr>
+                <w:noProof/>
+                <w:webHidden/>
+              </w:rPr>
+            </w:r>
+            <w:r>
+              <w:rPr>
+                <w:noProof/>
+                <w:webHidden/>
+              </w:rPr>
+              <w:fldChar w:fldCharType="separate"/>
+            </w:r>
+            <w:r>
+              <w:rPr>
+                <w:noProof/>
+                <w:webHidden/>
+              </w:rPr>
+              <w:t>70</w:t>
+            </w:r>
+            <w:r>
+              <w:rPr>
+                <w:noProof/>
+                <w:webHidden/>
+              </w:rPr>
+              <w:fldChar w:fldCharType="end"/>
+            </w:r>
+          </w:hyperlink>
+        </w:p>
+        <w:p>
+          <w:pPr>
+            <w:pStyle w:val="TDC3"/>
+            <w:tabs>
+              <w:tab w:val="right" w:leader="dot" w:pos="8828"/>
+            </w:tabs>
+            <w:rPr>
+              <w:rFonts w:eastAsiaTheme="minorEastAsia"/>
+              <w:noProof/>
+              <w:sz w:val="24"/>
+              <w:szCs w:val="24"/>
+              <w:lang w:eastAsia="es-CL"/>
+            </w:rPr>
+          </w:pPr>
+          <w:hyperlink w:anchor="_Toc231849835" w:history="1">
+            <w:r>
+              <w:rPr>
+                <w:rStyle w:val="Hipervnculo"/>
                 <w:rFonts w:ascii="Arial" w:hAnsi="Arial" w:cs="Arial"/>
                 <w:noProof/>
-                <w:webHidden/>
-              </w:rPr>
-              <w:instrText xml:space="preserve"> PAGEREF _Toc231846810 \h </w:instrText>
-            </w:r>
-            <w:r>
-              <w:rPr>
+              </w:rPr>
+              <w:t>Anexo A</w:t>
+            </w:r>
+            <w:r>
+              <w:rPr>
+                <w:noProof/>
+                <w:webHidden/>
+              </w:rPr>
+              <w:tab/>
+            </w:r>
+            <w:r>
+              <w:rPr>
+                <w:noProof/>
+                <w:webHidden/>
+              </w:rPr>
+              <w:fldChar w:fldCharType="begin"/>
+            </w:r>
+            <w:r>
+              <w:rPr>
+                <w:noProof/>
+                <w:webHidden/>
+              </w:rPr>
+              <w:instrText xml:space="preserve"> PAGEREF _Toc231849835 \h </w:instrText>
+            </w:r>
+            <w:r>
+              <w:rPr>
+                <w:noProof/>
+                <w:webHidden/>
+              </w:rPr>
+            </w:r>
+            <w:r>
+              <w:rPr>
+                <w:noProof/>
+                <w:webHidden/>
+              </w:rPr>
+              <w:fldChar w:fldCharType="separate"/>
+            </w:r>
+            <w:r>
+              <w:rPr>
+                <w:noProof/>
+                <w:webHidden/>
+              </w:rPr>
+              <w:t>70</w:t>
+            </w:r>
+            <w:r>
+              <w:rPr>
+                <w:noProof/>
+                <w:webHidden/>
+              </w:rPr>
+              <w:fldChar w:fldCharType="end"/>
+            </w:r>
+          </w:hyperlink>
+        </w:p>
+        <w:p>
+          <w:pPr>
+            <w:pStyle w:val="TDC3"/>
+            <w:tabs>
+              <w:tab w:val="right" w:leader="dot" w:pos="8828"/>
+            </w:tabs>
+            <w:rPr>
+              <w:rFonts w:eastAsiaTheme="minorEastAsia"/>
+              <w:noProof/>
+              <w:sz w:val="24"/>
+              <w:szCs w:val="24"/>
+              <w:lang w:eastAsia="es-CL"/>
+            </w:rPr>
+          </w:pPr>
+          <w:hyperlink w:anchor="_Toc231849836" w:history="1">
+            <w:r>
+              <w:rPr>
+                <w:rStyle w:val="Hipervnculo"/>
                 <w:rFonts w:ascii="Arial" w:hAnsi="Arial" w:cs="Arial"/>
                 <w:noProof/>
-                <w:webHidden/>
-              </w:rPr>
-            </w:r>
-            <w:r>
-              <w:rPr>
-                <w:rFonts w:ascii="Arial" w:hAnsi="Arial" w:cs="Arial"/>
+              </w:rPr>
+              <w:t>Anexo B</w:t>
+            </w:r>
+            <w:r>
+              <w:rPr>
+                <w:noProof/>
+                <w:webHidden/>
+              </w:rPr>
+              <w:tab/>
+            </w:r>
+            <w:r>
+              <w:rPr>
+                <w:noProof/>
+                <w:webHidden/>
+              </w:rPr>
+              <w:fldChar w:fldCharType="begin"/>
+            </w:r>
+            <w:r>
+              <w:rPr>
+                <w:noProof/>
+                <w:webHidden/>
+              </w:rPr>
+              <w:instrText xml:space="preserve"> PAGEREF _Toc231849836 \h </w:instrText>
+            </w:r>
+            <w:r>
+              <w:rPr>
+                <w:noProof/>
+                <w:webHidden/>
+              </w:rPr>
+            </w:r>
+            <w:r>
+              <w:rPr>
                 <w:noProof/>
                 <w:webHidden/>
               </w:rPr>
@@ -3500,15 +4038,13 @@
             </w:r>
             <w:r>
               <w:rPr>
-                <w:rFonts w:ascii="Arial" w:hAnsi="Arial" w:cs="Arial"/>
-                <w:noProof/>
-                <w:webHidden/>
-              </w:rPr>
-              <w:t>55</w:t>
-            </w:r>
-            <w:r>
-              <w:rPr>
-                <w:rFonts w:ascii="Arial" w:hAnsi="Arial" w:cs="Arial"/>
+                <w:noProof/>
+                <w:webHidden/>
+              </w:rPr>
+              <w:t>70</w:t>
+            </w:r>
+            <w:r>
+              <w:rPr>
                 <w:noProof/>
                 <w:webHidden/>
               </w:rPr>
@@ -3568,7 +4104,7 @@
           <w:lang w:eastAsia="es-CL"/>
         </w:rPr>
       </w:pPr>
-      <w:bookmarkStart w:id="2" w:name="_Toc231846776"/>
+      <w:bookmarkStart w:id="2" w:name="_Toc231849791"/>
       <w:r>
         <w:rPr>
           <w:rFonts w:ascii="Arial" w:eastAsia="Times New Roman" w:hAnsi="Arial" w:cs="Arial"/>
@@ -3641,7 +4177,7 @@
           <w:lang w:eastAsia="es-CL"/>
         </w:rPr>
       </w:pPr>
-      <w:bookmarkStart w:id="3" w:name="_Toc231846777"/>
+      <w:bookmarkStart w:id="3" w:name="_Toc231849792"/>
       <w:r>
         <w:rPr>
           <w:rFonts w:ascii="Arial" w:eastAsia="Times New Roman" w:hAnsi="Arial" w:cs="Arial"/>
@@ -3725,7 +4261,7 @@
           <w:lang w:eastAsia="es-CL"/>
         </w:rPr>
       </w:pPr>
-      <w:bookmarkStart w:id="4" w:name="_Toc231846778"/>
+      <w:bookmarkStart w:id="4" w:name="_Toc231849793"/>
       <w:r>
         <w:rPr>
           <w:rFonts w:ascii="Arial" w:eastAsia="Times New Roman" w:hAnsi="Arial" w:cs="Arial"/>
@@ -3894,7 +4430,7 @@
           <w:lang w:eastAsia="es-CL"/>
         </w:rPr>
       </w:pPr>
-      <w:bookmarkStart w:id="5" w:name="_Toc231846779"/>
+      <w:bookmarkStart w:id="5" w:name="_Toc231849794"/>
       <w:r>
         <w:rPr>
           <w:rFonts w:ascii="Arial" w:eastAsia="Times New Roman" w:hAnsi="Arial" w:cs="Arial"/>
@@ -3996,7 +4532,7 @@
           <w:lang w:eastAsia="es-CL"/>
         </w:rPr>
       </w:pPr>
-      <w:bookmarkStart w:id="6" w:name="_Toc231846780"/>
+      <w:bookmarkStart w:id="6" w:name="_Toc231849795"/>
       <w:r>
         <w:rPr>
           <w:rFonts w:ascii="Arial" w:eastAsia="Times New Roman" w:hAnsi="Arial" w:cs="Arial"/>
@@ -4030,7 +4566,7 @@
           <w:lang w:eastAsia="es-CL"/>
         </w:rPr>
       </w:pPr>
-      <w:bookmarkStart w:id="7" w:name="_Toc231846781"/>
+      <w:bookmarkStart w:id="7" w:name="_Toc231849796"/>
       <w:r>
         <w:rPr>
           <w:rFonts w:ascii="Arial" w:eastAsia="Times New Roman" w:hAnsi="Arial" w:cs="Arial"/>
@@ -4087,7 +4623,7 @@
           <w:lang w:eastAsia="es-CL"/>
         </w:rPr>
       </w:pPr>
-      <w:bookmarkStart w:id="8" w:name="_Toc231846782"/>
+      <w:bookmarkStart w:id="8" w:name="_Toc231849797"/>
       <w:r>
         <w:rPr>
           <w:rFonts w:ascii="Arial" w:eastAsia="Times New Roman" w:hAnsi="Arial" w:cs="Arial"/>
@@ -4567,7 +5103,7 @@
           <w:lang w:eastAsia="es-CL"/>
         </w:rPr>
       </w:pPr>
-      <w:bookmarkStart w:id="9" w:name="_Toc231846783"/>
+      <w:bookmarkStart w:id="9" w:name="_Toc231849798"/>
       <w:r>
         <w:rPr>
           <w:rFonts w:ascii="Arial" w:eastAsia="Times New Roman" w:hAnsi="Arial" w:cs="Arial"/>
@@ -4734,14 +5270,7 @@
           <w:rFonts w:ascii="Arial" w:hAnsi="Arial" w:cs="Arial"/>
           <w:lang w:eastAsia="es-CL"/>
         </w:rPr>
-        <w:t xml:space="preserve"> de pago, eliminando los arqueos manuales y digitalizando los cierres de caja en reportes</w:t>
-      </w:r>
-      <w:r>
-        <w:rPr>
-          <w:rFonts w:ascii="Arial" w:hAnsi="Arial" w:cs="Arial"/>
-          <w:lang w:eastAsia="es-CL"/>
-        </w:rPr>
-        <w:t xml:space="preserve"> descargables.</w:t>
+        <w:t xml:space="preserve"> de pago, eliminando los arqueos manuales y digitalizando los cierres de caja en reportes descargables.</w:t>
       </w:r>
     </w:p>
     <w:p>
@@ -5133,7 +5662,7 @@
           <w:lang w:eastAsia="es-CL"/>
         </w:rPr>
       </w:pPr>
-      <w:bookmarkStart w:id="10" w:name="_Toc231846784"/>
+      <w:bookmarkStart w:id="10" w:name="_Toc231849799"/>
       <w:r>
         <w:rPr>
           <w:rFonts w:ascii="Arial" w:eastAsia="Times New Roman" w:hAnsi="Arial" w:cs="Arial"/>
@@ -5167,7 +5696,7 @@
           <w:lang w:eastAsia="es-CL"/>
         </w:rPr>
       </w:pPr>
-      <w:bookmarkStart w:id="11" w:name="_Toc231846785"/>
+      <w:bookmarkStart w:id="11" w:name="_Toc231849800"/>
       <w:r>
         <w:rPr>
           <w:rFonts w:ascii="Arial" w:eastAsia="Times New Roman" w:hAnsi="Arial" w:cs="Arial"/>
@@ -5182,21 +5711,21 @@
         </w:rPr>
         <w:t xml:space="preserve">.1 </w:t>
       </w:r>
+      <w:r>
+        <w:rPr>
+          <w:rFonts w:ascii="Arial" w:eastAsia="Times New Roman" w:hAnsi="Arial" w:cs="Arial"/>
+          <w:lang w:eastAsia="es-CL"/>
+        </w:rPr>
+        <w:t>Identificación</w:t>
+      </w:r>
+      <w:r>
+        <w:rPr>
+          <w:rFonts w:ascii="Arial" w:eastAsia="Times New Roman" w:hAnsi="Arial" w:cs="Arial"/>
+          <w:lang w:eastAsia="es-CL"/>
+        </w:rPr>
+        <w:t xml:space="preserve"> de la demanda</w:t>
+      </w:r>
       <w:bookmarkEnd w:id="11"/>
-      <w:r>
-        <w:rPr>
-          <w:rFonts w:ascii="Arial" w:eastAsia="Times New Roman" w:hAnsi="Arial" w:cs="Arial"/>
-          <w:lang w:eastAsia="es-CL"/>
-        </w:rPr>
-        <w:t>Identificación</w:t>
-      </w:r>
-      <w:r>
-        <w:rPr>
-          <w:rFonts w:ascii="Arial" w:eastAsia="Times New Roman" w:hAnsi="Arial" w:cs="Arial"/>
-          <w:lang w:eastAsia="es-CL"/>
-        </w:rPr>
-        <w:t xml:space="preserve"> de la demanda</w:t>
-      </w:r>
     </w:p>
     <w:p>
       <w:pPr>
@@ -5328,7 +5857,6 @@
           <w:lang w:eastAsia="es-CL"/>
         </w:rPr>
       </w:pPr>
-      <w:bookmarkStart w:id="12" w:name="_Toc231846786"/>
       <w:r>
         <w:rPr>
           <w:rFonts w:ascii="Arial" w:eastAsia="Times New Roman" w:hAnsi="Arial" w:cs="Arial"/>
@@ -5347,6 +5875,7 @@
           <w:lang w:eastAsia="es-CL"/>
         </w:rPr>
       </w:pPr>
+      <w:bookmarkStart w:id="12" w:name="_Toc231849801"/>
       <w:r>
         <w:rPr>
           <w:rFonts w:ascii="Arial" w:eastAsia="Times New Roman" w:hAnsi="Arial" w:cs="Arial"/>
@@ -5362,14 +5891,14 @@
         </w:rPr>
         <w:t xml:space="preserve">.2 </w:t>
       </w:r>
+      <w:r>
+        <w:rPr>
+          <w:rFonts w:ascii="Arial" w:eastAsia="Times New Roman" w:hAnsi="Arial" w:cs="Arial"/>
+          <w:lang w:eastAsia="es-CL"/>
+        </w:rPr>
+        <w:t>Alineación estratégica del proyecto</w:t>
+      </w:r>
       <w:bookmarkEnd w:id="12"/>
-      <w:r>
-        <w:rPr>
-          <w:rFonts w:ascii="Arial" w:eastAsia="Times New Roman" w:hAnsi="Arial" w:cs="Arial"/>
-          <w:lang w:eastAsia="es-CL"/>
-        </w:rPr>
-        <w:t>Alineación estratégica del proyecto</w:t>
-      </w:r>
     </w:p>
     <w:p>
       <w:pPr>
@@ -5886,7 +6415,7 @@
           <w:rFonts w:ascii="Arial" w:hAnsi="Arial" w:cs="Arial"/>
         </w:rPr>
       </w:pPr>
-      <w:bookmarkStart w:id="13" w:name="_Toc231846787"/>
+      <w:bookmarkStart w:id="13" w:name="_Toc231849802"/>
       <w:r>
         <w:rPr>
           <w:rFonts w:ascii="Arial" w:hAnsi="Arial" w:cs="Arial"/>
@@ -5900,13 +6429,13 @@
         </w:rPr>
         <w:t xml:space="preserve">.3 </w:t>
       </w:r>
+      <w:r>
+        <w:rPr>
+          <w:rFonts w:ascii="Arial" w:hAnsi="Arial" w:cs="Arial"/>
+        </w:rPr>
+        <w:t>análisis del entorno</w:t>
+      </w:r>
       <w:bookmarkEnd w:id="13"/>
-      <w:r>
-        <w:rPr>
-          <w:rFonts w:ascii="Arial" w:hAnsi="Arial" w:cs="Arial"/>
-        </w:rPr>
-        <w:t>análisis del entorno</w:t>
-      </w:r>
     </w:p>
     <w:p>
       <w:pPr>
@@ -6336,7 +6865,6 @@
           <w:highlight w:val="yellow"/>
         </w:rPr>
       </w:pPr>
-      <w:bookmarkStart w:id="14" w:name="_Toc231846788"/>
       <w:r>
         <w:rPr>
           <w:rFonts w:ascii="Arial" w:hAnsi="Arial" w:cs="Arial"/>
@@ -6353,6 +6881,7 @@
           <w:rFonts w:ascii="Arial" w:hAnsi="Arial" w:cs="Arial"/>
         </w:rPr>
       </w:pPr>
+      <w:bookmarkStart w:id="14" w:name="_Toc231849803"/>
       <w:r>
         <w:rPr>
           <w:rFonts w:ascii="Arial" w:hAnsi="Arial" w:cs="Arial"/>
@@ -6366,13 +6895,13 @@
         </w:rPr>
         <w:t xml:space="preserve">.4 </w:t>
       </w:r>
+      <w:r>
+        <w:rPr>
+          <w:rFonts w:ascii="Arial" w:hAnsi="Arial" w:cs="Arial"/>
+        </w:rPr>
+        <w:t>investigación de mercado</w:t>
+      </w:r>
       <w:bookmarkEnd w:id="14"/>
-      <w:r>
-        <w:rPr>
-          <w:rFonts w:ascii="Arial" w:hAnsi="Arial" w:cs="Arial"/>
-        </w:rPr>
-        <w:t>investigación de mercado</w:t>
-      </w:r>
     </w:p>
     <w:p>
       <w:pPr>
@@ -6661,7 +7190,7 @@
           <w:lang w:eastAsia="es-CL"/>
         </w:rPr>
       </w:pPr>
-      <w:bookmarkStart w:id="15" w:name="_Toc231846789"/>
+      <w:bookmarkStart w:id="15" w:name="_Toc231849804"/>
       <w:r>
         <w:rPr>
           <w:rFonts w:ascii="Arial" w:eastAsia="Times New Roman" w:hAnsi="Arial" w:cs="Arial"/>
@@ -6691,14 +7220,14 @@
         </w:rPr>
         <w:t xml:space="preserve"> </w:t>
       </w:r>
+      <w:r>
+        <w:rPr>
+          <w:rFonts w:ascii="Arial" w:eastAsia="Times New Roman" w:hAnsi="Arial" w:cs="Arial"/>
+          <w:lang w:eastAsia="es-CL"/>
+        </w:rPr>
+        <w:t>Análisis de la competencia</w:t>
+      </w:r>
       <w:bookmarkEnd w:id="15"/>
-      <w:r>
-        <w:rPr>
-          <w:rFonts w:ascii="Arial" w:eastAsia="Times New Roman" w:hAnsi="Arial" w:cs="Arial"/>
-          <w:lang w:eastAsia="es-CL"/>
-        </w:rPr>
-        <w:t>Análisis de la competencia</w:t>
-      </w:r>
     </w:p>
     <w:p>
       <w:pPr>
@@ -6919,6 +7448,7 @@
           <w:rFonts w:ascii="Arial" w:hAnsi="Arial" w:cs="Arial"/>
         </w:rPr>
       </w:pPr>
+      <w:bookmarkStart w:id="16" w:name="_Toc231849805"/>
       <w:r>
         <w:rPr>
           <w:rFonts w:ascii="Arial" w:hAnsi="Arial" w:cs="Arial"/>
@@ -6926,6 +7456,7 @@
         <w:lastRenderedPageBreak/>
         <w:t>6.6 Recopilación y análisis de datos</w:t>
       </w:r>
+      <w:bookmarkEnd w:id="16"/>
     </w:p>
     <w:p>
       <w:pPr>
@@ -7160,7 +7691,6 @@
           <w:rFonts w:ascii="Arial" w:hAnsi="Arial" w:cs="Arial"/>
         </w:rPr>
       </w:pPr>
-      <w:bookmarkStart w:id="16" w:name="_Toc231846790"/>
       <w:r>
         <w:rPr>
           <w:rFonts w:ascii="Arial" w:hAnsi="Arial" w:cs="Arial"/>
@@ -7573,18 +8103,20 @@
       <w:pPr>
         <w:pStyle w:val="Ttulo3"/>
         <w:rPr>
-          <w:rFonts w:eastAsia="Times New Roman"/>
-          <w:lang w:eastAsia="es-CL"/>
-        </w:rPr>
-      </w:pPr>
-      <w:r>
-        <w:rPr>
-          <w:rFonts w:eastAsia="Times New Roman"/>
+          <w:rFonts w:ascii="Arial" w:eastAsia="Times New Roman" w:hAnsi="Arial" w:cs="Arial"/>
+          <w:lang w:eastAsia="es-CL"/>
+        </w:rPr>
+      </w:pPr>
+      <w:bookmarkStart w:id="17" w:name="_Toc231849806"/>
+      <w:r>
+        <w:rPr>
+          <w:rFonts w:ascii="Arial" w:eastAsia="Times New Roman" w:hAnsi="Arial" w:cs="Arial"/>
           <w:lang w:eastAsia="es-CL"/>
         </w:rPr>
         <w:lastRenderedPageBreak/>
         <w:t>6.7 Conclusiones del estudio de mercado</w:t>
       </w:r>
+      <w:bookmarkEnd w:id="17"/>
     </w:p>
     <w:p>
       <w:pPr>
@@ -7874,6 +8406,1121 @@
     <w:p>
       <w:pPr>
         <w:rPr>
+          <w:rFonts w:ascii="Arial" w:eastAsia="Times New Roman" w:hAnsi="Arial" w:cs="Arial"/>
+          <w:kern w:val="0"/>
+          <w:sz w:val="24"/>
+          <w:szCs w:val="24"/>
+          <w:lang w:eastAsia="es-CL"/>
+          <w14:ligatures w14:val="none"/>
+        </w:rPr>
+      </w:pPr>
+      <w:r>
+        <w:rPr>
+          <w:rFonts w:ascii="Arial" w:eastAsia="Times New Roman" w:hAnsi="Arial" w:cs="Arial"/>
+          <w:kern w:val="0"/>
+          <w:sz w:val="24"/>
+          <w:szCs w:val="24"/>
+          <w:lang w:eastAsia="es-CL"/>
+          <w14:ligatures w14:val="none"/>
+        </w:rPr>
+        <w:br w:type="page"/>
+      </w:r>
+    </w:p>
+    <w:p>
+      <w:pPr>
+        <w:pStyle w:val="Ttulo2"/>
+        <w:rPr>
+          <w:rFonts w:ascii="Arial" w:eastAsia="Times New Roman" w:hAnsi="Arial" w:cs="Arial"/>
+          <w:lang w:eastAsia="es-CL"/>
+        </w:rPr>
+      </w:pPr>
+      <w:bookmarkStart w:id="18" w:name="_Toc231849807"/>
+      <w:r>
+        <w:rPr>
+          <w:rFonts w:ascii="Arial" w:eastAsia="Times New Roman" w:hAnsi="Arial" w:cs="Arial"/>
+          <w:lang w:eastAsia="es-CL"/>
+        </w:rPr>
+        <w:lastRenderedPageBreak/>
+        <w:t>7. SOLUCIÓN PROPUESTA</w:t>
+      </w:r>
+      <w:bookmarkEnd w:id="18"/>
+    </w:p>
+    <w:p>
+      <w:pPr>
+        <w:pStyle w:val="Ttulo3"/>
+        <w:rPr>
+          <w:rFonts w:ascii="Arial" w:eastAsia="Times New Roman" w:hAnsi="Arial" w:cs="Arial"/>
+          <w:lang w:eastAsia="es-CL"/>
+        </w:rPr>
+      </w:pPr>
+      <w:bookmarkStart w:id="19" w:name="_Toc231849808"/>
+      <w:r>
+        <w:rPr>
+          <w:rFonts w:ascii="Arial" w:eastAsia="Times New Roman" w:hAnsi="Arial" w:cs="Arial"/>
+          <w:lang w:eastAsia="es-CL"/>
+        </w:rPr>
+        <w:t>7.1 Descripción de la solución</w:t>
+      </w:r>
+      <w:bookmarkEnd w:id="19"/>
+    </w:p>
+    <w:p>
+      <w:pPr>
+        <w:spacing w:after="100" w:afterAutospacing="1" w:line="240" w:lineRule="auto"/>
+        <w:ind w:left="360"/>
+        <w:rPr>
+          <w:rFonts w:ascii="Arial" w:eastAsia="Times New Roman" w:hAnsi="Arial" w:cs="Arial"/>
+          <w:kern w:val="0"/>
+          <w:sz w:val="24"/>
+          <w:szCs w:val="24"/>
+          <w:lang w:eastAsia="es-CL"/>
+          <w14:ligatures w14:val="none"/>
+        </w:rPr>
+      </w:pPr>
+      <w:r>
+        <w:rPr>
+          <w:rFonts w:ascii="Arial" w:eastAsia="Times New Roman" w:hAnsi="Arial" w:cs="Arial"/>
+          <w:kern w:val="0"/>
+          <w:sz w:val="24"/>
+          <w:szCs w:val="24"/>
+          <w:lang w:eastAsia="es-CL"/>
+          <w14:ligatures w14:val="none"/>
+        </w:rPr>
+        <w:t>El producto final consiste en la suite de software y automatización SMARTPARK, concebida técnicamente como una aplicación PWA (</w:t>
+      </w:r>
+      <w:proofErr w:type="spellStart"/>
+      <w:r>
+        <w:rPr>
+          <w:rFonts w:ascii="Arial" w:eastAsia="Times New Roman" w:hAnsi="Arial" w:cs="Arial"/>
+          <w:kern w:val="0"/>
+          <w:sz w:val="24"/>
+          <w:szCs w:val="24"/>
+          <w:lang w:eastAsia="es-CL"/>
+          <w14:ligatures w14:val="none"/>
+        </w:rPr>
+        <w:t>Progressive</w:t>
+      </w:r>
+      <w:proofErr w:type="spellEnd"/>
+      <w:r>
+        <w:rPr>
+          <w:rFonts w:ascii="Arial" w:eastAsia="Times New Roman" w:hAnsi="Arial" w:cs="Arial"/>
+          <w:kern w:val="0"/>
+          <w:sz w:val="24"/>
+          <w:szCs w:val="24"/>
+          <w:lang w:eastAsia="es-CL"/>
+          <w14:ligatures w14:val="none"/>
+        </w:rPr>
+        <w:t xml:space="preserve"> Web App) de gestión de control de acceso y recaudación vehicular automatizada mediante reconocimiento de patentes en el borde e infraestructura </w:t>
+      </w:r>
+      <w:proofErr w:type="spellStart"/>
+      <w:r>
+        <w:rPr>
+          <w:rFonts w:ascii="Arial" w:eastAsia="Times New Roman" w:hAnsi="Arial" w:cs="Arial"/>
+          <w:kern w:val="0"/>
+          <w:sz w:val="24"/>
+          <w:szCs w:val="24"/>
+          <w:lang w:eastAsia="es-CL"/>
+          <w14:ligatures w14:val="none"/>
+        </w:rPr>
+        <w:t>cloud</w:t>
+      </w:r>
+      <w:proofErr w:type="spellEnd"/>
+      <w:r>
+        <w:rPr>
+          <w:rFonts w:ascii="Arial" w:eastAsia="Times New Roman" w:hAnsi="Arial" w:cs="Arial"/>
+          <w:kern w:val="0"/>
+          <w:sz w:val="24"/>
+          <w:szCs w:val="24"/>
+          <w:lang w:eastAsia="es-CL"/>
+          <w14:ligatures w14:val="none"/>
+        </w:rPr>
+        <w:t xml:space="preserve">. La solución rompe con las limitaciones de los sistemas comerciales cerrados tradicionales mediante el despliegue de una arquitectura abierta basada en microservicios estructurada en tres capas de ingeniería interconectadas: </w:t>
+      </w:r>
+    </w:p>
+    <w:p>
+      <w:pPr>
+        <w:numPr>
+          <w:ilvl w:val="0"/>
+          <w:numId w:val="27"/>
+        </w:numPr>
+        <w:tabs>
+          <w:tab w:val="clear" w:pos="720"/>
+          <w:tab w:val="num" w:pos="1080"/>
+        </w:tabs>
+        <w:spacing w:after="100" w:afterAutospacing="1" w:line="240" w:lineRule="auto"/>
+        <w:ind w:left="1080"/>
+        <w:rPr>
+          <w:rFonts w:ascii="Arial" w:eastAsia="Times New Roman" w:hAnsi="Arial" w:cs="Arial"/>
+          <w:kern w:val="0"/>
+          <w:sz w:val="24"/>
+          <w:szCs w:val="24"/>
+          <w:lang w:eastAsia="es-CL"/>
+          <w14:ligatures w14:val="none"/>
+        </w:rPr>
+      </w:pPr>
+      <w:r>
+        <w:rPr>
+          <w:rFonts w:ascii="Arial" w:eastAsia="Times New Roman" w:hAnsi="Arial" w:cs="Arial"/>
+          <w:kern w:val="0"/>
+          <w:sz w:val="24"/>
+          <w:szCs w:val="24"/>
+          <w:lang w:eastAsia="es-CL"/>
+          <w14:ligatures w14:val="none"/>
+        </w:rPr>
+        <w:t xml:space="preserve">Capa Física de Captura (Edge LPR): Terminales perimetrales inteligentes instaladas en los carriles de acceso que capturan las patentes de forma automatizada mediante luz infrarroja y transmiten los eventos procesados en el borde de la red. </w:t>
+      </w:r>
+    </w:p>
+    <w:p>
+      <w:pPr>
+        <w:numPr>
+          <w:ilvl w:val="0"/>
+          <w:numId w:val="27"/>
+        </w:numPr>
+        <w:tabs>
+          <w:tab w:val="clear" w:pos="720"/>
+          <w:tab w:val="num" w:pos="1080"/>
+        </w:tabs>
+        <w:spacing w:after="100" w:afterAutospacing="1" w:line="240" w:lineRule="auto"/>
+        <w:ind w:left="1080"/>
+        <w:rPr>
+          <w:rFonts w:ascii="Arial" w:eastAsia="Times New Roman" w:hAnsi="Arial" w:cs="Arial"/>
+          <w:kern w:val="0"/>
+          <w:sz w:val="24"/>
+          <w:szCs w:val="24"/>
+          <w:lang w:eastAsia="es-CL"/>
+          <w14:ligatures w14:val="none"/>
+        </w:rPr>
+      </w:pPr>
+      <w:r>
+        <w:rPr>
+          <w:rFonts w:ascii="Arial" w:eastAsia="Times New Roman" w:hAnsi="Arial" w:cs="Arial"/>
+          <w:kern w:val="0"/>
+          <w:sz w:val="24"/>
+          <w:szCs w:val="24"/>
+          <w:lang w:eastAsia="es-CL"/>
+          <w14:ligatures w14:val="none"/>
+        </w:rPr>
+        <w:t xml:space="preserve">Capa Lógica en la Nube (Aplicación PWA): Un </w:t>
+      </w:r>
+      <w:proofErr w:type="spellStart"/>
+      <w:r>
+        <w:rPr>
+          <w:rFonts w:ascii="Arial" w:eastAsia="Times New Roman" w:hAnsi="Arial" w:cs="Arial"/>
+          <w:kern w:val="0"/>
+          <w:sz w:val="24"/>
+          <w:szCs w:val="24"/>
+          <w:lang w:eastAsia="es-CL"/>
+          <w14:ligatures w14:val="none"/>
+        </w:rPr>
+        <w:t>backend</w:t>
+      </w:r>
+      <w:proofErr w:type="spellEnd"/>
+      <w:r>
+        <w:rPr>
+          <w:rFonts w:ascii="Arial" w:eastAsia="Times New Roman" w:hAnsi="Arial" w:cs="Arial"/>
+          <w:kern w:val="0"/>
+          <w:sz w:val="24"/>
+          <w:szCs w:val="24"/>
+          <w:lang w:eastAsia="es-CL"/>
+          <w14:ligatures w14:val="none"/>
+        </w:rPr>
+        <w:t xml:space="preserve"> robusto alojado en una infraestructura de Cloud Computing eficiente (Hetzner Cloud) que procesa las peticiones HTTP/JSON, administra el inventario dinámico de espacios y calcula de forma exacta los cobros. </w:t>
+      </w:r>
+    </w:p>
+    <w:p>
+      <w:pPr>
+        <w:numPr>
+          <w:ilvl w:val="0"/>
+          <w:numId w:val="27"/>
+        </w:numPr>
+        <w:tabs>
+          <w:tab w:val="clear" w:pos="720"/>
+          <w:tab w:val="num" w:pos="1080"/>
+        </w:tabs>
+        <w:spacing w:after="100" w:afterAutospacing="1" w:line="240" w:lineRule="auto"/>
+        <w:ind w:left="1080"/>
+        <w:rPr>
+          <w:rFonts w:ascii="Arial" w:eastAsia="Times New Roman" w:hAnsi="Arial" w:cs="Arial"/>
+          <w:kern w:val="0"/>
+          <w:sz w:val="24"/>
+          <w:szCs w:val="24"/>
+          <w:lang w:eastAsia="es-CL"/>
+          <w14:ligatures w14:val="none"/>
+        </w:rPr>
+      </w:pPr>
+      <w:r>
+        <w:rPr>
+          <w:rFonts w:ascii="Arial" w:eastAsia="Times New Roman" w:hAnsi="Arial" w:cs="Arial"/>
+          <w:kern w:val="0"/>
+          <w:sz w:val="24"/>
+          <w:szCs w:val="24"/>
+          <w:lang w:eastAsia="es-CL"/>
+          <w14:ligatures w14:val="none"/>
+        </w:rPr>
+        <w:t>Capa de Contabilidad Virtual (</w:t>
+      </w:r>
+      <w:proofErr w:type="spellStart"/>
+      <w:r>
+        <w:rPr>
+          <w:rFonts w:ascii="Arial" w:eastAsia="Times New Roman" w:hAnsi="Arial" w:cs="Arial"/>
+          <w:kern w:val="0"/>
+          <w:sz w:val="24"/>
+          <w:szCs w:val="24"/>
+          <w:lang w:eastAsia="es-CL"/>
+          <w14:ligatures w14:val="none"/>
+        </w:rPr>
+        <w:t>Dashboard</w:t>
+      </w:r>
+      <w:proofErr w:type="spellEnd"/>
+      <w:r>
+        <w:rPr>
+          <w:rFonts w:ascii="Arial" w:eastAsia="Times New Roman" w:hAnsi="Arial" w:cs="Arial"/>
+          <w:kern w:val="0"/>
+          <w:sz w:val="24"/>
+          <w:szCs w:val="24"/>
+          <w:lang w:eastAsia="es-CL"/>
+          <w14:ligatures w14:val="none"/>
+        </w:rPr>
+        <w:t xml:space="preserve"> Financiero): Un panel de control administrativo accesible mediante autenticación segura que procesa las confirmaciones transaccionales bancarias emitidas por las </w:t>
+      </w:r>
+      <w:proofErr w:type="spellStart"/>
+      <w:r>
+        <w:rPr>
+          <w:rFonts w:ascii="Arial" w:eastAsia="Times New Roman" w:hAnsi="Arial" w:cs="Arial"/>
+          <w:kern w:val="0"/>
+          <w:sz w:val="24"/>
+          <w:szCs w:val="24"/>
+          <w:lang w:eastAsia="es-CL"/>
+          <w14:ligatures w14:val="none"/>
+        </w:rPr>
+        <w:t>APIs</w:t>
+      </w:r>
+      <w:proofErr w:type="spellEnd"/>
+      <w:r>
+        <w:rPr>
+          <w:rFonts w:ascii="Arial" w:eastAsia="Times New Roman" w:hAnsi="Arial" w:cs="Arial"/>
+          <w:kern w:val="0"/>
+          <w:sz w:val="24"/>
+          <w:szCs w:val="24"/>
+          <w:lang w:eastAsia="es-CL"/>
+          <w14:ligatures w14:val="none"/>
+        </w:rPr>
+        <w:t xml:space="preserve"> de pago, digitalizando los cierres de caja en reportes descargables. </w:t>
+      </w:r>
+    </w:p>
+    <w:p>
+      <w:pPr>
+        <w:rPr>
+          <w:rFonts w:ascii="Arial" w:eastAsia="Times New Roman" w:hAnsi="Arial" w:cs="Arial"/>
+          <w:color w:val="0F4761" w:themeColor="accent1" w:themeShade="BF"/>
+          <w:sz w:val="28"/>
+          <w:szCs w:val="28"/>
+          <w:lang w:eastAsia="es-CL"/>
+        </w:rPr>
+      </w:pPr>
+      <w:r>
+        <w:rPr>
+          <w:rFonts w:ascii="Arial" w:eastAsia="Times New Roman" w:hAnsi="Arial" w:cs="Arial"/>
+          <w:lang w:eastAsia="es-CL"/>
+        </w:rPr>
+        <w:br w:type="page"/>
+      </w:r>
+    </w:p>
+    <w:p>
+      <w:pPr>
+        <w:pStyle w:val="Ttulo3"/>
+        <w:rPr>
+          <w:rFonts w:ascii="Arial" w:eastAsia="Times New Roman" w:hAnsi="Arial" w:cs="Arial"/>
+          <w:lang w:eastAsia="es-CL"/>
+        </w:rPr>
+      </w:pPr>
+      <w:bookmarkStart w:id="20" w:name="_Toc231849809"/>
+      <w:r>
+        <w:rPr>
+          <w:rFonts w:ascii="Arial" w:eastAsia="Times New Roman" w:hAnsi="Arial" w:cs="Arial"/>
+          <w:lang w:eastAsia="es-CL"/>
+        </w:rPr>
+        <w:lastRenderedPageBreak/>
+        <w:t>7.2 Funcionalidades principales</w:t>
+      </w:r>
+      <w:bookmarkEnd w:id="20"/>
+    </w:p>
+    <w:p>
+      <w:pPr>
+        <w:spacing w:after="100" w:afterAutospacing="1" w:line="240" w:lineRule="auto"/>
+        <w:ind w:left="360"/>
+        <w:rPr>
+          <w:rFonts w:ascii="Arial" w:eastAsia="Times New Roman" w:hAnsi="Arial" w:cs="Arial"/>
+          <w:kern w:val="0"/>
+          <w:sz w:val="24"/>
+          <w:szCs w:val="24"/>
+          <w:lang w:eastAsia="es-CL"/>
+          <w14:ligatures w14:val="none"/>
+        </w:rPr>
+      </w:pPr>
+      <w:r>
+        <w:rPr>
+          <w:rFonts w:ascii="Arial" w:eastAsia="Times New Roman" w:hAnsi="Arial" w:cs="Arial"/>
+          <w:kern w:val="0"/>
+          <w:sz w:val="24"/>
+          <w:szCs w:val="24"/>
+          <w:lang w:eastAsia="es-CL"/>
+          <w14:ligatures w14:val="none"/>
+        </w:rPr>
+        <w:t xml:space="preserve">La plataforma interactúa directamente con el hardware perimetral y servicios externos para dar cumplimiento a los siguientes requerimientos funcionales del negocio: </w:t>
+      </w:r>
+    </w:p>
+    <w:p>
+      <w:pPr>
+        <w:numPr>
+          <w:ilvl w:val="0"/>
+          <w:numId w:val="28"/>
+        </w:numPr>
+        <w:tabs>
+          <w:tab w:val="clear" w:pos="720"/>
+          <w:tab w:val="num" w:pos="1080"/>
+        </w:tabs>
+        <w:spacing w:after="100" w:afterAutospacing="1" w:line="240" w:lineRule="auto"/>
+        <w:ind w:left="1080"/>
+        <w:rPr>
+          <w:rFonts w:ascii="Arial" w:eastAsia="Times New Roman" w:hAnsi="Arial" w:cs="Arial"/>
+          <w:kern w:val="0"/>
+          <w:sz w:val="24"/>
+          <w:szCs w:val="24"/>
+          <w:lang w:eastAsia="es-CL"/>
+          <w14:ligatures w14:val="none"/>
+        </w:rPr>
+      </w:pPr>
+      <w:r>
+        <w:rPr>
+          <w:rFonts w:ascii="Arial" w:eastAsia="Times New Roman" w:hAnsi="Arial" w:cs="Arial"/>
+          <w:kern w:val="0"/>
+          <w:sz w:val="24"/>
+          <w:szCs w:val="24"/>
+          <w:lang w:eastAsia="es-CL"/>
+          <w14:ligatures w14:val="none"/>
+        </w:rPr>
+        <w:t xml:space="preserve">Reconocimiento de Patentes en el Borde (Edge LPR): Captura y procesamiento óptico de caracteres (OCR) a través de dos cámaras LPR perimetrales que procesan internamente el reconocimiento de las patentes y emiten cadenas de datos estructurados en formato JSON. </w:t>
+      </w:r>
+    </w:p>
+    <w:p>
+      <w:pPr>
+        <w:numPr>
+          <w:ilvl w:val="0"/>
+          <w:numId w:val="28"/>
+        </w:numPr>
+        <w:tabs>
+          <w:tab w:val="clear" w:pos="720"/>
+          <w:tab w:val="num" w:pos="1080"/>
+        </w:tabs>
+        <w:spacing w:after="100" w:afterAutospacing="1" w:line="240" w:lineRule="auto"/>
+        <w:ind w:left="1080"/>
+        <w:rPr>
+          <w:rFonts w:ascii="Arial" w:eastAsia="Times New Roman" w:hAnsi="Arial" w:cs="Arial"/>
+          <w:kern w:val="0"/>
+          <w:sz w:val="24"/>
+          <w:szCs w:val="24"/>
+          <w:lang w:eastAsia="es-CL"/>
+          <w14:ligatures w14:val="none"/>
+        </w:rPr>
+      </w:pPr>
+      <w:r>
+        <w:rPr>
+          <w:rFonts w:ascii="Arial" w:eastAsia="Times New Roman" w:hAnsi="Arial" w:cs="Arial"/>
+          <w:kern w:val="0"/>
+          <w:sz w:val="24"/>
+          <w:szCs w:val="24"/>
+          <w:lang w:eastAsia="es-CL"/>
+          <w14:ligatures w14:val="none"/>
+        </w:rPr>
+        <w:t xml:space="preserve">Gestión de Espacios en Tiempo Real: Monitoreo automatizado de la capacidad del estacionamiento mediante un algoritmo de control de inventario lógico que actualiza dinámicamente el stock de espacios ocupados y disponibles con cada evento de ingreso o egreso en la base de datos relacional. </w:t>
+      </w:r>
+    </w:p>
+    <w:p>
+      <w:pPr>
+        <w:numPr>
+          <w:ilvl w:val="0"/>
+          <w:numId w:val="28"/>
+        </w:numPr>
+        <w:tabs>
+          <w:tab w:val="clear" w:pos="720"/>
+          <w:tab w:val="num" w:pos="1080"/>
+        </w:tabs>
+        <w:spacing w:after="100" w:afterAutospacing="1" w:line="240" w:lineRule="auto"/>
+        <w:ind w:left="1080"/>
+        <w:rPr>
+          <w:rFonts w:ascii="Arial" w:eastAsia="Times New Roman" w:hAnsi="Arial" w:cs="Arial"/>
+          <w:kern w:val="0"/>
+          <w:sz w:val="24"/>
+          <w:szCs w:val="24"/>
+          <w:lang w:eastAsia="es-CL"/>
+          <w14:ligatures w14:val="none"/>
+        </w:rPr>
+      </w:pPr>
+      <w:r>
+        <w:rPr>
+          <w:rFonts w:ascii="Arial" w:eastAsia="Times New Roman" w:hAnsi="Arial" w:cs="Arial"/>
+          <w:kern w:val="0"/>
+          <w:sz w:val="24"/>
+          <w:szCs w:val="24"/>
+          <w:lang w:eastAsia="es-CL"/>
+          <w14:ligatures w14:val="none"/>
+        </w:rPr>
+        <w:t xml:space="preserve">Generación de Tickets Electrónicos: Emisión digital de comprobantes de acceso con marcas de tiempo exactas para el cálculo automatizado de las tarifas según el minuto efectivo de estadía. </w:t>
+      </w:r>
+    </w:p>
+    <w:p>
+      <w:pPr>
+        <w:numPr>
+          <w:ilvl w:val="0"/>
+          <w:numId w:val="28"/>
+        </w:numPr>
+        <w:tabs>
+          <w:tab w:val="clear" w:pos="720"/>
+          <w:tab w:val="num" w:pos="1080"/>
+        </w:tabs>
+        <w:spacing w:after="100" w:afterAutospacing="1" w:line="240" w:lineRule="auto"/>
+        <w:ind w:left="1080"/>
+        <w:rPr>
+          <w:rFonts w:ascii="Arial" w:eastAsia="Times New Roman" w:hAnsi="Arial" w:cs="Arial"/>
+          <w:kern w:val="0"/>
+          <w:sz w:val="24"/>
+          <w:szCs w:val="24"/>
+          <w:lang w:eastAsia="es-CL"/>
+          <w14:ligatures w14:val="none"/>
+        </w:rPr>
+      </w:pPr>
+      <w:r>
+        <w:rPr>
+          <w:rFonts w:ascii="Arial" w:eastAsia="Times New Roman" w:hAnsi="Arial" w:cs="Arial"/>
+          <w:kern w:val="0"/>
+          <w:sz w:val="24"/>
+          <w:szCs w:val="24"/>
+          <w:lang w:eastAsia="es-CL"/>
+          <w14:ligatures w14:val="none"/>
+        </w:rPr>
+        <w:t xml:space="preserve">Pasarela de Pagos Electrónicos Integrada: Gestión y validación de transacciones comerciales no presenciales mediante la integración nativa de </w:t>
+      </w:r>
+      <w:proofErr w:type="spellStart"/>
+      <w:r>
+        <w:rPr>
+          <w:rFonts w:ascii="Arial" w:eastAsia="Times New Roman" w:hAnsi="Arial" w:cs="Arial"/>
+          <w:kern w:val="0"/>
+          <w:sz w:val="24"/>
+          <w:szCs w:val="24"/>
+          <w:lang w:eastAsia="es-CL"/>
+          <w14:ligatures w14:val="none"/>
+        </w:rPr>
+        <w:t>APIs</w:t>
+      </w:r>
+      <w:proofErr w:type="spellEnd"/>
+      <w:r>
+        <w:rPr>
+          <w:rFonts w:ascii="Arial" w:eastAsia="Times New Roman" w:hAnsi="Arial" w:cs="Arial"/>
+          <w:kern w:val="0"/>
+          <w:sz w:val="24"/>
+          <w:szCs w:val="24"/>
+          <w:lang w:eastAsia="es-CL"/>
+          <w14:ligatures w14:val="none"/>
+        </w:rPr>
+        <w:t xml:space="preserve"> de pasarelas de pago nacionales (Webpay de Transbank / Flow), operando bajo cifrado normativo y </w:t>
+      </w:r>
+      <w:proofErr w:type="spellStart"/>
+      <w:r>
+        <w:rPr>
+          <w:rFonts w:ascii="Arial" w:eastAsia="Times New Roman" w:hAnsi="Arial" w:cs="Arial"/>
+          <w:kern w:val="0"/>
+          <w:sz w:val="24"/>
+          <w:szCs w:val="24"/>
+          <w:lang w:eastAsia="es-CL"/>
+          <w14:ligatures w14:val="none"/>
+        </w:rPr>
+        <w:t>tokenización</w:t>
+      </w:r>
+      <w:proofErr w:type="spellEnd"/>
+      <w:r>
+        <w:rPr>
+          <w:rFonts w:ascii="Arial" w:eastAsia="Times New Roman" w:hAnsi="Arial" w:cs="Arial"/>
+          <w:kern w:val="0"/>
+          <w:sz w:val="24"/>
+          <w:szCs w:val="24"/>
+          <w:lang w:eastAsia="es-CL"/>
+          <w14:ligatures w14:val="none"/>
+        </w:rPr>
+        <w:t xml:space="preserve"> sin almacenar datos críticos de tarjetas en el servidor local. </w:t>
+      </w:r>
+    </w:p>
+    <w:p>
+      <w:pPr>
+        <w:numPr>
+          <w:ilvl w:val="0"/>
+          <w:numId w:val="28"/>
+        </w:numPr>
+        <w:tabs>
+          <w:tab w:val="clear" w:pos="720"/>
+          <w:tab w:val="num" w:pos="1080"/>
+        </w:tabs>
+        <w:spacing w:after="100" w:afterAutospacing="1" w:line="240" w:lineRule="auto"/>
+        <w:ind w:left="1080"/>
+        <w:rPr>
+          <w:rFonts w:ascii="Arial" w:eastAsia="Times New Roman" w:hAnsi="Arial" w:cs="Arial"/>
+          <w:kern w:val="0"/>
+          <w:sz w:val="24"/>
+          <w:szCs w:val="24"/>
+          <w:lang w:eastAsia="es-CL"/>
+          <w14:ligatures w14:val="none"/>
+        </w:rPr>
+      </w:pPr>
+      <w:proofErr w:type="spellStart"/>
+      <w:r>
+        <w:rPr>
+          <w:rFonts w:ascii="Arial" w:eastAsia="Times New Roman" w:hAnsi="Arial" w:cs="Arial"/>
+          <w:kern w:val="0"/>
+          <w:sz w:val="24"/>
+          <w:szCs w:val="24"/>
+          <w:lang w:eastAsia="es-CL"/>
+          <w14:ligatures w14:val="none"/>
+        </w:rPr>
+        <w:t>Dashboard</w:t>
+      </w:r>
+      <w:proofErr w:type="spellEnd"/>
+      <w:r>
+        <w:rPr>
+          <w:rFonts w:ascii="Arial" w:eastAsia="Times New Roman" w:hAnsi="Arial" w:cs="Arial"/>
+          <w:kern w:val="0"/>
+          <w:sz w:val="24"/>
+          <w:szCs w:val="24"/>
+          <w:lang w:eastAsia="es-CL"/>
+          <w14:ligatures w14:val="none"/>
+        </w:rPr>
+        <w:t xml:space="preserve"> y </w:t>
+      </w:r>
+      <w:proofErr w:type="spellStart"/>
+      <w:r>
+        <w:rPr>
+          <w:rFonts w:ascii="Arial" w:eastAsia="Times New Roman" w:hAnsi="Arial" w:cs="Arial"/>
+          <w:kern w:val="0"/>
+          <w:sz w:val="24"/>
+          <w:szCs w:val="24"/>
+          <w:lang w:eastAsia="es-CL"/>
+          <w14:ligatures w14:val="none"/>
+        </w:rPr>
+        <w:t>Reportabilidad</w:t>
+      </w:r>
+      <w:proofErr w:type="spellEnd"/>
+      <w:r>
+        <w:rPr>
+          <w:rFonts w:ascii="Arial" w:eastAsia="Times New Roman" w:hAnsi="Arial" w:cs="Arial"/>
+          <w:kern w:val="0"/>
+          <w:sz w:val="24"/>
+          <w:szCs w:val="24"/>
+          <w:lang w:eastAsia="es-CL"/>
+          <w14:ligatures w14:val="none"/>
+        </w:rPr>
+        <w:t xml:space="preserve"> Administrativa: Interfaz unificada para la administración que consolide reportes financieros automáticos, logs de auditoría interna indelebles y métricas de rotación vehicular. </w:t>
+      </w:r>
+    </w:p>
+    <w:p>
+      <w:pPr>
+        <w:rPr>
+          <w:rFonts w:ascii="Arial" w:eastAsia="Times New Roman" w:hAnsi="Arial" w:cs="Arial"/>
+          <w:color w:val="0F4761" w:themeColor="accent1" w:themeShade="BF"/>
+          <w:sz w:val="28"/>
+          <w:szCs w:val="28"/>
+          <w:lang w:eastAsia="es-CL"/>
+        </w:rPr>
+      </w:pPr>
+      <w:r>
+        <w:rPr>
+          <w:rFonts w:ascii="Arial" w:eastAsia="Times New Roman" w:hAnsi="Arial" w:cs="Arial"/>
+          <w:lang w:eastAsia="es-CL"/>
+        </w:rPr>
+        <w:br w:type="page"/>
+      </w:r>
+    </w:p>
+    <w:p>
+      <w:pPr>
+        <w:pStyle w:val="Ttulo3"/>
+        <w:rPr>
+          <w:rFonts w:ascii="Arial" w:eastAsia="Times New Roman" w:hAnsi="Arial" w:cs="Arial"/>
+          <w:lang w:eastAsia="es-CL"/>
+        </w:rPr>
+      </w:pPr>
+      <w:bookmarkStart w:id="21" w:name="_Toc231849810"/>
+      <w:r>
+        <w:rPr>
+          <w:rFonts w:ascii="Arial" w:eastAsia="Times New Roman" w:hAnsi="Arial" w:cs="Arial"/>
+          <w:lang w:eastAsia="es-CL"/>
+        </w:rPr>
+        <w:lastRenderedPageBreak/>
+        <w:t>7.3 Beneficios esperados</w:t>
+      </w:r>
+      <w:bookmarkEnd w:id="21"/>
+    </w:p>
+    <w:p>
+      <w:pPr>
+        <w:pStyle w:val="Ttulo4"/>
+        <w:ind w:left="708"/>
+        <w:rPr>
+          <w:rFonts w:ascii="Arial" w:eastAsia="Times New Roman" w:hAnsi="Arial" w:cs="Arial"/>
+          <w:lang w:eastAsia="es-CL"/>
+        </w:rPr>
+      </w:pPr>
+      <w:r>
+        <w:rPr>
+          <w:rFonts w:ascii="Arial" w:eastAsia="Times New Roman" w:hAnsi="Arial" w:cs="Arial"/>
+          <w:lang w:eastAsia="es-CL"/>
+        </w:rPr>
+        <w:t>A. Beneficios Económicos e Institucionales</w:t>
+      </w:r>
+    </w:p>
+    <w:p>
+      <w:pPr>
+        <w:numPr>
+          <w:ilvl w:val="0"/>
+          <w:numId w:val="29"/>
+        </w:numPr>
+        <w:tabs>
+          <w:tab w:val="clear" w:pos="720"/>
+          <w:tab w:val="num" w:pos="1788"/>
+        </w:tabs>
+        <w:spacing w:after="100" w:afterAutospacing="1" w:line="240" w:lineRule="auto"/>
+        <w:ind w:left="1788"/>
+        <w:rPr>
+          <w:rFonts w:ascii="Arial" w:eastAsia="Times New Roman" w:hAnsi="Arial" w:cs="Arial"/>
+          <w:kern w:val="0"/>
+          <w:sz w:val="24"/>
+          <w:szCs w:val="24"/>
+          <w:lang w:eastAsia="es-CL"/>
+          <w14:ligatures w14:val="none"/>
+        </w:rPr>
+      </w:pPr>
+      <w:r>
+        <w:rPr>
+          <w:rFonts w:ascii="Arial" w:eastAsia="Times New Roman" w:hAnsi="Arial" w:cs="Arial"/>
+          <w:kern w:val="0"/>
+          <w:sz w:val="24"/>
+          <w:szCs w:val="24"/>
+          <w:lang w:eastAsia="es-CL"/>
+          <w14:ligatures w14:val="none"/>
+        </w:rPr>
+        <w:t xml:space="preserve">Eliminación de Fugas Financieras: La virtualización total de la contabilidad extingue la vulnerabilidad ante pérdidas de comprobantes, errores humanos en el cálculo de tarifas y entrega de vueltos, garantizando una conciliación bancaria electrónica automática al final de cada jornada. </w:t>
+      </w:r>
+    </w:p>
+    <w:p>
+      <w:pPr>
+        <w:numPr>
+          <w:ilvl w:val="0"/>
+          <w:numId w:val="29"/>
+        </w:numPr>
+        <w:tabs>
+          <w:tab w:val="clear" w:pos="720"/>
+          <w:tab w:val="num" w:pos="1788"/>
+        </w:tabs>
+        <w:spacing w:after="100" w:afterAutospacing="1" w:line="240" w:lineRule="auto"/>
+        <w:ind w:left="1788"/>
+        <w:rPr>
+          <w:rFonts w:ascii="Arial" w:eastAsia="Times New Roman" w:hAnsi="Arial" w:cs="Arial"/>
+          <w:kern w:val="0"/>
+          <w:sz w:val="24"/>
+          <w:szCs w:val="24"/>
+          <w:lang w:eastAsia="es-CL"/>
+          <w14:ligatures w14:val="none"/>
+        </w:rPr>
+      </w:pPr>
+      <w:r>
+        <w:rPr>
+          <w:rFonts w:ascii="Arial" w:eastAsia="Times New Roman" w:hAnsi="Arial" w:cs="Arial"/>
+          <w:kern w:val="0"/>
+          <w:sz w:val="24"/>
+          <w:szCs w:val="24"/>
+          <w:lang w:eastAsia="es-CL"/>
+          <w14:ligatures w14:val="none"/>
+        </w:rPr>
+        <w:t>Reducción de Costos Operativos (OPEX): Al consolidar un ecosistema digital libre de tickets físicos (</w:t>
+      </w:r>
+      <w:proofErr w:type="spellStart"/>
+      <w:r>
+        <w:rPr>
+          <w:rFonts w:ascii="Arial" w:eastAsia="Times New Roman" w:hAnsi="Arial" w:cs="Arial"/>
+          <w:kern w:val="0"/>
+          <w:sz w:val="24"/>
+          <w:szCs w:val="24"/>
+          <w:lang w:eastAsia="es-CL"/>
+          <w14:ligatures w14:val="none"/>
+        </w:rPr>
+        <w:t>Ticketless</w:t>
+      </w:r>
+      <w:proofErr w:type="spellEnd"/>
+      <w:r>
+        <w:rPr>
+          <w:rFonts w:ascii="Arial" w:eastAsia="Times New Roman" w:hAnsi="Arial" w:cs="Arial"/>
+          <w:kern w:val="0"/>
+          <w:sz w:val="24"/>
+          <w:szCs w:val="24"/>
+          <w:lang w:eastAsia="es-CL"/>
+          <w14:ligatures w14:val="none"/>
+        </w:rPr>
+        <w:t xml:space="preserve">), el negocio reduce drásticamente los costos operativos fijos por concepto de insumos de impresión térmica y mantenimiento de impresoras mecánicas. </w:t>
+      </w:r>
+    </w:p>
+    <w:p>
+      <w:pPr>
+        <w:numPr>
+          <w:ilvl w:val="0"/>
+          <w:numId w:val="29"/>
+        </w:numPr>
+        <w:tabs>
+          <w:tab w:val="clear" w:pos="720"/>
+          <w:tab w:val="num" w:pos="1788"/>
+        </w:tabs>
+        <w:spacing w:after="100" w:afterAutospacing="1" w:line="240" w:lineRule="auto"/>
+        <w:ind w:left="1788"/>
+        <w:rPr>
+          <w:rFonts w:ascii="Arial" w:eastAsia="Times New Roman" w:hAnsi="Arial" w:cs="Arial"/>
+          <w:kern w:val="0"/>
+          <w:sz w:val="24"/>
+          <w:szCs w:val="24"/>
+          <w:lang w:eastAsia="es-CL"/>
+          <w14:ligatures w14:val="none"/>
+        </w:rPr>
+      </w:pPr>
+      <w:r>
+        <w:rPr>
+          <w:rFonts w:ascii="Arial" w:eastAsia="Times New Roman" w:hAnsi="Arial" w:cs="Arial"/>
+          <w:kern w:val="0"/>
+          <w:sz w:val="24"/>
+          <w:szCs w:val="24"/>
+          <w:lang w:eastAsia="es-CL"/>
+          <w14:ligatures w14:val="none"/>
+        </w:rPr>
+        <w:t xml:space="preserve">Optimización de Presupuestos TI: El despliegue de los entornos en servidores VPS en la nube minimiza la inversión de capital (CAPEX) en servidores físicos locales, climatización y seguridad física, adoptando un modelo de gasto operativo eficiente y escalable. </w:t>
+      </w:r>
+    </w:p>
+    <w:p>
+      <w:pPr>
+        <w:pStyle w:val="Ttulo4"/>
+        <w:ind w:left="708"/>
+        <w:rPr>
+          <w:rFonts w:ascii="Arial" w:eastAsia="Times New Roman" w:hAnsi="Arial" w:cs="Arial"/>
+          <w:lang w:eastAsia="es-CL"/>
+        </w:rPr>
+      </w:pPr>
+      <w:r>
+        <w:rPr>
+          <w:rFonts w:ascii="Arial" w:eastAsia="Times New Roman" w:hAnsi="Arial" w:cs="Arial"/>
+          <w:lang w:eastAsia="es-CL"/>
+        </w:rPr>
+        <w:t>B. Beneficios Operacionales</w:t>
+      </w:r>
+    </w:p>
+    <w:p>
+      <w:pPr>
+        <w:numPr>
+          <w:ilvl w:val="0"/>
+          <w:numId w:val="30"/>
+        </w:numPr>
+        <w:tabs>
+          <w:tab w:val="clear" w:pos="720"/>
+          <w:tab w:val="num" w:pos="1788"/>
+        </w:tabs>
+        <w:spacing w:after="100" w:afterAutospacing="1" w:line="240" w:lineRule="auto"/>
+        <w:ind w:left="1788"/>
+        <w:rPr>
+          <w:rFonts w:ascii="Arial" w:eastAsia="Times New Roman" w:hAnsi="Arial" w:cs="Arial"/>
+          <w:kern w:val="0"/>
+          <w:sz w:val="24"/>
+          <w:szCs w:val="24"/>
+          <w:lang w:eastAsia="es-CL"/>
+          <w14:ligatures w14:val="none"/>
+        </w:rPr>
+      </w:pPr>
+      <w:r>
+        <w:rPr>
+          <w:rFonts w:ascii="Arial" w:eastAsia="Times New Roman" w:hAnsi="Arial" w:cs="Arial"/>
+          <w:kern w:val="0"/>
+          <w:sz w:val="24"/>
+          <w:szCs w:val="24"/>
+          <w:lang w:eastAsia="es-CL"/>
+          <w14:ligatures w14:val="none"/>
+        </w:rPr>
+        <w:t xml:space="preserve">Fluidez del Tránsito Vehicular: Mitigación de los cuellos de botella viales mediante la optimización de los tiempos de procesamiento informático del acceso (de 3 a 5 segundos por LPR), reduciendo el ciclo operativo total a un promedio de 31.5 segundos por vehículo. </w:t>
+      </w:r>
+    </w:p>
+    <w:p>
+      <w:pPr>
+        <w:numPr>
+          <w:ilvl w:val="0"/>
+          <w:numId w:val="30"/>
+        </w:numPr>
+        <w:tabs>
+          <w:tab w:val="clear" w:pos="720"/>
+          <w:tab w:val="num" w:pos="1788"/>
+        </w:tabs>
+        <w:spacing w:after="100" w:afterAutospacing="1" w:line="240" w:lineRule="auto"/>
+        <w:ind w:left="1788"/>
+        <w:rPr>
+          <w:rFonts w:ascii="Arial" w:eastAsia="Times New Roman" w:hAnsi="Arial" w:cs="Arial"/>
+          <w:kern w:val="0"/>
+          <w:sz w:val="24"/>
+          <w:szCs w:val="24"/>
+          <w:lang w:eastAsia="es-CL"/>
+          <w14:ligatures w14:val="none"/>
+        </w:rPr>
+      </w:pPr>
+      <w:r>
+        <w:rPr>
+          <w:rFonts w:ascii="Arial" w:eastAsia="Times New Roman" w:hAnsi="Arial" w:cs="Arial"/>
+          <w:kern w:val="0"/>
+          <w:sz w:val="24"/>
+          <w:szCs w:val="24"/>
+          <w:lang w:eastAsia="es-CL"/>
+          <w14:ligatures w14:val="none"/>
+        </w:rPr>
+        <w:t xml:space="preserve">Eficiencia del Capital Humano: Automatizar las tareas repetitivas de control visual y recaudación en efectivo permite reorientar al personal de seguridad y guardias de turno hacia funciones críticas de vigilancia patrimonial activa, rondas dinámicas y prevención de riesgos. </w:t>
+      </w:r>
+    </w:p>
+    <w:p>
+      <w:pPr>
+        <w:numPr>
+          <w:ilvl w:val="0"/>
+          <w:numId w:val="30"/>
+        </w:numPr>
+        <w:tabs>
+          <w:tab w:val="clear" w:pos="720"/>
+          <w:tab w:val="num" w:pos="1788"/>
+        </w:tabs>
+        <w:spacing w:after="100" w:afterAutospacing="1" w:line="240" w:lineRule="auto"/>
+        <w:ind w:left="1788"/>
+        <w:rPr>
+          <w:rFonts w:ascii="Arial" w:eastAsia="Times New Roman" w:hAnsi="Arial" w:cs="Arial"/>
+          <w:kern w:val="0"/>
+          <w:sz w:val="24"/>
+          <w:szCs w:val="24"/>
+          <w:lang w:eastAsia="es-CL"/>
+          <w14:ligatures w14:val="none"/>
+        </w:rPr>
+      </w:pPr>
+      <w:r>
+        <w:rPr>
+          <w:rFonts w:ascii="Arial" w:eastAsia="Times New Roman" w:hAnsi="Arial" w:cs="Arial"/>
+          <w:kern w:val="0"/>
+          <w:sz w:val="24"/>
+          <w:szCs w:val="24"/>
+          <w:lang w:eastAsia="es-CL"/>
+          <w14:ligatures w14:val="none"/>
+        </w:rPr>
+        <w:t xml:space="preserve">Mantenimiento Predictivo Automatizado: El </w:t>
+      </w:r>
+      <w:proofErr w:type="spellStart"/>
+      <w:r>
+        <w:rPr>
+          <w:rFonts w:ascii="Arial" w:eastAsia="Times New Roman" w:hAnsi="Arial" w:cs="Arial"/>
+          <w:kern w:val="0"/>
+          <w:sz w:val="24"/>
+          <w:szCs w:val="24"/>
+          <w:lang w:eastAsia="es-CL"/>
+          <w14:ligatures w14:val="none"/>
+        </w:rPr>
+        <w:t>backend</w:t>
+      </w:r>
+      <w:proofErr w:type="spellEnd"/>
+      <w:r>
+        <w:rPr>
+          <w:rFonts w:ascii="Arial" w:eastAsia="Times New Roman" w:hAnsi="Arial" w:cs="Arial"/>
+          <w:kern w:val="0"/>
+          <w:sz w:val="24"/>
+          <w:szCs w:val="24"/>
+          <w:lang w:eastAsia="es-CL"/>
+          <w14:ligatures w14:val="none"/>
+        </w:rPr>
+        <w:t xml:space="preserve"> de la aplicación PWA contabiliza de forma exacta cada ciclo de apertura mecánica de las barreras vehiculares, disparando alertas automáticas al equipo de soporte al alcanzar los umbrales críticos de fábrica para programar revisiones antes de que ocurra una falla en terreno. </w:t>
+      </w:r>
+    </w:p>
+    <w:p>
+      <w:pPr>
+        <w:rPr>
+          <w:rFonts w:ascii="Arial" w:eastAsia="Times New Roman" w:hAnsi="Arial" w:cs="Arial"/>
+          <w:color w:val="0F4761" w:themeColor="accent1" w:themeShade="BF"/>
+          <w:sz w:val="28"/>
+          <w:szCs w:val="28"/>
+          <w:lang w:eastAsia="es-CL"/>
+        </w:rPr>
+      </w:pPr>
+      <w:r>
+        <w:rPr>
+          <w:rFonts w:ascii="Arial" w:eastAsia="Times New Roman" w:hAnsi="Arial" w:cs="Arial"/>
+          <w:lang w:eastAsia="es-CL"/>
+        </w:rPr>
+        <w:br w:type="page"/>
+      </w:r>
+    </w:p>
+    <w:p>
+      <w:pPr>
+        <w:pStyle w:val="Ttulo3"/>
+        <w:rPr>
+          <w:rFonts w:ascii="Arial" w:eastAsia="Times New Roman" w:hAnsi="Arial" w:cs="Arial"/>
+          <w:lang w:eastAsia="es-CL"/>
+        </w:rPr>
+      </w:pPr>
+      <w:bookmarkStart w:id="22" w:name="_Toc231849811"/>
+      <w:r>
+        <w:rPr>
+          <w:rFonts w:ascii="Arial" w:eastAsia="Times New Roman" w:hAnsi="Arial" w:cs="Arial"/>
+          <w:lang w:eastAsia="es-CL"/>
+        </w:rPr>
+        <w:lastRenderedPageBreak/>
+        <w:t>7.4 Impacto esperado</w:t>
+      </w:r>
+      <w:bookmarkEnd w:id="22"/>
+    </w:p>
+    <w:p>
+      <w:pPr>
+        <w:numPr>
+          <w:ilvl w:val="0"/>
+          <w:numId w:val="31"/>
+        </w:numPr>
+        <w:spacing w:after="100" w:afterAutospacing="1" w:line="240" w:lineRule="auto"/>
+        <w:rPr>
+          <w:rFonts w:ascii="Arial" w:eastAsia="Times New Roman" w:hAnsi="Arial" w:cs="Arial"/>
+          <w:kern w:val="0"/>
+          <w:sz w:val="24"/>
+          <w:szCs w:val="24"/>
+          <w:lang w:eastAsia="es-CL"/>
+          <w14:ligatures w14:val="none"/>
+        </w:rPr>
+      </w:pPr>
+      <w:r>
+        <w:rPr>
+          <w:rFonts w:ascii="Arial" w:eastAsia="Times New Roman" w:hAnsi="Arial" w:cs="Arial"/>
+          <w:kern w:val="0"/>
+          <w:sz w:val="24"/>
+          <w:szCs w:val="24"/>
+          <w:lang w:eastAsia="es-CL"/>
+          <w14:ligatures w14:val="none"/>
+        </w:rPr>
+        <w:t xml:space="preserve">Impacto en los Usuarios (Conductores): Mitiga el estrés y la fricción temporal del conductor al ofrecer un acceso automatizado expedito y una interfaz de cobro transparente basada en el tiempo efectivo de permanencia exigido por la Ley </w:t>
+      </w:r>
+      <w:proofErr w:type="spellStart"/>
+      <w:r>
+        <w:rPr>
+          <w:rFonts w:ascii="Arial" w:eastAsia="Times New Roman" w:hAnsi="Arial" w:cs="Arial"/>
+          <w:kern w:val="0"/>
+          <w:sz w:val="24"/>
+          <w:szCs w:val="24"/>
+          <w:lang w:eastAsia="es-CL"/>
+          <w14:ligatures w14:val="none"/>
+        </w:rPr>
+        <w:t>N°</w:t>
+      </w:r>
+      <w:proofErr w:type="spellEnd"/>
+      <w:r>
+        <w:rPr>
+          <w:rFonts w:ascii="Arial" w:eastAsia="Times New Roman" w:hAnsi="Arial" w:cs="Arial"/>
+          <w:kern w:val="0"/>
+          <w:sz w:val="24"/>
+          <w:szCs w:val="24"/>
+          <w:lang w:eastAsia="es-CL"/>
+          <w14:ligatures w14:val="none"/>
+        </w:rPr>
+        <w:t xml:space="preserve"> 20.967. Proporciona una experiencia de usuario moderna, autónoma y cómoda directamente desde sus smartphones. </w:t>
+      </w:r>
+    </w:p>
+    <w:p>
+      <w:pPr>
+        <w:numPr>
+          <w:ilvl w:val="0"/>
+          <w:numId w:val="31"/>
+        </w:numPr>
+        <w:spacing w:after="100" w:afterAutospacing="1" w:line="240" w:lineRule="auto"/>
+        <w:rPr>
+          <w:rFonts w:ascii="Arial" w:eastAsia="Times New Roman" w:hAnsi="Arial" w:cs="Arial"/>
+          <w:kern w:val="0"/>
+          <w:sz w:val="24"/>
+          <w:szCs w:val="24"/>
+          <w:lang w:eastAsia="es-CL"/>
+          <w14:ligatures w14:val="none"/>
+        </w:rPr>
+      </w:pPr>
+      <w:r>
+        <w:rPr>
+          <w:rFonts w:ascii="Arial" w:eastAsia="Times New Roman" w:hAnsi="Arial" w:cs="Arial"/>
+          <w:kern w:val="0"/>
+          <w:sz w:val="24"/>
+          <w:szCs w:val="24"/>
+          <w:lang w:eastAsia="es-CL"/>
+          <w14:ligatures w14:val="none"/>
+        </w:rPr>
+        <w:t xml:space="preserve">Impacto en la Organización: Transforma estructuralmente el recinto en un entorno tecnológico moderno controlado por datos. Eleva la seguridad institucional al dotar a la administración de capacidad de auditoría forense y trazabilidad inmediata mediante un historial fotográfico y de texto cifrado de cada patente indexada en la base de datos </w:t>
+      </w:r>
+      <w:proofErr w:type="spellStart"/>
+      <w:r>
+        <w:rPr>
+          <w:rFonts w:ascii="Arial" w:eastAsia="Times New Roman" w:hAnsi="Arial" w:cs="Arial"/>
+          <w:kern w:val="0"/>
+          <w:sz w:val="24"/>
+          <w:szCs w:val="24"/>
+          <w:lang w:eastAsia="es-CL"/>
+          <w14:ligatures w14:val="none"/>
+        </w:rPr>
+        <w:t>cloud</w:t>
+      </w:r>
+      <w:proofErr w:type="spellEnd"/>
+      <w:r>
+        <w:rPr>
+          <w:rFonts w:ascii="Arial" w:eastAsia="Times New Roman" w:hAnsi="Arial" w:cs="Arial"/>
+          <w:kern w:val="0"/>
+          <w:sz w:val="24"/>
+          <w:szCs w:val="24"/>
+          <w:lang w:eastAsia="es-CL"/>
+          <w14:ligatures w14:val="none"/>
+        </w:rPr>
+        <w:t xml:space="preserve">. </w:t>
+      </w:r>
+    </w:p>
+    <w:p>
+      <w:pPr>
+        <w:numPr>
+          <w:ilvl w:val="0"/>
+          <w:numId w:val="31"/>
+        </w:numPr>
+        <w:spacing w:after="100" w:afterAutospacing="1" w:line="240" w:lineRule="auto"/>
+        <w:rPr>
+          <w:rFonts w:ascii="Arial" w:eastAsia="Times New Roman" w:hAnsi="Arial" w:cs="Arial"/>
+          <w:kern w:val="0"/>
+          <w:sz w:val="24"/>
+          <w:szCs w:val="24"/>
+          <w:lang w:eastAsia="es-CL"/>
+          <w14:ligatures w14:val="none"/>
+        </w:rPr>
+      </w:pPr>
+      <w:r>
+        <w:rPr>
+          <w:rFonts w:ascii="Arial" w:eastAsia="Times New Roman" w:hAnsi="Arial" w:cs="Arial"/>
+          <w:kern w:val="0"/>
+          <w:sz w:val="24"/>
+          <w:szCs w:val="24"/>
+          <w:lang w:eastAsia="es-CL"/>
+          <w14:ligatures w14:val="none"/>
+        </w:rPr>
+        <w:t xml:space="preserve">Impacto en la Comunidad y el Entorno Municipal: Beneficia directamente el flujo urbano del centro de la comuna de Rancagua al reducir la congestión vehicular perimetral y los bloqueos viales que se generan de forma crítica en las horas punta comerciales sobre el eje de la Calle Alcázar. </w:t>
+      </w:r>
+    </w:p>
+    <w:p>
+      <w:pPr>
+        <w:spacing w:after="100" w:afterAutospacing="1" w:line="240" w:lineRule="auto"/>
+        <w:rPr>
+          <w:rFonts w:ascii="Arial" w:eastAsia="Times New Roman" w:hAnsi="Arial" w:cs="Arial"/>
+          <w:kern w:val="0"/>
+          <w:sz w:val="24"/>
+          <w:szCs w:val="24"/>
+          <w:lang w:eastAsia="es-CL"/>
+          <w14:ligatures w14:val="none"/>
+        </w:rPr>
+      </w:pPr>
+    </w:p>
+    <w:p>
+      <w:pPr>
+        <w:rPr>
           <w:rFonts w:ascii="Arial" w:eastAsiaTheme="majorEastAsia" w:hAnsi="Arial" w:cs="Arial"/>
           <w:color w:val="0F4761" w:themeColor="accent1" w:themeShade="BF"/>
           <w:sz w:val="32"/>
@@ -7898,13 +9545,14 @@
           <w:highlight w:val="yellow"/>
         </w:rPr>
       </w:pPr>
+      <w:bookmarkStart w:id="23" w:name="_Toc231849812"/>
       <w:r>
         <w:rPr>
           <w:rFonts w:ascii="Arial" w:hAnsi="Arial" w:cs="Arial"/>
           <w:highlight w:val="yellow"/>
         </w:rPr>
         <w:lastRenderedPageBreak/>
-        <w:t>7</w:t>
+        <w:t>8</w:t>
       </w:r>
       <w:r>
         <w:rPr>
@@ -7913,7 +9561,7 @@
         </w:rPr>
         <w:t>. Factibilidad técnica</w:t>
       </w:r>
-      <w:bookmarkEnd w:id="16"/>
+      <w:bookmarkEnd w:id="23"/>
     </w:p>
     <w:p>
       <w:pPr>
@@ -7923,13 +9571,13 @@
           <w:rFonts w:ascii="Arial" w:hAnsi="Arial" w:cs="Arial"/>
         </w:rPr>
       </w:pPr>
-      <w:bookmarkStart w:id="17" w:name="_Toc231846791"/>
+      <w:bookmarkStart w:id="24" w:name="_Toc231849813"/>
       <w:r>
         <w:rPr>
           <w:rFonts w:ascii="Arial" w:hAnsi="Arial" w:cs="Arial"/>
           <w:highlight w:val="yellow"/>
         </w:rPr>
-        <w:t>7</w:t>
+        <w:t>8</w:t>
       </w:r>
       <w:r>
         <w:rPr>
@@ -7938,7 +9586,7 @@
         </w:rPr>
         <w:t>.1 Levantamiento de Requerimientos</w:t>
       </w:r>
-      <w:bookmarkEnd w:id="17"/>
+      <w:bookmarkEnd w:id="24"/>
     </w:p>
     <w:p>
       <w:pPr>
@@ -8636,14 +10284,14 @@
           <w:rFonts w:ascii="Arial" w:hAnsi="Arial" w:cs="Arial"/>
         </w:rPr>
       </w:pPr>
-      <w:bookmarkStart w:id="18" w:name="_Toc231846792"/>
+      <w:bookmarkStart w:id="25" w:name="_Toc231849814"/>
       <w:r>
         <w:rPr>
           <w:rFonts w:ascii="Arial" w:hAnsi="Arial" w:cs="Arial"/>
           <w:highlight w:val="yellow"/>
         </w:rPr>
         <w:lastRenderedPageBreak/>
-        <w:t>7</w:t>
+        <w:t>8</w:t>
       </w:r>
       <w:r>
         <w:rPr>
@@ -8652,7 +10300,7 @@
         </w:rPr>
         <w:t>.2 Análisis de la Situación Actual</w:t>
       </w:r>
-      <w:bookmarkEnd w:id="18"/>
+      <w:bookmarkEnd w:id="25"/>
     </w:p>
     <w:p>
       <w:pPr>
@@ -9137,14 +10785,14 @@
           <w:rFonts w:ascii="Arial" w:hAnsi="Arial" w:cs="Arial"/>
         </w:rPr>
       </w:pPr>
-      <w:bookmarkStart w:id="19" w:name="_Toc231846793"/>
+      <w:bookmarkStart w:id="26" w:name="_Toc231849815"/>
       <w:r>
         <w:rPr>
           <w:rFonts w:ascii="Arial" w:hAnsi="Arial" w:cs="Arial"/>
           <w:highlight w:val="yellow"/>
         </w:rPr>
         <w:lastRenderedPageBreak/>
-        <w:t>7</w:t>
+        <w:t>8</w:t>
       </w:r>
       <w:r>
         <w:rPr>
@@ -9153,7 +10801,7 @@
         </w:rPr>
         <w:t>.3 Identificación de Alternativas Tecnológicas</w:t>
       </w:r>
-      <w:bookmarkEnd w:id="19"/>
+      <w:bookmarkEnd w:id="26"/>
     </w:p>
     <w:p>
       <w:pPr>
@@ -9875,14 +11523,14 @@
           <w:rFonts w:ascii="Arial" w:hAnsi="Arial" w:cs="Arial"/>
         </w:rPr>
       </w:pPr>
-      <w:bookmarkStart w:id="20" w:name="_Toc231846794"/>
+      <w:bookmarkStart w:id="27" w:name="_Toc231849816"/>
       <w:r>
         <w:rPr>
           <w:rFonts w:ascii="Arial" w:hAnsi="Arial" w:cs="Arial"/>
           <w:highlight w:val="yellow"/>
         </w:rPr>
         <w:lastRenderedPageBreak/>
-        <w:t>7</w:t>
+        <w:t>8</w:t>
       </w:r>
       <w:r>
         <w:rPr>
@@ -9891,7 +11539,7 @@
         </w:rPr>
         <w:t>.4 Comparación de Alternativas</w:t>
       </w:r>
-      <w:bookmarkEnd w:id="20"/>
+      <w:bookmarkEnd w:id="27"/>
     </w:p>
     <w:p>
       <w:pPr>
@@ -10698,14 +12346,14 @@
           <w:rFonts w:ascii="Arial" w:hAnsi="Arial" w:cs="Arial"/>
         </w:rPr>
       </w:pPr>
-      <w:bookmarkStart w:id="21" w:name="_Toc231846795"/>
+      <w:bookmarkStart w:id="28" w:name="_Toc231849817"/>
       <w:r>
         <w:rPr>
           <w:rFonts w:ascii="Arial" w:hAnsi="Arial" w:cs="Arial"/>
           <w:highlight w:val="yellow"/>
         </w:rPr>
         <w:lastRenderedPageBreak/>
-        <w:t>7</w:t>
+        <w:t>8</w:t>
       </w:r>
       <w:r>
         <w:rPr>
@@ -10714,7 +12362,7 @@
         </w:rPr>
         <w:t>.5 Criterios de Selección</w:t>
       </w:r>
-      <w:bookmarkEnd w:id="21"/>
+      <w:bookmarkEnd w:id="28"/>
     </w:p>
     <w:p>
       <w:pPr>
@@ -11171,14 +12819,14 @@
           <w:rFonts w:ascii="Arial" w:hAnsi="Arial" w:cs="Arial"/>
         </w:rPr>
       </w:pPr>
-      <w:bookmarkStart w:id="22" w:name="_Toc231846796"/>
+      <w:bookmarkStart w:id="29" w:name="_Toc231849818"/>
       <w:r>
         <w:rPr>
           <w:rFonts w:ascii="Arial" w:hAnsi="Arial" w:cs="Arial"/>
           <w:highlight w:val="yellow"/>
         </w:rPr>
         <w:lastRenderedPageBreak/>
-        <w:t>7</w:t>
+        <w:t>8</w:t>
       </w:r>
       <w:r>
         <w:rPr>
@@ -11187,7 +12835,7 @@
         </w:rPr>
         <w:t>.6 Recomendación Técnica Final</w:t>
       </w:r>
-      <w:bookmarkEnd w:id="22"/>
+      <w:bookmarkEnd w:id="29"/>
     </w:p>
     <w:p>
       <w:pPr>
@@ -11861,13 +13509,13 @@
         </w:rPr>
         <w:br w:type="page"/>
       </w:r>
-      <w:bookmarkStart w:id="23" w:name="_Toc231846797"/>
+      <w:bookmarkStart w:id="30" w:name="_Toc231849819"/>
       <w:r>
         <w:rPr>
           <w:rFonts w:ascii="Arial" w:hAnsi="Arial" w:cs="Arial"/>
         </w:rPr>
         <w:lastRenderedPageBreak/>
-        <w:t>8</w:t>
+        <w:t>9</w:t>
       </w:r>
       <w:r>
         <w:rPr>
@@ -11881,7 +13529,7 @@
         </w:rPr>
         <w:t>Factibilidad operativa u Operacional</w:t>
       </w:r>
-      <w:bookmarkEnd w:id="23"/>
+      <w:bookmarkEnd w:id="30"/>
     </w:p>
     <w:p>
       <w:pPr>
@@ -11891,12 +13539,12 @@
           <w:rFonts w:ascii="Arial" w:hAnsi="Arial" w:cs="Arial"/>
         </w:rPr>
       </w:pPr>
-      <w:bookmarkStart w:id="24" w:name="_Toc231846798"/>
-      <w:r>
-        <w:rPr>
-          <w:rFonts w:ascii="Arial" w:hAnsi="Arial" w:cs="Arial"/>
-        </w:rPr>
-        <w:t>8</w:t>
+      <w:bookmarkStart w:id="31" w:name="_Toc231849820"/>
+      <w:r>
+        <w:rPr>
+          <w:rFonts w:ascii="Arial" w:hAnsi="Arial" w:cs="Arial"/>
+        </w:rPr>
+        <w:t>9</w:t>
       </w:r>
       <w:r>
         <w:rPr>
@@ -11904,7 +13552,7 @@
         </w:rPr>
         <w:t>.1 Alineación Estratégica</w:t>
       </w:r>
-      <w:bookmarkEnd w:id="24"/>
+      <w:bookmarkEnd w:id="31"/>
     </w:p>
     <w:p>
       <w:pPr>
@@ -12304,13 +13952,13 @@
           <w:rFonts w:ascii="Arial" w:hAnsi="Arial" w:cs="Arial"/>
         </w:rPr>
       </w:pPr>
-      <w:bookmarkStart w:id="25" w:name="_Toc231846799"/>
+      <w:bookmarkStart w:id="32" w:name="_Toc231849821"/>
       <w:r>
         <w:rPr>
           <w:rFonts w:ascii="Arial" w:hAnsi="Arial" w:cs="Arial"/>
         </w:rPr>
         <w:lastRenderedPageBreak/>
-        <w:t>8</w:t>
+        <w:t>9</w:t>
       </w:r>
       <w:r>
         <w:rPr>
@@ -12318,7 +13966,7 @@
         </w:rPr>
         <w:t>.2 Procesos de Negocio</w:t>
       </w:r>
-      <w:bookmarkEnd w:id="25"/>
+      <w:bookmarkEnd w:id="32"/>
     </w:p>
     <w:p>
       <w:pPr>
@@ -13287,13 +14935,13 @@
           <w:rFonts w:ascii="Arial" w:hAnsi="Arial" w:cs="Arial"/>
         </w:rPr>
       </w:pPr>
-      <w:bookmarkStart w:id="26" w:name="_Toc231846800"/>
+      <w:bookmarkStart w:id="33" w:name="_Toc231849822"/>
       <w:r>
         <w:rPr>
           <w:rFonts w:ascii="Arial" w:hAnsi="Arial" w:cs="Arial"/>
         </w:rPr>
         <w:lastRenderedPageBreak/>
-        <w:t>8</w:t>
+        <w:t>9</w:t>
       </w:r>
       <w:r>
         <w:rPr>
@@ -13301,7 +14949,7 @@
         </w:rPr>
         <w:t>.3 Cultura Organizacional</w:t>
       </w:r>
-      <w:bookmarkEnd w:id="26"/>
+      <w:bookmarkEnd w:id="33"/>
     </w:p>
     <w:p>
       <w:pPr>
@@ -13888,13 +15536,13 @@
           <w:rFonts w:ascii="Arial" w:hAnsi="Arial" w:cs="Arial"/>
         </w:rPr>
       </w:pPr>
-      <w:bookmarkStart w:id="27" w:name="_Toc231846801"/>
+      <w:bookmarkStart w:id="34" w:name="_Toc231849823"/>
       <w:r>
         <w:rPr>
           <w:rFonts w:ascii="Arial" w:hAnsi="Arial" w:cs="Arial"/>
         </w:rPr>
         <w:lastRenderedPageBreak/>
-        <w:t>8</w:t>
+        <w:t>9</w:t>
       </w:r>
       <w:r>
         <w:rPr>
@@ -13902,7 +15550,7 @@
         </w:rPr>
         <w:t>.4 Cronograma y Tiempos</w:t>
       </w:r>
-      <w:bookmarkEnd w:id="27"/>
+      <w:bookmarkEnd w:id="34"/>
     </w:p>
     <w:p>
       <w:pPr>
@@ -14187,13 +15835,13 @@
           <w:rFonts w:ascii="Arial" w:hAnsi="Arial" w:cs="Arial"/>
         </w:rPr>
       </w:pPr>
-      <w:bookmarkStart w:id="28" w:name="_Toc231846802"/>
+      <w:bookmarkStart w:id="35" w:name="_Toc231849824"/>
       <w:r>
         <w:rPr>
           <w:rFonts w:ascii="Arial" w:hAnsi="Arial" w:cs="Arial"/>
         </w:rPr>
         <w:lastRenderedPageBreak/>
-        <w:t>8</w:t>
+        <w:t>9</w:t>
       </w:r>
       <w:r>
         <w:rPr>
@@ -14201,7 +15849,7 @@
         </w:rPr>
         <w:t>.5 Aceptación y Adopción</w:t>
       </w:r>
-      <w:bookmarkEnd w:id="28"/>
+      <w:bookmarkEnd w:id="35"/>
     </w:p>
     <w:p>
       <w:pPr>
@@ -14752,13 +16400,13 @@
           <w:rFonts w:ascii="Arial" w:hAnsi="Arial" w:cs="Arial"/>
         </w:rPr>
       </w:pPr>
-      <w:bookmarkStart w:id="29" w:name="_Toc231846803"/>
+      <w:bookmarkStart w:id="36" w:name="_Toc231849825"/>
       <w:r>
         <w:rPr>
           <w:rFonts w:ascii="Arial" w:hAnsi="Arial" w:cs="Arial"/>
         </w:rPr>
         <w:lastRenderedPageBreak/>
-        <w:t>8</w:t>
+        <w:t>9</w:t>
       </w:r>
       <w:r>
         <w:rPr>
@@ -14766,7 +16414,7 @@
         </w:rPr>
         <w:t>.6 Riesgos Operacionales</w:t>
       </w:r>
-      <w:bookmarkEnd w:id="29"/>
+      <w:bookmarkEnd w:id="36"/>
     </w:p>
     <w:p>
       <w:pPr>
@@ -15211,6 +16859,7 @@
         <w:spacing w:line="240" w:lineRule="auto"/>
         <w:rPr>
           <w:rFonts w:ascii="Arial" w:hAnsi="Arial" w:cs="Arial"/>
+          <w:highlight w:val="magenta"/>
         </w:rPr>
       </w:pPr>
       <w:r>
@@ -15219,21 +16868,23 @@
         </w:rPr>
         <w:br w:type="page"/>
       </w:r>
-      <w:bookmarkStart w:id="30" w:name="_Toc231846804"/>
-      <w:r>
-        <w:rPr>
-          <w:rFonts w:ascii="Arial" w:hAnsi="Arial" w:cs="Arial"/>
+      <w:bookmarkStart w:id="37" w:name="_Toc231849826"/>
+      <w:r>
+        <w:rPr>
+          <w:rFonts w:ascii="Arial" w:hAnsi="Arial" w:cs="Arial"/>
+          <w:highlight w:val="magenta"/>
         </w:rPr>
         <w:lastRenderedPageBreak/>
-        <w:t>9</w:t>
-      </w:r>
-      <w:r>
-        <w:rPr>
-          <w:rFonts w:ascii="Arial" w:hAnsi="Arial" w:cs="Arial"/>
+        <w:t>10</w:t>
+      </w:r>
+      <w:r>
+        <w:rPr>
+          <w:rFonts w:ascii="Arial" w:hAnsi="Arial" w:cs="Arial"/>
+          <w:highlight w:val="magenta"/>
         </w:rPr>
         <w:t>.Factibilidad Legal</w:t>
       </w:r>
-      <w:bookmarkEnd w:id="30"/>
+      <w:bookmarkEnd w:id="37"/>
     </w:p>
     <w:p>
       <w:pPr>
@@ -15243,20 +16894,22 @@
           <w:rFonts w:ascii="Arial" w:hAnsi="Arial" w:cs="Arial"/>
         </w:rPr>
       </w:pPr>
-      <w:bookmarkStart w:id="31" w:name="_Toc231846805"/>
-      <w:r>
-        <w:rPr>
-          <w:rFonts w:ascii="Arial" w:hAnsi="Arial" w:cs="Arial"/>
-        </w:rPr>
-        <w:t>9</w:t>
-      </w:r>
-      <w:r>
-        <w:rPr>
-          <w:rFonts w:ascii="Arial" w:hAnsi="Arial" w:cs="Arial"/>
+      <w:bookmarkStart w:id="38" w:name="_Toc231849827"/>
+      <w:r>
+        <w:rPr>
+          <w:rFonts w:ascii="Arial" w:hAnsi="Arial" w:cs="Arial"/>
+          <w:highlight w:val="magenta"/>
+        </w:rPr>
+        <w:t>10</w:t>
+      </w:r>
+      <w:r>
+        <w:rPr>
+          <w:rFonts w:ascii="Arial" w:hAnsi="Arial" w:cs="Arial"/>
+          <w:highlight w:val="magenta"/>
         </w:rPr>
         <w:t>.1 Cumplimiento Legal</w:t>
       </w:r>
-      <w:bookmarkEnd w:id="31"/>
+      <w:bookmarkEnd w:id="38"/>
     </w:p>
     <w:p>
       <w:pPr>
@@ -15888,21 +17541,23 @@
           <w:rFonts w:ascii="Arial" w:hAnsi="Arial" w:cs="Arial"/>
         </w:rPr>
       </w:pPr>
-      <w:bookmarkStart w:id="32" w:name="_Toc231846806"/>
-      <w:r>
-        <w:rPr>
-          <w:rFonts w:ascii="Arial" w:hAnsi="Arial" w:cs="Arial"/>
+      <w:bookmarkStart w:id="39" w:name="_Toc231849828"/>
+      <w:r>
+        <w:rPr>
+          <w:rFonts w:ascii="Arial" w:hAnsi="Arial" w:cs="Arial"/>
+          <w:highlight w:val="magenta"/>
         </w:rPr>
         <w:lastRenderedPageBreak/>
-        <w:t>9</w:t>
-      </w:r>
-      <w:r>
-        <w:rPr>
-          <w:rFonts w:ascii="Arial" w:hAnsi="Arial" w:cs="Arial"/>
+        <w:t>10</w:t>
+      </w:r>
+      <w:r>
+        <w:rPr>
+          <w:rFonts w:ascii="Arial" w:hAnsi="Arial" w:cs="Arial"/>
+          <w:highlight w:val="magenta"/>
         </w:rPr>
         <w:t>.2 Protección de Datos y Privacidad</w:t>
       </w:r>
-      <w:bookmarkEnd w:id="32"/>
+      <w:bookmarkEnd w:id="39"/>
     </w:p>
     <w:p>
       <w:pPr>
@@ -16517,21 +18172,23 @@
           <w:rFonts w:ascii="Arial" w:hAnsi="Arial" w:cs="Arial"/>
         </w:rPr>
       </w:pPr>
-      <w:bookmarkStart w:id="33" w:name="_Toc231846807"/>
-      <w:r>
-        <w:rPr>
-          <w:rFonts w:ascii="Arial" w:hAnsi="Arial" w:cs="Arial"/>
+      <w:bookmarkStart w:id="40" w:name="_Toc231849829"/>
+      <w:r>
+        <w:rPr>
+          <w:rFonts w:ascii="Arial" w:hAnsi="Arial" w:cs="Arial"/>
+          <w:highlight w:val="magenta"/>
         </w:rPr>
         <w:lastRenderedPageBreak/>
-        <w:t>9</w:t>
-      </w:r>
-      <w:r>
-        <w:rPr>
-          <w:rFonts w:ascii="Arial" w:hAnsi="Arial" w:cs="Arial"/>
+        <w:t>10</w:t>
+      </w:r>
+      <w:r>
+        <w:rPr>
+          <w:rFonts w:ascii="Arial" w:hAnsi="Arial" w:cs="Arial"/>
+          <w:highlight w:val="magenta"/>
         </w:rPr>
         <w:t>.3 Restricciones Legales</w:t>
       </w:r>
-      <w:bookmarkEnd w:id="33"/>
+      <w:bookmarkEnd w:id="40"/>
     </w:p>
     <w:p>
       <w:pPr>
@@ -17340,21 +18997,23 @@
           <w:rFonts w:ascii="Arial" w:hAnsi="Arial" w:cs="Arial"/>
         </w:rPr>
       </w:pPr>
-      <w:bookmarkStart w:id="34" w:name="_Toc231846808"/>
-      <w:r>
-        <w:rPr>
-          <w:rFonts w:ascii="Arial" w:hAnsi="Arial" w:cs="Arial"/>
+      <w:bookmarkStart w:id="41" w:name="_Toc231849830"/>
+      <w:r>
+        <w:rPr>
+          <w:rFonts w:ascii="Arial" w:hAnsi="Arial" w:cs="Arial"/>
+          <w:highlight w:val="magenta"/>
         </w:rPr>
         <w:lastRenderedPageBreak/>
-        <w:t>9</w:t>
-      </w:r>
-      <w:r>
-        <w:rPr>
-          <w:rFonts w:ascii="Arial" w:hAnsi="Arial" w:cs="Arial"/>
+        <w:t>10</w:t>
+      </w:r>
+      <w:r>
+        <w:rPr>
+          <w:rFonts w:ascii="Arial" w:hAnsi="Arial" w:cs="Arial"/>
+          <w:highlight w:val="magenta"/>
         </w:rPr>
         <w:t>.4 Estándares y Regulaciones</w:t>
       </w:r>
-      <w:bookmarkEnd w:id="34"/>
+      <w:bookmarkEnd w:id="41"/>
     </w:p>
     <w:p>
       <w:pPr>
@@ -18100,21 +19759,23 @@
           <w:rFonts w:ascii="Arial" w:hAnsi="Arial" w:cs="Arial"/>
         </w:rPr>
       </w:pPr>
-      <w:bookmarkStart w:id="35" w:name="_Toc231846809"/>
-      <w:r>
-        <w:rPr>
-          <w:rFonts w:ascii="Arial" w:hAnsi="Arial" w:cs="Arial"/>
+      <w:bookmarkStart w:id="42" w:name="_Toc231849831"/>
+      <w:r>
+        <w:rPr>
+          <w:rFonts w:ascii="Arial" w:hAnsi="Arial" w:cs="Arial"/>
+          <w:highlight w:val="magenta"/>
         </w:rPr>
         <w:lastRenderedPageBreak/>
-        <w:t>9</w:t>
-      </w:r>
-      <w:r>
-        <w:rPr>
-          <w:rFonts w:ascii="Arial" w:hAnsi="Arial" w:cs="Arial"/>
+        <w:t>10</w:t>
+      </w:r>
+      <w:r>
+        <w:rPr>
+          <w:rFonts w:ascii="Arial" w:hAnsi="Arial" w:cs="Arial"/>
+          <w:highlight w:val="magenta"/>
         </w:rPr>
         <w:t>.5 Contratos y Acuerdos</w:t>
       </w:r>
-      <w:bookmarkEnd w:id="35"/>
+      <w:bookmarkEnd w:id="42"/>
     </w:p>
     <w:p>
       <w:pPr>
@@ -18592,6 +20253,35 @@
     </w:p>
     <w:p>
       <w:pPr>
+        <w:pStyle w:val="Ttulo2"/>
+        <w:rPr>
+          <w:rFonts w:ascii="Arial" w:hAnsi="Arial" w:cs="Arial"/>
+        </w:rPr>
+      </w:pPr>
+      <w:r>
+        <w:rPr>
+          <w:rFonts w:ascii="Arial" w:hAnsi="Arial" w:cs="Arial"/>
+        </w:rPr>
+        <w:br w:type="page"/>
+      </w:r>
+      <w:bookmarkStart w:id="43" w:name="_Toc231849832"/>
+      <w:r>
+        <w:rPr>
+          <w:rFonts w:ascii="Arial" w:hAnsi="Arial" w:cs="Arial"/>
+        </w:rPr>
+        <w:lastRenderedPageBreak/>
+        <w:t>10. CONCLUSIONES</w:t>
+      </w:r>
+      <w:bookmarkEnd w:id="43"/>
+      <w:r>
+        <w:rPr>
+          <w:rFonts w:ascii="Arial" w:hAnsi="Arial" w:cs="Arial"/>
+        </w:rPr>
+        <w:br w:type="page"/>
+      </w:r>
+    </w:p>
+    <w:p>
+      <w:pPr>
         <w:spacing w:line="240" w:lineRule="auto"/>
         <w:rPr>
           <w:rFonts w:ascii="Arial" w:eastAsiaTheme="majorEastAsia" w:hAnsi="Arial" w:cs="Arial"/>
@@ -18600,12 +20290,6 @@
           <w:szCs w:val="32"/>
         </w:rPr>
       </w:pPr>
-      <w:r>
-        <w:rPr>
-          <w:rFonts w:ascii="Arial" w:hAnsi="Arial" w:cs="Arial"/>
-        </w:rPr>
-        <w:br w:type="page"/>
-      </w:r>
     </w:p>
     <w:p>
       <w:pPr>
@@ -18615,13 +20299,18 @@
           <w:rFonts w:ascii="Arial" w:hAnsi="Arial" w:cs="Arial"/>
         </w:rPr>
       </w:pPr>
-      <w:bookmarkStart w:id="36" w:name="_Toc231846810"/>
-      <w:r>
-        <w:rPr>
-          <w:rFonts w:ascii="Arial" w:hAnsi="Arial" w:cs="Arial"/>
-        </w:rPr>
-        <w:lastRenderedPageBreak/>
-        <w:t>10</w:t>
+      <w:bookmarkStart w:id="44" w:name="_Toc231849833"/>
+      <w:r>
+        <w:rPr>
+          <w:rFonts w:ascii="Arial" w:hAnsi="Arial" w:cs="Arial"/>
+        </w:rPr>
+        <w:t>1</w:t>
+      </w:r>
+      <w:r>
+        <w:rPr>
+          <w:rFonts w:ascii="Arial" w:hAnsi="Arial" w:cs="Arial"/>
+        </w:rPr>
+        <w:t>1</w:t>
       </w:r>
       <w:r>
         <w:rPr>
@@ -18629,7 +20318,7 @@
         </w:rPr>
         <w:t>. Referencias</w:t>
       </w:r>
-      <w:bookmarkEnd w:id="36"/>
+      <w:bookmarkEnd w:id="44"/>
     </w:p>
     <w:p>
       <w:pPr>
@@ -19127,6 +20816,103 @@
         </w:rPr>
         <w:t>.</w:t>
       </w:r>
+    </w:p>
+    <w:p>
+      <w:pPr>
+        <w:pStyle w:val="Ttulo2"/>
+        <w:rPr>
+          <w:rFonts w:ascii="Arial" w:hAnsi="Arial" w:cs="Arial"/>
+        </w:rPr>
+      </w:pPr>
+      <w:r>
+        <w:rPr>
+          <w:rFonts w:ascii="Arial" w:hAnsi="Arial" w:cs="Arial"/>
+        </w:rPr>
+        <w:br w:type="page"/>
+      </w:r>
+      <w:bookmarkStart w:id="45" w:name="_Toc231849834"/>
+      <w:r>
+        <w:rPr>
+          <w:rFonts w:ascii="Arial" w:hAnsi="Arial" w:cs="Arial"/>
+        </w:rPr>
+        <w:lastRenderedPageBreak/>
+        <w:t>12. ANEXOS</w:t>
+      </w:r>
+      <w:bookmarkEnd w:id="45"/>
+    </w:p>
+    <w:p>
+      <w:pPr>
+        <w:rPr>
+          <w:rFonts w:ascii="Arial" w:hAnsi="Arial" w:cs="Arial"/>
+        </w:rPr>
+      </w:pPr>
+    </w:p>
+    <w:p>
+      <w:pPr>
+        <w:pStyle w:val="Ttulo3"/>
+        <w:ind w:left="708"/>
+        <w:rPr>
+          <w:rFonts w:ascii="Arial" w:hAnsi="Arial" w:cs="Arial"/>
+        </w:rPr>
+      </w:pPr>
+      <w:bookmarkStart w:id="46" w:name="_Toc231849835"/>
+      <w:r>
+        <w:rPr>
+          <w:rFonts w:ascii="Arial" w:hAnsi="Arial" w:cs="Arial"/>
+        </w:rPr>
+        <w:t>A</w:t>
+      </w:r>
+      <w:r>
+        <w:rPr>
+          <w:rFonts w:ascii="Arial" w:hAnsi="Arial" w:cs="Arial"/>
+        </w:rPr>
+        <w:t>nexo</w:t>
+      </w:r>
+      <w:r>
+        <w:rPr>
+          <w:rFonts w:ascii="Arial" w:hAnsi="Arial" w:cs="Arial"/>
+        </w:rPr>
+        <w:t xml:space="preserve"> A</w:t>
+      </w:r>
+      <w:bookmarkEnd w:id="46"/>
+    </w:p>
+    <w:p>
+      <w:pPr>
+        <w:pStyle w:val="Ttulo3"/>
+        <w:ind w:left="708"/>
+        <w:rPr>
+          <w:rFonts w:ascii="Arial" w:hAnsi="Arial" w:cs="Arial"/>
+        </w:rPr>
+      </w:pPr>
+    </w:p>
+    <w:p>
+      <w:pPr>
+        <w:pStyle w:val="Ttulo3"/>
+        <w:ind w:left="708"/>
+        <w:rPr>
+          <w:rFonts w:ascii="Arial" w:hAnsi="Arial" w:cs="Arial"/>
+        </w:rPr>
+      </w:pPr>
+      <w:bookmarkStart w:id="47" w:name="_Toc231849836"/>
+      <w:r>
+        <w:rPr>
+          <w:rFonts w:ascii="Arial" w:hAnsi="Arial" w:cs="Arial"/>
+        </w:rPr>
+        <w:t>A</w:t>
+      </w:r>
+      <w:r>
+        <w:rPr>
+          <w:rFonts w:ascii="Arial" w:hAnsi="Arial" w:cs="Arial"/>
+        </w:rPr>
+        <w:t>nexo</w:t>
+      </w:r>
+      <w:r>
+        <w:rPr>
+          <w:rFonts w:ascii="Arial" w:hAnsi="Arial" w:cs="Arial"/>
+        </w:rPr>
+        <w:t xml:space="preserve"> B</w:t>
+      </w:r>
+      <w:bookmarkEnd w:id="47"/>
     </w:p>
     <w:sectPr>
       <w:headerReference w:type="default" r:id="rId26"/>
@@ -20623,6 +22409,155 @@
     </w:lvl>
   </w:abstractNum>
   <w:abstractNum w:abstractNumId="11" w15:restartNumberingAfterBreak="0">
+    <w:nsid w:val="33EC2A84"/>
+    <w:multiLevelType w:val="multilevel"/>
+    <w:tmpl w:val="9EA6DFD2"/>
+    <w:lvl w:ilvl="0">
+      <w:start w:val="1"/>
+      <w:numFmt w:val="bullet"/>
+      <w:lvlText w:val=""/>
+      <w:lvlJc w:val="left"/>
+      <w:pPr>
+        <w:tabs>
+          <w:tab w:val="num" w:pos="720"/>
+        </w:tabs>
+        <w:ind w:left="720" w:hanging="360"/>
+      </w:pPr>
+      <w:rPr>
+        <w:rFonts w:ascii="Symbol" w:hAnsi="Symbol" w:hint="default"/>
+        <w:sz w:val="20"/>
+      </w:rPr>
+    </w:lvl>
+    <w:lvl w:ilvl="1" w:tentative="1">
+      <w:start w:val="1"/>
+      <w:numFmt w:val="bullet"/>
+      <w:lvlText w:val="o"/>
+      <w:lvlJc w:val="left"/>
+      <w:pPr>
+        <w:tabs>
+          <w:tab w:val="num" w:pos="1440"/>
+        </w:tabs>
+        <w:ind w:left="1440" w:hanging="360"/>
+      </w:pPr>
+      <w:rPr>
+        <w:rFonts w:ascii="Courier New" w:hAnsi="Courier New" w:hint="default"/>
+        <w:sz w:val="20"/>
+      </w:rPr>
+    </w:lvl>
+    <w:lvl w:ilvl="2" w:tentative="1">
+      <w:start w:val="1"/>
+      <w:numFmt w:val="bullet"/>
+      <w:lvlText w:val=""/>
+      <w:lvlJc w:val="left"/>
+      <w:pPr>
+        <w:tabs>
+          <w:tab w:val="num" w:pos="2160"/>
+        </w:tabs>
+        <w:ind w:left="2160" w:hanging="360"/>
+      </w:pPr>
+      <w:rPr>
+        <w:rFonts w:ascii="Wingdings" w:hAnsi="Wingdings" w:hint="default"/>
+        <w:sz w:val="20"/>
+      </w:rPr>
+    </w:lvl>
+    <w:lvl w:ilvl="3" w:tentative="1">
+      <w:start w:val="1"/>
+      <w:numFmt w:val="bullet"/>
+      <w:lvlText w:val=""/>
+      <w:lvlJc w:val="left"/>
+      <w:pPr>
+        <w:tabs>
+          <w:tab w:val="num" w:pos="2880"/>
+        </w:tabs>
+        <w:ind w:left="2880" w:hanging="360"/>
+      </w:pPr>
+      <w:rPr>
+        <w:rFonts w:ascii="Wingdings" w:hAnsi="Wingdings" w:hint="default"/>
+        <w:sz w:val="20"/>
+      </w:rPr>
+    </w:lvl>
+    <w:lvl w:ilvl="4" w:tentative="1">
+      <w:start w:val="1"/>
+      <w:numFmt w:val="bullet"/>
+      <w:lvlText w:val=""/>
+      <w:lvlJc w:val="left"/>
+      <w:pPr>
+        <w:tabs>
+          <w:tab w:val="num" w:pos="3600"/>
+        </w:tabs>
+        <w:ind w:left="3600" w:hanging="360"/>
+      </w:pPr>
+      <w:rPr>
+        <w:rFonts w:ascii="Wingdings" w:hAnsi="Wingdings" w:hint="default"/>
+        <w:sz w:val="20"/>
+      </w:rPr>
+    </w:lvl>
+    <w:lvl w:ilvl="5" w:tentative="1">
+      <w:start w:val="1"/>
+      <w:numFmt w:val="bullet"/>
+      <w:lvlText w:val=""/>
+      <w:lvlJc w:val="left"/>
+      <w:pPr>
+        <w:tabs>
+          <w:tab w:val="num" w:pos="4320"/>
+        </w:tabs>
+        <w:ind w:left="4320" w:hanging="360"/>
+      </w:pPr>
+      <w:rPr>
+        <w:rFonts w:ascii="Wingdings" w:hAnsi="Wingdings" w:hint="default"/>
+        <w:sz w:val="20"/>
+      </w:rPr>
+    </w:lvl>
+    <w:lvl w:ilvl="6" w:tentative="1">
+      <w:start w:val="1"/>
+      <w:numFmt w:val="bullet"/>
+      <w:lvlText w:val=""/>
+      <w:lvlJc w:val="left"/>
+      <w:pPr>
+        <w:tabs>
+          <w:tab w:val="num" w:pos="5040"/>
+        </w:tabs>
+        <w:ind w:left="5040" w:hanging="360"/>
+      </w:pPr>
+      <w:rPr>
+        <w:rFonts w:ascii="Wingdings" w:hAnsi="Wingdings" w:hint="default"/>
+        <w:sz w:val="20"/>
+      </w:rPr>
+    </w:lvl>
+    <w:lvl w:ilvl="7" w:tentative="1">
+      <w:start w:val="1"/>
+      <w:numFmt w:val="bullet"/>
+      <w:lvlText w:val=""/>
+      <w:lvlJc w:val="left"/>
+      <w:pPr>
+        <w:tabs>
+          <w:tab w:val="num" w:pos="5760"/>
+        </w:tabs>
+        <w:ind w:left="5760" w:hanging="360"/>
+      </w:pPr>
+      <w:rPr>
+        <w:rFonts w:ascii="Wingdings" w:hAnsi="Wingdings" w:hint="default"/>
+        <w:sz w:val="20"/>
+      </w:rPr>
+    </w:lvl>
+    <w:lvl w:ilvl="8" w:tentative="1">
+      <w:start w:val="1"/>
+      <w:numFmt w:val="bullet"/>
+      <w:lvlText w:val=""/>
+      <w:lvlJc w:val="left"/>
+      <w:pPr>
+        <w:tabs>
+          <w:tab w:val="num" w:pos="6480"/>
+        </w:tabs>
+        <w:ind w:left="6480" w:hanging="360"/>
+      </w:pPr>
+      <w:rPr>
+        <w:rFonts w:ascii="Wingdings" w:hAnsi="Wingdings" w:hint="default"/>
+        <w:sz w:val="20"/>
+      </w:rPr>
+    </w:lvl>
+  </w:abstractNum>
+  <w:abstractNum w:abstractNumId="12" w15:restartNumberingAfterBreak="0">
     <w:nsid w:val="39732A73"/>
     <w:multiLevelType w:val="multilevel"/>
     <w:tmpl w:val="8D546376"/>
@@ -20771,7 +22706,7 @@
       </w:rPr>
     </w:lvl>
   </w:abstractNum>
-  <w:abstractNum w:abstractNumId="12" w15:restartNumberingAfterBreak="0">
+  <w:abstractNum w:abstractNumId="13" w15:restartNumberingAfterBreak="0">
     <w:nsid w:val="41436C11"/>
     <w:multiLevelType w:val="multilevel"/>
     <w:tmpl w:val="C604395A"/>
@@ -20920,7 +22855,7 @@
       </w:rPr>
     </w:lvl>
   </w:abstractNum>
-  <w:abstractNum w:abstractNumId="13" w15:restartNumberingAfterBreak="0">
+  <w:abstractNum w:abstractNumId="14" w15:restartNumberingAfterBreak="0">
     <w:nsid w:val="41CD2621"/>
     <w:multiLevelType w:val="hybridMultilevel"/>
     <w:tmpl w:val="9070A79E"/>
@@ -21009,325 +22944,10 @@
       </w:pPr>
     </w:lvl>
   </w:abstractNum>
-  <w:abstractNum w:abstractNumId="14" w15:restartNumberingAfterBreak="0">
-    <w:nsid w:val="4B4258CE"/>
-    <w:multiLevelType w:val="hybridMultilevel"/>
-    <w:tmpl w:val="4F724190"/>
-    <w:lvl w:ilvl="0" w:tplc="6092341A">
-      <w:start w:val="1"/>
-      <w:numFmt w:val="decimal"/>
-      <w:lvlText w:val="%1."/>
-      <w:lvlJc w:val="left"/>
-      <w:pPr>
-        <w:ind w:left="2829" w:hanging="705"/>
-      </w:pPr>
-      <w:rPr>
-        <w:rFonts w:hint="default"/>
-      </w:rPr>
-    </w:lvl>
-    <w:lvl w:ilvl="1" w:tplc="340A0019" w:tentative="1">
-      <w:start w:val="1"/>
-      <w:numFmt w:val="lowerLetter"/>
-      <w:lvlText w:val="%2."/>
-      <w:lvlJc w:val="left"/>
-      <w:pPr>
-        <w:ind w:left="3204" w:hanging="360"/>
-      </w:pPr>
-    </w:lvl>
-    <w:lvl w:ilvl="2" w:tplc="340A001B" w:tentative="1">
-      <w:start w:val="1"/>
-      <w:numFmt w:val="lowerRoman"/>
-      <w:lvlText w:val="%3."/>
-      <w:lvlJc w:val="right"/>
-      <w:pPr>
-        <w:ind w:left="3924" w:hanging="180"/>
-      </w:pPr>
-    </w:lvl>
-    <w:lvl w:ilvl="3" w:tplc="340A000F" w:tentative="1">
-      <w:start w:val="1"/>
-      <w:numFmt w:val="decimal"/>
-      <w:lvlText w:val="%4."/>
-      <w:lvlJc w:val="left"/>
-      <w:pPr>
-        <w:ind w:left="4644" w:hanging="360"/>
-      </w:pPr>
-    </w:lvl>
-    <w:lvl w:ilvl="4" w:tplc="340A0019" w:tentative="1">
-      <w:start w:val="1"/>
-      <w:numFmt w:val="lowerLetter"/>
-      <w:lvlText w:val="%5."/>
-      <w:lvlJc w:val="left"/>
-      <w:pPr>
-        <w:ind w:left="5364" w:hanging="360"/>
-      </w:pPr>
-    </w:lvl>
-    <w:lvl w:ilvl="5" w:tplc="340A001B" w:tentative="1">
-      <w:start w:val="1"/>
-      <w:numFmt w:val="lowerRoman"/>
-      <w:lvlText w:val="%6."/>
-      <w:lvlJc w:val="right"/>
-      <w:pPr>
-        <w:ind w:left="6084" w:hanging="180"/>
-      </w:pPr>
-    </w:lvl>
-    <w:lvl w:ilvl="6" w:tplc="340A000F" w:tentative="1">
-      <w:start w:val="1"/>
-      <w:numFmt w:val="decimal"/>
-      <w:lvlText w:val="%7."/>
-      <w:lvlJc w:val="left"/>
-      <w:pPr>
-        <w:ind w:left="6804" w:hanging="360"/>
-      </w:pPr>
-    </w:lvl>
-    <w:lvl w:ilvl="7" w:tplc="340A0019" w:tentative="1">
-      <w:start w:val="1"/>
-      <w:numFmt w:val="lowerLetter"/>
-      <w:lvlText w:val="%8."/>
-      <w:lvlJc w:val="left"/>
-      <w:pPr>
-        <w:ind w:left="7524" w:hanging="360"/>
-      </w:pPr>
-    </w:lvl>
-    <w:lvl w:ilvl="8" w:tplc="340A001B" w:tentative="1">
-      <w:start w:val="1"/>
-      <w:numFmt w:val="lowerRoman"/>
-      <w:lvlText w:val="%9."/>
-      <w:lvlJc w:val="right"/>
-      <w:pPr>
-        <w:ind w:left="8244" w:hanging="180"/>
-      </w:pPr>
-    </w:lvl>
-  </w:abstractNum>
   <w:abstractNum w:abstractNumId="15" w15:restartNumberingAfterBreak="0">
-    <w:nsid w:val="4DB604F1"/>
+    <w:nsid w:val="49AC12FB"/>
     <w:multiLevelType w:val="multilevel"/>
-    <w:tmpl w:val="6F4AF3C6"/>
-    <w:lvl w:ilvl="0">
-      <w:start w:val="1"/>
-      <w:numFmt w:val="decimal"/>
-      <w:lvlText w:val="%1."/>
-      <w:lvlJc w:val="left"/>
-      <w:pPr>
-        <w:tabs>
-          <w:tab w:val="num" w:pos="720"/>
-        </w:tabs>
-        <w:ind w:left="720" w:hanging="360"/>
-      </w:pPr>
-    </w:lvl>
-    <w:lvl w:ilvl="1" w:tentative="1">
-      <w:start w:val="1"/>
-      <w:numFmt w:val="decimal"/>
-      <w:lvlText w:val="%2."/>
-      <w:lvlJc w:val="left"/>
-      <w:pPr>
-        <w:tabs>
-          <w:tab w:val="num" w:pos="1440"/>
-        </w:tabs>
-        <w:ind w:left="1440" w:hanging="360"/>
-      </w:pPr>
-    </w:lvl>
-    <w:lvl w:ilvl="2" w:tentative="1">
-      <w:start w:val="1"/>
-      <w:numFmt w:val="decimal"/>
-      <w:lvlText w:val="%3."/>
-      <w:lvlJc w:val="left"/>
-      <w:pPr>
-        <w:tabs>
-          <w:tab w:val="num" w:pos="2160"/>
-        </w:tabs>
-        <w:ind w:left="2160" w:hanging="360"/>
-      </w:pPr>
-    </w:lvl>
-    <w:lvl w:ilvl="3" w:tentative="1">
-      <w:start w:val="1"/>
-      <w:numFmt w:val="decimal"/>
-      <w:lvlText w:val="%4."/>
-      <w:lvlJc w:val="left"/>
-      <w:pPr>
-        <w:tabs>
-          <w:tab w:val="num" w:pos="2880"/>
-        </w:tabs>
-        <w:ind w:left="2880" w:hanging="360"/>
-      </w:pPr>
-    </w:lvl>
-    <w:lvl w:ilvl="4" w:tentative="1">
-      <w:start w:val="1"/>
-      <w:numFmt w:val="decimal"/>
-      <w:lvlText w:val="%5."/>
-      <w:lvlJc w:val="left"/>
-      <w:pPr>
-        <w:tabs>
-          <w:tab w:val="num" w:pos="3600"/>
-        </w:tabs>
-        <w:ind w:left="3600" w:hanging="360"/>
-      </w:pPr>
-    </w:lvl>
-    <w:lvl w:ilvl="5" w:tentative="1">
-      <w:start w:val="1"/>
-      <w:numFmt w:val="decimal"/>
-      <w:lvlText w:val="%6."/>
-      <w:lvlJc w:val="left"/>
-      <w:pPr>
-        <w:tabs>
-          <w:tab w:val="num" w:pos="4320"/>
-        </w:tabs>
-        <w:ind w:left="4320" w:hanging="360"/>
-      </w:pPr>
-    </w:lvl>
-    <w:lvl w:ilvl="6" w:tentative="1">
-      <w:start w:val="1"/>
-      <w:numFmt w:val="decimal"/>
-      <w:lvlText w:val="%7."/>
-      <w:lvlJc w:val="left"/>
-      <w:pPr>
-        <w:tabs>
-          <w:tab w:val="num" w:pos="5040"/>
-        </w:tabs>
-        <w:ind w:left="5040" w:hanging="360"/>
-      </w:pPr>
-    </w:lvl>
-    <w:lvl w:ilvl="7" w:tentative="1">
-      <w:start w:val="1"/>
-      <w:numFmt w:val="decimal"/>
-      <w:lvlText w:val="%8."/>
-      <w:lvlJc w:val="left"/>
-      <w:pPr>
-        <w:tabs>
-          <w:tab w:val="num" w:pos="5760"/>
-        </w:tabs>
-        <w:ind w:left="5760" w:hanging="360"/>
-      </w:pPr>
-    </w:lvl>
-    <w:lvl w:ilvl="8" w:tentative="1">
-      <w:start w:val="1"/>
-      <w:numFmt w:val="decimal"/>
-      <w:lvlText w:val="%9."/>
-      <w:lvlJc w:val="left"/>
-      <w:pPr>
-        <w:tabs>
-          <w:tab w:val="num" w:pos="6480"/>
-        </w:tabs>
-        <w:ind w:left="6480" w:hanging="360"/>
-      </w:pPr>
-    </w:lvl>
-  </w:abstractNum>
-  <w:abstractNum w:abstractNumId="16" w15:restartNumberingAfterBreak="0">
-    <w:nsid w:val="50453D96"/>
-    <w:multiLevelType w:val="hybridMultilevel"/>
-    <w:tmpl w:val="B6685E8A"/>
-    <w:lvl w:ilvl="0" w:tplc="340A0001">
-      <w:start w:val="1"/>
-      <w:numFmt w:val="bullet"/>
-      <w:lvlText w:val=""/>
-      <w:lvlJc w:val="left"/>
-      <w:pPr>
-        <w:ind w:left="720" w:hanging="360"/>
-      </w:pPr>
-      <w:rPr>
-        <w:rFonts w:ascii="Symbol" w:hAnsi="Symbol" w:hint="default"/>
-      </w:rPr>
-    </w:lvl>
-    <w:lvl w:ilvl="1" w:tplc="340A0003" w:tentative="1">
-      <w:start w:val="1"/>
-      <w:numFmt w:val="bullet"/>
-      <w:lvlText w:val="o"/>
-      <w:lvlJc w:val="left"/>
-      <w:pPr>
-        <w:ind w:left="1440" w:hanging="360"/>
-      </w:pPr>
-      <w:rPr>
-        <w:rFonts w:ascii="Courier New" w:hAnsi="Courier New" w:cs="Courier New" w:hint="default"/>
-      </w:rPr>
-    </w:lvl>
-    <w:lvl w:ilvl="2" w:tplc="340A0005" w:tentative="1">
-      <w:start w:val="1"/>
-      <w:numFmt w:val="bullet"/>
-      <w:lvlText w:val=""/>
-      <w:lvlJc w:val="left"/>
-      <w:pPr>
-        <w:ind w:left="2160" w:hanging="360"/>
-      </w:pPr>
-      <w:rPr>
-        <w:rFonts w:ascii="Wingdings" w:hAnsi="Wingdings" w:hint="default"/>
-      </w:rPr>
-    </w:lvl>
-    <w:lvl w:ilvl="3" w:tplc="340A0001" w:tentative="1">
-      <w:start w:val="1"/>
-      <w:numFmt w:val="bullet"/>
-      <w:lvlText w:val=""/>
-      <w:lvlJc w:val="left"/>
-      <w:pPr>
-        <w:ind w:left="2880" w:hanging="360"/>
-      </w:pPr>
-      <w:rPr>
-        <w:rFonts w:ascii="Symbol" w:hAnsi="Symbol" w:hint="default"/>
-      </w:rPr>
-    </w:lvl>
-    <w:lvl w:ilvl="4" w:tplc="340A0003" w:tentative="1">
-      <w:start w:val="1"/>
-      <w:numFmt w:val="bullet"/>
-      <w:lvlText w:val="o"/>
-      <w:lvlJc w:val="left"/>
-      <w:pPr>
-        <w:ind w:left="3600" w:hanging="360"/>
-      </w:pPr>
-      <w:rPr>
-        <w:rFonts w:ascii="Courier New" w:hAnsi="Courier New" w:cs="Courier New" w:hint="default"/>
-      </w:rPr>
-    </w:lvl>
-    <w:lvl w:ilvl="5" w:tplc="340A0005" w:tentative="1">
-      <w:start w:val="1"/>
-      <w:numFmt w:val="bullet"/>
-      <w:lvlText w:val=""/>
-      <w:lvlJc w:val="left"/>
-      <w:pPr>
-        <w:ind w:left="4320" w:hanging="360"/>
-      </w:pPr>
-      <w:rPr>
-        <w:rFonts w:ascii="Wingdings" w:hAnsi="Wingdings" w:hint="default"/>
-      </w:rPr>
-    </w:lvl>
-    <w:lvl w:ilvl="6" w:tplc="340A0001" w:tentative="1">
-      <w:start w:val="1"/>
-      <w:numFmt w:val="bullet"/>
-      <w:lvlText w:val=""/>
-      <w:lvlJc w:val="left"/>
-      <w:pPr>
-        <w:ind w:left="5040" w:hanging="360"/>
-      </w:pPr>
-      <w:rPr>
-        <w:rFonts w:ascii="Symbol" w:hAnsi="Symbol" w:hint="default"/>
-      </w:rPr>
-    </w:lvl>
-    <w:lvl w:ilvl="7" w:tplc="340A0003" w:tentative="1">
-      <w:start w:val="1"/>
-      <w:numFmt w:val="bullet"/>
-      <w:lvlText w:val="o"/>
-      <w:lvlJc w:val="left"/>
-      <w:pPr>
-        <w:ind w:left="5760" w:hanging="360"/>
-      </w:pPr>
-      <w:rPr>
-        <w:rFonts w:ascii="Courier New" w:hAnsi="Courier New" w:cs="Courier New" w:hint="default"/>
-      </w:rPr>
-    </w:lvl>
-    <w:lvl w:ilvl="8" w:tplc="340A0005" w:tentative="1">
-      <w:start w:val="1"/>
-      <w:numFmt w:val="bullet"/>
-      <w:lvlText w:val=""/>
-      <w:lvlJc w:val="left"/>
-      <w:pPr>
-        <w:ind w:left="6480" w:hanging="360"/>
-      </w:pPr>
-      <w:rPr>
-        <w:rFonts w:ascii="Wingdings" w:hAnsi="Wingdings" w:hint="default"/>
-      </w:rPr>
-    </w:lvl>
-  </w:abstractNum>
-  <w:abstractNum w:abstractNumId="17" w15:restartNumberingAfterBreak="0">
-    <w:nsid w:val="5A897FFA"/>
-    <w:multiLevelType w:val="multilevel"/>
-    <w:tmpl w:val="027EEF0C"/>
+    <w:tmpl w:val="AE5CAC1A"/>
     <w:lvl w:ilvl="0">
       <w:start w:val="1"/>
       <w:numFmt w:val="bullet"/>
@@ -21473,7 +23093,769 @@
       </w:rPr>
     </w:lvl>
   </w:abstractNum>
+  <w:abstractNum w:abstractNumId="16" w15:restartNumberingAfterBreak="0">
+    <w:nsid w:val="4B4258CE"/>
+    <w:multiLevelType w:val="hybridMultilevel"/>
+    <w:tmpl w:val="4F724190"/>
+    <w:lvl w:ilvl="0" w:tplc="6092341A">
+      <w:start w:val="1"/>
+      <w:numFmt w:val="decimal"/>
+      <w:lvlText w:val="%1."/>
+      <w:lvlJc w:val="left"/>
+      <w:pPr>
+        <w:ind w:left="2829" w:hanging="705"/>
+      </w:pPr>
+      <w:rPr>
+        <w:rFonts w:hint="default"/>
+      </w:rPr>
+    </w:lvl>
+    <w:lvl w:ilvl="1" w:tplc="340A0019" w:tentative="1">
+      <w:start w:val="1"/>
+      <w:numFmt w:val="lowerLetter"/>
+      <w:lvlText w:val="%2."/>
+      <w:lvlJc w:val="left"/>
+      <w:pPr>
+        <w:ind w:left="3204" w:hanging="360"/>
+      </w:pPr>
+    </w:lvl>
+    <w:lvl w:ilvl="2" w:tplc="340A001B" w:tentative="1">
+      <w:start w:val="1"/>
+      <w:numFmt w:val="lowerRoman"/>
+      <w:lvlText w:val="%3."/>
+      <w:lvlJc w:val="right"/>
+      <w:pPr>
+        <w:ind w:left="3924" w:hanging="180"/>
+      </w:pPr>
+    </w:lvl>
+    <w:lvl w:ilvl="3" w:tplc="340A000F" w:tentative="1">
+      <w:start w:val="1"/>
+      <w:numFmt w:val="decimal"/>
+      <w:lvlText w:val="%4."/>
+      <w:lvlJc w:val="left"/>
+      <w:pPr>
+        <w:ind w:left="4644" w:hanging="360"/>
+      </w:pPr>
+    </w:lvl>
+    <w:lvl w:ilvl="4" w:tplc="340A0019" w:tentative="1">
+      <w:start w:val="1"/>
+      <w:numFmt w:val="lowerLetter"/>
+      <w:lvlText w:val="%5."/>
+      <w:lvlJc w:val="left"/>
+      <w:pPr>
+        <w:ind w:left="5364" w:hanging="360"/>
+      </w:pPr>
+    </w:lvl>
+    <w:lvl w:ilvl="5" w:tplc="340A001B" w:tentative="1">
+      <w:start w:val="1"/>
+      <w:numFmt w:val="lowerRoman"/>
+      <w:lvlText w:val="%6."/>
+      <w:lvlJc w:val="right"/>
+      <w:pPr>
+        <w:ind w:left="6084" w:hanging="180"/>
+      </w:pPr>
+    </w:lvl>
+    <w:lvl w:ilvl="6" w:tplc="340A000F" w:tentative="1">
+      <w:start w:val="1"/>
+      <w:numFmt w:val="decimal"/>
+      <w:lvlText w:val="%7."/>
+      <w:lvlJc w:val="left"/>
+      <w:pPr>
+        <w:ind w:left="6804" w:hanging="360"/>
+      </w:pPr>
+    </w:lvl>
+    <w:lvl w:ilvl="7" w:tplc="340A0019" w:tentative="1">
+      <w:start w:val="1"/>
+      <w:numFmt w:val="lowerLetter"/>
+      <w:lvlText w:val="%8."/>
+      <w:lvlJc w:val="left"/>
+      <w:pPr>
+        <w:ind w:left="7524" w:hanging="360"/>
+      </w:pPr>
+    </w:lvl>
+    <w:lvl w:ilvl="8" w:tplc="340A001B" w:tentative="1">
+      <w:start w:val="1"/>
+      <w:numFmt w:val="lowerRoman"/>
+      <w:lvlText w:val="%9."/>
+      <w:lvlJc w:val="right"/>
+      <w:pPr>
+        <w:ind w:left="8244" w:hanging="180"/>
+      </w:pPr>
+    </w:lvl>
+  </w:abstractNum>
+  <w:abstractNum w:abstractNumId="17" w15:restartNumberingAfterBreak="0">
+    <w:nsid w:val="4D7F3C87"/>
+    <w:multiLevelType w:val="multilevel"/>
+    <w:tmpl w:val="89B2DA50"/>
+    <w:lvl w:ilvl="0">
+      <w:start w:val="1"/>
+      <w:numFmt w:val="bullet"/>
+      <w:lvlText w:val=""/>
+      <w:lvlJc w:val="left"/>
+      <w:pPr>
+        <w:tabs>
+          <w:tab w:val="num" w:pos="720"/>
+        </w:tabs>
+        <w:ind w:left="720" w:hanging="360"/>
+      </w:pPr>
+      <w:rPr>
+        <w:rFonts w:ascii="Symbol" w:hAnsi="Symbol" w:hint="default"/>
+        <w:sz w:val="20"/>
+      </w:rPr>
+    </w:lvl>
+    <w:lvl w:ilvl="1" w:tentative="1">
+      <w:start w:val="1"/>
+      <w:numFmt w:val="bullet"/>
+      <w:lvlText w:val="o"/>
+      <w:lvlJc w:val="left"/>
+      <w:pPr>
+        <w:tabs>
+          <w:tab w:val="num" w:pos="1440"/>
+        </w:tabs>
+        <w:ind w:left="1440" w:hanging="360"/>
+      </w:pPr>
+      <w:rPr>
+        <w:rFonts w:ascii="Courier New" w:hAnsi="Courier New" w:hint="default"/>
+        <w:sz w:val="20"/>
+      </w:rPr>
+    </w:lvl>
+    <w:lvl w:ilvl="2" w:tentative="1">
+      <w:start w:val="1"/>
+      <w:numFmt w:val="bullet"/>
+      <w:lvlText w:val=""/>
+      <w:lvlJc w:val="left"/>
+      <w:pPr>
+        <w:tabs>
+          <w:tab w:val="num" w:pos="2160"/>
+        </w:tabs>
+        <w:ind w:left="2160" w:hanging="360"/>
+      </w:pPr>
+      <w:rPr>
+        <w:rFonts w:ascii="Wingdings" w:hAnsi="Wingdings" w:hint="default"/>
+        <w:sz w:val="20"/>
+      </w:rPr>
+    </w:lvl>
+    <w:lvl w:ilvl="3" w:tentative="1">
+      <w:start w:val="1"/>
+      <w:numFmt w:val="bullet"/>
+      <w:lvlText w:val=""/>
+      <w:lvlJc w:val="left"/>
+      <w:pPr>
+        <w:tabs>
+          <w:tab w:val="num" w:pos="2880"/>
+        </w:tabs>
+        <w:ind w:left="2880" w:hanging="360"/>
+      </w:pPr>
+      <w:rPr>
+        <w:rFonts w:ascii="Wingdings" w:hAnsi="Wingdings" w:hint="default"/>
+        <w:sz w:val="20"/>
+      </w:rPr>
+    </w:lvl>
+    <w:lvl w:ilvl="4" w:tentative="1">
+      <w:start w:val="1"/>
+      <w:numFmt w:val="bullet"/>
+      <w:lvlText w:val=""/>
+      <w:lvlJc w:val="left"/>
+      <w:pPr>
+        <w:tabs>
+          <w:tab w:val="num" w:pos="3600"/>
+        </w:tabs>
+        <w:ind w:left="3600" w:hanging="360"/>
+      </w:pPr>
+      <w:rPr>
+        <w:rFonts w:ascii="Wingdings" w:hAnsi="Wingdings" w:hint="default"/>
+        <w:sz w:val="20"/>
+      </w:rPr>
+    </w:lvl>
+    <w:lvl w:ilvl="5" w:tentative="1">
+      <w:start w:val="1"/>
+      <w:numFmt w:val="bullet"/>
+      <w:lvlText w:val=""/>
+      <w:lvlJc w:val="left"/>
+      <w:pPr>
+        <w:tabs>
+          <w:tab w:val="num" w:pos="4320"/>
+        </w:tabs>
+        <w:ind w:left="4320" w:hanging="360"/>
+      </w:pPr>
+      <w:rPr>
+        <w:rFonts w:ascii="Wingdings" w:hAnsi="Wingdings" w:hint="default"/>
+        <w:sz w:val="20"/>
+      </w:rPr>
+    </w:lvl>
+    <w:lvl w:ilvl="6" w:tentative="1">
+      <w:start w:val="1"/>
+      <w:numFmt w:val="bullet"/>
+      <w:lvlText w:val=""/>
+      <w:lvlJc w:val="left"/>
+      <w:pPr>
+        <w:tabs>
+          <w:tab w:val="num" w:pos="5040"/>
+        </w:tabs>
+        <w:ind w:left="5040" w:hanging="360"/>
+      </w:pPr>
+      <w:rPr>
+        <w:rFonts w:ascii="Wingdings" w:hAnsi="Wingdings" w:hint="default"/>
+        <w:sz w:val="20"/>
+      </w:rPr>
+    </w:lvl>
+    <w:lvl w:ilvl="7" w:tentative="1">
+      <w:start w:val="1"/>
+      <w:numFmt w:val="bullet"/>
+      <w:lvlText w:val=""/>
+      <w:lvlJc w:val="left"/>
+      <w:pPr>
+        <w:tabs>
+          <w:tab w:val="num" w:pos="5760"/>
+        </w:tabs>
+        <w:ind w:left="5760" w:hanging="360"/>
+      </w:pPr>
+      <w:rPr>
+        <w:rFonts w:ascii="Wingdings" w:hAnsi="Wingdings" w:hint="default"/>
+        <w:sz w:val="20"/>
+      </w:rPr>
+    </w:lvl>
+    <w:lvl w:ilvl="8" w:tentative="1">
+      <w:start w:val="1"/>
+      <w:numFmt w:val="bullet"/>
+      <w:lvlText w:val=""/>
+      <w:lvlJc w:val="left"/>
+      <w:pPr>
+        <w:tabs>
+          <w:tab w:val="num" w:pos="6480"/>
+        </w:tabs>
+        <w:ind w:left="6480" w:hanging="360"/>
+      </w:pPr>
+      <w:rPr>
+        <w:rFonts w:ascii="Wingdings" w:hAnsi="Wingdings" w:hint="default"/>
+        <w:sz w:val="20"/>
+      </w:rPr>
+    </w:lvl>
+  </w:abstractNum>
   <w:abstractNum w:abstractNumId="18" w15:restartNumberingAfterBreak="0">
+    <w:nsid w:val="4DB604F1"/>
+    <w:multiLevelType w:val="multilevel"/>
+    <w:tmpl w:val="6F4AF3C6"/>
+    <w:lvl w:ilvl="0">
+      <w:start w:val="1"/>
+      <w:numFmt w:val="decimal"/>
+      <w:lvlText w:val="%1."/>
+      <w:lvlJc w:val="left"/>
+      <w:pPr>
+        <w:tabs>
+          <w:tab w:val="num" w:pos="720"/>
+        </w:tabs>
+        <w:ind w:left="720" w:hanging="360"/>
+      </w:pPr>
+    </w:lvl>
+    <w:lvl w:ilvl="1" w:tentative="1">
+      <w:start w:val="1"/>
+      <w:numFmt w:val="decimal"/>
+      <w:lvlText w:val="%2."/>
+      <w:lvlJc w:val="left"/>
+      <w:pPr>
+        <w:tabs>
+          <w:tab w:val="num" w:pos="1440"/>
+        </w:tabs>
+        <w:ind w:left="1440" w:hanging="360"/>
+      </w:pPr>
+    </w:lvl>
+    <w:lvl w:ilvl="2" w:tentative="1">
+      <w:start w:val="1"/>
+      <w:numFmt w:val="decimal"/>
+      <w:lvlText w:val="%3."/>
+      <w:lvlJc w:val="left"/>
+      <w:pPr>
+        <w:tabs>
+          <w:tab w:val="num" w:pos="2160"/>
+        </w:tabs>
+        <w:ind w:left="2160" w:hanging="360"/>
+      </w:pPr>
+    </w:lvl>
+    <w:lvl w:ilvl="3" w:tentative="1">
+      <w:start w:val="1"/>
+      <w:numFmt w:val="decimal"/>
+      <w:lvlText w:val="%4."/>
+      <w:lvlJc w:val="left"/>
+      <w:pPr>
+        <w:tabs>
+          <w:tab w:val="num" w:pos="2880"/>
+        </w:tabs>
+        <w:ind w:left="2880" w:hanging="360"/>
+      </w:pPr>
+    </w:lvl>
+    <w:lvl w:ilvl="4" w:tentative="1">
+      <w:start w:val="1"/>
+      <w:numFmt w:val="decimal"/>
+      <w:lvlText w:val="%5."/>
+      <w:lvlJc w:val="left"/>
+      <w:pPr>
+        <w:tabs>
+          <w:tab w:val="num" w:pos="3600"/>
+        </w:tabs>
+        <w:ind w:left="3600" w:hanging="360"/>
+      </w:pPr>
+    </w:lvl>
+    <w:lvl w:ilvl="5" w:tentative="1">
+      <w:start w:val="1"/>
+      <w:numFmt w:val="decimal"/>
+      <w:lvlText w:val="%6."/>
+      <w:lvlJc w:val="left"/>
+      <w:pPr>
+        <w:tabs>
+          <w:tab w:val="num" w:pos="4320"/>
+        </w:tabs>
+        <w:ind w:left="4320" w:hanging="360"/>
+      </w:pPr>
+    </w:lvl>
+    <w:lvl w:ilvl="6" w:tentative="1">
+      <w:start w:val="1"/>
+      <w:numFmt w:val="decimal"/>
+      <w:lvlText w:val="%7."/>
+      <w:lvlJc w:val="left"/>
+      <w:pPr>
+        <w:tabs>
+          <w:tab w:val="num" w:pos="5040"/>
+        </w:tabs>
+        <w:ind w:left="5040" w:hanging="360"/>
+      </w:pPr>
+    </w:lvl>
+    <w:lvl w:ilvl="7" w:tentative="1">
+      <w:start w:val="1"/>
+      <w:numFmt w:val="decimal"/>
+      <w:lvlText w:val="%8."/>
+      <w:lvlJc w:val="left"/>
+      <w:pPr>
+        <w:tabs>
+          <w:tab w:val="num" w:pos="5760"/>
+        </w:tabs>
+        <w:ind w:left="5760" w:hanging="360"/>
+      </w:pPr>
+    </w:lvl>
+    <w:lvl w:ilvl="8" w:tentative="1">
+      <w:start w:val="1"/>
+      <w:numFmt w:val="decimal"/>
+      <w:lvlText w:val="%9."/>
+      <w:lvlJc w:val="left"/>
+      <w:pPr>
+        <w:tabs>
+          <w:tab w:val="num" w:pos="6480"/>
+        </w:tabs>
+        <w:ind w:left="6480" w:hanging="360"/>
+      </w:pPr>
+    </w:lvl>
+  </w:abstractNum>
+  <w:abstractNum w:abstractNumId="19" w15:restartNumberingAfterBreak="0">
+    <w:nsid w:val="50453D96"/>
+    <w:multiLevelType w:val="hybridMultilevel"/>
+    <w:tmpl w:val="B6685E8A"/>
+    <w:lvl w:ilvl="0" w:tplc="340A0001">
+      <w:start w:val="1"/>
+      <w:numFmt w:val="bullet"/>
+      <w:lvlText w:val=""/>
+      <w:lvlJc w:val="left"/>
+      <w:pPr>
+        <w:ind w:left="720" w:hanging="360"/>
+      </w:pPr>
+      <w:rPr>
+        <w:rFonts w:ascii="Symbol" w:hAnsi="Symbol" w:hint="default"/>
+      </w:rPr>
+    </w:lvl>
+    <w:lvl w:ilvl="1" w:tplc="340A0003" w:tentative="1">
+      <w:start w:val="1"/>
+      <w:numFmt w:val="bullet"/>
+      <w:lvlText w:val="o"/>
+      <w:lvlJc w:val="left"/>
+      <w:pPr>
+        <w:ind w:left="1440" w:hanging="360"/>
+      </w:pPr>
+      <w:rPr>
+        <w:rFonts w:ascii="Courier New" w:hAnsi="Courier New" w:cs="Courier New" w:hint="default"/>
+      </w:rPr>
+    </w:lvl>
+    <w:lvl w:ilvl="2" w:tplc="340A0005" w:tentative="1">
+      <w:start w:val="1"/>
+      <w:numFmt w:val="bullet"/>
+      <w:lvlText w:val=""/>
+      <w:lvlJc w:val="left"/>
+      <w:pPr>
+        <w:ind w:left="2160" w:hanging="360"/>
+      </w:pPr>
+      <w:rPr>
+        <w:rFonts w:ascii="Wingdings" w:hAnsi="Wingdings" w:hint="default"/>
+      </w:rPr>
+    </w:lvl>
+    <w:lvl w:ilvl="3" w:tplc="340A0001" w:tentative="1">
+      <w:start w:val="1"/>
+      <w:numFmt w:val="bullet"/>
+      <w:lvlText w:val=""/>
+      <w:lvlJc w:val="left"/>
+      <w:pPr>
+        <w:ind w:left="2880" w:hanging="360"/>
+      </w:pPr>
+      <w:rPr>
+        <w:rFonts w:ascii="Symbol" w:hAnsi="Symbol" w:hint="default"/>
+      </w:rPr>
+    </w:lvl>
+    <w:lvl w:ilvl="4" w:tplc="340A0003" w:tentative="1">
+      <w:start w:val="1"/>
+      <w:numFmt w:val="bullet"/>
+      <w:lvlText w:val="o"/>
+      <w:lvlJc w:val="left"/>
+      <w:pPr>
+        <w:ind w:left="3600" w:hanging="360"/>
+      </w:pPr>
+      <w:rPr>
+        <w:rFonts w:ascii="Courier New" w:hAnsi="Courier New" w:cs="Courier New" w:hint="default"/>
+      </w:rPr>
+    </w:lvl>
+    <w:lvl w:ilvl="5" w:tplc="340A0005" w:tentative="1">
+      <w:start w:val="1"/>
+      <w:numFmt w:val="bullet"/>
+      <w:lvlText w:val=""/>
+      <w:lvlJc w:val="left"/>
+      <w:pPr>
+        <w:ind w:left="4320" w:hanging="360"/>
+      </w:pPr>
+      <w:rPr>
+        <w:rFonts w:ascii="Wingdings" w:hAnsi="Wingdings" w:hint="default"/>
+      </w:rPr>
+    </w:lvl>
+    <w:lvl w:ilvl="6" w:tplc="340A0001" w:tentative="1">
+      <w:start w:val="1"/>
+      <w:numFmt w:val="bullet"/>
+      <w:lvlText w:val=""/>
+      <w:lvlJc w:val="left"/>
+      <w:pPr>
+        <w:ind w:left="5040" w:hanging="360"/>
+      </w:pPr>
+      <w:rPr>
+        <w:rFonts w:ascii="Symbol" w:hAnsi="Symbol" w:hint="default"/>
+      </w:rPr>
+    </w:lvl>
+    <w:lvl w:ilvl="7" w:tplc="340A0003" w:tentative="1">
+      <w:start w:val="1"/>
+      <w:numFmt w:val="bullet"/>
+      <w:lvlText w:val="o"/>
+      <w:lvlJc w:val="left"/>
+      <w:pPr>
+        <w:ind w:left="5760" w:hanging="360"/>
+      </w:pPr>
+      <w:rPr>
+        <w:rFonts w:ascii="Courier New" w:hAnsi="Courier New" w:cs="Courier New" w:hint="default"/>
+      </w:rPr>
+    </w:lvl>
+    <w:lvl w:ilvl="8" w:tplc="340A0005" w:tentative="1">
+      <w:start w:val="1"/>
+      <w:numFmt w:val="bullet"/>
+      <w:lvlText w:val=""/>
+      <w:lvlJc w:val="left"/>
+      <w:pPr>
+        <w:ind w:left="6480" w:hanging="360"/>
+      </w:pPr>
+      <w:rPr>
+        <w:rFonts w:ascii="Wingdings" w:hAnsi="Wingdings" w:hint="default"/>
+      </w:rPr>
+    </w:lvl>
+  </w:abstractNum>
+  <w:abstractNum w:abstractNumId="20" w15:restartNumberingAfterBreak="0">
+    <w:nsid w:val="57B50D59"/>
+    <w:multiLevelType w:val="multilevel"/>
+    <w:tmpl w:val="7360A2DC"/>
+    <w:lvl w:ilvl="0">
+      <w:start w:val="1"/>
+      <w:numFmt w:val="bullet"/>
+      <w:lvlText w:val=""/>
+      <w:lvlJc w:val="left"/>
+      <w:pPr>
+        <w:tabs>
+          <w:tab w:val="num" w:pos="720"/>
+        </w:tabs>
+        <w:ind w:left="720" w:hanging="360"/>
+      </w:pPr>
+      <w:rPr>
+        <w:rFonts w:ascii="Symbol" w:hAnsi="Symbol" w:hint="default"/>
+        <w:sz w:val="20"/>
+      </w:rPr>
+    </w:lvl>
+    <w:lvl w:ilvl="1" w:tentative="1">
+      <w:start w:val="1"/>
+      <w:numFmt w:val="bullet"/>
+      <w:lvlText w:val="o"/>
+      <w:lvlJc w:val="left"/>
+      <w:pPr>
+        <w:tabs>
+          <w:tab w:val="num" w:pos="1440"/>
+        </w:tabs>
+        <w:ind w:left="1440" w:hanging="360"/>
+      </w:pPr>
+      <w:rPr>
+        <w:rFonts w:ascii="Courier New" w:hAnsi="Courier New" w:hint="default"/>
+        <w:sz w:val="20"/>
+      </w:rPr>
+    </w:lvl>
+    <w:lvl w:ilvl="2" w:tentative="1">
+      <w:start w:val="1"/>
+      <w:numFmt w:val="bullet"/>
+      <w:lvlText w:val=""/>
+      <w:lvlJc w:val="left"/>
+      <w:pPr>
+        <w:tabs>
+          <w:tab w:val="num" w:pos="2160"/>
+        </w:tabs>
+        <w:ind w:left="2160" w:hanging="360"/>
+      </w:pPr>
+      <w:rPr>
+        <w:rFonts w:ascii="Wingdings" w:hAnsi="Wingdings" w:hint="default"/>
+        <w:sz w:val="20"/>
+      </w:rPr>
+    </w:lvl>
+    <w:lvl w:ilvl="3" w:tentative="1">
+      <w:start w:val="1"/>
+      <w:numFmt w:val="bullet"/>
+      <w:lvlText w:val=""/>
+      <w:lvlJc w:val="left"/>
+      <w:pPr>
+        <w:tabs>
+          <w:tab w:val="num" w:pos="2880"/>
+        </w:tabs>
+        <w:ind w:left="2880" w:hanging="360"/>
+      </w:pPr>
+      <w:rPr>
+        <w:rFonts w:ascii="Wingdings" w:hAnsi="Wingdings" w:hint="default"/>
+        <w:sz w:val="20"/>
+      </w:rPr>
+    </w:lvl>
+    <w:lvl w:ilvl="4" w:tentative="1">
+      <w:start w:val="1"/>
+      <w:numFmt w:val="bullet"/>
+      <w:lvlText w:val=""/>
+      <w:lvlJc w:val="left"/>
+      <w:pPr>
+        <w:tabs>
+          <w:tab w:val="num" w:pos="3600"/>
+        </w:tabs>
+        <w:ind w:left="3600" w:hanging="360"/>
+      </w:pPr>
+      <w:rPr>
+        <w:rFonts w:ascii="Wingdings" w:hAnsi="Wingdings" w:hint="default"/>
+        <w:sz w:val="20"/>
+      </w:rPr>
+    </w:lvl>
+    <w:lvl w:ilvl="5" w:tentative="1">
+      <w:start w:val="1"/>
+      <w:numFmt w:val="bullet"/>
+      <w:lvlText w:val=""/>
+      <w:lvlJc w:val="left"/>
+      <w:pPr>
+        <w:tabs>
+          <w:tab w:val="num" w:pos="4320"/>
+        </w:tabs>
+        <w:ind w:left="4320" w:hanging="360"/>
+      </w:pPr>
+      <w:rPr>
+        <w:rFonts w:ascii="Wingdings" w:hAnsi="Wingdings" w:hint="default"/>
+        <w:sz w:val="20"/>
+      </w:rPr>
+    </w:lvl>
+    <w:lvl w:ilvl="6" w:tentative="1">
+      <w:start w:val="1"/>
+      <w:numFmt w:val="bullet"/>
+      <w:lvlText w:val=""/>
+      <w:lvlJc w:val="left"/>
+      <w:pPr>
+        <w:tabs>
+          <w:tab w:val="num" w:pos="5040"/>
+        </w:tabs>
+        <w:ind w:left="5040" w:hanging="360"/>
+      </w:pPr>
+      <w:rPr>
+        <w:rFonts w:ascii="Wingdings" w:hAnsi="Wingdings" w:hint="default"/>
+        <w:sz w:val="20"/>
+      </w:rPr>
+    </w:lvl>
+    <w:lvl w:ilvl="7" w:tentative="1">
+      <w:start w:val="1"/>
+      <w:numFmt w:val="bullet"/>
+      <w:lvlText w:val=""/>
+      <w:lvlJc w:val="left"/>
+      <w:pPr>
+        <w:tabs>
+          <w:tab w:val="num" w:pos="5760"/>
+        </w:tabs>
+        <w:ind w:left="5760" w:hanging="360"/>
+      </w:pPr>
+      <w:rPr>
+        <w:rFonts w:ascii="Wingdings" w:hAnsi="Wingdings" w:hint="default"/>
+        <w:sz w:val="20"/>
+      </w:rPr>
+    </w:lvl>
+    <w:lvl w:ilvl="8" w:tentative="1">
+      <w:start w:val="1"/>
+      <w:numFmt w:val="bullet"/>
+      <w:lvlText w:val=""/>
+      <w:lvlJc w:val="left"/>
+      <w:pPr>
+        <w:tabs>
+          <w:tab w:val="num" w:pos="6480"/>
+        </w:tabs>
+        <w:ind w:left="6480" w:hanging="360"/>
+      </w:pPr>
+      <w:rPr>
+        <w:rFonts w:ascii="Wingdings" w:hAnsi="Wingdings" w:hint="default"/>
+        <w:sz w:val="20"/>
+      </w:rPr>
+    </w:lvl>
+  </w:abstractNum>
+  <w:abstractNum w:abstractNumId="21" w15:restartNumberingAfterBreak="0">
+    <w:nsid w:val="5A897FFA"/>
+    <w:multiLevelType w:val="multilevel"/>
+    <w:tmpl w:val="027EEF0C"/>
+    <w:lvl w:ilvl="0">
+      <w:start w:val="1"/>
+      <w:numFmt w:val="bullet"/>
+      <w:lvlText w:val=""/>
+      <w:lvlJc w:val="left"/>
+      <w:pPr>
+        <w:tabs>
+          <w:tab w:val="num" w:pos="720"/>
+        </w:tabs>
+        <w:ind w:left="720" w:hanging="360"/>
+      </w:pPr>
+      <w:rPr>
+        <w:rFonts w:ascii="Symbol" w:hAnsi="Symbol" w:hint="default"/>
+        <w:sz w:val="20"/>
+      </w:rPr>
+    </w:lvl>
+    <w:lvl w:ilvl="1" w:tentative="1">
+      <w:start w:val="1"/>
+      <w:numFmt w:val="bullet"/>
+      <w:lvlText w:val="o"/>
+      <w:lvlJc w:val="left"/>
+      <w:pPr>
+        <w:tabs>
+          <w:tab w:val="num" w:pos="1440"/>
+        </w:tabs>
+        <w:ind w:left="1440" w:hanging="360"/>
+      </w:pPr>
+      <w:rPr>
+        <w:rFonts w:ascii="Courier New" w:hAnsi="Courier New" w:hint="default"/>
+        <w:sz w:val="20"/>
+      </w:rPr>
+    </w:lvl>
+    <w:lvl w:ilvl="2" w:tentative="1">
+      <w:start w:val="1"/>
+      <w:numFmt w:val="bullet"/>
+      <w:lvlText w:val=""/>
+      <w:lvlJc w:val="left"/>
+      <w:pPr>
+        <w:tabs>
+          <w:tab w:val="num" w:pos="2160"/>
+        </w:tabs>
+        <w:ind w:left="2160" w:hanging="360"/>
+      </w:pPr>
+      <w:rPr>
+        <w:rFonts w:ascii="Wingdings" w:hAnsi="Wingdings" w:hint="default"/>
+        <w:sz w:val="20"/>
+      </w:rPr>
+    </w:lvl>
+    <w:lvl w:ilvl="3" w:tentative="1">
+      <w:start w:val="1"/>
+      <w:numFmt w:val="bullet"/>
+      <w:lvlText w:val=""/>
+      <w:lvlJc w:val="left"/>
+      <w:pPr>
+        <w:tabs>
+          <w:tab w:val="num" w:pos="2880"/>
+        </w:tabs>
+        <w:ind w:left="2880" w:hanging="360"/>
+      </w:pPr>
+      <w:rPr>
+        <w:rFonts w:ascii="Wingdings" w:hAnsi="Wingdings" w:hint="default"/>
+        <w:sz w:val="20"/>
+      </w:rPr>
+    </w:lvl>
+    <w:lvl w:ilvl="4" w:tentative="1">
+      <w:start w:val="1"/>
+      <w:numFmt w:val="bullet"/>
+      <w:lvlText w:val=""/>
+      <w:lvlJc w:val="left"/>
+      <w:pPr>
+        <w:tabs>
+          <w:tab w:val="num" w:pos="3600"/>
+        </w:tabs>
+        <w:ind w:left="3600" w:hanging="360"/>
+      </w:pPr>
+      <w:rPr>
+        <w:rFonts w:ascii="Wingdings" w:hAnsi="Wingdings" w:hint="default"/>
+        <w:sz w:val="20"/>
+      </w:rPr>
+    </w:lvl>
+    <w:lvl w:ilvl="5" w:tentative="1">
+      <w:start w:val="1"/>
+      <w:numFmt w:val="bullet"/>
+      <w:lvlText w:val=""/>
+      <w:lvlJc w:val="left"/>
+      <w:pPr>
+        <w:tabs>
+          <w:tab w:val="num" w:pos="4320"/>
+        </w:tabs>
+        <w:ind w:left="4320" w:hanging="360"/>
+      </w:pPr>
+      <w:rPr>
+        <w:rFonts w:ascii="Wingdings" w:hAnsi="Wingdings" w:hint="default"/>
+        <w:sz w:val="20"/>
+      </w:rPr>
+    </w:lvl>
+    <w:lvl w:ilvl="6" w:tentative="1">
+      <w:start w:val="1"/>
+      <w:numFmt w:val="bullet"/>
+      <w:lvlText w:val=""/>
+      <w:lvlJc w:val="left"/>
+      <w:pPr>
+        <w:tabs>
+          <w:tab w:val="num" w:pos="5040"/>
+        </w:tabs>
+        <w:ind w:left="5040" w:hanging="360"/>
+      </w:pPr>
+      <w:rPr>
+        <w:rFonts w:ascii="Wingdings" w:hAnsi="Wingdings" w:hint="default"/>
+        <w:sz w:val="20"/>
+      </w:rPr>
+    </w:lvl>
+    <w:lvl w:ilvl="7" w:tentative="1">
+      <w:start w:val="1"/>
+      <w:numFmt w:val="bullet"/>
+      <w:lvlText w:val=""/>
+      <w:lvlJc w:val="left"/>
+      <w:pPr>
+        <w:tabs>
+          <w:tab w:val="num" w:pos="5760"/>
+        </w:tabs>
+        <w:ind w:left="5760" w:hanging="360"/>
+      </w:pPr>
+      <w:rPr>
+        <w:rFonts w:ascii="Wingdings" w:hAnsi="Wingdings" w:hint="default"/>
+        <w:sz w:val="20"/>
+      </w:rPr>
+    </w:lvl>
+    <w:lvl w:ilvl="8" w:tentative="1">
+      <w:start w:val="1"/>
+      <w:numFmt w:val="bullet"/>
+      <w:lvlText w:val=""/>
+      <w:lvlJc w:val="left"/>
+      <w:pPr>
+        <w:tabs>
+          <w:tab w:val="num" w:pos="6480"/>
+        </w:tabs>
+        <w:ind w:left="6480" w:hanging="360"/>
+      </w:pPr>
+      <w:rPr>
+        <w:rFonts w:ascii="Wingdings" w:hAnsi="Wingdings" w:hint="default"/>
+        <w:sz w:val="20"/>
+      </w:rPr>
+    </w:lvl>
+  </w:abstractNum>
+  <w:abstractNum w:abstractNumId="22" w15:restartNumberingAfterBreak="0">
     <w:nsid w:val="61012DFC"/>
     <w:multiLevelType w:val="multilevel"/>
     <w:tmpl w:val="B37667E8"/>
@@ -21614,7 +23996,156 @@
       </w:rPr>
     </w:lvl>
   </w:abstractNum>
-  <w:abstractNum w:abstractNumId="19" w15:restartNumberingAfterBreak="0">
+  <w:abstractNum w:abstractNumId="23" w15:restartNumberingAfterBreak="0">
+    <w:nsid w:val="6F060BFF"/>
+    <w:multiLevelType w:val="multilevel"/>
+    <w:tmpl w:val="F04E6EF0"/>
+    <w:lvl w:ilvl="0">
+      <w:start w:val="1"/>
+      <w:numFmt w:val="bullet"/>
+      <w:lvlText w:val=""/>
+      <w:lvlJc w:val="left"/>
+      <w:pPr>
+        <w:tabs>
+          <w:tab w:val="num" w:pos="1068"/>
+        </w:tabs>
+        <w:ind w:left="1068" w:hanging="360"/>
+      </w:pPr>
+      <w:rPr>
+        <w:rFonts w:ascii="Symbol" w:hAnsi="Symbol" w:hint="default"/>
+        <w:sz w:val="20"/>
+      </w:rPr>
+    </w:lvl>
+    <w:lvl w:ilvl="1" w:tentative="1">
+      <w:start w:val="1"/>
+      <w:numFmt w:val="bullet"/>
+      <w:lvlText w:val="o"/>
+      <w:lvlJc w:val="left"/>
+      <w:pPr>
+        <w:tabs>
+          <w:tab w:val="num" w:pos="1788"/>
+        </w:tabs>
+        <w:ind w:left="1788" w:hanging="360"/>
+      </w:pPr>
+      <w:rPr>
+        <w:rFonts w:ascii="Courier New" w:hAnsi="Courier New" w:hint="default"/>
+        <w:sz w:val="20"/>
+      </w:rPr>
+    </w:lvl>
+    <w:lvl w:ilvl="2" w:tentative="1">
+      <w:start w:val="1"/>
+      <w:numFmt w:val="bullet"/>
+      <w:lvlText w:val=""/>
+      <w:lvlJc w:val="left"/>
+      <w:pPr>
+        <w:tabs>
+          <w:tab w:val="num" w:pos="2508"/>
+        </w:tabs>
+        <w:ind w:left="2508" w:hanging="360"/>
+      </w:pPr>
+      <w:rPr>
+        <w:rFonts w:ascii="Wingdings" w:hAnsi="Wingdings" w:hint="default"/>
+        <w:sz w:val="20"/>
+      </w:rPr>
+    </w:lvl>
+    <w:lvl w:ilvl="3" w:tentative="1">
+      <w:start w:val="1"/>
+      <w:numFmt w:val="bullet"/>
+      <w:lvlText w:val=""/>
+      <w:lvlJc w:val="left"/>
+      <w:pPr>
+        <w:tabs>
+          <w:tab w:val="num" w:pos="3228"/>
+        </w:tabs>
+        <w:ind w:left="3228" w:hanging="360"/>
+      </w:pPr>
+      <w:rPr>
+        <w:rFonts w:ascii="Wingdings" w:hAnsi="Wingdings" w:hint="default"/>
+        <w:sz w:val="20"/>
+      </w:rPr>
+    </w:lvl>
+    <w:lvl w:ilvl="4" w:tentative="1">
+      <w:start w:val="1"/>
+      <w:numFmt w:val="bullet"/>
+      <w:lvlText w:val=""/>
+      <w:lvlJc w:val="left"/>
+      <w:pPr>
+        <w:tabs>
+          <w:tab w:val="num" w:pos="3948"/>
+        </w:tabs>
+        <w:ind w:left="3948" w:hanging="360"/>
+      </w:pPr>
+      <w:rPr>
+        <w:rFonts w:ascii="Wingdings" w:hAnsi="Wingdings" w:hint="default"/>
+        <w:sz w:val="20"/>
+      </w:rPr>
+    </w:lvl>
+    <w:lvl w:ilvl="5" w:tentative="1">
+      <w:start w:val="1"/>
+      <w:numFmt w:val="bullet"/>
+      <w:lvlText w:val=""/>
+      <w:lvlJc w:val="left"/>
+      <w:pPr>
+        <w:tabs>
+          <w:tab w:val="num" w:pos="4668"/>
+        </w:tabs>
+        <w:ind w:left="4668" w:hanging="360"/>
+      </w:pPr>
+      <w:rPr>
+        <w:rFonts w:ascii="Wingdings" w:hAnsi="Wingdings" w:hint="default"/>
+        <w:sz w:val="20"/>
+      </w:rPr>
+    </w:lvl>
+    <w:lvl w:ilvl="6" w:tentative="1">
+      <w:start w:val="1"/>
+      <w:numFmt w:val="bullet"/>
+      <w:lvlText w:val=""/>
+      <w:lvlJc w:val="left"/>
+      <w:pPr>
+        <w:tabs>
+          <w:tab w:val="num" w:pos="5388"/>
+        </w:tabs>
+        <w:ind w:left="5388" w:hanging="360"/>
+      </w:pPr>
+      <w:rPr>
+        <w:rFonts w:ascii="Wingdings" w:hAnsi="Wingdings" w:hint="default"/>
+        <w:sz w:val="20"/>
+      </w:rPr>
+    </w:lvl>
+    <w:lvl w:ilvl="7" w:tentative="1">
+      <w:start w:val="1"/>
+      <w:numFmt w:val="bullet"/>
+      <w:lvlText w:val=""/>
+      <w:lvlJc w:val="left"/>
+      <w:pPr>
+        <w:tabs>
+          <w:tab w:val="num" w:pos="6108"/>
+        </w:tabs>
+        <w:ind w:left="6108" w:hanging="360"/>
+      </w:pPr>
+      <w:rPr>
+        <w:rFonts w:ascii="Wingdings" w:hAnsi="Wingdings" w:hint="default"/>
+        <w:sz w:val="20"/>
+      </w:rPr>
+    </w:lvl>
+    <w:lvl w:ilvl="8" w:tentative="1">
+      <w:start w:val="1"/>
+      <w:numFmt w:val="bullet"/>
+      <w:lvlText w:val=""/>
+      <w:lvlJc w:val="left"/>
+      <w:pPr>
+        <w:tabs>
+          <w:tab w:val="num" w:pos="6828"/>
+        </w:tabs>
+        <w:ind w:left="6828" w:hanging="360"/>
+      </w:pPr>
+      <w:rPr>
+        <w:rFonts w:ascii="Wingdings" w:hAnsi="Wingdings" w:hint="default"/>
+        <w:sz w:val="20"/>
+      </w:rPr>
+    </w:lvl>
+  </w:abstractNum>
+  <w:abstractNum w:abstractNumId="24" w15:restartNumberingAfterBreak="0">
     <w:nsid w:val="709D1327"/>
     <w:multiLevelType w:val="hybridMultilevel"/>
     <w:tmpl w:val="2BF0F810"/>
@@ -21727,7 +24258,7 @@
       </w:rPr>
     </w:lvl>
   </w:abstractNum>
-  <w:abstractNum w:abstractNumId="20" w15:restartNumberingAfterBreak="0">
+  <w:abstractNum w:abstractNumId="25" w15:restartNumberingAfterBreak="0">
     <w:nsid w:val="71F04BA5"/>
     <w:multiLevelType w:val="multilevel"/>
     <w:tmpl w:val="7BCE2654"/>
@@ -21876,7 +24407,7 @@
       </w:rPr>
     </w:lvl>
   </w:abstractNum>
-  <w:abstractNum w:abstractNumId="21" w15:restartNumberingAfterBreak="0">
+  <w:abstractNum w:abstractNumId="26" w15:restartNumberingAfterBreak="0">
     <w:nsid w:val="77F07492"/>
     <w:multiLevelType w:val="multilevel"/>
     <w:tmpl w:val="C6FAE0A0"/>
@@ -22021,7 +24552,7 @@
       </w:rPr>
     </w:lvl>
   </w:abstractNum>
-  <w:abstractNum w:abstractNumId="22" w15:restartNumberingAfterBreak="0">
+  <w:abstractNum w:abstractNumId="27" w15:restartNumberingAfterBreak="0">
     <w:nsid w:val="7B6658DB"/>
     <w:multiLevelType w:val="multilevel"/>
     <w:tmpl w:val="53788BFC"/>
@@ -22158,7 +24689,7 @@
       </w:rPr>
     </w:lvl>
   </w:abstractNum>
-  <w:abstractNum w:abstractNumId="23" w15:restartNumberingAfterBreak="0">
+  <w:abstractNum w:abstractNumId="28" w15:restartNumberingAfterBreak="0">
     <w:nsid w:val="7C5D5D43"/>
     <w:multiLevelType w:val="multilevel"/>
     <w:tmpl w:val="31DE6C88"/>
@@ -22307,7 +24838,7 @@
       </w:rPr>
     </w:lvl>
   </w:abstractNum>
-  <w:abstractNum w:abstractNumId="24" w15:restartNumberingAfterBreak="0">
+  <w:abstractNum w:abstractNumId="29" w15:restartNumberingAfterBreak="0">
     <w:nsid w:val="7D9C0C49"/>
     <w:multiLevelType w:val="multilevel"/>
     <w:tmpl w:val="EA6CD9E8"/>
@@ -22457,25 +24988,25 @@
     </w:lvl>
   </w:abstractNum>
   <w:num w:numId="1" w16cid:durableId="1790661465">
-    <w:abstractNumId w:val="16"/>
+    <w:abstractNumId w:val="19"/>
   </w:num>
   <w:num w:numId="2" w16cid:durableId="644697862">
     <w:abstractNumId w:val="3"/>
   </w:num>
   <w:num w:numId="3" w16cid:durableId="1573393802">
-    <w:abstractNumId w:val="18"/>
+    <w:abstractNumId w:val="22"/>
   </w:num>
   <w:num w:numId="4" w16cid:durableId="1277323594">
     <w:abstractNumId w:val="2"/>
   </w:num>
   <w:num w:numId="5" w16cid:durableId="1045134670">
-    <w:abstractNumId w:val="15"/>
+    <w:abstractNumId w:val="18"/>
   </w:num>
   <w:num w:numId="6" w16cid:durableId="181557269">
     <w:abstractNumId w:val="6"/>
   </w:num>
   <w:num w:numId="7" w16cid:durableId="656879117">
-    <w:abstractNumId w:val="12"/>
+    <w:abstractNumId w:val="13"/>
   </w:num>
   <w:num w:numId="8" w16cid:durableId="1399866474">
     <w:abstractNumId w:val="4"/>
@@ -22487,16 +25018,16 @@
     <w:abstractNumId w:val="8"/>
   </w:num>
   <w:num w:numId="11" w16cid:durableId="85275758">
-    <w:abstractNumId w:val="19"/>
+    <w:abstractNumId w:val="24"/>
   </w:num>
   <w:num w:numId="12" w16cid:durableId="434136001">
-    <w:abstractNumId w:val="13"/>
+    <w:abstractNumId w:val="14"/>
   </w:num>
   <w:num w:numId="13" w16cid:durableId="857430986">
     <w:abstractNumId w:val="10"/>
   </w:num>
   <w:num w:numId="14" w16cid:durableId="1659110701">
-    <w:abstractNumId w:val="14"/>
+    <w:abstractNumId w:val="16"/>
   </w:num>
   <w:num w:numId="15" w16cid:durableId="434906624">
     <w:abstractNumId w:val="0"/>
@@ -22505,25 +25036,25 @@
     <w:abstractNumId w:val="9"/>
   </w:num>
   <w:num w:numId="17" w16cid:durableId="125514575">
-    <w:abstractNumId w:val="22"/>
+    <w:abstractNumId w:val="27"/>
   </w:num>
   <w:num w:numId="18" w16cid:durableId="1996178244">
-    <w:abstractNumId w:val="21"/>
+    <w:abstractNumId w:val="26"/>
   </w:num>
   <w:num w:numId="19" w16cid:durableId="879825350">
-    <w:abstractNumId w:val="17"/>
+    <w:abstractNumId w:val="21"/>
   </w:num>
   <w:num w:numId="20" w16cid:durableId="133330450">
     <w:abstractNumId w:val="1"/>
   </w:num>
   <w:num w:numId="21" w16cid:durableId="1744718385">
-    <w:abstractNumId w:val="20"/>
+    <w:abstractNumId w:val="25"/>
   </w:num>
   <w:num w:numId="22" w16cid:durableId="412163304">
-    <w:abstractNumId w:val="23"/>
+    <w:abstractNumId w:val="28"/>
   </w:num>
   <w:num w:numId="23" w16cid:durableId="372001262">
-    <w:abstractNumId w:val="11"/>
+    <w:abstractNumId w:val="12"/>
   </w:num>
   <w:num w:numId="24" w16cid:durableId="426120747">
     <w:abstractNumId w:val="5"/>
@@ -22535,7 +25066,22 @@
     </w:lvlOverride>
   </w:num>
   <w:num w:numId="26" w16cid:durableId="467283701">
-    <w:abstractNumId w:val="24"/>
+    <w:abstractNumId w:val="29"/>
+  </w:num>
+  <w:num w:numId="27" w16cid:durableId="510611666">
+    <w:abstractNumId w:val="11"/>
+  </w:num>
+  <w:num w:numId="28" w16cid:durableId="1936285273">
+    <w:abstractNumId w:val="15"/>
+  </w:num>
+  <w:num w:numId="29" w16cid:durableId="491143754">
+    <w:abstractNumId w:val="20"/>
+  </w:num>
+  <w:num w:numId="30" w16cid:durableId="1843086383">
+    <w:abstractNumId w:val="17"/>
+  </w:num>
+  <w:num w:numId="31" w16cid:durableId="1191338804">
+    <w:abstractNumId w:val="23"/>
   </w:num>
   <w:numIdMacAtCleanup w:val="16"/>
 </w:numbering>
@@ -23825,6 +26371,7 @@
     <w:rsid w:val="00231A1D"/>
     <w:rsid w:val="002370E5"/>
     <w:rsid w:val="002830DF"/>
+    <w:rsid w:val="002A4946"/>
     <w:rsid w:val="002A51A0"/>
     <w:rsid w:val="003264F7"/>
     <w:rsid w:val="00327AE9"/>
@@ -23841,7 +26388,6 @@
     <w:rsid w:val="008C500E"/>
     <w:rsid w:val="009B51A1"/>
     <w:rsid w:val="00A539DA"/>
-    <w:rsid w:val="00AE21DD"/>
     <w:rsid w:val="00C2242F"/>
     <w:rsid w:val="00CA54E1"/>
     <w:rsid w:val="00CC1DAE"/>

--- a/SmartPark.docx
+++ b/SmartPark.docx
@@ -84,7 +84,7 @@
           <w:lang w:eastAsia="es-CL"/>
         </w:rPr>
       </w:pPr>
-      <w:bookmarkStart w:id="0" w:name="_Toc232714065"/>
+      <w:bookmarkStart w:id="0" w:name="_Toc232714877"/>
       <w:r>
         <w:rPr>
           <w:rFonts w:ascii="Arial" w:eastAsia="Times New Roman" w:hAnsi="Arial" w:cs="Arial"/>
@@ -393,7 +393,7 @@
           <w:lang w:eastAsia="es-CL"/>
         </w:rPr>
       </w:pPr>
-      <w:bookmarkStart w:id="1" w:name="_Toc232714066"/>
+      <w:bookmarkStart w:id="1" w:name="_Toc232714878"/>
       <w:r>
         <w:rPr>
           <w:rFonts w:ascii="Arial" w:eastAsia="Times New Roman" w:hAnsi="Arial" w:cs="Arial"/>
@@ -575,13 +575,7 @@
           <w:b/>
           <w:bCs/>
         </w:rPr>
-        <w:t>TIR del 750.75%</w:t>
-      </w:r>
-      <w:r>
-        <w:rPr>
-          <w:rFonts w:ascii="Arial" w:hAnsi="Arial" w:cs="Arial"/>
-        </w:rPr>
-        <w:t xml:space="preserve"> y un </w:t>
+        <w:t xml:space="preserve">TIR del </w:t>
       </w:r>
       <w:r>
         <w:rPr>
@@ -589,7 +583,45 @@
           <w:b/>
           <w:bCs/>
         </w:rPr>
-        <w:t>Período de Recuperación de la Inversión (PRI) de 1.6 meses</w:t>
+        <w:t>1674233</w:t>
+      </w:r>
+      <w:r>
+        <w:rPr>
+          <w:rFonts w:ascii="Arial" w:hAnsi="Arial" w:cs="Arial"/>
+          <w:b/>
+          <w:bCs/>
+        </w:rPr>
+        <w:t>%</w:t>
+      </w:r>
+      <w:r>
+        <w:rPr>
+          <w:rFonts w:ascii="Arial" w:hAnsi="Arial" w:cs="Arial"/>
+        </w:rPr>
+        <w:t xml:space="preserve"> y un </w:t>
+      </w:r>
+      <w:r>
+        <w:rPr>
+          <w:rFonts w:ascii="Arial" w:hAnsi="Arial" w:cs="Arial"/>
+          <w:b/>
+          <w:bCs/>
+        </w:rPr>
+        <w:t xml:space="preserve">Período de Recuperación de la Inversión (PRI) de </w:t>
+      </w:r>
+      <w:r>
+        <w:rPr>
+          <w:rFonts w:ascii="Arial" w:hAnsi="Arial" w:cs="Arial"/>
+          <w:b/>
+          <w:bCs/>
+        </w:rPr>
+        <w:t>0</w:t>
+      </w:r>
+      <w:r>
+        <w:rPr>
+          <w:rFonts w:ascii="Arial" w:hAnsi="Arial" w:cs="Arial"/>
+          <w:b/>
+          <w:bCs/>
+        </w:rPr>
+        <w:t xml:space="preserve"> meses</w:t>
       </w:r>
       <w:r>
         <w:rPr>
@@ -717,7 +749,7 @@
             </w:rPr>
             <w:fldChar w:fldCharType="separate"/>
           </w:r>
-          <w:hyperlink w:anchor="_Toc232714065" w:history="1">
+          <w:hyperlink w:anchor="_Toc232714877" w:history="1">
             <w:r>
               <w:rPr>
                 <w:rStyle w:val="Hipervnculo"/>
@@ -746,7 +778,7 @@
                 <w:noProof/>
                 <w:webHidden/>
               </w:rPr>
-              <w:instrText xml:space="preserve"> PAGEREF _Toc232714065 \h </w:instrText>
+              <w:instrText xml:space="preserve"> PAGEREF _Toc232714877 \h </w:instrText>
             </w:r>
             <w:r>
               <w:rPr>
@@ -791,7 +823,7 @@
               <w:lang w:eastAsia="es-CL"/>
             </w:rPr>
           </w:pPr>
-          <w:hyperlink w:anchor="_Toc232714066" w:history="1">
+          <w:hyperlink w:anchor="_Toc232714878" w:history="1">
             <w:r>
               <w:rPr>
                 <w:rStyle w:val="Hipervnculo"/>
@@ -820,7 +852,7 @@
                 <w:noProof/>
                 <w:webHidden/>
               </w:rPr>
-              <w:instrText xml:space="preserve"> PAGEREF _Toc232714066 \h </w:instrText>
+              <w:instrText xml:space="preserve"> PAGEREF _Toc232714878 \h </w:instrText>
             </w:r>
             <w:r>
               <w:rPr>
@@ -865,7 +897,7 @@
               <w:lang w:eastAsia="es-CL"/>
             </w:rPr>
           </w:pPr>
-          <w:hyperlink w:anchor="_Toc232714067" w:history="1">
+          <w:hyperlink w:anchor="_Toc232714879" w:history="1">
             <w:r>
               <w:rPr>
                 <w:rStyle w:val="Hipervnculo"/>
@@ -894,7 +926,7 @@
                 <w:noProof/>
                 <w:webHidden/>
               </w:rPr>
-              <w:instrText xml:space="preserve"> PAGEREF _Toc232714067 \h </w:instrText>
+              <w:instrText xml:space="preserve"> PAGEREF _Toc232714879 \h </w:instrText>
             </w:r>
             <w:r>
               <w:rPr>
@@ -939,7 +971,7 @@
               <w:lang w:eastAsia="es-CL"/>
             </w:rPr>
           </w:pPr>
-          <w:hyperlink w:anchor="_Toc232714068" w:history="1">
+          <w:hyperlink w:anchor="_Toc232714880" w:history="1">
             <w:r>
               <w:rPr>
                 <w:rStyle w:val="Hipervnculo"/>
@@ -968,7 +1000,7 @@
                 <w:noProof/>
                 <w:webHidden/>
               </w:rPr>
-              <w:instrText xml:space="preserve"> PAGEREF _Toc232714068 \h </w:instrText>
+              <w:instrText xml:space="preserve"> PAGEREF _Toc232714880 \h </w:instrText>
             </w:r>
             <w:r>
               <w:rPr>
@@ -1013,7 +1045,7 @@
               <w:lang w:eastAsia="es-CL"/>
             </w:rPr>
           </w:pPr>
-          <w:hyperlink w:anchor="_Toc232714069" w:history="1">
+          <w:hyperlink w:anchor="_Toc232714881" w:history="1">
             <w:r>
               <w:rPr>
                 <w:rStyle w:val="Hipervnculo"/>
@@ -1042,7 +1074,7 @@
                 <w:noProof/>
                 <w:webHidden/>
               </w:rPr>
-              <w:instrText xml:space="preserve"> PAGEREF _Toc232714069 \h </w:instrText>
+              <w:instrText xml:space="preserve"> PAGEREF _Toc232714881 \h </w:instrText>
             </w:r>
             <w:r>
               <w:rPr>
@@ -1087,7 +1119,7 @@
               <w:lang w:eastAsia="es-CL"/>
             </w:rPr>
           </w:pPr>
-          <w:hyperlink w:anchor="_Toc232714070" w:history="1">
+          <w:hyperlink w:anchor="_Toc232714882" w:history="1">
             <w:r>
               <w:rPr>
                 <w:rStyle w:val="Hipervnculo"/>
@@ -1116,7 +1148,7 @@
                 <w:noProof/>
                 <w:webHidden/>
               </w:rPr>
-              <w:instrText xml:space="preserve"> PAGEREF _Toc232714070 \h </w:instrText>
+              <w:instrText xml:space="preserve"> PAGEREF _Toc232714882 \h </w:instrText>
             </w:r>
             <w:r>
               <w:rPr>
@@ -1161,7 +1193,7 @@
               <w:lang w:eastAsia="es-CL"/>
             </w:rPr>
           </w:pPr>
-          <w:hyperlink w:anchor="_Toc232714071" w:history="1">
+          <w:hyperlink w:anchor="_Toc232714883" w:history="1">
             <w:r>
               <w:rPr>
                 <w:rStyle w:val="Hipervnculo"/>
@@ -1190,7 +1222,7 @@
                 <w:noProof/>
                 <w:webHidden/>
               </w:rPr>
-              <w:instrText xml:space="preserve"> PAGEREF _Toc232714071 \h </w:instrText>
+              <w:instrText xml:space="preserve"> PAGEREF _Toc232714883 \h </w:instrText>
             </w:r>
             <w:r>
               <w:rPr>
@@ -1235,7 +1267,7 @@
               <w:lang w:eastAsia="es-CL"/>
             </w:rPr>
           </w:pPr>
-          <w:hyperlink w:anchor="_Toc232714072" w:history="1">
+          <w:hyperlink w:anchor="_Toc232714884" w:history="1">
             <w:r>
               <w:rPr>
                 <w:rStyle w:val="Hipervnculo"/>
@@ -1264,7 +1296,7 @@
                 <w:noProof/>
                 <w:webHidden/>
               </w:rPr>
-              <w:instrText xml:space="preserve"> PAGEREF _Toc232714072 \h </w:instrText>
+              <w:instrText xml:space="preserve"> PAGEREF _Toc232714884 \h </w:instrText>
             </w:r>
             <w:r>
               <w:rPr>
@@ -1309,7 +1341,7 @@
               <w:lang w:eastAsia="es-CL"/>
             </w:rPr>
           </w:pPr>
-          <w:hyperlink w:anchor="_Toc232714073" w:history="1">
+          <w:hyperlink w:anchor="_Toc232714885" w:history="1">
             <w:r>
               <w:rPr>
                 <w:rStyle w:val="Hipervnculo"/>
@@ -1338,7 +1370,7 @@
                 <w:noProof/>
                 <w:webHidden/>
               </w:rPr>
-              <w:instrText xml:space="preserve"> PAGEREF _Toc232714073 \h </w:instrText>
+              <w:instrText xml:space="preserve"> PAGEREF _Toc232714885 \h </w:instrText>
             </w:r>
             <w:r>
               <w:rPr>
@@ -1383,7 +1415,7 @@
               <w:lang w:eastAsia="es-CL"/>
             </w:rPr>
           </w:pPr>
-          <w:hyperlink w:anchor="_Toc232714074" w:history="1">
+          <w:hyperlink w:anchor="_Toc232714886" w:history="1">
             <w:r>
               <w:rPr>
                 <w:rStyle w:val="Hipervnculo"/>
@@ -1423,7 +1455,7 @@
                 <w:noProof/>
                 <w:webHidden/>
               </w:rPr>
-              <w:instrText xml:space="preserve"> PAGEREF _Toc232714074 \h </w:instrText>
+              <w:instrText xml:space="preserve"> PAGEREF _Toc232714886 \h </w:instrText>
             </w:r>
             <w:r>
               <w:rPr>
@@ -1444,6 +1476,91 @@
                 <w:webHidden/>
               </w:rPr>
               <w:t>8</w:t>
+            </w:r>
+            <w:r>
+              <w:rPr>
+                <w:noProof/>
+                <w:webHidden/>
+              </w:rPr>
+              <w:fldChar w:fldCharType="end"/>
+            </w:r>
+          </w:hyperlink>
+        </w:p>
+        <w:p>
+          <w:pPr>
+            <w:pStyle w:val="TDC3"/>
+            <w:tabs>
+              <w:tab w:val="right" w:leader="dot" w:pos="8828"/>
+            </w:tabs>
+            <w:rPr>
+              <w:rFonts w:eastAsiaTheme="minorEastAsia"/>
+              <w:noProof/>
+              <w:sz w:val="24"/>
+              <w:szCs w:val="24"/>
+              <w:lang w:eastAsia="es-CL"/>
+            </w:rPr>
+          </w:pPr>
+          <w:hyperlink w:anchor="_Toc232714887" w:history="1">
+            <w:r>
+              <w:rPr>
+                <w:rStyle w:val="Hipervnculo"/>
+                <w:rFonts w:eastAsia="Times New Roman"/>
+                <w:noProof/>
+                <w:kern w:val="0"/>
+                <w:lang w:eastAsia="es-CL"/>
+                <w14:ligatures w14:val="none"/>
+              </w:rPr>
+              <w:t>5</w:t>
+            </w:r>
+            <w:r>
+              <w:rPr>
+                <w:rStyle w:val="Hipervnculo"/>
+                <w:rFonts w:ascii="Arial" w:hAnsi="Arial" w:cs="Arial"/>
+                <w:noProof/>
+                <w:lang w:eastAsia="es-CL"/>
+              </w:rPr>
+              <w:t>.4 StakeHolders Iniciales</w:t>
+            </w:r>
+            <w:r>
+              <w:rPr>
+                <w:noProof/>
+                <w:webHidden/>
+              </w:rPr>
+              <w:tab/>
+            </w:r>
+            <w:r>
+              <w:rPr>
+                <w:noProof/>
+                <w:webHidden/>
+              </w:rPr>
+              <w:fldChar w:fldCharType="begin"/>
+            </w:r>
+            <w:r>
+              <w:rPr>
+                <w:noProof/>
+                <w:webHidden/>
+              </w:rPr>
+              <w:instrText xml:space="preserve"> PAGEREF _Toc232714887 \h </w:instrText>
+            </w:r>
+            <w:r>
+              <w:rPr>
+                <w:noProof/>
+                <w:webHidden/>
+              </w:rPr>
+            </w:r>
+            <w:r>
+              <w:rPr>
+                <w:noProof/>
+                <w:webHidden/>
+              </w:rPr>
+              <w:fldChar w:fldCharType="separate"/>
+            </w:r>
+            <w:r>
+              <w:rPr>
+                <w:noProof/>
+                <w:webHidden/>
+              </w:rPr>
+              <w:t>9</w:t>
             </w:r>
             <w:r>
               <w:rPr>
@@ -1468,7 +1585,7 @@
               <w:lang w:eastAsia="es-CL"/>
             </w:rPr>
           </w:pPr>
-          <w:hyperlink w:anchor="_Toc232714075" w:history="1">
+          <w:hyperlink w:anchor="_Toc232714888" w:history="1">
             <w:r>
               <w:rPr>
                 <w:rStyle w:val="Hipervnculo"/>
@@ -1497,7 +1614,7 @@
                 <w:noProof/>
                 <w:webHidden/>
               </w:rPr>
-              <w:instrText xml:space="preserve"> PAGEREF _Toc232714075 \h </w:instrText>
+              <w:instrText xml:space="preserve"> PAGEREF _Toc232714888 \h </w:instrText>
             </w:r>
             <w:r>
               <w:rPr>
@@ -1542,7 +1659,7 @@
               <w:lang w:eastAsia="es-CL"/>
             </w:rPr>
           </w:pPr>
-          <w:hyperlink w:anchor="_Toc232714076" w:history="1">
+          <w:hyperlink w:anchor="_Toc232714889" w:history="1">
             <w:r>
               <w:rPr>
                 <w:rStyle w:val="Hipervnculo"/>
@@ -1571,7 +1688,7 @@
                 <w:noProof/>
                 <w:webHidden/>
               </w:rPr>
-              <w:instrText xml:space="preserve"> PAGEREF _Toc232714076 \h </w:instrText>
+              <w:instrText xml:space="preserve"> PAGEREF _Toc232714889 \h </w:instrText>
             </w:r>
             <w:r>
               <w:rPr>
@@ -1616,7 +1733,7 @@
               <w:lang w:eastAsia="es-CL"/>
             </w:rPr>
           </w:pPr>
-          <w:hyperlink w:anchor="_Toc232714077" w:history="1">
+          <w:hyperlink w:anchor="_Toc232714890" w:history="1">
             <w:r>
               <w:rPr>
                 <w:rStyle w:val="Hipervnculo"/>
@@ -1645,7 +1762,7 @@
                 <w:noProof/>
                 <w:webHidden/>
               </w:rPr>
-              <w:instrText xml:space="preserve"> PAGEREF _Toc232714077 \h </w:instrText>
+              <w:instrText xml:space="preserve"> PAGEREF _Toc232714890 \h </w:instrText>
             </w:r>
             <w:r>
               <w:rPr>
@@ -1690,7 +1807,7 @@
               <w:lang w:eastAsia="es-CL"/>
             </w:rPr>
           </w:pPr>
-          <w:hyperlink w:anchor="_Toc232714078" w:history="1">
+          <w:hyperlink w:anchor="_Toc232714891" w:history="1">
             <w:r>
               <w:rPr>
                 <w:rStyle w:val="Hipervnculo"/>
@@ -1718,7 +1835,7 @@
                 <w:noProof/>
                 <w:webHidden/>
               </w:rPr>
-              <w:instrText xml:space="preserve"> PAGEREF _Toc232714078 \h </w:instrText>
+              <w:instrText xml:space="preserve"> PAGEREF _Toc232714891 \h </w:instrText>
             </w:r>
             <w:r>
               <w:rPr>
@@ -1763,7 +1880,7 @@
               <w:lang w:eastAsia="es-CL"/>
             </w:rPr>
           </w:pPr>
-          <w:hyperlink w:anchor="_Toc232714079" w:history="1">
+          <w:hyperlink w:anchor="_Toc232714892" w:history="1">
             <w:r>
               <w:rPr>
                 <w:rStyle w:val="Hipervnculo"/>
@@ -1791,7 +1908,7 @@
                 <w:noProof/>
                 <w:webHidden/>
               </w:rPr>
-              <w:instrText xml:space="preserve"> PAGEREF _Toc232714079 \h </w:instrText>
+              <w:instrText xml:space="preserve"> PAGEREF _Toc232714892 \h </w:instrText>
             </w:r>
             <w:r>
               <w:rPr>
@@ -1836,7 +1953,7 @@
               <w:lang w:eastAsia="es-CL"/>
             </w:rPr>
           </w:pPr>
-          <w:hyperlink w:anchor="_Toc232714080" w:history="1">
+          <w:hyperlink w:anchor="_Toc232714893" w:history="1">
             <w:r>
               <w:rPr>
                 <w:rStyle w:val="Hipervnculo"/>
@@ -1865,7 +1982,7 @@
                 <w:noProof/>
                 <w:webHidden/>
               </w:rPr>
-              <w:instrText xml:space="preserve"> PAGEREF _Toc232714080 \h </w:instrText>
+              <w:instrText xml:space="preserve"> PAGEREF _Toc232714893 \h </w:instrText>
             </w:r>
             <w:r>
               <w:rPr>
@@ -1910,7 +2027,7 @@
               <w:lang w:eastAsia="es-CL"/>
             </w:rPr>
           </w:pPr>
-          <w:hyperlink w:anchor="_Toc232714081" w:history="1">
+          <w:hyperlink w:anchor="_Toc232714894" w:history="1">
             <w:r>
               <w:rPr>
                 <w:rStyle w:val="Hipervnculo"/>
@@ -1938,7 +2055,7 @@
                 <w:noProof/>
                 <w:webHidden/>
               </w:rPr>
-              <w:instrText xml:space="preserve"> PAGEREF _Toc232714081 \h </w:instrText>
+              <w:instrText xml:space="preserve"> PAGEREF _Toc232714894 \h </w:instrText>
             </w:r>
             <w:r>
               <w:rPr>
@@ -1983,7 +2100,7 @@
               <w:lang w:eastAsia="es-CL"/>
             </w:rPr>
           </w:pPr>
-          <w:hyperlink w:anchor="_Toc232714082" w:history="1">
+          <w:hyperlink w:anchor="_Toc232714895" w:history="1">
             <w:r>
               <w:rPr>
                 <w:rStyle w:val="Hipervnculo"/>
@@ -2012,7 +2129,7 @@
                 <w:noProof/>
                 <w:webHidden/>
               </w:rPr>
-              <w:instrText xml:space="preserve"> PAGEREF _Toc232714082 \h </w:instrText>
+              <w:instrText xml:space="preserve"> PAGEREF _Toc232714895 \h </w:instrText>
             </w:r>
             <w:r>
               <w:rPr>
@@ -2057,7 +2174,7 @@
               <w:lang w:eastAsia="es-CL"/>
             </w:rPr>
           </w:pPr>
-          <w:hyperlink w:anchor="_Toc232714083" w:history="1">
+          <w:hyperlink w:anchor="_Toc232714896" w:history="1">
             <w:r>
               <w:rPr>
                 <w:rStyle w:val="Hipervnculo"/>
@@ -2086,7 +2203,7 @@
                 <w:noProof/>
                 <w:webHidden/>
               </w:rPr>
-              <w:instrText xml:space="preserve"> PAGEREF _Toc232714083 \h </w:instrText>
+              <w:instrText xml:space="preserve"> PAGEREF _Toc232714896 \h </w:instrText>
             </w:r>
             <w:r>
               <w:rPr>
@@ -2131,7 +2248,7 @@
               <w:lang w:eastAsia="es-CL"/>
             </w:rPr>
           </w:pPr>
-          <w:hyperlink w:anchor="_Toc232714084" w:history="1">
+          <w:hyperlink w:anchor="_Toc232714897" w:history="1">
             <w:r>
               <w:rPr>
                 <w:rStyle w:val="Hipervnculo"/>
@@ -2160,7 +2277,7 @@
                 <w:noProof/>
                 <w:webHidden/>
               </w:rPr>
-              <w:instrText xml:space="preserve"> PAGEREF _Toc232714084 \h </w:instrText>
+              <w:instrText xml:space="preserve"> PAGEREF _Toc232714897 \h </w:instrText>
             </w:r>
             <w:r>
               <w:rPr>
@@ -2205,7 +2322,7 @@
               <w:lang w:eastAsia="es-CL"/>
             </w:rPr>
           </w:pPr>
-          <w:hyperlink w:anchor="_Toc232714085" w:history="1">
+          <w:hyperlink w:anchor="_Toc232714898" w:history="1">
             <w:r>
               <w:rPr>
                 <w:rStyle w:val="Hipervnculo"/>
@@ -2234,7 +2351,7 @@
                 <w:noProof/>
                 <w:webHidden/>
               </w:rPr>
-              <w:instrText xml:space="preserve"> PAGEREF _Toc232714085 \h </w:instrText>
+              <w:instrText xml:space="preserve"> PAGEREF _Toc232714898 \h </w:instrText>
             </w:r>
             <w:r>
               <w:rPr>
@@ -2279,7 +2396,7 @@
               <w:lang w:eastAsia="es-CL"/>
             </w:rPr>
           </w:pPr>
-          <w:hyperlink w:anchor="_Toc232714086" w:history="1">
+          <w:hyperlink w:anchor="_Toc232714899" w:history="1">
             <w:r>
               <w:rPr>
                 <w:rStyle w:val="Hipervnculo"/>
@@ -2308,7 +2425,7 @@
                 <w:noProof/>
                 <w:webHidden/>
               </w:rPr>
-              <w:instrText xml:space="preserve"> PAGEREF _Toc232714086 \h </w:instrText>
+              <w:instrText xml:space="preserve"> PAGEREF _Toc232714899 \h </w:instrText>
             </w:r>
             <w:r>
               <w:rPr>
@@ -2353,7 +2470,7 @@
               <w:lang w:eastAsia="es-CL"/>
             </w:rPr>
           </w:pPr>
-          <w:hyperlink w:anchor="_Toc232714087" w:history="1">
+          <w:hyperlink w:anchor="_Toc232714900" w:history="1">
             <w:r>
               <w:rPr>
                 <w:rStyle w:val="Hipervnculo"/>
@@ -2382,7 +2499,7 @@
                 <w:noProof/>
                 <w:webHidden/>
               </w:rPr>
-              <w:instrText xml:space="preserve"> PAGEREF _Toc232714087 \h </w:instrText>
+              <w:instrText xml:space="preserve"> PAGEREF _Toc232714900 \h </w:instrText>
             </w:r>
             <w:r>
               <w:rPr>
@@ -2427,7 +2544,7 @@
               <w:lang w:eastAsia="es-CL"/>
             </w:rPr>
           </w:pPr>
-          <w:hyperlink w:anchor="_Toc232714088" w:history="1">
+          <w:hyperlink w:anchor="_Toc232714901" w:history="1">
             <w:r>
               <w:rPr>
                 <w:rStyle w:val="Hipervnculo"/>
@@ -2455,7 +2572,7 @@
                 <w:noProof/>
                 <w:webHidden/>
               </w:rPr>
-              <w:instrText xml:space="preserve"> PAGEREF _Toc232714088 \h </w:instrText>
+              <w:instrText xml:space="preserve"> PAGEREF _Toc232714901 \h </w:instrText>
             </w:r>
             <w:r>
               <w:rPr>
@@ -2500,7 +2617,7 @@
               <w:lang w:eastAsia="es-CL"/>
             </w:rPr>
           </w:pPr>
-          <w:hyperlink w:anchor="_Toc232714089" w:history="1">
+          <w:hyperlink w:anchor="_Toc232714902" w:history="1">
             <w:r>
               <w:rPr>
                 <w:rStyle w:val="Hipervnculo"/>
@@ -2528,7 +2645,7 @@
                 <w:noProof/>
                 <w:webHidden/>
               </w:rPr>
-              <w:instrText xml:space="preserve"> PAGEREF _Toc232714089 \h </w:instrText>
+              <w:instrText xml:space="preserve"> PAGEREF _Toc232714902 \h </w:instrText>
             </w:r>
             <w:r>
               <w:rPr>
@@ -2573,7 +2690,7 @@
               <w:lang w:eastAsia="es-CL"/>
             </w:rPr>
           </w:pPr>
-          <w:hyperlink w:anchor="_Toc232714090" w:history="1">
+          <w:hyperlink w:anchor="_Toc232714903" w:history="1">
             <w:r>
               <w:rPr>
                 <w:rStyle w:val="Hipervnculo"/>
@@ -2601,7 +2718,7 @@
                 <w:noProof/>
                 <w:webHidden/>
               </w:rPr>
-              <w:instrText xml:space="preserve"> PAGEREF _Toc232714090 \h </w:instrText>
+              <w:instrText xml:space="preserve"> PAGEREF _Toc232714903 \h </w:instrText>
             </w:r>
             <w:r>
               <w:rPr>
@@ -2646,7 +2763,7 @@
               <w:lang w:eastAsia="es-CL"/>
             </w:rPr>
           </w:pPr>
-          <w:hyperlink w:anchor="_Toc232714091" w:history="1">
+          <w:hyperlink w:anchor="_Toc232714904" w:history="1">
             <w:r>
               <w:rPr>
                 <w:rStyle w:val="Hipervnculo"/>
@@ -2674,7 +2791,7 @@
                 <w:noProof/>
                 <w:webHidden/>
               </w:rPr>
-              <w:instrText xml:space="preserve"> PAGEREF _Toc232714091 \h </w:instrText>
+              <w:instrText xml:space="preserve"> PAGEREF _Toc232714904 \h </w:instrText>
             </w:r>
             <w:r>
               <w:rPr>
@@ -2719,7 +2836,7 @@
               <w:lang w:eastAsia="es-CL"/>
             </w:rPr>
           </w:pPr>
-          <w:hyperlink w:anchor="_Toc232714092" w:history="1">
+          <w:hyperlink w:anchor="_Toc232714905" w:history="1">
             <w:r>
               <w:rPr>
                 <w:rStyle w:val="Hipervnculo"/>
@@ -2747,7 +2864,7 @@
                 <w:noProof/>
                 <w:webHidden/>
               </w:rPr>
-              <w:instrText xml:space="preserve"> PAGEREF _Toc232714092 \h </w:instrText>
+              <w:instrText xml:space="preserve"> PAGEREF _Toc232714905 \h </w:instrText>
             </w:r>
             <w:r>
               <w:rPr>
@@ -2792,7 +2909,7 @@
               <w:lang w:eastAsia="es-CL"/>
             </w:rPr>
           </w:pPr>
-          <w:hyperlink w:anchor="_Toc232714093" w:history="1">
+          <w:hyperlink w:anchor="_Toc232714906" w:history="1">
             <w:r>
               <w:rPr>
                 <w:rStyle w:val="Hipervnculo"/>
@@ -2820,7 +2937,7 @@
                 <w:noProof/>
                 <w:webHidden/>
               </w:rPr>
-              <w:instrText xml:space="preserve"> PAGEREF _Toc232714093 \h </w:instrText>
+              <w:instrText xml:space="preserve"> PAGEREF _Toc232714906 \h </w:instrText>
             </w:r>
             <w:r>
               <w:rPr>
@@ -2865,7 +2982,7 @@
               <w:lang w:eastAsia="es-CL"/>
             </w:rPr>
           </w:pPr>
-          <w:hyperlink w:anchor="_Toc232714094" w:history="1">
+          <w:hyperlink w:anchor="_Toc232714907" w:history="1">
             <w:r>
               <w:rPr>
                 <w:rStyle w:val="Hipervnculo"/>
@@ -2893,7 +3010,7 @@
                 <w:noProof/>
                 <w:webHidden/>
               </w:rPr>
-              <w:instrText xml:space="preserve"> PAGEREF _Toc232714094 \h </w:instrText>
+              <w:instrText xml:space="preserve"> PAGEREF _Toc232714907 \h </w:instrText>
             </w:r>
             <w:r>
               <w:rPr>
@@ -2938,7 +3055,7 @@
               <w:lang w:eastAsia="es-CL"/>
             </w:rPr>
           </w:pPr>
-          <w:hyperlink w:anchor="_Toc232714095" w:history="1">
+          <w:hyperlink w:anchor="_Toc232714908" w:history="1">
             <w:r>
               <w:rPr>
                 <w:rStyle w:val="Hipervnculo"/>
@@ -2966,7 +3083,7 @@
                 <w:noProof/>
                 <w:webHidden/>
               </w:rPr>
-              <w:instrText xml:space="preserve"> PAGEREF _Toc232714095 \h </w:instrText>
+              <w:instrText xml:space="preserve"> PAGEREF _Toc232714908 \h </w:instrText>
             </w:r>
             <w:r>
               <w:rPr>
@@ -3011,7 +3128,7 @@
               <w:lang w:eastAsia="es-CL"/>
             </w:rPr>
           </w:pPr>
-          <w:hyperlink w:anchor="_Toc232714096" w:history="1">
+          <w:hyperlink w:anchor="_Toc232714909" w:history="1">
             <w:r>
               <w:rPr>
                 <w:rStyle w:val="Hipervnculo"/>
@@ -3040,7 +3157,7 @@
                 <w:noProof/>
                 <w:webHidden/>
               </w:rPr>
-              <w:instrText xml:space="preserve"> PAGEREF _Toc232714096 \h </w:instrText>
+              <w:instrText xml:space="preserve"> PAGEREF _Toc232714909 \h </w:instrText>
             </w:r>
             <w:r>
               <w:rPr>
@@ -3085,7 +3202,7 @@
               <w:lang w:eastAsia="es-CL"/>
             </w:rPr>
           </w:pPr>
-          <w:hyperlink w:anchor="_Toc232714097" w:history="1">
+          <w:hyperlink w:anchor="_Toc232714910" w:history="1">
             <w:r>
               <w:rPr>
                 <w:rStyle w:val="Hipervnculo"/>
@@ -3114,7 +3231,7 @@
                 <w:noProof/>
                 <w:webHidden/>
               </w:rPr>
-              <w:instrText xml:space="preserve"> PAGEREF _Toc232714097 \h </w:instrText>
+              <w:instrText xml:space="preserve"> PAGEREF _Toc232714910 \h </w:instrText>
             </w:r>
             <w:r>
               <w:rPr>
@@ -3159,7 +3276,7 @@
               <w:lang w:eastAsia="es-CL"/>
             </w:rPr>
           </w:pPr>
-          <w:hyperlink w:anchor="_Toc232714098" w:history="1">
+          <w:hyperlink w:anchor="_Toc232714911" w:history="1">
             <w:r>
               <w:rPr>
                 <w:rStyle w:val="Hipervnculo"/>
@@ -3188,7 +3305,7 @@
                 <w:noProof/>
                 <w:webHidden/>
               </w:rPr>
-              <w:instrText xml:space="preserve"> PAGEREF _Toc232714098 \h </w:instrText>
+              <w:instrText xml:space="preserve"> PAGEREF _Toc232714911 \h </w:instrText>
             </w:r>
             <w:r>
               <w:rPr>
@@ -3233,7 +3350,7 @@
               <w:lang w:eastAsia="es-CL"/>
             </w:rPr>
           </w:pPr>
-          <w:hyperlink w:anchor="_Toc232714099" w:history="1">
+          <w:hyperlink w:anchor="_Toc232714912" w:history="1">
             <w:r>
               <w:rPr>
                 <w:rStyle w:val="Hipervnculo"/>
@@ -3261,7 +3378,7 @@
                 <w:noProof/>
                 <w:webHidden/>
               </w:rPr>
-              <w:instrText xml:space="preserve"> PAGEREF _Toc232714099 \h </w:instrText>
+              <w:instrText xml:space="preserve"> PAGEREF _Toc232714912 \h </w:instrText>
             </w:r>
             <w:r>
               <w:rPr>
@@ -3306,7 +3423,7 @@
               <w:lang w:eastAsia="es-CL"/>
             </w:rPr>
           </w:pPr>
-          <w:hyperlink w:anchor="_Toc232714100" w:history="1">
+          <w:hyperlink w:anchor="_Toc232714913" w:history="1">
             <w:r>
               <w:rPr>
                 <w:rStyle w:val="Hipervnculo"/>
@@ -3334,7 +3451,7 @@
                 <w:noProof/>
                 <w:webHidden/>
               </w:rPr>
-              <w:instrText xml:space="preserve"> PAGEREF _Toc232714100 \h </w:instrText>
+              <w:instrText xml:space="preserve"> PAGEREF _Toc232714913 \h </w:instrText>
             </w:r>
             <w:r>
               <w:rPr>
@@ -3379,7 +3496,7 @@
               <w:lang w:eastAsia="es-CL"/>
             </w:rPr>
           </w:pPr>
-          <w:hyperlink w:anchor="_Toc232714101" w:history="1">
+          <w:hyperlink w:anchor="_Toc232714914" w:history="1">
             <w:r>
               <w:rPr>
                 <w:rStyle w:val="Hipervnculo"/>
@@ -3407,7 +3524,7 @@
                 <w:noProof/>
                 <w:webHidden/>
               </w:rPr>
-              <w:instrText xml:space="preserve"> PAGEREF _Toc232714101 \h </w:instrText>
+              <w:instrText xml:space="preserve"> PAGEREF _Toc232714914 \h </w:instrText>
             </w:r>
             <w:r>
               <w:rPr>
@@ -3452,7 +3569,7 @@
               <w:lang w:eastAsia="es-CL"/>
             </w:rPr>
           </w:pPr>
-          <w:hyperlink w:anchor="_Toc232714102" w:history="1">
+          <w:hyperlink w:anchor="_Toc232714915" w:history="1">
             <w:r>
               <w:rPr>
                 <w:rStyle w:val="Hipervnculo"/>
@@ -3480,7 +3597,7 @@
                 <w:noProof/>
                 <w:webHidden/>
               </w:rPr>
-              <w:instrText xml:space="preserve"> PAGEREF _Toc232714102 \h </w:instrText>
+              <w:instrText xml:space="preserve"> PAGEREF _Toc232714915 \h </w:instrText>
             </w:r>
             <w:r>
               <w:rPr>
@@ -3563,7 +3680,7 @@
           <w:lang w:eastAsia="es-CL"/>
         </w:rPr>
       </w:pPr>
-      <w:bookmarkStart w:id="2" w:name="_Toc232714067"/>
+      <w:bookmarkStart w:id="2" w:name="_Toc232714879"/>
       <w:r>
         <w:rPr>
           <w:rFonts w:ascii="Arial" w:eastAsia="Times New Roman" w:hAnsi="Arial" w:cs="Arial"/>
@@ -3629,6 +3746,15 @@
     </w:p>
     <w:p>
       <w:pPr>
+        <w:spacing w:line="240" w:lineRule="auto"/>
+        <w:rPr>
+          <w:rFonts w:ascii="Arial" w:hAnsi="Arial" w:cs="Arial"/>
+          <w:lang w:eastAsia="es-CL"/>
+        </w:rPr>
+      </w:pPr>
+    </w:p>
+    <w:p>
+      <w:pPr>
         <w:pStyle w:val="Ttulo3"/>
         <w:spacing w:line="240" w:lineRule="auto"/>
         <w:rPr>
@@ -3636,7 +3762,7 @@
           <w:lang w:eastAsia="es-CL"/>
         </w:rPr>
       </w:pPr>
-      <w:bookmarkStart w:id="3" w:name="_Toc232714068"/>
+      <w:bookmarkStart w:id="3" w:name="_Toc232714880"/>
       <w:r>
         <w:rPr>
           <w:rFonts w:ascii="Arial" w:eastAsia="Times New Roman" w:hAnsi="Arial" w:cs="Arial"/>
@@ -3720,7 +3846,7 @@
           <w:lang w:eastAsia="es-CL"/>
         </w:rPr>
       </w:pPr>
-      <w:bookmarkStart w:id="4" w:name="_Toc232714069"/>
+      <w:bookmarkStart w:id="4" w:name="_Toc232714881"/>
       <w:r>
         <w:rPr>
           <w:rFonts w:ascii="Arial" w:eastAsia="Times New Roman" w:hAnsi="Arial" w:cs="Arial"/>
@@ -3889,7 +4015,7 @@
           <w:lang w:eastAsia="es-CL"/>
         </w:rPr>
       </w:pPr>
-      <w:bookmarkStart w:id="5" w:name="_Toc232714070"/>
+      <w:bookmarkStart w:id="5" w:name="_Toc232714882"/>
       <w:r>
         <w:rPr>
           <w:rFonts w:ascii="Arial" w:eastAsia="Times New Roman" w:hAnsi="Arial" w:cs="Arial"/>
@@ -3991,7 +4117,7 @@
           <w:lang w:eastAsia="es-CL"/>
         </w:rPr>
       </w:pPr>
-      <w:bookmarkStart w:id="6" w:name="_Toc232714071"/>
+      <w:bookmarkStart w:id="6" w:name="_Toc232714883"/>
       <w:r>
         <w:rPr>
           <w:rFonts w:ascii="Arial" w:eastAsia="Times New Roman" w:hAnsi="Arial" w:cs="Arial"/>
@@ -4025,7 +4151,7 @@
           <w:lang w:eastAsia="es-CL"/>
         </w:rPr>
       </w:pPr>
-      <w:bookmarkStart w:id="7" w:name="_Toc232714072"/>
+      <w:bookmarkStart w:id="7" w:name="_Toc232714884"/>
       <w:r>
         <w:rPr>
           <w:rFonts w:ascii="Arial" w:eastAsia="Times New Roman" w:hAnsi="Arial" w:cs="Arial"/>
@@ -4082,7 +4208,7 @@
           <w:lang w:eastAsia="es-CL"/>
         </w:rPr>
       </w:pPr>
-      <w:bookmarkStart w:id="8" w:name="_Toc232714073"/>
+      <w:bookmarkStart w:id="8" w:name="_Toc232714885"/>
       <w:r>
         <w:rPr>
           <w:rFonts w:ascii="Arial" w:eastAsia="Times New Roman" w:hAnsi="Arial" w:cs="Arial"/>
@@ -4562,7 +4688,7 @@
           <w:lang w:eastAsia="es-CL"/>
         </w:rPr>
       </w:pPr>
-      <w:bookmarkStart w:id="9" w:name="_Toc232714074"/>
+      <w:bookmarkStart w:id="9" w:name="_Toc232714886"/>
       <w:r>
         <w:rPr>
           <w:rFonts w:ascii="Arial" w:eastAsia="Times New Roman" w:hAnsi="Arial" w:cs="Arial"/>
@@ -4759,20 +4885,18 @@
     </w:p>
     <w:p>
       <w:pPr>
-        <w:spacing w:line="240" w:lineRule="auto"/>
+        <w:pStyle w:val="Ttulo3"/>
         <w:rPr>
           <w:rStyle w:val="Ttulo3Car"/>
           <w:rFonts w:ascii="Arial" w:hAnsi="Arial" w:cs="Arial"/>
           <w:lang w:eastAsia="es-CL"/>
         </w:rPr>
       </w:pPr>
-      <w:r>
-        <w:rPr>
-          <w:rFonts w:ascii="Arial" w:eastAsia="Times New Roman" w:hAnsi="Arial" w:cs="Arial"/>
-          <w:color w:val="0F4761" w:themeColor="accent1" w:themeShade="BF"/>
-          <w:kern w:val="0"/>
-          <w:sz w:val="28"/>
-          <w:szCs w:val="28"/>
+      <w:bookmarkStart w:id="10" w:name="_Toc232714887"/>
+      <w:r>
+        <w:rPr>
+          <w:rFonts w:eastAsia="Times New Roman"/>
+          <w:kern w:val="0"/>
           <w:lang w:eastAsia="es-CL"/>
           <w14:ligatures w14:val="none"/>
         </w:rPr>
@@ -4805,6 +4929,7 @@
         </w:rPr>
         <w:t xml:space="preserve"> Iniciales</w:t>
       </w:r>
+      <w:bookmarkEnd w:id="10"/>
     </w:p>
     <w:p>
       <w:pPr>
@@ -5107,7 +5232,7 @@
           <w:lang w:eastAsia="es-CL"/>
         </w:rPr>
       </w:pPr>
-      <w:bookmarkStart w:id="10" w:name="_Toc232714075"/>
+      <w:bookmarkStart w:id="11" w:name="_Toc232714888"/>
       <w:r>
         <w:rPr>
           <w:rFonts w:ascii="Arial" w:eastAsia="Times New Roman" w:hAnsi="Arial" w:cs="Arial"/>
@@ -5130,7 +5255,7 @@
         </w:rPr>
         <w:t>MERCADO</w:t>
       </w:r>
-      <w:bookmarkEnd w:id="10"/>
+      <w:bookmarkEnd w:id="11"/>
     </w:p>
     <w:p>
       <w:pPr>
@@ -5141,7 +5266,7 @@
           <w:lang w:eastAsia="es-CL"/>
         </w:rPr>
       </w:pPr>
-      <w:bookmarkStart w:id="11" w:name="_Toc232714076"/>
+      <w:bookmarkStart w:id="12" w:name="_Toc232714889"/>
       <w:r>
         <w:rPr>
           <w:rFonts w:ascii="Arial" w:eastAsia="Times New Roman" w:hAnsi="Arial" w:cs="Arial"/>
@@ -5170,7 +5295,7 @@
         </w:rPr>
         <w:t xml:space="preserve"> de la demanda</w:t>
       </w:r>
-      <w:bookmarkEnd w:id="11"/>
+      <w:bookmarkEnd w:id="12"/>
     </w:p>
     <w:p>
       <w:pPr>
@@ -5320,7 +5445,7 @@
           <w:lang w:eastAsia="es-CL"/>
         </w:rPr>
       </w:pPr>
-      <w:bookmarkStart w:id="12" w:name="_Toc232714077"/>
+      <w:bookmarkStart w:id="13" w:name="_Toc232714890"/>
       <w:r>
         <w:rPr>
           <w:rFonts w:ascii="Arial" w:eastAsia="Times New Roman" w:hAnsi="Arial" w:cs="Arial"/>
@@ -5343,7 +5468,7 @@
         </w:rPr>
         <w:t>Alineación estratégica del proyecto</w:t>
       </w:r>
-      <w:bookmarkEnd w:id="12"/>
+      <w:bookmarkEnd w:id="13"/>
     </w:p>
     <w:p>
       <w:pPr>
@@ -5781,9 +5906,8 @@
           <w:lang w:eastAsia="es-CL"/>
           <w14:ligatures w14:val="none"/>
         </w:rPr>
-        <w:t>Cero Brechas de Auditoría: La digitalización del flujo comercial completo (Detección $\</w:t>
-      </w:r>
-      <w:proofErr w:type="spellStart"/>
+        <w:t xml:space="preserve">Cero Brechas de Auditoría: La digitalización del flujo comercial completo (Detección </w:t>
+      </w:r>
       <w:r>
         <w:rPr>
           <w:rFonts w:ascii="Arial" w:eastAsia="Times New Roman" w:hAnsi="Arial" w:cs="Arial"/>
@@ -5793,9 +5917,8 @@
           <w:lang w:eastAsia="es-CL"/>
           <w14:ligatures w14:val="none"/>
         </w:rPr>
-        <w:t>rightarrow</w:t>
-      </w:r>
-      <w:proofErr w:type="spellEnd"/>
+        <w:sym w:font="Wingdings" w:char="F0E0"/>
+      </w:r>
       <w:r>
         <w:rPr>
           <w:rFonts w:ascii="Arial" w:eastAsia="Times New Roman" w:hAnsi="Arial" w:cs="Arial"/>
@@ -5805,9 +5928,8 @@
           <w:lang w:eastAsia="es-CL"/>
           <w14:ligatures w14:val="none"/>
         </w:rPr>
-        <w:t>$ Cobro vía API $\</w:t>
-      </w:r>
-      <w:proofErr w:type="spellStart"/>
+        <w:t xml:space="preserve"> Cobro vía API </w:t>
+      </w:r>
       <w:r>
         <w:rPr>
           <w:rFonts w:ascii="Arial" w:eastAsia="Times New Roman" w:hAnsi="Arial" w:cs="Arial"/>
@@ -5817,9 +5939,8 @@
           <w:lang w:eastAsia="es-CL"/>
           <w14:ligatures w14:val="none"/>
         </w:rPr>
-        <w:t>rightarrow</w:t>
-      </w:r>
-      <w:proofErr w:type="spellEnd"/>
+        <w:sym w:font="Wingdings" w:char="F0E0"/>
+      </w:r>
       <w:r>
         <w:rPr>
           <w:rFonts w:ascii="Arial" w:eastAsia="Times New Roman" w:hAnsi="Arial" w:cs="Arial"/>
@@ -5829,7 +5950,18 @@
           <w:lang w:eastAsia="es-CL"/>
           <w14:ligatures w14:val="none"/>
         </w:rPr>
-        <w:t xml:space="preserve">$ Apertura) asegura una conciliación bancaria automatizada al final de cada jornada laboral, eliminando en un 100% las inconsistencias por descuadres de caja, errores en la entrega de vueltos o pérdidas de comprobantes físicos. </w:t>
+        <w:t xml:space="preserve"> </w:t>
+      </w:r>
+      <w:r>
+        <w:rPr>
+          <w:rFonts w:ascii="Arial" w:eastAsia="Times New Roman" w:hAnsi="Arial" w:cs="Arial"/>
+          <w:kern w:val="0"/>
+          <w:sz w:val="24"/>
+          <w:szCs w:val="24"/>
+          <w:lang w:eastAsia="es-CL"/>
+          <w14:ligatures w14:val="none"/>
+        </w:rPr>
+        <w:t xml:space="preserve">Apertura) asegura una conciliación bancaria automatizada al final de cada jornada laboral, eliminando en un 100% las inconsistencias por descuadres de caja, errores en la entrega de vueltos o pérdidas de comprobantes físicos. </w:t>
       </w:r>
     </w:p>
     <w:p>
@@ -5860,7 +5992,7 @@
           <w:rFonts w:ascii="Arial" w:hAnsi="Arial" w:cs="Arial"/>
         </w:rPr>
       </w:pPr>
-      <w:bookmarkStart w:id="13" w:name="_Toc232714078"/>
+      <w:bookmarkStart w:id="14" w:name="_Toc232714891"/>
       <w:r>
         <w:rPr>
           <w:rFonts w:ascii="Arial" w:hAnsi="Arial" w:cs="Arial"/>
@@ -5878,9 +6010,15 @@
         <w:rPr>
           <w:rFonts w:ascii="Arial" w:hAnsi="Arial" w:cs="Arial"/>
         </w:rPr>
-        <w:t>análisis del entorno</w:t>
-      </w:r>
-      <w:bookmarkEnd w:id="13"/>
+        <w:t>a</w:t>
+      </w:r>
+      <w:r>
+        <w:rPr>
+          <w:rFonts w:ascii="Arial" w:hAnsi="Arial" w:cs="Arial"/>
+        </w:rPr>
+        <w:t>nálisis del entorno</w:t>
+      </w:r>
+      <w:bookmarkEnd w:id="14"/>
     </w:p>
     <w:p>
       <w:pPr>
@@ -6326,7 +6464,7 @@
           <w:rFonts w:ascii="Arial" w:hAnsi="Arial" w:cs="Arial"/>
         </w:rPr>
       </w:pPr>
-      <w:bookmarkStart w:id="14" w:name="_Toc232714079"/>
+      <w:bookmarkStart w:id="15" w:name="_Toc232714892"/>
       <w:r>
         <w:rPr>
           <w:rFonts w:ascii="Arial" w:hAnsi="Arial" w:cs="Arial"/>
@@ -6346,7 +6484,7 @@
         </w:rPr>
         <w:t>investigación de mercado</w:t>
       </w:r>
-      <w:bookmarkEnd w:id="14"/>
+      <w:bookmarkEnd w:id="15"/>
     </w:p>
     <w:p>
       <w:pPr>
@@ -6635,7 +6773,7 @@
           <w:lang w:eastAsia="es-CL"/>
         </w:rPr>
       </w:pPr>
-      <w:bookmarkStart w:id="15" w:name="_Toc232714080"/>
+      <w:bookmarkStart w:id="16" w:name="_Toc232714893"/>
       <w:r>
         <w:rPr>
           <w:rFonts w:ascii="Arial" w:eastAsia="Times New Roman" w:hAnsi="Arial" w:cs="Arial"/>
@@ -6672,7 +6810,7 @@
         </w:rPr>
         <w:t>Análisis de la competencia</w:t>
       </w:r>
-      <w:bookmarkEnd w:id="15"/>
+      <w:bookmarkEnd w:id="16"/>
     </w:p>
     <w:p>
       <w:pPr>
@@ -6905,7 +7043,7 @@
           <w:rFonts w:ascii="Arial" w:hAnsi="Arial" w:cs="Arial"/>
         </w:rPr>
       </w:pPr>
-      <w:bookmarkStart w:id="16" w:name="_Toc232714081"/>
+      <w:bookmarkStart w:id="17" w:name="_Toc232714894"/>
       <w:r>
         <w:rPr>
           <w:rFonts w:ascii="Arial" w:hAnsi="Arial" w:cs="Arial"/>
@@ -6913,7 +7051,7 @@
         <w:lastRenderedPageBreak/>
         <w:t>6.6 Recopilación y análisis de datos</w:t>
       </w:r>
-      <w:bookmarkEnd w:id="16"/>
+      <w:bookmarkEnd w:id="17"/>
     </w:p>
     <w:p>
       <w:pPr>
@@ -7552,7 +7690,7 @@
           <w:lang w:eastAsia="es-CL"/>
         </w:rPr>
       </w:pPr>
-      <w:bookmarkStart w:id="17" w:name="_Toc232714082"/>
+      <w:bookmarkStart w:id="18" w:name="_Toc232714895"/>
       <w:r>
         <w:rPr>
           <w:rFonts w:ascii="Arial" w:eastAsia="Times New Roman" w:hAnsi="Arial" w:cs="Arial"/>
@@ -7561,7 +7699,7 @@
         <w:lastRenderedPageBreak/>
         <w:t>6.7 Conclusiones del estudio de mercado</w:t>
       </w:r>
-      <w:bookmarkEnd w:id="17"/>
+      <w:bookmarkEnd w:id="18"/>
     </w:p>
     <w:p>
       <w:pPr>
@@ -7868,7 +8006,7 @@
           <w:lang w:eastAsia="es-CL"/>
         </w:rPr>
       </w:pPr>
-      <w:bookmarkStart w:id="18" w:name="_Toc232714083"/>
+      <w:bookmarkStart w:id="19" w:name="_Toc232714896"/>
       <w:r>
         <w:rPr>
           <w:rFonts w:ascii="Arial" w:eastAsia="Times New Roman" w:hAnsi="Arial" w:cs="Arial"/>
@@ -7877,7 +8015,7 @@
         <w:lastRenderedPageBreak/>
         <w:t>7. SOLUCIÓN PROPUESTA</w:t>
       </w:r>
-      <w:bookmarkEnd w:id="18"/>
+      <w:bookmarkEnd w:id="19"/>
     </w:p>
     <w:p>
       <w:pPr>
@@ -7887,7 +8025,7 @@
           <w:lang w:eastAsia="es-CL"/>
         </w:rPr>
       </w:pPr>
-      <w:bookmarkStart w:id="19" w:name="_Toc232714084"/>
+      <w:bookmarkStart w:id="20" w:name="_Toc232714897"/>
       <w:r>
         <w:rPr>
           <w:rFonts w:ascii="Arial" w:eastAsia="Times New Roman" w:hAnsi="Arial" w:cs="Arial"/>
@@ -7895,7 +8033,7 @@
         </w:rPr>
         <w:t>7.1 Descripción de la solución</w:t>
       </w:r>
-      <w:bookmarkEnd w:id="19"/>
+      <w:bookmarkEnd w:id="20"/>
     </w:p>
     <w:p>
       <w:pPr>
@@ -8167,7 +8305,7 @@
           <w:lang w:eastAsia="es-CL"/>
         </w:rPr>
       </w:pPr>
-      <w:bookmarkStart w:id="20" w:name="_Toc232714085"/>
+      <w:bookmarkStart w:id="21" w:name="_Toc232714898"/>
       <w:r>
         <w:rPr>
           <w:rFonts w:ascii="Arial" w:eastAsia="Times New Roman" w:hAnsi="Arial" w:cs="Arial"/>
@@ -8176,7 +8314,7 @@
         <w:lastRenderedPageBreak/>
         <w:t>7.2 Funcionalidades principales</w:t>
       </w:r>
-      <w:bookmarkEnd w:id="20"/>
+      <w:bookmarkEnd w:id="21"/>
     </w:p>
     <w:p>
       <w:pPr>
@@ -8479,7 +8617,7 @@
           <w:lang w:eastAsia="es-CL"/>
         </w:rPr>
       </w:pPr>
-      <w:bookmarkStart w:id="21" w:name="_Toc232714086"/>
+      <w:bookmarkStart w:id="22" w:name="_Toc232714899"/>
       <w:r>
         <w:rPr>
           <w:rFonts w:ascii="Arial" w:eastAsia="Times New Roman" w:hAnsi="Arial" w:cs="Arial"/>
@@ -8488,7 +8626,7 @@
         <w:lastRenderedPageBreak/>
         <w:t>7.3 Beneficios esperados</w:t>
       </w:r>
-      <w:bookmarkEnd w:id="21"/>
+      <w:bookmarkEnd w:id="22"/>
     </w:p>
     <w:p>
       <w:pPr>
@@ -8796,7 +8934,7 @@
           <w:lang w:eastAsia="es-CL"/>
         </w:rPr>
       </w:pPr>
-      <w:bookmarkStart w:id="22" w:name="_Toc232714087"/>
+      <w:bookmarkStart w:id="23" w:name="_Toc232714900"/>
       <w:r>
         <w:rPr>
           <w:rFonts w:ascii="Arial" w:eastAsia="Times New Roman" w:hAnsi="Arial" w:cs="Arial"/>
@@ -8805,7 +8943,7 @@
         <w:lastRenderedPageBreak/>
         <w:t>7.4 Impacto esperado</w:t>
       </w:r>
-      <w:bookmarkEnd w:id="22"/>
+      <w:bookmarkEnd w:id="23"/>
     </w:p>
     <w:p>
       <w:pPr>
@@ -8978,7 +9116,7 @@
           <w:rFonts w:ascii="Arial" w:hAnsi="Arial" w:cs="Arial"/>
         </w:rPr>
       </w:pPr>
-      <w:bookmarkStart w:id="23" w:name="_Toc232714088"/>
+      <w:bookmarkStart w:id="24" w:name="_Toc232714901"/>
       <w:r>
         <w:rPr>
           <w:rFonts w:ascii="Arial" w:hAnsi="Arial" w:cs="Arial"/>
@@ -8998,7 +9136,7 @@
         </w:rPr>
         <w:t>del proyecto</w:t>
       </w:r>
-      <w:bookmarkEnd w:id="23"/>
+      <w:bookmarkEnd w:id="24"/>
     </w:p>
     <w:p>
       <w:pPr>
@@ -9008,14 +9146,14 @@
           <w:rFonts w:ascii="Arial" w:hAnsi="Arial" w:cs="Arial"/>
         </w:rPr>
       </w:pPr>
-      <w:bookmarkStart w:id="24" w:name="_Toc232714089"/>
+      <w:bookmarkStart w:id="25" w:name="_Toc232714902"/>
       <w:r>
         <w:rPr>
           <w:rFonts w:ascii="Arial" w:hAnsi="Arial" w:cs="Arial"/>
         </w:rPr>
         <w:t>8.1 Factibilidad técnica</w:t>
       </w:r>
-      <w:bookmarkEnd w:id="24"/>
+      <w:bookmarkEnd w:id="25"/>
       <w:r>
         <w:rPr>
           <w:rFonts w:ascii="Arial" w:hAnsi="Arial" w:cs="Arial"/>
@@ -9358,7 +9496,73 @@
         <w:rPr>
           <w:rFonts w:ascii="Arial" w:hAnsi="Arial" w:cs="Arial"/>
         </w:rPr>
-        <w:t xml:space="preserve">Estación de trabajo de escritorio provista por el equipo técnico para el monitoreo local (especificaciones mínimas: Intel i5, 8GB RAM). </w:t>
+        <w:t xml:space="preserve">Notebook </w:t>
+      </w:r>
+      <w:r>
+        <w:rPr>
+          <w:rFonts w:ascii="Arial" w:hAnsi="Arial" w:cs="Arial"/>
+        </w:rPr>
+        <w:t xml:space="preserve">HP </w:t>
+      </w:r>
+      <w:proofErr w:type="spellStart"/>
+      <w:r>
+        <w:rPr>
+          <w:rFonts w:ascii="Arial" w:hAnsi="Arial" w:cs="Arial"/>
+        </w:rPr>
+        <w:t>EliteBook</w:t>
+      </w:r>
+      <w:proofErr w:type="spellEnd"/>
+      <w:r>
+        <w:rPr>
+          <w:rFonts w:ascii="Arial" w:hAnsi="Arial" w:cs="Arial"/>
+        </w:rPr>
+        <w:t xml:space="preserve"> de trabajo</w:t>
+      </w:r>
+      <w:r>
+        <w:rPr>
+          <w:rFonts w:ascii="Arial" w:hAnsi="Arial" w:cs="Arial"/>
+        </w:rPr>
+        <w:t xml:space="preserve"> </w:t>
+      </w:r>
+      <w:r>
+        <w:rPr>
+          <w:rFonts w:ascii="Arial" w:hAnsi="Arial" w:cs="Arial"/>
+        </w:rPr>
+        <w:t>para</w:t>
+      </w:r>
+      <w:r>
+        <w:rPr>
+          <w:rFonts w:ascii="Arial" w:hAnsi="Arial" w:cs="Arial"/>
+        </w:rPr>
+        <w:t xml:space="preserve"> el equipo técnico para el monitoreo local </w:t>
+      </w:r>
+    </w:p>
+    <w:p>
+      <w:pPr>
+        <w:pStyle w:val="Prrafodelista"/>
+        <w:spacing w:line="240" w:lineRule="auto"/>
+        <w:ind w:left="3552"/>
+        <w:rPr>
+          <w:rFonts w:ascii="Arial" w:hAnsi="Arial" w:cs="Arial"/>
+        </w:rPr>
+      </w:pPr>
+      <w:r>
+        <w:rPr>
+          <w:rFonts w:ascii="Arial" w:hAnsi="Arial" w:cs="Arial"/>
+        </w:rPr>
+        <w:t xml:space="preserve">(especificaciones mínimas: Intel i5, </w:t>
+      </w:r>
+      <w:r>
+        <w:rPr>
+          <w:rFonts w:ascii="Arial" w:hAnsi="Arial" w:cs="Arial"/>
+        </w:rPr>
+        <w:t>16</w:t>
+      </w:r>
+      <w:r>
+        <w:rPr>
+          <w:rFonts w:ascii="Arial" w:hAnsi="Arial" w:cs="Arial"/>
+        </w:rPr>
+        <w:t xml:space="preserve">GB RAM). </w:t>
       </w:r>
     </w:p>
     <w:p>
@@ -9377,7 +9581,19 @@
         <w:rPr>
           <w:rFonts w:ascii="Arial" w:hAnsi="Arial" w:cs="Arial"/>
         </w:rPr>
-        <w:t xml:space="preserve">Equipo UPS (Sistema de Alimentación Ininterrumpida) dedicado a proteger los componentes de cómputo locales ante cortes de energía o variaciones de voltaje. </w:t>
+        <w:t xml:space="preserve">Equipo UPS </w:t>
+      </w:r>
+      <w:r>
+        <w:rPr>
+          <w:rFonts w:ascii="Arial" w:hAnsi="Arial" w:cs="Arial"/>
+        </w:rPr>
+        <w:t xml:space="preserve"> 1500VA/900W Power Line Interactiva </w:t>
+      </w:r>
+      <w:r>
+        <w:rPr>
+          <w:rFonts w:ascii="Arial" w:hAnsi="Arial" w:cs="Arial"/>
+        </w:rPr>
+        <w:t xml:space="preserve">(Sistema de Alimentación Ininterrumpida) dedicado a proteger los componentes de cómputo locales ante cortes de energía o variaciones de voltaje. </w:t>
       </w:r>
     </w:p>
     <w:p>
@@ -10525,6 +10741,8 @@
       <w:r>
         <w:rPr>
           <w:rFonts w:ascii="Arial" w:hAnsi="Arial" w:cs="Arial"/>
+          <w:b/>
+          <w:bCs/>
           <w:sz w:val="22"/>
           <w:szCs w:val="22"/>
         </w:rPr>
@@ -10534,6 +10752,8 @@
       <w:r>
         <w:rPr>
           <w:rFonts w:ascii="Arial" w:hAnsi="Arial" w:cs="Arial"/>
+          <w:b/>
+          <w:bCs/>
           <w:sz w:val="22"/>
           <w:szCs w:val="22"/>
         </w:rPr>
@@ -10543,10 +10763,20 @@
       <w:r>
         <w:rPr>
           <w:rFonts w:ascii="Arial" w:hAnsi="Arial" w:cs="Arial"/>
+          <w:b/>
+          <w:bCs/>
           <w:sz w:val="22"/>
           <w:szCs w:val="22"/>
         </w:rPr>
-        <w:t xml:space="preserve"> Híbrido): Presenta un costo inicial (CAPEX) aparentemente bajo al reutilizar componentes genéricos. Sin embargo, eleva drásticamente los costos ocultos en horas-hombre (HH) de desarrollo técnico para lograr la integración artesanal y la calibración del software.</w:t>
+        <w:t xml:space="preserve"> Híbrido):</w:t>
+      </w:r>
+      <w:r>
+        <w:rPr>
+          <w:rFonts w:ascii="Arial" w:hAnsi="Arial" w:cs="Arial"/>
+          <w:sz w:val="22"/>
+          <w:szCs w:val="22"/>
+        </w:rPr>
+        <w:t xml:space="preserve"> Presenta un costo inicial (CAPEX) aparentemente bajo al reutilizar componentes genéricos. Sin embargo, eleva drásticamente los costos ocultos en horas-hombre (HH) de desarrollo técnico para lograr la integración artesanal y la calibración del software.</w:t>
       </w:r>
     </w:p>
     <w:p>
@@ -10570,10 +10800,20 @@
       <w:r>
         <w:rPr>
           <w:rFonts w:ascii="Arial" w:hAnsi="Arial" w:cs="Arial"/>
+          <w:b/>
+          <w:bCs/>
           <w:sz w:val="22"/>
           <w:szCs w:val="22"/>
         </w:rPr>
-        <w:t>Alternativa 2 (Kit Industrial LPR - Propuesta): Conlleva una inversión inicial media-alta (adquisición de tótems y cámaras homologadas). No obstante, el costo operativo mensual (OPEX) es drásticamente bajo (alojamiento en Hetzner Cloud por un rango de $10.000 a $30.000 CLP), amortizando la inversión a corto plazo al eliminar el gasto continuo en insumos de papel y cajeros humanos.</w:t>
+        <w:t>Alternativa 2 (Kit Industrial LPR - Propuesta):</w:t>
+      </w:r>
+      <w:r>
+        <w:rPr>
+          <w:rFonts w:ascii="Arial" w:hAnsi="Arial" w:cs="Arial"/>
+          <w:sz w:val="22"/>
+          <w:szCs w:val="22"/>
+        </w:rPr>
+        <w:t xml:space="preserve"> Conlleva una inversión inicial media-alta (adquisición de tótems y cámaras homologadas). No obstante, el costo operativo mensual (OPEX) es drásticamente bajo (alojamiento en Hetzner Cloud por un rango de $10.000 a $30.000 CLP), amortizando la inversión a corto plazo al eliminar el gasto continuo en insumos de papel y cajeros humanos.</w:t>
       </w:r>
     </w:p>
     <w:p>
@@ -10597,10 +10837,20 @@
       <w:r>
         <w:rPr>
           <w:rFonts w:ascii="Arial" w:hAnsi="Arial" w:cs="Arial"/>
+          <w:b/>
+          <w:bCs/>
           <w:sz w:val="22"/>
           <w:szCs w:val="22"/>
         </w:rPr>
-        <w:t>Alternativa 3 (Caja Negra Tradicional): Representa el costo más alto del mercado. Exige una inversión inicial exorbitante en cajeros automáticos físicos y el pago de licencias de software corporativas, sumado a un alto OPEX por la reposición constante de tickets magnéticos, rollos térmicos y manejo de valores en efectivo.</w:t>
+        <w:t>Alternativa 3 (Caja Negra Tradicional):</w:t>
+      </w:r>
+      <w:r>
+        <w:rPr>
+          <w:rFonts w:ascii="Arial" w:hAnsi="Arial" w:cs="Arial"/>
+          <w:sz w:val="22"/>
+          <w:szCs w:val="22"/>
+        </w:rPr>
+        <w:t xml:space="preserve"> Representa el costo más alto del mercado. Exige una inversión inicial exorbitante en cajeros automáticos físicos y el pago de licencias de software corporativas, sumado a un alto OPEX por la reposición constante de tickets magnéticos, rollos térmicos y manejo de valores en efectivo.</w:t>
       </w:r>
     </w:p>
     <w:p>
@@ -10643,6 +10893,8 @@
       <w:r>
         <w:rPr>
           <w:rFonts w:ascii="Arial" w:hAnsi="Arial" w:cs="Arial"/>
+          <w:b/>
+          <w:bCs/>
           <w:sz w:val="22"/>
           <w:szCs w:val="22"/>
         </w:rPr>
@@ -10652,6 +10904,8 @@
       <w:r>
         <w:rPr>
           <w:rFonts w:ascii="Arial" w:hAnsi="Arial" w:cs="Arial"/>
+          <w:b/>
+          <w:bCs/>
           <w:sz w:val="22"/>
           <w:szCs w:val="22"/>
         </w:rPr>
@@ -10661,10 +10915,20 @@
       <w:r>
         <w:rPr>
           <w:rFonts w:ascii="Arial" w:hAnsi="Arial" w:cs="Arial"/>
+          <w:b/>
+          <w:bCs/>
           <w:sz w:val="22"/>
           <w:szCs w:val="22"/>
         </w:rPr>
-        <w:t xml:space="preserve"> Híbrido): Baja escalabilidad. Replicar la solución en un segundo acceso vehicular requiere rehacer el cableado a medida y reprogramar controladores físicos (ESP32) de forma independiente, dificultando la centralización de los datos.</w:t>
+        <w:t xml:space="preserve"> Híbrido):</w:t>
+      </w:r>
+      <w:r>
+        <w:rPr>
+          <w:rFonts w:ascii="Arial" w:hAnsi="Arial" w:cs="Arial"/>
+          <w:sz w:val="22"/>
+          <w:szCs w:val="22"/>
+        </w:rPr>
+        <w:t xml:space="preserve"> Baja escalabilidad. Replicar la solución en un segundo acceso vehicular requiere rehacer el cableado a medida y reprogramar controladores físicos (ESP32) de forma independiente, dificultando la centralización de los datos.</w:t>
       </w:r>
     </w:p>
     <w:p>
@@ -10688,10 +10952,20 @@
       <w:r>
         <w:rPr>
           <w:rFonts w:ascii="Arial" w:hAnsi="Arial" w:cs="Arial"/>
+          <w:b/>
+          <w:bCs/>
           <w:sz w:val="22"/>
           <w:szCs w:val="22"/>
         </w:rPr>
-        <w:t>Alternativa 2 (Kit Industrial LPR - Propuesta): Alta escalabilidad. Al estar construida la lógica del negocio en una arquitectura web en la nube (PWA), la plataforma puede gestionar simultáneamente múltiples accesos o incluso distintas sucursales. Integrar una nueva barrera solo requiere registrar su dirección IP en la base de datos centralizada.</w:t>
+        <w:t>Alternativa 2 (Kit Industrial LPR - Propuesta):</w:t>
+      </w:r>
+      <w:r>
+        <w:rPr>
+          <w:rFonts w:ascii="Arial" w:hAnsi="Arial" w:cs="Arial"/>
+          <w:sz w:val="22"/>
+          <w:szCs w:val="22"/>
+        </w:rPr>
+        <w:t xml:space="preserve"> Alta escalabilidad. Al estar construida la lógica del negocio en una arquitectura web en la nube (PWA), la plataforma puede gestionar simultáneamente múltiples accesos o incluso distintas sucursales. Integrar una nueva barrera solo requiere registrar su dirección IP en la base de datos centralizada.</w:t>
       </w:r>
     </w:p>
     <w:p>
@@ -10715,10 +10989,20 @@
       <w:r>
         <w:rPr>
           <w:rFonts w:ascii="Arial" w:hAnsi="Arial" w:cs="Arial"/>
+          <w:b/>
+          <w:bCs/>
           <w:sz w:val="22"/>
           <w:szCs w:val="22"/>
         </w:rPr>
-        <w:t>Alternativa 3 (Caja Negra Tradicional): Escalabilidad media-baja. Crecer implica comprar módulos adicionales de hardware exclusivamente al fabricante original, generando un monopolio de proveedores y altos costos de expansión ("</w:t>
+        <w:t>Alternativa 3 (Caja Negra Tradicional):</w:t>
+      </w:r>
+      <w:r>
+        <w:rPr>
+          <w:rFonts w:ascii="Arial" w:hAnsi="Arial" w:cs="Arial"/>
+          <w:sz w:val="22"/>
+          <w:szCs w:val="22"/>
+        </w:rPr>
+        <w:t xml:space="preserve"> Escalabilidad media-baja. Crecer implica comprar módulos adicionales de hardware exclusivamente al fabricante original, generando un monopolio de proveedores y altos costos de expansión ("</w:t>
       </w:r>
       <w:proofErr w:type="spellStart"/>
       <w:r>
@@ -10796,6 +11080,8 @@
       <w:r>
         <w:rPr>
           <w:rFonts w:ascii="Arial" w:hAnsi="Arial" w:cs="Arial"/>
+          <w:b/>
+          <w:bCs/>
           <w:sz w:val="22"/>
           <w:szCs w:val="22"/>
         </w:rPr>
@@ -10805,6 +11091,8 @@
       <w:r>
         <w:rPr>
           <w:rFonts w:ascii="Arial" w:hAnsi="Arial" w:cs="Arial"/>
+          <w:b/>
+          <w:bCs/>
           <w:sz w:val="22"/>
           <w:szCs w:val="22"/>
         </w:rPr>
@@ -10814,10 +11102,20 @@
       <w:r>
         <w:rPr>
           <w:rFonts w:ascii="Arial" w:hAnsi="Arial" w:cs="Arial"/>
+          <w:b/>
+          <w:bCs/>
           <w:sz w:val="22"/>
           <w:szCs w:val="22"/>
         </w:rPr>
-        <w:t xml:space="preserve"> Híbrido): Alto riesgo técnico. El acoplamiento de cámaras genéricas con motores antiguos mediante interfaces y relés artesanales incrementa exponencialmente la tasa de fallas operacionales por pérdida de sincronismo eléctrico.</w:t>
+        <w:t xml:space="preserve"> Híbrido):</w:t>
+      </w:r>
+      <w:r>
+        <w:rPr>
+          <w:rFonts w:ascii="Arial" w:hAnsi="Arial" w:cs="Arial"/>
+          <w:sz w:val="22"/>
+          <w:szCs w:val="22"/>
+        </w:rPr>
+        <w:t xml:space="preserve"> Alto riesgo técnico. El acoplamiento de cámaras genéricas con motores antiguos mediante interfaces y relés artesanales incrementa exponencialmente la tasa de fallas operacionales por pérdida de sincronismo eléctrico.</w:t>
       </w:r>
     </w:p>
     <w:p>
@@ -10841,10 +11139,20 @@
       <w:r>
         <w:rPr>
           <w:rFonts w:ascii="Arial" w:hAnsi="Arial" w:cs="Arial"/>
+          <w:b/>
+          <w:bCs/>
           <w:sz w:val="22"/>
           <w:szCs w:val="22"/>
         </w:rPr>
-        <w:t>Alternativa 2 (Kit Industrial LPR - Propuesta): Riesgo tecnológico bajo-medio. Los terminales vienen testeados de fábrica. El principal riesgo (pérdida de enlace a internet) se mitiga nativamente mediante un búfer de memoria local (</w:t>
+        <w:t>Alternativa 2 (Kit Industrial LPR - Propuesta):</w:t>
+      </w:r>
+      <w:r>
+        <w:rPr>
+          <w:rFonts w:ascii="Arial" w:hAnsi="Arial" w:cs="Arial"/>
+          <w:sz w:val="22"/>
+          <w:szCs w:val="22"/>
+        </w:rPr>
+        <w:t xml:space="preserve"> Riesgo tecnológico bajo-medio. Los terminales vienen testeados de fábrica. El principal riesgo (pérdida de enlace a internet) se mitiga nativamente mediante un búfer de memoria local (</w:t>
       </w:r>
       <w:r>
         <w:rPr>
@@ -10886,10 +11194,20 @@
       <w:r>
         <w:rPr>
           <w:rFonts w:ascii="Arial" w:hAnsi="Arial" w:cs="Arial"/>
+          <w:b/>
+          <w:bCs/>
           <w:sz w:val="22"/>
           <w:szCs w:val="22"/>
         </w:rPr>
-        <w:t>Alternativa 3 (Caja Negra Tradicional): Bajo riesgo informático local, pero alto riesgo operativo en la recaudación, ya que la dependencia de cajeros físicos expone al recinto a vandalismo, robo de dinero en efectivo y atascos mecánicos del dispensador.</w:t>
+        <w:t>Alternativa 3 (Caja Negra Tradicional):</w:t>
+      </w:r>
+      <w:r>
+        <w:rPr>
+          <w:rFonts w:ascii="Arial" w:hAnsi="Arial" w:cs="Arial"/>
+          <w:sz w:val="22"/>
+          <w:szCs w:val="22"/>
+        </w:rPr>
+        <w:t xml:space="preserve"> Bajo riesgo informático local, pero alto riesgo operativo en la recaudación, ya que la dependencia de cajeros físicos expone al recinto a vandalismo, robo de dinero en efectivo y atascos mecánicos del dispensador.</w:t>
       </w:r>
     </w:p>
     <w:p>
@@ -10932,6 +11250,8 @@
       <w:r>
         <w:rPr>
           <w:rFonts w:ascii="Arial" w:hAnsi="Arial" w:cs="Arial"/>
+          <w:b/>
+          <w:bCs/>
           <w:sz w:val="22"/>
           <w:szCs w:val="22"/>
         </w:rPr>
@@ -10941,6 +11261,8 @@
       <w:r>
         <w:rPr>
           <w:rFonts w:ascii="Arial" w:hAnsi="Arial" w:cs="Arial"/>
+          <w:b/>
+          <w:bCs/>
           <w:sz w:val="22"/>
           <w:szCs w:val="22"/>
         </w:rPr>
@@ -10950,10 +11272,20 @@
       <w:r>
         <w:rPr>
           <w:rFonts w:ascii="Arial" w:hAnsi="Arial" w:cs="Arial"/>
+          <w:b/>
+          <w:bCs/>
           <w:sz w:val="22"/>
           <w:szCs w:val="22"/>
         </w:rPr>
-        <w:t xml:space="preserve"> Híbrido): Lenta (2 a 3 meses), derivado del proceso de ensayo y error necesario para calibrar los scripts de código abierto y hacer que hardware de distintos fabricantes se comunique correctamente en terreno.</w:t>
+        <w:t xml:space="preserve"> Híbrido):</w:t>
+      </w:r>
+      <w:r>
+        <w:rPr>
+          <w:rFonts w:ascii="Arial" w:hAnsi="Arial" w:cs="Arial"/>
+          <w:sz w:val="22"/>
+          <w:szCs w:val="22"/>
+        </w:rPr>
+        <w:t xml:space="preserve"> Lenta (2 a 3 meses), derivado del proceso de ensayo y error necesario para calibrar los scripts de código abierto y hacer que hardware de distintos fabricantes se comunique correctamente en terreno.</w:t>
       </w:r>
     </w:p>
     <w:p>
@@ -10977,10 +11309,20 @@
       <w:r>
         <w:rPr>
           <w:rFonts w:ascii="Arial" w:hAnsi="Arial" w:cs="Arial"/>
+          <w:b/>
+          <w:bCs/>
           <w:sz w:val="22"/>
           <w:szCs w:val="22"/>
         </w:rPr>
-        <w:t>Alternativa 2 (Kit Industrial LPR - Propuesta): Rápida (2 a 3 semanas). Al contratar el hardware bajo modalidad "llave en mano", la instalación física y obra civil menor toma pocos días. Esto permite al equipo de ingeniería trabajar en paralelo desarrollando el software y consumiendo la API JSON sin retrasos en la ruta crítica.</w:t>
+        <w:t>Alternativa 2 (Kit Industrial LPR - Propuesta):</w:t>
+      </w:r>
+      <w:r>
+        <w:rPr>
+          <w:rFonts w:ascii="Arial" w:hAnsi="Arial" w:cs="Arial"/>
+          <w:sz w:val="22"/>
+          <w:szCs w:val="22"/>
+        </w:rPr>
+        <w:t xml:space="preserve"> Rápida (2 a 3 semanas). Al contratar el hardware bajo modalidad "llave en mano", la instalación física y obra civil menor toma pocos días. Esto permite al equipo de ingeniería trabajar en paralelo desarrollando el software y consumiendo la API JSON sin retrasos en la ruta crítica.</w:t>
       </w:r>
     </w:p>
     <w:p>
@@ -11004,10 +11346,20 @@
       <w:r>
         <w:rPr>
           <w:rFonts w:ascii="Arial" w:hAnsi="Arial" w:cs="Arial"/>
+          <w:b/>
+          <w:bCs/>
           <w:sz w:val="22"/>
           <w:szCs w:val="22"/>
         </w:rPr>
-        <w:t>Alternativa 3 (Caja Negra Tradicional): Media (1 a 2 meses), dependiendo estrictamente de la agenda de importación, despacho e instalación del proveedor corporativo cerrado.</w:t>
+        <w:t>Alternativa 3 (Caja Negra Tradicional):</w:t>
+      </w:r>
+      <w:r>
+        <w:rPr>
+          <w:rFonts w:ascii="Arial" w:hAnsi="Arial" w:cs="Arial"/>
+          <w:sz w:val="22"/>
+          <w:szCs w:val="22"/>
+        </w:rPr>
+        <w:t xml:space="preserve"> Media (1 a 2 meses), dependiendo estrictamente de la agenda de importación, despacho e instalación del proveedor corporativo cerrado.</w:t>
       </w:r>
     </w:p>
     <w:p>
@@ -11050,6 +11402,8 @@
       <w:r>
         <w:rPr>
           <w:rFonts w:ascii="Arial" w:hAnsi="Arial" w:cs="Arial"/>
+          <w:b/>
+          <w:bCs/>
           <w:sz w:val="22"/>
           <w:szCs w:val="22"/>
         </w:rPr>
@@ -11059,6 +11413,8 @@
       <w:r>
         <w:rPr>
           <w:rFonts w:ascii="Arial" w:hAnsi="Arial" w:cs="Arial"/>
+          <w:b/>
+          <w:bCs/>
           <w:sz w:val="22"/>
           <w:szCs w:val="22"/>
         </w:rPr>
@@ -11068,10 +11424,20 @@
       <w:r>
         <w:rPr>
           <w:rFonts w:ascii="Arial" w:hAnsi="Arial" w:cs="Arial"/>
+          <w:b/>
+          <w:bCs/>
           <w:sz w:val="22"/>
           <w:szCs w:val="22"/>
         </w:rPr>
-        <w:t xml:space="preserve"> Híbrido): Seguridad media. La protección de los datos depende enteramente de la robustez de los protocolos que el equipo logre programar internamente, careciendo de certificaciones industriales estandarizadas.</w:t>
+        <w:t xml:space="preserve"> Híbrido):</w:t>
+      </w:r>
+      <w:r>
+        <w:rPr>
+          <w:rFonts w:ascii="Arial" w:hAnsi="Arial" w:cs="Arial"/>
+          <w:sz w:val="22"/>
+          <w:szCs w:val="22"/>
+        </w:rPr>
+        <w:t xml:space="preserve"> Seguridad media. La protección de los datos depende enteramente de la robustez de los protocolos que el equipo logre programar internamente, careciendo de certificaciones industriales estandarizadas.</w:t>
       </w:r>
     </w:p>
     <w:p>
@@ -11095,10 +11461,20 @@
       <w:r>
         <w:rPr>
           <w:rFonts w:ascii="Arial" w:hAnsi="Arial" w:cs="Arial"/>
+          <w:b/>
+          <w:bCs/>
           <w:sz w:val="22"/>
           <w:szCs w:val="22"/>
         </w:rPr>
-        <w:t>Alternativa 2 (Kit Industrial LPR - Propuesta): Seguridad alta. Las cámaras transmiten los datos (patentes indexadas) mediante protocolos cifrados (TLS 1.3). Al delegar el flujo transaccional a pasarelas externas (Webpay/Flow), la aplicación PWA no almacena credenciales bancarias, cumpliendo estrictamente con el estándar informático internacional PCI-DSS.</w:t>
+        <w:t>Alternativa 2 (Kit Industrial LPR - Propuesta):</w:t>
+      </w:r>
+      <w:r>
+        <w:rPr>
+          <w:rFonts w:ascii="Arial" w:hAnsi="Arial" w:cs="Arial"/>
+          <w:sz w:val="22"/>
+          <w:szCs w:val="22"/>
+        </w:rPr>
+        <w:t xml:space="preserve"> Seguridad alta. Las cámaras transmiten los datos (patentes indexadas) mediante protocolos cifrados (TLS 1.3). Al delegar el flujo transaccional a pasarelas externas (Webpay/Flow), la aplicación PWA no almacena credenciales bancarias, cumpliendo estrictamente con el estándar informático internacional PCI-DSS.</w:t>
       </w:r>
     </w:p>
     <w:p>
@@ -11122,10 +11498,20 @@
       <w:r>
         <w:rPr>
           <w:rFonts w:ascii="Arial" w:hAnsi="Arial" w:cs="Arial"/>
+          <w:b/>
+          <w:bCs/>
           <w:sz w:val="22"/>
           <w:szCs w:val="22"/>
         </w:rPr>
-        <w:t>Alternativa 3 (Caja Negra Tradicional): Seguridad informática alta (redes locales cerradas sin salida a internet), pero vulnerable a manipulación física y evasión de pagos si las barreras son forzadas.</w:t>
+        <w:t>Alternativa 3 (Caja Negra Tradicional):</w:t>
+      </w:r>
+      <w:r>
+        <w:rPr>
+          <w:rFonts w:ascii="Arial" w:hAnsi="Arial" w:cs="Arial"/>
+          <w:sz w:val="22"/>
+          <w:szCs w:val="22"/>
+        </w:rPr>
+        <w:t xml:space="preserve"> Seguridad informática alta (redes locales cerradas sin salida a internet), pero vulnerable a manipulación física y evasión de pagos si las barreras son forzadas.</w:t>
       </w:r>
     </w:p>
     <w:p>
@@ -11185,6 +11571,8 @@
       <w:r>
         <w:rPr>
           <w:rFonts w:ascii="Arial" w:hAnsi="Arial" w:cs="Arial"/>
+          <w:b/>
+          <w:bCs/>
           <w:sz w:val="22"/>
           <w:szCs w:val="22"/>
         </w:rPr>
@@ -11194,6 +11582,8 @@
       <w:r>
         <w:rPr>
           <w:rFonts w:ascii="Arial" w:hAnsi="Arial" w:cs="Arial"/>
+          <w:b/>
+          <w:bCs/>
           <w:sz w:val="22"/>
           <w:szCs w:val="22"/>
         </w:rPr>
@@ -11203,10 +11593,20 @@
       <w:r>
         <w:rPr>
           <w:rFonts w:ascii="Arial" w:hAnsi="Arial" w:cs="Arial"/>
+          <w:b/>
+          <w:bCs/>
           <w:sz w:val="22"/>
           <w:szCs w:val="22"/>
         </w:rPr>
-        <w:t xml:space="preserve"> Híbrido): Dependencia crítica. Ante cualquier falla, se requiere obligatoriamente la presencia del desarrollador original que diseñó la adaptación artesanal para diagnosticar el sistema.</w:t>
+        <w:t xml:space="preserve"> Híbrido):</w:t>
+      </w:r>
+      <w:r>
+        <w:rPr>
+          <w:rFonts w:ascii="Arial" w:hAnsi="Arial" w:cs="Arial"/>
+          <w:sz w:val="22"/>
+          <w:szCs w:val="22"/>
+        </w:rPr>
+        <w:t xml:space="preserve"> Dependencia crítica. Ante cualquier falla, se requiere obligatoriamente la presencia del desarrollador original que diseñó la adaptación artesanal para diagnosticar el sistema.</w:t>
       </w:r>
     </w:p>
     <w:p>
@@ -11230,10 +11630,20 @@
       <w:r>
         <w:rPr>
           <w:rFonts w:ascii="Arial" w:hAnsi="Arial" w:cs="Arial"/>
+          <w:b/>
+          <w:bCs/>
           <w:sz w:val="22"/>
           <w:szCs w:val="22"/>
         </w:rPr>
-        <w:t>Alternativa 2 (Kit Industrial LPR - Propuesta): Mantenimiento estandarizado y preventivo. El hardware comercial cuenta con repuestos genéricos y distribuidores locales a nivel nacional. El mantenimiento del software, al estar alojado en la nube, se realiza de forma remota sin interrumpir la operación física del recinto.</w:t>
+        <w:t>Alternativa 2 (Kit Industrial LPR - Propuesta):</w:t>
+      </w:r>
+      <w:r>
+        <w:rPr>
+          <w:rFonts w:ascii="Arial" w:hAnsi="Arial" w:cs="Arial"/>
+          <w:sz w:val="22"/>
+          <w:szCs w:val="22"/>
+        </w:rPr>
+        <w:t xml:space="preserve"> Mantenimiento estandarizado y preventivo. El hardware comercial cuenta con repuestos genéricos y distribuidores locales a nivel nacional. El mantenimiento del software, al estar alojado en la nube, se realiza de forma remota sin interrumpir la operación física del recinto.</w:t>
       </w:r>
     </w:p>
     <w:p>
@@ -11257,10 +11667,20 @@
       <w:r>
         <w:rPr>
           <w:rFonts w:ascii="Arial" w:hAnsi="Arial" w:cs="Arial"/>
+          <w:b/>
+          <w:bCs/>
           <w:sz w:val="22"/>
           <w:szCs w:val="22"/>
         </w:rPr>
-        <w:t>Alternativa 3 (Caja Negra Tradicional): Mantenimiento altamente costoso, sujeto a contratos de soporte obligatorios, visitas técnicas presenciales tarifadas y monopolizados por la marca proveedora del equipo.</w:t>
+        <w:t>Alternativa 3 (Caja Negra Tradicional):</w:t>
+      </w:r>
+      <w:r>
+        <w:rPr>
+          <w:rFonts w:ascii="Arial" w:hAnsi="Arial" w:cs="Arial"/>
+          <w:sz w:val="22"/>
+          <w:szCs w:val="22"/>
+        </w:rPr>
+        <w:t xml:space="preserve"> Mantenimiento altamente costoso, sujeto a contratos de soporte obligatorios, visitas técnicas presenciales tarifadas y monopolizados por la marca proveedora del equipo.</w:t>
       </w:r>
     </w:p>
     <w:p>
@@ -14213,7 +14633,7 @@
           <w:rFonts w:ascii="Arial" w:hAnsi="Arial" w:cs="Arial"/>
         </w:rPr>
       </w:pPr>
-      <w:bookmarkStart w:id="25" w:name="_Toc232714090"/>
+      <w:bookmarkStart w:id="26" w:name="_Toc232714903"/>
       <w:r>
         <w:rPr>
           <w:rFonts w:ascii="Arial" w:hAnsi="Arial" w:cs="Arial"/>
@@ -14221,7 +14641,7 @@
         <w:lastRenderedPageBreak/>
         <w:t>8.2 Factibilidad Operativa</w:t>
       </w:r>
-      <w:bookmarkEnd w:id="25"/>
+      <w:bookmarkEnd w:id="26"/>
     </w:p>
     <w:p>
       <w:pPr>
@@ -14926,7 +15346,7 @@
           <w:rFonts w:ascii="Arial" w:hAnsi="Arial" w:cs="Arial"/>
         </w:rPr>
       </w:pPr>
-      <w:bookmarkStart w:id="26" w:name="_Toc232714091"/>
+      <w:bookmarkStart w:id="27" w:name="_Toc232714904"/>
       <w:r>
         <w:rPr>
           <w:rFonts w:ascii="Arial" w:hAnsi="Arial" w:cs="Arial"/>
@@ -14934,7 +15354,7 @@
         <w:lastRenderedPageBreak/>
         <w:t>8.3. Planificación del proyecto</w:t>
       </w:r>
-      <w:bookmarkEnd w:id="26"/>
+      <w:bookmarkEnd w:id="27"/>
     </w:p>
     <w:p>
       <w:pPr>
@@ -15071,7 +15491,7 @@
           <w:noProof/>
         </w:rPr>
         <w:drawing>
-          <wp:inline distT="0" distB="0" distL="0" distR="0" wp14:anchorId="4E90DEE1" wp14:editId="6268ABA1">
+          <wp:inline distT="0" distB="0" distL="0" distR="0" wp14:anchorId="4E90DEE1" wp14:editId="648BDD9D">
             <wp:extent cx="5610860" cy="2004060"/>
             <wp:effectExtent l="0" t="0" r="8890" b="0"/>
             <wp:docPr id="2086349323" name="Imagen 2"/>
@@ -15144,7 +15564,7 @@
           <w:rFonts w:ascii="Arial" w:hAnsi="Arial" w:cs="Arial"/>
         </w:rPr>
       </w:pPr>
-      <w:bookmarkStart w:id="27" w:name="_Toc232714092"/>
+      <w:bookmarkStart w:id="28" w:name="_Toc232714905"/>
       <w:r>
         <w:rPr>
           <w:rFonts w:ascii="Arial" w:hAnsi="Arial" w:cs="Arial"/>
@@ -15164,7 +15584,7 @@
         </w:rPr>
         <w:t>Factibilidad Legal</w:t>
       </w:r>
-      <w:bookmarkEnd w:id="27"/>
+      <w:bookmarkEnd w:id="28"/>
       <w:r>
         <w:rPr>
           <w:rFonts w:ascii="Arial" w:eastAsia="Times New Roman" w:hAnsi="Arial" w:cs="Arial"/>
@@ -16436,7 +16856,7 @@
           <w:rFonts w:ascii="Arial" w:hAnsi="Arial" w:cs="Arial"/>
         </w:rPr>
       </w:pPr>
-      <w:bookmarkStart w:id="28" w:name="_Toc232714093"/>
+      <w:bookmarkStart w:id="29" w:name="_Toc232714906"/>
       <w:r>
         <w:rPr>
           <w:rFonts w:ascii="Arial" w:hAnsi="Arial" w:cs="Arial"/>
@@ -16456,7 +16876,7 @@
         </w:rPr>
         <w:t>Factibilidad económica</w:t>
       </w:r>
-      <w:bookmarkEnd w:id="28"/>
+      <w:bookmarkEnd w:id="29"/>
     </w:p>
     <w:p>
       <w:pPr>
@@ -17231,8 +17651,8 @@
         </w:rPr>
         <w:tab/>
       </w:r>
-      <w:bookmarkStart w:id="29" w:name="_MON_1843325921"/>
-      <w:bookmarkEnd w:id="29"/>
+      <w:bookmarkStart w:id="30" w:name="_MON_1843325921"/>
+      <w:bookmarkEnd w:id="30"/>
       <w:r>
         <w:rPr>
           <w:rFonts w:ascii="Arial" w:hAnsi="Arial" w:cs="Arial"/>
@@ -17257,10 +17677,10 @@
             <v:path o:extrusionok="f" gradientshapeok="t" o:connecttype="rect"/>
             <o:lock v:ext="edit" aspectratio="t"/>
           </v:shapetype>
-          <v:shape id="_x0000_i1029" type="#_x0000_t75" style="width:77.35pt;height:49.95pt" o:ole="">
+          <v:shape id="_x0000_i1025" type="#_x0000_t75" style="width:77.35pt;height:49.95pt" o:ole="">
             <v:imagedata r:id="rId18" o:title=""/>
           </v:shape>
-          <o:OLEObject Type="Embed" ProgID="Excel.Sheet.12" ShapeID="_x0000_i1029" DrawAspect="Icon" ObjectID="_1843326816" r:id="rId19"/>
+          <o:OLEObject Type="Embed" ProgID="Excel.Sheet.12" ShapeID="_x0000_i1025" DrawAspect="Icon" ObjectID="_1843328663" r:id="rId19"/>
         </w:object>
       </w:r>
     </w:p>
@@ -17317,7 +17737,7 @@
           <w:rFonts w:ascii="Arial" w:hAnsi="Arial" w:cs="Arial"/>
         </w:rPr>
       </w:pPr>
-      <w:bookmarkStart w:id="30" w:name="_Toc232714094"/>
+      <w:bookmarkStart w:id="31" w:name="_Toc232714907"/>
       <w:r>
         <w:rPr>
           <w:rFonts w:ascii="Arial" w:hAnsi="Arial" w:cs="Arial"/>
@@ -17337,7 +17757,7 @@
         </w:rPr>
         <w:t>RIESGOS</w:t>
       </w:r>
-      <w:bookmarkEnd w:id="30"/>
+      <w:bookmarkEnd w:id="31"/>
     </w:p>
     <w:p>
       <w:pPr>
@@ -18012,23 +18432,15 @@
           <w:rFonts w:ascii="Arial" w:hAnsi="Arial" w:cs="Arial"/>
         </w:rPr>
       </w:pPr>
-    </w:p>
-    <w:p>
-      <w:pPr>
-        <w:pStyle w:val="Ttulo2"/>
-        <w:spacing w:line="240" w:lineRule="auto"/>
-        <w:rPr>
-          <w:rFonts w:ascii="Arial" w:hAnsi="Arial" w:cs="Arial"/>
-        </w:rPr>
-      </w:pPr>
-      <w:bookmarkStart w:id="31" w:name="_Toc232714095"/>
-      <w:r>
-        <w:rPr>
-          <w:rFonts w:ascii="Arial" w:hAnsi="Arial" w:cs="Arial"/>
-        </w:rPr>
+      <w:bookmarkStart w:id="32" w:name="_Toc232714908"/>
+      <w:r>
+        <w:rPr>
+          <w:rFonts w:ascii="Arial" w:hAnsi="Arial" w:cs="Arial"/>
+        </w:rPr>
+        <w:lastRenderedPageBreak/>
         <w:t>10. CONCLUSIONES</w:t>
       </w:r>
-      <w:bookmarkEnd w:id="31"/>
+      <w:bookmarkEnd w:id="32"/>
     </w:p>
     <w:p>
       <w:pPr>
@@ -18064,7 +18476,7 @@
           <w:lang w:eastAsia="es-CL"/>
         </w:rPr>
       </w:pPr>
-      <w:bookmarkStart w:id="32" w:name="_Toc232714096"/>
+      <w:bookmarkStart w:id="33" w:name="_Toc232714909"/>
       <w:r>
         <w:rPr>
           <w:rFonts w:ascii="Arial" w:eastAsia="Times New Roman" w:hAnsi="Arial" w:cs="Arial"/>
@@ -18072,7 +18484,7 @@
         </w:rPr>
         <w:t>10.1 Viabilidad Integral del Proyecto</w:t>
       </w:r>
-      <w:bookmarkEnd w:id="32"/>
+      <w:bookmarkEnd w:id="33"/>
     </w:p>
     <w:p>
       <w:pPr>
@@ -18366,7 +18778,7 @@
           <w:lang w:eastAsia="es-CL"/>
         </w:rPr>
       </w:pPr>
-      <w:bookmarkStart w:id="33" w:name="_Toc232714097"/>
+      <w:bookmarkStart w:id="34" w:name="_Toc232714910"/>
       <w:r>
         <w:rPr>
           <w:rFonts w:ascii="Arial" w:eastAsia="Times New Roman" w:hAnsi="Arial" w:cs="Arial"/>
@@ -18375,7 +18787,7 @@
         <w:lastRenderedPageBreak/>
         <w:t>10.2 Control de Riesgos y Sostenibilidad</w:t>
       </w:r>
-      <w:bookmarkEnd w:id="33"/>
+      <w:bookmarkEnd w:id="34"/>
     </w:p>
     <w:p>
       <w:pPr>
@@ -18485,7 +18897,7 @@
           <w:lang w:eastAsia="es-CL"/>
         </w:rPr>
       </w:pPr>
-      <w:bookmarkStart w:id="34" w:name="_Toc232714098"/>
+      <w:bookmarkStart w:id="35" w:name="_Toc232714911"/>
       <w:r>
         <w:rPr>
           <w:rFonts w:ascii="Arial" w:eastAsia="Times New Roman" w:hAnsi="Arial" w:cs="Arial"/>
@@ -18493,7 +18905,7 @@
         </w:rPr>
         <w:t>10.3 Recomendación Final de Implementación</w:t>
       </w:r>
-      <w:bookmarkEnd w:id="34"/>
+      <w:bookmarkEnd w:id="35"/>
     </w:p>
     <w:p>
       <w:pPr>
@@ -18603,7 +19015,7 @@
           <w:rFonts w:ascii="Arial" w:hAnsi="Arial" w:cs="Arial"/>
         </w:rPr>
       </w:pPr>
-      <w:bookmarkStart w:id="35" w:name="_Toc232714099"/>
+      <w:bookmarkStart w:id="36" w:name="_Toc232714912"/>
       <w:r>
         <w:rPr>
           <w:rFonts w:ascii="Arial" w:hAnsi="Arial" w:cs="Arial"/>
@@ -18622,7 +19034,7 @@
         </w:rPr>
         <w:t>. Referencias</w:t>
       </w:r>
-      <w:bookmarkEnd w:id="35"/>
+      <w:bookmarkEnd w:id="36"/>
     </w:p>
     <w:p>
       <w:pPr>
@@ -19134,7 +19546,7 @@
         </w:rPr>
         <w:br w:type="page"/>
       </w:r>
-      <w:bookmarkStart w:id="36" w:name="_Toc232714100"/>
+      <w:bookmarkStart w:id="37" w:name="_Toc232714913"/>
       <w:r>
         <w:rPr>
           <w:rFonts w:ascii="Arial" w:hAnsi="Arial" w:cs="Arial"/>
@@ -19142,7 +19554,7 @@
         <w:lastRenderedPageBreak/>
         <w:t>12. ANEXOS</w:t>
       </w:r>
-      <w:bookmarkEnd w:id="36"/>
+      <w:bookmarkEnd w:id="37"/>
     </w:p>
     <w:p>
       <w:pPr>
@@ -19159,14 +19571,14 @@
           <w:rFonts w:ascii="Arial" w:hAnsi="Arial" w:cs="Arial"/>
         </w:rPr>
       </w:pPr>
-      <w:bookmarkStart w:id="37" w:name="_Toc232714101"/>
+      <w:bookmarkStart w:id="38" w:name="_Toc232714914"/>
       <w:r>
         <w:rPr>
           <w:rFonts w:ascii="Arial" w:hAnsi="Arial" w:cs="Arial"/>
         </w:rPr>
         <w:t>Anexo A</w:t>
       </w:r>
-      <w:bookmarkEnd w:id="37"/>
+      <w:bookmarkEnd w:id="38"/>
     </w:p>
     <w:p>
       <w:pPr>
@@ -20484,15 +20896,6 @@
     </w:p>
     <w:p>
       <w:pPr>
-        <w:pStyle w:val="Ttulo3"/>
-        <w:ind w:left="708"/>
-        <w:rPr>
-          <w:rFonts w:ascii="Arial" w:hAnsi="Arial" w:cs="Arial"/>
-        </w:rPr>
-      </w:pPr>
-    </w:p>
-    <w:p>
-      <w:pPr>
         <w:rPr>
           <w:rFonts w:ascii="Arial" w:eastAsiaTheme="majorEastAsia" w:hAnsi="Arial" w:cs="Arial"/>
           <w:color w:val="0F4761" w:themeColor="accent1" w:themeShade="BF"/>
@@ -20515,7 +20918,7 @@
           <w:rFonts w:ascii="Arial" w:hAnsi="Arial" w:cs="Arial"/>
         </w:rPr>
       </w:pPr>
-      <w:bookmarkStart w:id="38" w:name="_Toc232714102"/>
+      <w:bookmarkStart w:id="39" w:name="_Toc232714915"/>
       <w:r>
         <w:rPr>
           <w:rFonts w:ascii="Arial" w:hAnsi="Arial" w:cs="Arial"/>
@@ -20523,7 +20926,7 @@
         <w:lastRenderedPageBreak/>
         <w:t>Anexo B</w:t>
       </w:r>
-      <w:bookmarkEnd w:id="38"/>
+      <w:bookmarkEnd w:id="39"/>
     </w:p>
     <w:p>
       <w:pPr>
@@ -20830,21 +21233,49 @@
         <w:rPr>
           <w:rFonts w:ascii="Arial" w:hAnsi="Arial" w:cs="Arial"/>
         </w:rPr>
-        <w:t xml:space="preserve">El diseño y materialización de SMARTPARK me ha brindado una visión integral sobre cómo la tecnología debe estar al servicio de las personas, priorizando siempre la experiencia del usuario. Durante este proyecto, mi rol principal estuvo orientado al desarrollo del </w:t>
+        <w:t>El diseño y materialización de SMARTPARK me ha brindado una visión integral sobre cómo la tecnología debe estar al servicio de las personas, priorizando siempre la experiencia del usuario. Durante este proyecto, mi rol principal estuvo orientado al diseño avanzado de la interfaz de usuario (UI/UX), la arquitectura de la experiencia de usuario y la supervisión del Aseguramiento de Calidad (QA) de la Aplicación Web Progresiva (PWA). Mi mayor aporte fue traducir la compleja arquitectura de bases de datos y algoritmos de cobro en un modelado de pantallas limpio, intuitivo y rápido. Esto se logró mediante la creación de prototipos interactivos de alta fidelidad que definieron con precisión la secuencia visual con la que un conductor interactuaría al escanear un código QR con su teléfono, revisar su tiempo de estadía y pagar su tarifa en cuestión de segundos, eliminando la fricción de descargar aplicaciones pesadas desde la App Store o Google Play.</w:t>
+      </w:r>
+    </w:p>
+    <w:p>
+      <w:pPr>
+        <w:ind w:left="708"/>
+        <w:rPr>
+          <w:rFonts w:ascii="Arial" w:hAnsi="Arial" w:cs="Arial"/>
+        </w:rPr>
+      </w:pPr>
+      <w:r>
+        <w:rPr>
+          <w:rFonts w:ascii="Arial" w:hAnsi="Arial" w:cs="Arial"/>
+        </w:rPr>
+        <w:t xml:space="preserve">Durante la fase de estudio de mercado, obtuve aprendizajes vitales respecto al comportamiento humano frente a la automatización. Aprendí que la transformación digital genera resistencia, y que nuestro deber como ingenieros es mitigar esa fricción desde la etapa de diseño conceptual. Entendí que la tecnología </w:t>
       </w:r>
       <w:proofErr w:type="spellStart"/>
       <w:r>
         <w:rPr>
           <w:rFonts w:ascii="Arial" w:hAnsi="Arial" w:cs="Arial"/>
         </w:rPr>
-        <w:t>Frontend</w:t>
+        <w:t>Ticketless</w:t>
       </w:r>
       <w:proofErr w:type="spellEnd"/>
       <w:r>
         <w:rPr>
           <w:rFonts w:ascii="Arial" w:hAnsi="Arial" w:cs="Arial"/>
         </w:rPr>
-        <w:t xml:space="preserve"> de la Aplicación Web Progresiva (PWA) y al diseño de la interfaz de usuario (UI/UX). Mi mayor aporte fue traducir la compleja arquitectura de bases de datos y algoritmos de cobro en una pantalla limpia, intuitiva y rápida, permitiendo que un conductor pudiera escanear un código QR con su teléfono, revisar su tiempo de estadía y pagar su tarifa en cuestión de segundos, sin necesidad de descargar aplicaciones pesadas desde la App Store o Google Play.</w:t>
+        <w:t xml:space="preserve"> no es efectiva si el usuario no cuenta con una interfaz </w:t>
+      </w:r>
+      <w:proofErr w:type="spellStart"/>
+      <w:r>
+        <w:rPr>
+          <w:rFonts w:ascii="Arial" w:hAnsi="Arial" w:cs="Arial"/>
+        </w:rPr>
+        <w:t>autoexplicativa</w:t>
+      </w:r>
+      <w:proofErr w:type="spellEnd"/>
+      <w:r>
+        <w:rPr>
+          <w:rFonts w:ascii="Arial" w:hAnsi="Arial" w:cs="Arial"/>
+        </w:rPr>
+        <w:t xml:space="preserve"> y amigable con la cual interactuar de manera fluida.</w:t>
       </w:r>
     </w:p>
     <w:p>
@@ -20858,58 +21289,8 @@
         <w:rPr>
           <w:rFonts w:ascii="Arial" w:hAnsi="Arial" w:cs="Arial"/>
         </w:rPr>
-        <w:t xml:space="preserve">Durante la fase de estudio de mercado, obtuve aprendizajes vitales respecto al comportamiento humano frente a la automatización. Aprendí que la transformación digital genera resistencia, y que nuestro deber como desarrolladores es mitigar esa fricción. Entendí que la tecnología </w:t>
-      </w:r>
-      <w:proofErr w:type="spellStart"/>
-      <w:r>
-        <w:rPr>
-          <w:rFonts w:ascii="Arial" w:hAnsi="Arial" w:cs="Arial"/>
-        </w:rPr>
-        <w:t>Ticketless</w:t>
-      </w:r>
-      <w:proofErr w:type="spellEnd"/>
-      <w:r>
-        <w:rPr>
-          <w:rFonts w:ascii="Arial" w:hAnsi="Arial" w:cs="Arial"/>
-        </w:rPr>
-        <w:t xml:space="preserve"> no funciona si el usuario no sabe cómo interactuar con ella.</w:t>
-      </w:r>
-    </w:p>
-    <w:p>
-      <w:pPr>
-        <w:ind w:left="708"/>
-        <w:rPr>
-          <w:rFonts w:ascii="Arial" w:hAnsi="Arial" w:cs="Arial"/>
-        </w:rPr>
-      </w:pPr>
-      <w:r>
-        <w:rPr>
-          <w:rFonts w:ascii="Arial" w:hAnsi="Arial" w:cs="Arial"/>
-        </w:rPr>
-        <w:t xml:space="preserve">La principal dificultad que enfrenté en el desarrollo del </w:t>
-      </w:r>
-      <w:proofErr w:type="spellStart"/>
-      <w:r>
-        <w:rPr>
-          <w:rFonts w:ascii="Arial" w:hAnsi="Arial" w:cs="Arial"/>
-        </w:rPr>
-        <w:t>frontend</w:t>
-      </w:r>
-      <w:proofErr w:type="spellEnd"/>
-      <w:r>
-        <w:rPr>
-          <w:rFonts w:ascii="Arial" w:hAnsi="Arial" w:cs="Arial"/>
-        </w:rPr>
-        <w:t xml:space="preserve"> fue lidiar con la "brecha digital", especialmente pensando en usuarios mayores o menos familiarizados con los pagos electrónicos (como Transbank o Flow). Para solucionar este obstáculo, diseñé el flujo de navegación basándome en la regla de los tres clics y propuse la implementación de señalética visual clara en el recinto, acompañada de un protocolo de "Apertura manual por excepción" para evitar bloqueos operativos. Esta experiencia marca un antes y un después en mi desarrollo profesional. Me ha enseñado que un futuro Ingeniero en Informática no puede diseñar software encerrado en un laboratorio; debe salir a terreno, medir los tiempos de reacción, escuchar los dolores del cliente y programar interfaces que sean accesibles, eficientes y empáticas con la diversidad de usuarios que coexisten en el espacio público.</w:t>
-      </w:r>
-    </w:p>
-    <w:p>
-      <w:pPr>
-        <w:ind w:left="708"/>
-        <w:rPr>
-          <w:rFonts w:ascii="Arial" w:hAnsi="Arial" w:cs="Arial"/>
-        </w:rPr>
-      </w:pPr>
+        <w:t>La principal dificultad que enfrenté en el diseño de la experiencia y la validación de interfaces fue lidiar con la "brecha digital", especialmente pensando en usuarios mayores o menos familiarizados con las pasarelas de pagos electrónicos nacionales (como Transbank o Flow). Para solucionar este obstáculo, estructuré el flujo de navegación basándome rigurosamente en la regla de los tres clics, reduciendo la carga cognitiva del conductor. Asimismo, coordiné la implementación de señalética visual clara en el recinto perimetral y propuse el protocolo lógico de "Apertura manual por excepción" para la gestión de contingencias, evitando bloqueos operativos en terreno. Esta experiencia marca un antes y un después en mi desarrollo profesional. Me ha enseñado que un futuro Ingeniero en Informática no puede concebir soluciones encerrado en un laboratorio; debe salir a terreno, medir los tiempos de reacción, escuchar los dolores del cliente y diseñar interfaces que sean accesibles, eficientes y empáticas con la diversidad de usuarios que coexisten en el espacio público.</w:t>
+      </w:r>
     </w:p>
     <w:p>
       <w:pPr>
@@ -30415,6 +30796,7 @@
     <w:rsid w:val="003718BE"/>
     <w:rsid w:val="0037583F"/>
     <w:rsid w:val="00382E6B"/>
+    <w:rsid w:val="0043356F"/>
     <w:rsid w:val="00496B79"/>
     <w:rsid w:val="0050329A"/>
     <w:rsid w:val="00513229"/>
@@ -30423,6 +30805,7 @@
     <w:rsid w:val="006B5F05"/>
     <w:rsid w:val="00713A04"/>
     <w:rsid w:val="00722813"/>
+    <w:rsid w:val="00765A35"/>
     <w:rsid w:val="007B702F"/>
     <w:rsid w:val="008A008B"/>
     <w:rsid w:val="008C500E"/>
@@ -30434,10 +30817,14 @@
     <w:rsid w:val="00D26E02"/>
     <w:rsid w:val="00D77625"/>
     <w:rsid w:val="00D9716A"/>
+    <w:rsid w:val="00DB08BC"/>
     <w:rsid w:val="00DE5D8C"/>
     <w:rsid w:val="00E22880"/>
+    <w:rsid w:val="00E448D7"/>
     <w:rsid w:val="00EA592C"/>
     <w:rsid w:val="00F02B86"/>
+    <w:rsid w:val="00F51715"/>
+    <w:rsid w:val="00F67CEA"/>
   </w:rsids>
   <m:mathPr>
     <m:mathFont m:val="Cambria Math"/>
